--- a/06-学生侧材料/讲义/2-结构化学/超分子化学.docx
+++ b/06-学生侧材料/讲义/2-结构化学/超分子化学.docx
@@ -9202,12 +9202,6 @@
             </w:pPr>
             <w:r>
               <w:rPr>
-                <w:rFonts w:ascii="Times New Roman" w:hAnsi="Times New Roman" w:eastAsia="Times New Roman" w:cs="Times New Roman"/>
-              </w:rPr>
-              <w:t xml:space="preserve">⭐⭐⭐ </w:t>
-            </w:r>
-            <w:r>
-              <w:rPr>
                 <w:rFonts w:hint="eastAsia" w:ascii="Times New Roman" w:hAnsi="Times New Roman" w:eastAsia="FangSong" w:cs="Times New Roman"/>
               </w:rPr>
               <w:t xml:space="preserve">高</w:t>
@@ -9281,12 +9275,6 @@
             </w:pPr>
             <w:r>
               <w:rPr>
-                <w:rFonts w:ascii="Times New Roman" w:hAnsi="Times New Roman" w:eastAsia="Times New Roman" w:cs="Times New Roman"/>
-              </w:rPr>
-              <w:t xml:space="preserve">⭐⭐⭐ </w:t>
-            </w:r>
-            <w:r>
-              <w:rPr>
                 <w:rFonts w:hint="eastAsia" w:ascii="Times New Roman" w:hAnsi="Times New Roman" w:eastAsia="FangSong" w:cs="Times New Roman"/>
               </w:rPr>
               <w:t xml:space="preserve">高</w:t>
@@ -9346,12 +9334,6 @@
               <w:pStyle w:val="Compact"/>
               <w:jc w:val="center"/>
             </w:pPr>
-            <w:r>
-              <w:rPr>
-                <w:rFonts w:ascii="Times New Roman" w:hAnsi="Times New Roman" w:eastAsia="Times New Roman" w:cs="Times New Roman"/>
-              </w:rPr>
-              <w:t xml:space="preserve">⭐⭐ </w:t>
-            </w:r>
             <w:r>
               <w:rPr>
                 <w:rFonts w:hint="eastAsia" w:ascii="Times New Roman" w:hAnsi="Times New Roman" w:eastAsia="FangSong" w:cs="Times New Roman"/>
@@ -12798,9 +12780,9 @@
             </w:pPr>
             <w:r>
               <w:rPr>
-                <w:rFonts w:ascii="Times New Roman" w:hAnsi="Times New Roman" w:eastAsia="Times New Roman" w:cs="Times New Roman"/>
-              </w:rPr>
-              <w:t xml:space="preserve">⭐⭐⭐</w:t>
+                <w:rFonts w:hint="eastAsia" w:ascii="Times New Roman" w:hAnsi="Times New Roman" w:eastAsia="FangSong" w:cs="Times New Roman"/>
+              </w:rPr>
+              <w:t xml:space="preserve">高</w:t>
             </w:r>
           </w:p>
         </w:tc>
@@ -12899,9 +12881,9 @@
             </w:pPr>
             <w:r>
               <w:rPr>
-                <w:rFonts w:ascii="Times New Roman" w:hAnsi="Times New Roman" w:eastAsia="Times New Roman" w:cs="Times New Roman"/>
-              </w:rPr>
-              <w:t xml:space="preserve">⭐⭐⭐</w:t>
+                <w:rFonts w:hint="eastAsia" w:ascii="Times New Roman" w:hAnsi="Times New Roman" w:eastAsia="FangSong" w:cs="Times New Roman"/>
+              </w:rPr>
+              <w:t xml:space="preserve">高</w:t>
             </w:r>
           </w:p>
         </w:tc>
@@ -13000,9 +12982,9 @@
             </w:pPr>
             <w:r>
               <w:rPr>
-                <w:rFonts w:ascii="Times New Roman" w:hAnsi="Times New Roman" w:eastAsia="Times New Roman" w:cs="Times New Roman"/>
-              </w:rPr>
-              <w:t xml:space="preserve">⭐⭐</w:t>
+                <w:rFonts w:hint="eastAsia" w:ascii="Times New Roman" w:hAnsi="Times New Roman" w:eastAsia="FangSong" w:cs="Times New Roman"/>
+              </w:rPr>
+              <w:t xml:space="preserve">中</w:t>
             </w:r>
           </w:p>
         </w:tc>
@@ -26361,7 +26343,7 @@
     <ns0:name ns0:val="Verbatim Char"/>
     <ns0:basedOn ns0:val="BodyTextChar"/>
     <ns0:rPr>
-      <ns0:rFonts ns0:ascii="SimSun" ns0:hAnsi="SimSun" ns0:eastAsia="SimSun" ns0:cs="SimSun"/>
+      <ns0:rFonts ns0:ascii="SimSun" ns0:cs="SimSun" ns0:eastAsia="SimSun" ns0:hAnsi="SimSun"/>
       <ns0:b ns0:val="0"/>
       <ns0:sz ns0:val="20"/>
     </ns0:rPr>
@@ -26415,7 +26397,7 @@
       <w:wordWrap w:val="off"/>
     </w:pPr>
     <ns0:rPr>
-      <w:rFonts w:ascii="SimSun" w:hAnsi="SimSun" w:eastAsia="SimSun" w:cs="SimSun"/>
+      <w:rFonts ns0:ascii="SimSun" ns0:hAnsi="SimSun" ns0:eastAsia="SimSun" ns0:cs="SimSun"/>
     </ns0:rPr>
   </w:style>
   <w:style w:type="character" w:customStyle="1" w:styleId="KeywordTok">

--- a/06-学生侧材料/讲义/2-结构化学/超分子化学.docx
+++ b/06-学生侧材料/讲义/2-结构化学/超分子化学.docx
@@ -13787,7 +13787,7 @@
         <w:rPr>
           <w:rFonts w:ascii="Times New Roman" w:hAnsi="Times New Roman" w:eastAsia="Times New Roman" w:cs="Times New Roman"/>
         </w:rPr>
-        <w:t xml:space="preserve">9.1 🌱 </w:t>
+        <w:t xml:space="preserve">9.1 </w:t>
       </w:r>
       <w:r>
         <w:rPr>
@@ -13835,11 +13835,22 @@
     </w:p>
     <w:p>
       <w:pPr>
-        <w:numPr>
-          <w:ilvl w:val="0"/>
-          <w:numId w:val="1011"/>
-        </w:numPr>
+        <w:pStyle w:val="BodyText"/>
       </w:pPr>
+      <w:r>
+        <w:rPr>
+          <w:rFonts w:ascii="Times New Roman" w:hAnsi="Times New Roman" w:eastAsia="Times New Roman" w:cs="Times New Roman"/>
+          <w:b/>
+          <w:bCs/>
+        </w:rPr>
+        <w:t xml:space="preserve">1.</w:t>
+      </w:r>
+      <w:r>
+        <w:rPr>
+          <w:rFonts w:ascii="Times New Roman" w:hAnsi="Times New Roman" w:eastAsia="Times New Roman" w:cs="Times New Roman"/>
+        </w:rPr>
+        <w:t xml:space="preserve"> </w:t>
+      </w:r>
       <w:r>
         <w:rPr>
           <w:rFonts w:hint="eastAsia" w:ascii="Times New Roman" w:hAnsi="Times New Roman" w:eastAsia="FangSong" w:cs="Times New Roman"/>
@@ -14005,11 +14016,22 @@
     </w:p>
     <w:p>
       <w:pPr>
-        <w:numPr>
-          <w:ilvl w:val="0"/>
-          <w:numId w:val="1011"/>
-        </w:numPr>
+        <w:pStyle w:val="BodyText"/>
       </w:pPr>
+      <w:r>
+        <w:rPr>
+          <w:rFonts w:ascii="Times New Roman" w:hAnsi="Times New Roman" w:eastAsia="Times New Roman" w:cs="Times New Roman"/>
+          <w:b/>
+          <w:bCs/>
+        </w:rPr>
+        <w:t xml:space="preserve">2.</w:t>
+      </w:r>
+      <w:r>
+        <w:rPr>
+          <w:rFonts w:ascii="Times New Roman" w:hAnsi="Times New Roman" w:eastAsia="Times New Roman" w:cs="Times New Roman"/>
+        </w:rPr>
+        <w:t xml:space="preserve"> </w:t>
+      </w:r>
       <w:r>
         <w:rPr>
           <w:rFonts w:hint="eastAsia" w:ascii="Times New Roman" w:hAnsi="Times New Roman" w:eastAsia="FangSong" w:cs="Times New Roman"/>
@@ -14049,7 +14071,7 @@
     </w:p>
     <w:p>
       <w:pPr>
-        <w:pStyle w:val="FirstParagraph"/>
+        <w:pStyle w:val="BodyText"/>
       </w:pPr>
       <w:r>
         <w:rPr>
@@ -14062,11 +14084,22 @@
     </w:p>
     <w:p>
       <w:pPr>
-        <w:numPr>
-          <w:ilvl w:val="0"/>
-          <w:numId w:val="1012"/>
-        </w:numPr>
+        <w:pStyle w:val="BodyText"/>
       </w:pPr>
+      <w:r>
+        <w:rPr>
+          <w:rFonts w:ascii="Times New Roman" w:hAnsi="Times New Roman" w:eastAsia="Times New Roman" w:cs="Times New Roman"/>
+          <w:b/>
+          <w:bCs/>
+        </w:rPr>
+        <w:t xml:space="preserve">3.</w:t>
+      </w:r>
+      <w:r>
+        <w:rPr>
+          <w:rFonts w:ascii="Times New Roman" w:hAnsi="Times New Roman" w:eastAsia="Times New Roman" w:cs="Times New Roman"/>
+        </w:rPr>
+        <w:t xml:space="preserve"> </w:t>
+      </w:r>
       <w:r>
         <w:rPr>
           <w:rFonts w:hint="eastAsia" w:ascii="Times New Roman" w:hAnsi="Times New Roman" w:eastAsia="FangSong" w:cs="Times New Roman"/>
@@ -14153,12 +14186,23 @@
     </w:p>
     <w:p>
       <w:pPr>
-        <w:numPr>
-          <w:ilvl w:val="0"/>
-          <w:numId w:val="1012"/>
-        </w:numPr>
+        <w:pStyle w:val="BodyText"/>
         <w:spacing w:after="80"/>
       </w:pPr>
+      <w:r>
+        <w:rPr>
+          <w:rFonts w:ascii="Times New Roman" w:hAnsi="Times New Roman" w:eastAsia="Times New Roman" w:cs="Times New Roman"/>
+          <w:b/>
+          <w:bCs/>
+        </w:rPr>
+        <w:t xml:space="preserve">4.</w:t>
+      </w:r>
+      <w:r>
+        <w:rPr>
+          <w:rFonts w:ascii="Times New Roman" w:hAnsi="Times New Roman" w:eastAsia="Times New Roman" w:cs="Times New Roman"/>
+        </w:rPr>
+        <w:t xml:space="preserve"> </w:t>
+      </w:r>
       <w:r>
         <w:rPr>
           <w:rFonts w:hint="eastAsia" w:ascii="Times New Roman" w:hAnsi="Times New Roman" w:eastAsia="FangSong" w:cs="Times New Roman"/>
@@ -14243,8 +14287,6 @@
       <w:tblPr>
         <w:tblStyle w:val="Table"/>
         <w:tblW w:type="auto" w:w="0"/>
-        <w:jc w:val="left"/>
-        <w:tblInd w:w="720" w:type="dxa"/>
         <w:tblLook w:firstRow="1" w:lastRow="0" w:firstColumn="0" w:lastColumn="0" w:noHBand="0" w:noVBand="0" w:val="0020"/>
       </w:tblPr>
       <w:tblGrid>
@@ -14642,7 +14684,7 @@
     </w:tbl>
     <w:p>
       <w:pPr>
-        <w:pStyle w:val="FirstParagraph"/>
+        <w:pStyle w:val="BodyText"/>
         <w:spacing w:before="120"/>
       </w:pPr>
       <w:r>
@@ -14656,11 +14698,22 @@
     </w:p>
     <w:p>
       <w:pPr>
-        <w:numPr>
-          <w:ilvl w:val="0"/>
-          <w:numId w:val="1013"/>
-        </w:numPr>
+        <w:pStyle w:val="BodyText"/>
       </w:pPr>
+      <w:r>
+        <w:rPr>
+          <w:rFonts w:ascii="Times New Roman" w:hAnsi="Times New Roman" w:eastAsia="Times New Roman" w:cs="Times New Roman"/>
+          <w:b/>
+          <w:bCs/>
+        </w:rPr>
+        <w:t xml:space="preserve">5.</w:t>
+      </w:r>
+      <w:r>
+        <w:rPr>
+          <w:rFonts w:ascii="Times New Roman" w:hAnsi="Times New Roman" w:eastAsia="Times New Roman" w:cs="Times New Roman"/>
+        </w:rPr>
+        <w:t xml:space="preserve"> </w:t>
+      </w:r>
       <w:r>
         <w:rPr>
           <w:rFonts w:ascii="Times New Roman" w:hAnsi="Times New Roman" w:eastAsia="Times New Roman" w:cs="Times New Roman"/>
@@ -14784,11 +14837,22 @@
     </w:p>
     <w:p>
       <w:pPr>
-        <w:numPr>
-          <w:ilvl w:val="0"/>
-          <w:numId w:val="1013"/>
-        </w:numPr>
+        <w:pStyle w:val="BodyText"/>
       </w:pPr>
+      <w:r>
+        <w:rPr>
+          <w:rFonts w:ascii="Times New Roman" w:hAnsi="Times New Roman" w:eastAsia="Times New Roman" w:cs="Times New Roman"/>
+          <w:b/>
+          <w:bCs/>
+        </w:rPr>
+        <w:t xml:space="preserve">6.</w:t>
+      </w:r>
+      <w:r>
+        <w:rPr>
+          <w:rFonts w:ascii="Times New Roman" w:hAnsi="Times New Roman" w:eastAsia="Times New Roman" w:cs="Times New Roman"/>
+        </w:rPr>
+        <w:t xml:space="preserve"> </w:t>
+      </w:r>
       <w:r>
         <w:rPr>
           <w:rFonts w:hint="eastAsia" w:ascii="Times New Roman" w:hAnsi="Times New Roman" w:eastAsia="FangSong" w:cs="Times New Roman"/>
@@ -14816,7 +14880,7 @@
     </w:p>
     <w:p>
       <w:pPr>
-        <w:pStyle w:val="FirstParagraph"/>
+        <w:pStyle w:val="BodyText"/>
       </w:pPr>
       <w:r>
         <w:rPr>
@@ -14829,11 +14893,22 @@
     </w:p>
     <w:p>
       <w:pPr>
-        <w:numPr>
-          <w:ilvl w:val="0"/>
-          <w:numId w:val="1014"/>
-        </w:numPr>
+        <w:pStyle w:val="BodyText"/>
       </w:pPr>
+      <w:r>
+        <w:rPr>
+          <w:rFonts w:ascii="Times New Roman" w:hAnsi="Times New Roman" w:eastAsia="Times New Roman" w:cs="Times New Roman"/>
+          <w:b/>
+          <w:bCs/>
+        </w:rPr>
+        <w:t xml:space="preserve">7.</w:t>
+      </w:r>
+      <w:r>
+        <w:rPr>
+          <w:rFonts w:ascii="Times New Roman" w:hAnsi="Times New Roman" w:eastAsia="Times New Roman" w:cs="Times New Roman"/>
+        </w:rPr>
+        <w:t xml:space="preserve"> </w:t>
+      </w:r>
       <w:r>
         <w:rPr>
           <w:rFonts w:hint="eastAsia" w:ascii="Times New Roman" w:hAnsi="Times New Roman" w:eastAsia="FangSong" w:cs="Times New Roman"/>
@@ -14945,11 +15020,22 @@
     </w:p>
     <w:p>
       <w:pPr>
-        <w:numPr>
-          <w:ilvl w:val="0"/>
-          <w:numId w:val="1014"/>
-        </w:numPr>
+        <w:pStyle w:val="BodyText"/>
       </w:pPr>
+      <w:r>
+        <w:rPr>
+          <w:rFonts w:ascii="Times New Roman" w:hAnsi="Times New Roman" w:eastAsia="Times New Roman" w:cs="Times New Roman"/>
+          <w:b/>
+          <w:bCs/>
+        </w:rPr>
+        <w:t xml:space="preserve">8.</w:t>
+      </w:r>
+      <w:r>
+        <w:rPr>
+          <w:rFonts w:ascii="Times New Roman" w:hAnsi="Times New Roman" w:eastAsia="Times New Roman" w:cs="Times New Roman"/>
+        </w:rPr>
+        <w:t xml:space="preserve"> </w:t>
+      </w:r>
       <w:r>
         <w:rPr>
           <w:rFonts w:hint="eastAsia" w:ascii="Times New Roman" w:hAnsi="Times New Roman" w:eastAsia="FangSong" w:cs="Times New Roman"/>
@@ -15058,14 +15144,24 @@
     </w:p>
     <w:p>
       <w:pPr>
-        <w:pStyle w:val="Compact"/>
-        <w:numPr>
-          <w:ilvl w:val="0"/>
-          <w:numId w:val="1015"/>
-        </w:numPr>
+        <w:pStyle w:val="BodyText"/>
       </w:pPr>
       <w:r>
         <w:rPr>
+          <w:rFonts w:ascii="Times New Roman" w:hAnsi="Times New Roman" w:eastAsia="Times New Roman" w:cs="Times New Roman"/>
+          <w:b/>
+          <w:bCs/>
+        </w:rPr>
+        <w:t xml:space="preserve">9.</w:t>
+      </w:r>
+      <w:r>
+        <w:rPr>
+          <w:rFonts w:ascii="Times New Roman" w:hAnsi="Times New Roman" w:eastAsia="Times New Roman" w:cs="Times New Roman"/>
+        </w:rPr>
+        <w:t xml:space="preserve"> </w:t>
+      </w:r>
+      <w:r>
+        <w:rPr>
           <w:rFonts w:hint="eastAsia" w:ascii="Times New Roman" w:hAnsi="Times New Roman" w:eastAsia="FangSong" w:cs="Times New Roman"/>
         </w:rPr>
         <w:t xml:space="preserve">在</w:t>
@@ -15130,34 +15226,165 @@
           <w:rFonts w:hint="eastAsia" w:ascii="Times New Roman" w:hAnsi="Times New Roman" w:eastAsia="Times New Roman" w:cs="Times New Roman"/>
         </w:rPr>
         <w:t>：</w:t>
+      </w:r>
+      <w:r>
+        <w:rPr>
+          <w:rFonts w:ascii="Times New Roman" w:hAnsi="Times New Roman" w:eastAsia="Times New Roman" w:cs="Times New Roman"/>
+        </w:rPr>
+        <w:t xml:space="preserve"> </w:t>
+      </w:r>
+      <w:r>
+        <w:rPr>
+          <w:rFonts w:ascii="Times New Roman" w:hAnsi="Times New Roman" w:eastAsia="Times New Roman" w:cs="Times New Roman"/>
+        </w:rPr>
+        <w:t xml:space="preserve">(a) </w:t>
+      </w:r>
+      <w:r>
+        <w:rPr>
+          <w:rFonts w:hint="eastAsia" w:ascii="Times New Roman" w:hAnsi="Times New Roman" w:eastAsia="FangSong" w:cs="Times New Roman"/>
+        </w:rPr>
+        <w:t xml:space="preserve">不加</w:t>
+      </w:r>
+      <w:r>
+        <w:rPr>
+          <w:rFonts w:ascii="Times New Roman" w:hAnsi="Times New Roman" w:eastAsia="Times New Roman" w:cs="Times New Roman"/>
+        </w:rPr>
+        <w:t xml:space="preserve"> K</w:t>
+      </w:r>
+      <w:r>
+        <w:rPr>
+          <w:rFonts w:ascii="Times New Roman" w:hAnsi="Times New Roman" w:eastAsia="Times New Roman" w:cs="Times New Roman"/>
+          <w:vertAlign w:val="superscript"/>
+        </w:rPr>
+        <w:t>+</w:t>
+      </w:r>
+      <w:r>
+        <w:rPr>
+          <w:rFonts w:ascii="Times New Roman" w:hAnsi="Times New Roman" w:eastAsia="Times New Roman" w:cs="Times New Roman"/>
+        </w:rPr>
+        <w:t xml:space="preserve"> </w:t>
+      </w:r>
+      <w:r>
+        <w:rPr>
+          <w:rFonts w:hint="eastAsia" w:ascii="Times New Roman" w:hAnsi="Times New Roman" w:eastAsia="FangSong" w:cs="Times New Roman"/>
+        </w:rPr>
+        <w:t>时主要产物是什么</w:t>
+      </w:r>
+      <w:r>
+        <w:rPr>
+          <w:rFonts w:hint="eastAsia" w:ascii="Times New Roman" w:hAnsi="Times New Roman" w:eastAsia="Times New Roman" w:cs="Times New Roman"/>
+        </w:rPr>
+        <w:t>？</w:t>
+      </w:r>
+      <w:r>
+        <w:rPr>
+          <w:rFonts w:hint="eastAsia" w:ascii="Times New Roman" w:hAnsi="Times New Roman" w:eastAsia="FangSong" w:cs="Times New Roman"/>
+        </w:rPr>
+        <w:t>为什么</w:t>
+      </w:r>
+      <w:r>
+        <w:rPr>
+          <w:rFonts w:hint="eastAsia" w:ascii="Times New Roman" w:hAnsi="Times New Roman" w:eastAsia="Times New Roman" w:cs="Times New Roman"/>
+        </w:rPr>
+        <w:t>？</w:t>
+      </w:r>
+      <w:r>
+        <w:rPr>
+          <w:rFonts w:ascii="Times New Roman" w:hAnsi="Times New Roman" w:eastAsia="Times New Roman" w:cs="Times New Roman"/>
+        </w:rPr>
+        <w:t xml:space="preserve"> </w:t>
+      </w:r>
+      <w:r>
+        <w:rPr>
+          <w:rFonts w:ascii="Times New Roman" w:hAnsi="Times New Roman" w:eastAsia="Times New Roman" w:cs="Times New Roman"/>
+        </w:rPr>
+        <w:t xml:space="preserve">(b) </w:t>
+      </w:r>
+      <w:r>
+        <w:rPr>
+          <w:rFonts w:hint="eastAsia" w:ascii="Times New Roman" w:hAnsi="Times New Roman" w:eastAsia="FangSong" w:cs="Times New Roman"/>
+        </w:rPr>
+        <w:t xml:space="preserve">加入</w:t>
+      </w:r>
+      <w:r>
+        <w:rPr>
+          <w:rFonts w:ascii="Times New Roman" w:hAnsi="Times New Roman" w:eastAsia="Times New Roman" w:cs="Times New Roman"/>
+        </w:rPr>
+        <w:t xml:space="preserve"> K</w:t>
+      </w:r>
+      <w:r>
+        <w:rPr>
+          <w:rFonts w:ascii="Times New Roman" w:hAnsi="Times New Roman" w:eastAsia="Times New Roman" w:cs="Times New Roman"/>
+          <w:vertAlign w:val="superscript"/>
+        </w:rPr>
+        <w:t>+</w:t>
+      </w:r>
+      <w:r>
+        <w:rPr>
+          <w:rFonts w:ascii="Times New Roman" w:hAnsi="Times New Roman" w:eastAsia="Times New Roman" w:cs="Times New Roman"/>
+        </w:rPr>
+        <w:t xml:space="preserve"> </w:t>
+      </w:r>
+      <w:r>
+        <w:rPr>
+          <w:rFonts w:hint="eastAsia" w:ascii="Times New Roman" w:hAnsi="Times New Roman" w:eastAsia="FangSong" w:cs="Times New Roman"/>
+        </w:rPr>
+        <w:t>后产物分布如何变化</w:t>
+      </w:r>
+      <w:r>
+        <w:rPr>
+          <w:rFonts w:hint="eastAsia" w:ascii="Times New Roman" w:hAnsi="Times New Roman" w:eastAsia="Times New Roman" w:cs="Times New Roman"/>
+        </w:rPr>
+        <w:t>？</w:t>
+      </w:r>
+      <w:r>
+        <w:rPr>
+          <w:rFonts w:hint="eastAsia" w:ascii="Times New Roman" w:hAnsi="Times New Roman" w:eastAsia="FangSong" w:cs="Times New Roman"/>
+        </w:rPr>
+        <w:t>解释模板效应的热力学本质</w:t>
+      </w:r>
+      <w:r>
+        <w:rPr>
+          <w:rFonts w:hint="eastAsia" w:ascii="Times New Roman" w:hAnsi="Times New Roman" w:eastAsia="Times New Roman" w:cs="Times New Roman"/>
+        </w:rPr>
+        <w:t>。</w:t>
+      </w:r>
+      <w:r>
+        <w:rPr>
+          <w:rFonts w:ascii="Times New Roman" w:hAnsi="Times New Roman" w:eastAsia="Times New Roman" w:cs="Times New Roman"/>
+        </w:rPr>
+        <w:t xml:space="preserve"> </w:t>
+      </w:r>
+      <w:r>
+        <w:rPr>
+          <w:rFonts w:ascii="Times New Roman" w:hAnsi="Times New Roman" w:eastAsia="Times New Roman" w:cs="Times New Roman"/>
+        </w:rPr>
+        <w:t xml:space="preserve">(c) </w:t>
+      </w:r>
+      <w:r>
+        <w:rPr>
+          <w:rFonts w:hint="eastAsia" w:ascii="Times New Roman" w:hAnsi="Times New Roman" w:eastAsia="FangSong" w:cs="Times New Roman"/>
+        </w:rPr>
+        <w:t>从熵和焓的角度分析大环效应的来源</w:t>
+      </w:r>
+      <w:r>
+        <w:rPr>
+          <w:rFonts w:hint="eastAsia" w:ascii="Times New Roman" w:hAnsi="Times New Roman" w:eastAsia="Times New Roman" w:cs="Times New Roman"/>
+        </w:rPr>
+        <w:t>。</w:t>
       </w:r>
     </w:p>
     <w:p>
       <w:pPr>
-        <w:pStyle w:val="Compact"/>
-        <w:numPr>
-          <w:ilvl w:val="1"/>
-          <w:numId w:val="1016"/>
-        </w:numPr>
+        <w:pStyle w:val="BodyText"/>
       </w:pPr>
       <w:r>
         <w:rPr>
-          <w:rFonts w:hint="eastAsia" w:ascii="Times New Roman" w:hAnsi="Times New Roman" w:eastAsia="FangSong" w:cs="Times New Roman"/>
-        </w:rPr>
-        <w:t xml:space="preserve">不加</w:t>
-      </w:r>
-      <w:r>
-        <w:rPr>
-          <w:rFonts w:ascii="Times New Roman" w:hAnsi="Times New Roman" w:eastAsia="Times New Roman" w:cs="Times New Roman"/>
-        </w:rPr>
-        <w:t xml:space="preserve"> K</w:t>
-      </w:r>
-      <w:r>
-        <w:rPr>
-          <w:rFonts w:ascii="Times New Roman" w:hAnsi="Times New Roman" w:eastAsia="Times New Roman" w:cs="Times New Roman"/>
-          <w:vertAlign w:val="superscript"/>
-        </w:rPr>
-        <w:t>+</w:t>
+          <w:rFonts w:ascii="Times New Roman" w:hAnsi="Times New Roman" w:eastAsia="Times New Roman" w:cs="Times New Roman"/>
+          <w:b/>
+          <w:bCs/>
+        </w:rPr>
+        <w:t xml:space="preserve">10.</w:t>
       </w:r>
       <w:r>
         <w:rPr>
@@ -15167,302 +15394,487 @@
       </w:r>
       <w:r>
         <w:rPr>
-          <w:rFonts w:hint="eastAsia" w:ascii="Times New Roman" w:hAnsi="Times New Roman" w:eastAsia="FangSong" w:cs="Times New Roman"/>
-        </w:rPr>
-        <w:t>时主要产物是什么</w:t>
-      </w:r>
-      <w:r>
-        <w:rPr>
-          <w:rFonts w:hint="eastAsia" w:ascii="Times New Roman" w:hAnsi="Times New Roman" w:eastAsia="Times New Roman" w:cs="Times New Roman"/>
-        </w:rPr>
-        <w:t>？</w:t>
-      </w:r>
-      <w:r>
-        <w:rPr>
-          <w:rFonts w:hint="eastAsia" w:ascii="Times New Roman" w:hAnsi="Times New Roman" w:eastAsia="FangSong" w:cs="Times New Roman"/>
-        </w:rPr>
-        <w:t>为什么</w:t>
-      </w:r>
-      <w:r>
-        <w:rPr>
-          <w:rFonts w:hint="eastAsia" w:ascii="Times New Roman" w:hAnsi="Times New Roman" w:eastAsia="Times New Roman" w:cs="Times New Roman"/>
-        </w:rPr>
-        <w:t>？</w:t>
+          <w:rFonts w:ascii="Times New Roman" w:hAnsi="Times New Roman" w:eastAsia="Times New Roman" w:cs="Times New Roman"/>
+        </w:rPr>
+        <w:t xml:space="preserve">Fujita </w:t>
+      </w:r>
+      <w:r>
+        <w:rPr>
+          <w:rFonts w:hint="eastAsia" w:ascii="Times New Roman" w:hAnsi="Times New Roman" w:eastAsia="FangSong" w:cs="Times New Roman"/>
+        </w:rPr>
+        <w:t>自组装设计中</w:t>
+      </w:r>
+      <w:r>
+        <w:rPr>
+          <w:rFonts w:hint="eastAsia" w:ascii="Times New Roman" w:hAnsi="Times New Roman" w:eastAsia="Times New Roman" w:cs="Times New Roman"/>
+        </w:rPr>
+        <w:t>，</w:t>
+      </w:r>
+      <w:r>
+        <w:rPr>
+          <w:rFonts w:hint="eastAsia" w:ascii="Times New Roman" w:hAnsi="Times New Roman" w:eastAsia="FangSong" w:cs="Times New Roman"/>
+        </w:rPr>
+        <w:t>汇聚型配体与发散型配体组合可预测产物结构</w:t>
+      </w:r>
+      <w:r>
+        <w:rPr>
+          <w:rFonts w:hint="eastAsia" w:ascii="Times New Roman" w:hAnsi="Times New Roman" w:eastAsia="Times New Roman" w:cs="Times New Roman"/>
+        </w:rPr>
+        <w:t>。</w:t>
+      </w:r>
+      <w:r>
+        <w:rPr>
+          <w:rFonts w:hint="eastAsia" w:ascii="Times New Roman" w:hAnsi="Times New Roman" w:eastAsia="FangSong" w:cs="Times New Roman"/>
+        </w:rPr>
+        <w:t>预测以下组合的自组装产物</w:t>
+      </w:r>
+      <w:r>
+        <w:rPr>
+          <w:rFonts w:hint="eastAsia" w:ascii="Times New Roman" w:hAnsi="Times New Roman" w:eastAsia="Times New Roman" w:cs="Times New Roman"/>
+        </w:rPr>
+        <w:t>：</w:t>
+      </w:r>
+      <w:r>
+        <w:rPr>
+          <w:rFonts w:ascii="Times New Roman" w:hAnsi="Times New Roman" w:eastAsia="Times New Roman" w:cs="Times New Roman"/>
+        </w:rPr>
+        <w:t xml:space="preserve"> </w:t>
+      </w:r>
+      <w:r>
+        <w:rPr>
+          <w:rFonts w:ascii="Times New Roman" w:hAnsi="Times New Roman" w:eastAsia="Times New Roman" w:cs="Times New Roman"/>
+        </w:rPr>
+        <w:t xml:space="preserve">(a) </w:t>
+      </w:r>
+      <w:r>
+        <w:rPr>
+          <w:rFonts w:hint="eastAsia" w:ascii="Times New Roman" w:hAnsi="Times New Roman" w:eastAsia="FangSong" w:cs="Times New Roman"/>
+        </w:rPr>
+        <w:t xml:space="preserve">汇聚型</w:t>
+      </w:r>
+      <w:r>
+        <w:rPr>
+          <w:rFonts w:ascii="Times New Roman" w:hAnsi="Times New Roman" w:eastAsia="Times New Roman" w:cs="Times New Roman"/>
+        </w:rPr>
+        <w:t xml:space="preserve"> A + </w:t>
+      </w:r>
+      <w:r>
+        <w:rPr>
+          <w:rFonts w:hint="eastAsia" w:ascii="Times New Roman" w:hAnsi="Times New Roman" w:eastAsia="FangSong" w:cs="Times New Roman"/>
+        </w:rPr>
+        <w:t xml:space="preserve">发散型</w:t>
+      </w:r>
+      <w:r>
+        <w:rPr>
+          <w:rFonts w:ascii="Times New Roman" w:hAnsi="Times New Roman" w:eastAsia="Times New Roman" w:cs="Times New Roman"/>
+        </w:rPr>
+        <w:t xml:space="preserve"> B</w:t>
+      </w:r>
+      <w:r>
+        <w:rPr>
+          <w:rFonts w:ascii="Times New Roman" w:hAnsi="Times New Roman" w:eastAsia="Times New Roman" w:cs="Times New Roman"/>
+        </w:rPr>
+        <w:t xml:space="preserve"> </w:t>
+      </w:r>
+      <w:r>
+        <w:rPr>
+          <w:rFonts w:ascii="Times New Roman" w:hAnsi="Times New Roman" w:eastAsia="Times New Roman" w:cs="Times New Roman"/>
+        </w:rPr>
+        <w:t xml:space="preserve">(b) </w:t>
+      </w:r>
+      <w:r>
+        <w:rPr>
+          <w:rFonts w:hint="eastAsia" w:ascii="Times New Roman" w:hAnsi="Times New Roman" w:eastAsia="FangSong" w:cs="Times New Roman"/>
+        </w:rPr>
+        <w:t xml:space="preserve">发散型</w:t>
+      </w:r>
+      <w:r>
+        <w:rPr>
+          <w:rFonts w:ascii="Times New Roman" w:hAnsi="Times New Roman" w:eastAsia="Times New Roman" w:cs="Times New Roman"/>
+        </w:rPr>
+        <w:t xml:space="preserve"> A + </w:t>
+      </w:r>
+      <w:r>
+        <w:rPr>
+          <w:rFonts w:hint="eastAsia" w:ascii="Times New Roman" w:hAnsi="Times New Roman" w:eastAsia="FangSong" w:cs="Times New Roman"/>
+        </w:rPr>
+        <w:t xml:space="preserve">发散型</w:t>
+      </w:r>
+      <w:r>
+        <w:rPr>
+          <w:rFonts w:ascii="Times New Roman" w:hAnsi="Times New Roman" w:eastAsia="Times New Roman" w:cs="Times New Roman"/>
+        </w:rPr>
+        <w:t xml:space="preserve"> B</w:t>
+      </w:r>
+      <w:r>
+        <w:rPr>
+          <w:rFonts w:ascii="Times New Roman" w:hAnsi="Times New Roman" w:eastAsia="Times New Roman" w:cs="Times New Roman"/>
+        </w:rPr>
+        <w:t xml:space="preserve"> </w:t>
+      </w:r>
+      <w:r>
+        <w:rPr>
+          <w:rFonts w:ascii="Times New Roman" w:hAnsi="Times New Roman" w:eastAsia="Times New Roman" w:cs="Times New Roman"/>
+        </w:rPr>
+        <w:t xml:space="preserve">(c) </w:t>
+      </w:r>
+      <w:r>
+        <w:rPr>
+          <w:rFonts w:hint="eastAsia" w:ascii="Times New Roman" w:hAnsi="Times New Roman" w:eastAsia="FangSong" w:cs="Times New Roman"/>
+        </w:rPr>
+        <w:t xml:space="preserve">汇聚型</w:t>
+      </w:r>
+      <w:r>
+        <w:rPr>
+          <w:rFonts w:ascii="Times New Roman" w:hAnsi="Times New Roman" w:eastAsia="Times New Roman" w:cs="Times New Roman"/>
+        </w:rPr>
+        <w:t xml:space="preserve"> A + </w:t>
+      </w:r>
+      <w:r>
+        <w:rPr>
+          <w:rFonts w:hint="eastAsia" w:ascii="Times New Roman" w:hAnsi="Times New Roman" w:eastAsia="FangSong" w:cs="Times New Roman"/>
+        </w:rPr>
+        <w:t xml:space="preserve">汇聚型</w:t>
+      </w:r>
+      <w:r>
+        <w:rPr>
+          <w:rFonts w:ascii="Times New Roman" w:hAnsi="Times New Roman" w:eastAsia="Times New Roman" w:cs="Times New Roman"/>
+        </w:rPr>
+        <w:t xml:space="preserve"> B</w:t>
       </w:r>
     </w:p>
     <w:p>
       <w:pPr>
-        <w:pStyle w:val="Compact"/>
-        <w:numPr>
-          <w:ilvl w:val="1"/>
-          <w:numId w:val="1016"/>
-        </w:numPr>
+        <w:pStyle w:val="BodyText"/>
       </w:pPr>
       <w:r>
         <w:rPr>
           <w:rFonts w:hint="eastAsia" w:ascii="Times New Roman" w:hAnsi="Times New Roman" w:eastAsia="FangSong" w:cs="Times New Roman"/>
-        </w:rPr>
-        <w:t xml:space="preserve">加入</w:t>
-      </w:r>
-      <w:r>
-        <w:rPr>
-          <w:rFonts w:ascii="Times New Roman" w:hAnsi="Times New Roman" w:eastAsia="Times New Roman" w:cs="Times New Roman"/>
-        </w:rPr>
-        <w:t xml:space="preserve"> K</w:t>
-      </w:r>
-      <w:r>
-        <w:rPr>
-          <w:rFonts w:ascii="Times New Roman" w:hAnsi="Times New Roman" w:eastAsia="Times New Roman" w:cs="Times New Roman"/>
-          <w:vertAlign w:val="superscript"/>
-        </w:rPr>
-        <w:t>+</w:t>
-      </w:r>
-      <w:r>
-        <w:rPr>
-          <w:rFonts w:ascii="Times New Roman" w:hAnsi="Times New Roman" w:eastAsia="Times New Roman" w:cs="Times New Roman"/>
-        </w:rPr>
-        <w:t xml:space="preserve"> </w:t>
-      </w:r>
-      <w:r>
-        <w:rPr>
-          <w:rFonts w:hint="eastAsia" w:ascii="Times New Roman" w:hAnsi="Times New Roman" w:eastAsia="FangSong" w:cs="Times New Roman"/>
-        </w:rPr>
-        <w:t>后产物分布如何变化</w:t>
-      </w:r>
-      <w:r>
-        <w:rPr>
-          <w:rFonts w:hint="eastAsia" w:ascii="Times New Roman" w:hAnsi="Times New Roman" w:eastAsia="Times New Roman" w:cs="Times New Roman"/>
-        </w:rPr>
-        <w:t>？</w:t>
-      </w:r>
-      <w:r>
-        <w:rPr>
-          <w:rFonts w:hint="eastAsia" w:ascii="Times New Roman" w:hAnsi="Times New Roman" w:eastAsia="FangSong" w:cs="Times New Roman"/>
-        </w:rPr>
-        <w:t>解释模板效应的热力学本质</w:t>
-      </w:r>
-      <w:r>
-        <w:rPr>
-          <w:rFonts w:hint="eastAsia" w:ascii="Times New Roman" w:hAnsi="Times New Roman" w:eastAsia="Times New Roman" w:cs="Times New Roman"/>
-        </w:rPr>
-        <w:t>。</w:t>
+          <w:b/>
+          <w:bCs/>
+        </w:rPr>
+        <w:t xml:space="preserve">机械互锁分子</w:t>
       </w:r>
     </w:p>
     <w:p>
       <w:pPr>
-        <w:pStyle w:val="Compact"/>
-        <w:numPr>
-          <w:ilvl w:val="1"/>
-          <w:numId w:val="1016"/>
-        </w:numPr>
+        <w:pStyle w:val="BodyText"/>
       </w:pPr>
       <w:r>
         <w:rPr>
-          <w:rFonts w:hint="eastAsia" w:ascii="Times New Roman" w:hAnsi="Times New Roman" w:eastAsia="FangSong" w:cs="Times New Roman"/>
-        </w:rPr>
-        <w:t>从熵和焓的角度分析大环效应的来源</w:t>
-      </w:r>
-      <w:r>
-        <w:rPr>
-          <w:rFonts w:hint="eastAsia" w:ascii="Times New Roman" w:hAnsi="Times New Roman" w:eastAsia="Times New Roman" w:cs="Times New Roman"/>
-        </w:rPr>
-        <w:t>。</w:t>
+          <w:rFonts w:ascii="Times New Roman" w:hAnsi="Times New Roman" w:eastAsia="Times New Roman" w:cs="Times New Roman"/>
+          <w:b/>
+          <w:bCs/>
+        </w:rPr>
+        <w:t xml:space="preserve">11.</w:t>
+      </w:r>
+      <w:r>
+        <w:rPr>
+          <w:rFonts w:ascii="Times New Roman" w:hAnsi="Times New Roman" w:eastAsia="Times New Roman" w:cs="Times New Roman"/>
+        </w:rPr>
+        <w:t xml:space="preserve"> </w:t>
+      </w:r>
+      <w:r>
+        <w:rPr>
+          <w:rFonts w:ascii="Times New Roman" w:hAnsi="Times New Roman" w:eastAsia="Times New Roman" w:cs="Times New Roman"/>
+        </w:rPr>
+        <w:t xml:space="preserve">Stoddart </w:t>
+      </w:r>
+      <w:r>
+        <w:rPr>
+          <w:rFonts w:hint="eastAsia" w:ascii="Times New Roman" w:hAnsi="Times New Roman" w:eastAsia="FangSong" w:cs="Times New Roman"/>
+        </w:rPr>
+        <w:t>合成</w:t>
+      </w:r>
+      <w:r>
+        <w:rPr>
+          <w:rFonts w:hint="eastAsia" w:ascii="Times New Roman" w:hAnsi="Times New Roman" w:eastAsia="Times New Roman" w:cs="Times New Roman"/>
+        </w:rPr>
+        <w:t>[2]</w:t>
+      </w:r>
+      <w:r>
+        <w:rPr>
+          <w:rFonts w:hint="eastAsia" w:ascii="Times New Roman" w:hAnsi="Times New Roman" w:eastAsia="FangSong" w:cs="Times New Roman"/>
+        </w:rPr>
+        <w:t>索烃的经典方法中</w:t>
+      </w:r>
+      <w:r>
+        <w:rPr>
+          <w:rFonts w:hint="eastAsia" w:ascii="Times New Roman" w:hAnsi="Times New Roman" w:eastAsia="Times New Roman" w:cs="Times New Roman"/>
+        </w:rPr>
+        <w:t>：</w:t>
+      </w:r>
+      <w:r>
+        <w:rPr>
+          <w:rFonts w:ascii="Times New Roman" w:hAnsi="Times New Roman" w:eastAsia="Times New Roman" w:cs="Times New Roman"/>
+        </w:rPr>
+        <w:t xml:space="preserve"> </w:t>
+      </w:r>
+      <w:r>
+        <w:rPr>
+          <w:rFonts w:ascii="Times New Roman" w:hAnsi="Times New Roman" w:eastAsia="Times New Roman" w:cs="Times New Roman"/>
+        </w:rPr>
+        <w:t xml:space="preserve">(a) </w:t>
+      </w:r>
+      <w:r>
+        <w:rPr>
+          <w:rFonts w:hint="eastAsia" w:ascii="Times New Roman" w:hAnsi="Times New Roman" w:eastAsia="FangSong" w:cs="Times New Roman"/>
+        </w:rPr>
+        <w:t>紫精</w:t>
+      </w:r>
+      <w:r>
+        <w:rPr>
+          <w:rFonts w:hint="eastAsia" w:ascii="Times New Roman" w:hAnsi="Times New Roman" w:eastAsia="Times New Roman" w:cs="Times New Roman"/>
+        </w:rPr>
+        <w:t>（viologen）</w:t>
+      </w:r>
+      <w:r>
+        <w:rPr>
+          <w:rFonts w:hint="eastAsia" w:ascii="Times New Roman" w:hAnsi="Times New Roman" w:eastAsia="FangSong" w:cs="Times New Roman"/>
+        </w:rPr>
+        <w:t>在模板合成中扮演什么角色</w:t>
+      </w:r>
+      <w:r>
+        <w:rPr>
+          <w:rFonts w:hint="eastAsia" w:ascii="Times New Roman" w:hAnsi="Times New Roman" w:eastAsia="Times New Roman" w:cs="Times New Roman"/>
+        </w:rPr>
+        <w:t>？</w:t>
+      </w:r>
+      <w:r>
+        <w:rPr>
+          <w:rFonts w:ascii="Times New Roman" w:hAnsi="Times New Roman" w:eastAsia="Times New Roman" w:cs="Times New Roman"/>
+        </w:rPr>
+        <w:t xml:space="preserve"> </w:t>
+      </w:r>
+      <w:r>
+        <w:rPr>
+          <w:rFonts w:ascii="Times New Roman" w:hAnsi="Times New Roman" w:eastAsia="Times New Roman" w:cs="Times New Roman"/>
+        </w:rPr>
+        <w:t xml:space="preserve">(b) </w:t>
+      </w:r>
+      <w:r>
+        <w:rPr>
+          <w:rFonts w:hint="eastAsia" w:ascii="Times New Roman" w:hAnsi="Times New Roman" w:eastAsia="FangSong" w:cs="Times New Roman"/>
+        </w:rPr>
+        <w:t>模板法与统计法的产率分别约为多少</w:t>
+      </w:r>
+      <w:r>
+        <w:rPr>
+          <w:rFonts w:hint="eastAsia" w:ascii="Times New Roman" w:hAnsi="Times New Roman" w:eastAsia="Times New Roman" w:cs="Times New Roman"/>
+        </w:rPr>
+        <w:t>？</w:t>
+      </w:r>
+      <w:r>
+        <w:rPr>
+          <w:rFonts w:ascii="Times New Roman" w:hAnsi="Times New Roman" w:eastAsia="Times New Roman" w:cs="Times New Roman"/>
+        </w:rPr>
+        <w:t xml:space="preserve"> </w:t>
+      </w:r>
+      <w:r>
+        <w:rPr>
+          <w:rFonts w:ascii="Times New Roman" w:hAnsi="Times New Roman" w:eastAsia="Times New Roman" w:cs="Times New Roman"/>
+        </w:rPr>
+        <w:t xml:space="preserve">(c) </w:t>
+      </w:r>
+      <w:r>
+        <w:rPr>
+          <w:rFonts w:hint="eastAsia" w:ascii="Times New Roman" w:hAnsi="Times New Roman" w:eastAsia="FangSong" w:cs="Times New Roman"/>
+        </w:rPr>
+        <w:t>穿线封端法合成轮烷的关键步骤是什么</w:t>
+      </w:r>
+      <w:r>
+        <w:rPr>
+          <w:rFonts w:hint="eastAsia" w:ascii="Times New Roman" w:hAnsi="Times New Roman" w:eastAsia="Times New Roman" w:cs="Times New Roman"/>
+        </w:rPr>
+        <w:t>？</w:t>
       </w:r>
     </w:p>
     <w:p>
       <w:pPr>
-        <w:pStyle w:val="Compact"/>
-        <w:numPr>
-          <w:ilvl w:val="0"/>
-          <w:numId w:val="1015"/>
-        </w:numPr>
+        <w:pStyle w:val="BodyText"/>
       </w:pPr>
       <w:r>
         <w:rPr>
           <w:rFonts w:ascii="Times New Roman" w:hAnsi="Times New Roman" w:eastAsia="Times New Roman" w:cs="Times New Roman"/>
-        </w:rPr>
-        <w:t xml:space="preserve">Fujita </w:t>
-      </w:r>
-      <w:r>
-        <w:rPr>
-          <w:rFonts w:hint="eastAsia" w:ascii="Times New Roman" w:hAnsi="Times New Roman" w:eastAsia="FangSong" w:cs="Times New Roman"/>
-        </w:rPr>
-        <w:t>自组装设计中</w:t>
-      </w:r>
-      <w:r>
-        <w:rPr>
-          <w:rFonts w:hint="eastAsia" w:ascii="Times New Roman" w:hAnsi="Times New Roman" w:eastAsia="Times New Roman" w:cs="Times New Roman"/>
-        </w:rPr>
-        <w:t>，</w:t>
-      </w:r>
-      <w:r>
-        <w:rPr>
-          <w:rFonts w:hint="eastAsia" w:ascii="Times New Roman" w:hAnsi="Times New Roman" w:eastAsia="FangSong" w:cs="Times New Roman"/>
-        </w:rPr>
-        <w:t>汇聚型配体与发散型配体组合可预测产物结构</w:t>
-      </w:r>
-      <w:r>
-        <w:rPr>
-          <w:rFonts w:hint="eastAsia" w:ascii="Times New Roman" w:hAnsi="Times New Roman" w:eastAsia="Times New Roman" w:cs="Times New Roman"/>
-        </w:rPr>
-        <w:t>。</w:t>
-      </w:r>
-      <w:r>
-        <w:rPr>
-          <w:rFonts w:hint="eastAsia" w:ascii="Times New Roman" w:hAnsi="Times New Roman" w:eastAsia="FangSong" w:cs="Times New Roman"/>
-        </w:rPr>
-        <w:t>预测以下组合的自组装产物</w:t>
+          <w:b/>
+          <w:bCs/>
+        </w:rPr>
+        <w:t xml:space="preserve">12.</w:t>
+      </w:r>
+      <w:r>
+        <w:rPr>
+          <w:rFonts w:ascii="Times New Roman" w:hAnsi="Times New Roman" w:eastAsia="Times New Roman" w:cs="Times New Roman"/>
+        </w:rPr>
+        <w:t xml:space="preserve"> </w:t>
+      </w:r>
+      <w:r>
+        <w:rPr>
+          <w:rFonts w:hint="eastAsia" w:ascii="Times New Roman" w:hAnsi="Times New Roman" w:eastAsia="FangSong" w:cs="Times New Roman"/>
+        </w:rPr>
+        <w:t>解释以下说法的正误并说明理由</w:t>
       </w:r>
       <w:r>
         <w:rPr>
           <w:rFonts w:hint="eastAsia" w:ascii="Times New Roman" w:hAnsi="Times New Roman" w:eastAsia="Times New Roman" w:cs="Times New Roman"/>
         </w:rPr>
         <w:t>：</w:t>
+      </w:r>
+      <w:r>
+        <w:rPr>
+          <w:rFonts w:ascii="Times New Roman" w:hAnsi="Times New Roman" w:eastAsia="Times New Roman" w:cs="Times New Roman"/>
+        </w:rPr>
+        <w:t xml:space="preserve"> </w:t>
+      </w:r>
+      <w:r>
+        <w:rPr>
+          <w:rFonts w:ascii="Times New Roman" w:hAnsi="Times New Roman" w:eastAsia="Times New Roman" w:cs="Times New Roman"/>
+        </w:rPr>
+        <w:t xml:space="preserve">(a)</w:t>
+      </w:r>
+      <w:r>
+        <w:rPr>
+          <w:rFonts w:ascii="Times New Roman" w:hAnsi="Times New Roman" w:eastAsia="Times New Roman" w:cs="Times New Roman"/>
+        </w:rPr>
+        <w:t xml:space="preserve"> </w:t>
+      </w:r>
+      <w:r>
+        <w:rPr>
+          <w:rFonts w:hint="eastAsia" w:ascii="Times New Roman" w:hAnsi="Times New Roman" w:eastAsia="Times New Roman" w:cs="Times New Roman"/>
+        </w:rPr>
+        <w:t>“</w:t>
+      </w:r>
+      <w:r>
+        <w:rPr>
+          <w:rFonts w:hint="eastAsia" w:ascii="Times New Roman" w:hAnsi="Times New Roman" w:eastAsia="FangSong" w:cs="Times New Roman"/>
+        </w:rPr>
+        <w:t>氢键是超分子化学中最强的相互作用</w:t>
+      </w:r>
+      <w:r>
+        <w:rPr>
+          <w:rFonts w:hint="eastAsia" w:ascii="Times New Roman" w:hAnsi="Times New Roman" w:eastAsia="Times New Roman" w:cs="Times New Roman"/>
+        </w:rPr>
+        <w:t>”</w:t>
+      </w:r>
+      <w:r>
+        <w:rPr>
+          <w:rFonts w:ascii="Times New Roman" w:hAnsi="Times New Roman" w:eastAsia="Times New Roman" w:cs="Times New Roman"/>
+        </w:rPr>
+        <w:t xml:space="preserve"> </w:t>
+      </w:r>
+      <w:r>
+        <w:rPr>
+          <w:rFonts w:ascii="Times New Roman" w:hAnsi="Times New Roman" w:eastAsia="Times New Roman" w:cs="Times New Roman"/>
+        </w:rPr>
+        <w:t xml:space="preserve">(b)</w:t>
+      </w:r>
+      <w:r>
+        <w:rPr>
+          <w:rFonts w:ascii="Times New Roman" w:hAnsi="Times New Roman" w:eastAsia="Times New Roman" w:cs="Times New Roman"/>
+        </w:rPr>
+        <w:t xml:space="preserve"> </w:t>
+      </w:r>
+      <w:r>
+        <w:rPr>
+          <w:rFonts w:hint="eastAsia" w:ascii="Times New Roman" w:hAnsi="Times New Roman" w:eastAsia="Times New Roman" w:cs="Times New Roman"/>
+        </w:rPr>
+        <w:t>“</w:t>
+      </w:r>
+      <w:r>
+        <w:rPr>
+          <w:rFonts w:hint="eastAsia" w:ascii="Times New Roman" w:hAnsi="Times New Roman" w:eastAsia="FangSong" w:cs="Times New Roman"/>
+        </w:rPr>
+        <w:t>环糊精的包结驱动力是主客体间的范德华吸引力</w:t>
+      </w:r>
+      <w:r>
+        <w:rPr>
+          <w:rFonts w:hint="eastAsia" w:ascii="Times New Roman" w:hAnsi="Times New Roman" w:eastAsia="Times New Roman" w:cs="Times New Roman"/>
+        </w:rPr>
+        <w:t>”</w:t>
+      </w:r>
+      <w:r>
+        <w:rPr>
+          <w:rFonts w:ascii="Times New Roman" w:hAnsi="Times New Roman" w:eastAsia="Times New Roman" w:cs="Times New Roman"/>
+        </w:rPr>
+        <w:t xml:space="preserve"> </w:t>
+      </w:r>
+      <w:r>
+        <w:rPr>
+          <w:rFonts w:ascii="Times New Roman" w:hAnsi="Times New Roman" w:eastAsia="Times New Roman" w:cs="Times New Roman"/>
+        </w:rPr>
+        <w:t xml:space="preserve">(c)</w:t>
+      </w:r>
+      <w:r>
+        <w:rPr>
+          <w:rFonts w:ascii="Times New Roman" w:hAnsi="Times New Roman" w:eastAsia="Times New Roman" w:cs="Times New Roman"/>
+        </w:rPr>
+        <w:t xml:space="preserve"> </w:t>
+      </w:r>
+      <w:r>
+        <w:rPr>
+          <w:rFonts w:hint="eastAsia" w:ascii="Times New Roman" w:hAnsi="Times New Roman" w:eastAsia="Times New Roman" w:cs="Times New Roman"/>
+        </w:rPr>
+        <w:t>“</w:t>
+      </w:r>
+      <w:r>
+        <w:rPr>
+          <w:rFonts w:hint="eastAsia" w:ascii="Times New Roman" w:hAnsi="Times New Roman" w:eastAsia="FangSong" w:cs="Times New Roman"/>
+        </w:rPr>
+        <w:t>所有超分子化学只发生在溶液中</w:t>
+      </w:r>
+      <w:r>
+        <w:rPr>
+          <w:rFonts w:hint="eastAsia" w:ascii="Times New Roman" w:hAnsi="Times New Roman" w:eastAsia="Times New Roman" w:cs="Times New Roman"/>
+        </w:rPr>
+        <w:t>”</w:t>
       </w:r>
     </w:p>
     <w:p>
       <w:pPr>
-        <w:pStyle w:val="Compact"/>
-        <w:numPr>
-          <w:ilvl w:val="1"/>
-          <w:numId w:val="1017"/>
-        </w:numPr>
+        <w:pStyle w:val="BodyText"/>
       </w:pPr>
       <w:r>
         <w:rPr>
-          <w:rFonts w:hint="eastAsia" w:ascii="Times New Roman" w:hAnsi="Times New Roman" w:eastAsia="FangSong" w:cs="Times New Roman"/>
-        </w:rPr>
-        <w:t xml:space="preserve">汇聚型</w:t>
-      </w:r>
-      <w:r>
-        <w:rPr>
-          <w:rFonts w:ascii="Times New Roman" w:hAnsi="Times New Roman" w:eastAsia="Times New Roman" w:cs="Times New Roman"/>
-        </w:rPr>
-        <w:t xml:space="preserve"> A + </w:t>
-      </w:r>
-      <w:r>
-        <w:rPr>
-          <w:rFonts w:hint="eastAsia" w:ascii="Times New Roman" w:hAnsi="Times New Roman" w:eastAsia="FangSong" w:cs="Times New Roman"/>
-        </w:rPr>
-        <w:t xml:space="preserve">发散型</w:t>
-      </w:r>
-      <w:r>
-        <w:rPr>
-          <w:rFonts w:ascii="Times New Roman" w:hAnsi="Times New Roman" w:eastAsia="Times New Roman" w:cs="Times New Roman"/>
-        </w:rPr>
-        <w:t xml:space="preserve"> B</w:t>
-      </w:r>
-    </w:p>
-    <w:p>
-      <w:pPr>
-        <w:pStyle w:val="Compact"/>
-        <w:numPr>
-          <w:ilvl w:val="1"/>
-          <w:numId w:val="1017"/>
-        </w:numPr>
-      </w:pPr>
-      <w:r>
-        <w:rPr>
-          <w:rFonts w:hint="eastAsia" w:ascii="Times New Roman" w:hAnsi="Times New Roman" w:eastAsia="FangSong" w:cs="Times New Roman"/>
-        </w:rPr>
-        <w:t xml:space="preserve">发散型</w:t>
-      </w:r>
-      <w:r>
-        <w:rPr>
-          <w:rFonts w:ascii="Times New Roman" w:hAnsi="Times New Roman" w:eastAsia="Times New Roman" w:cs="Times New Roman"/>
-        </w:rPr>
-        <w:t xml:space="preserve"> A + </w:t>
-      </w:r>
-      <w:r>
-        <w:rPr>
-          <w:rFonts w:hint="eastAsia" w:ascii="Times New Roman" w:hAnsi="Times New Roman" w:eastAsia="FangSong" w:cs="Times New Roman"/>
-        </w:rPr>
-        <w:t xml:space="preserve">发散型</w:t>
-      </w:r>
-      <w:r>
-        <w:rPr>
-          <w:rFonts w:ascii="Times New Roman" w:hAnsi="Times New Roman" w:eastAsia="Times New Roman" w:cs="Times New Roman"/>
-        </w:rPr>
-        <w:t xml:space="preserve"> B</w:t>
-      </w:r>
-    </w:p>
-    <w:p>
-      <w:pPr>
-        <w:pStyle w:val="Compact"/>
-        <w:numPr>
-          <w:ilvl w:val="1"/>
-          <w:numId w:val="1017"/>
-        </w:numPr>
-      </w:pPr>
-      <w:r>
-        <w:rPr>
-          <w:rFonts w:hint="eastAsia" w:ascii="Times New Roman" w:hAnsi="Times New Roman" w:eastAsia="FangSong" w:cs="Times New Roman"/>
-        </w:rPr>
-        <w:t xml:space="preserve">汇聚型</w:t>
-      </w:r>
-      <w:r>
-        <w:rPr>
-          <w:rFonts w:ascii="Times New Roman" w:hAnsi="Times New Roman" w:eastAsia="Times New Roman" w:cs="Times New Roman"/>
-        </w:rPr>
-        <w:t xml:space="preserve"> A + </w:t>
-      </w:r>
-      <w:r>
-        <w:rPr>
-          <w:rFonts w:hint="eastAsia" w:ascii="Times New Roman" w:hAnsi="Times New Roman" w:eastAsia="FangSong" w:cs="Times New Roman"/>
-        </w:rPr>
-        <w:t xml:space="preserve">汇聚型</w:t>
-      </w:r>
-      <w:r>
-        <w:rPr>
-          <w:rFonts w:ascii="Times New Roman" w:hAnsi="Times New Roman" w:eastAsia="Times New Roman" w:cs="Times New Roman"/>
-        </w:rPr>
-        <w:t xml:space="preserve"> B</w:t>
-      </w:r>
-    </w:p>
-    <w:p>
-      <w:pPr>
-        <w:pStyle w:val="FirstParagraph"/>
-      </w:pPr>
-      <w:r>
-        <w:rPr>
-          <w:rFonts w:hint="eastAsia" w:ascii="Times New Roman" w:hAnsi="Times New Roman" w:eastAsia="FangSong" w:cs="Times New Roman"/>
+          <w:rFonts w:ascii="Times New Roman" w:hAnsi="Times New Roman" w:eastAsia="Times New Roman" w:cs="Times New Roman"/>
           <w:b/>
           <w:bCs/>
         </w:rPr>
-        <w:t xml:space="preserve">机械互锁分子</w:t>
-      </w:r>
-    </w:p>
-    <w:p>
-      <w:pPr>
-        <w:pStyle w:val="Compact"/>
-        <w:numPr>
-          <w:ilvl w:val="0"/>
-          <w:numId w:val="1018"/>
-        </w:numPr>
-      </w:pPr>
-      <w:r>
-        <w:rPr>
-          <w:rFonts w:ascii="Times New Roman" w:hAnsi="Times New Roman" w:eastAsia="Times New Roman" w:cs="Times New Roman"/>
-        </w:rPr>
-        <w:t xml:space="preserve">Stoddart </w:t>
-      </w:r>
-      <w:r>
-        <w:rPr>
-          <w:rFonts w:hint="eastAsia" w:ascii="Times New Roman" w:hAnsi="Times New Roman" w:eastAsia="FangSong" w:cs="Times New Roman"/>
-        </w:rPr>
-        <w:t>合成</w:t>
-      </w:r>
-      <w:r>
-        <w:rPr>
-          <w:rFonts w:hint="eastAsia" w:ascii="Times New Roman" w:hAnsi="Times New Roman" w:eastAsia="Times New Roman" w:cs="Times New Roman"/>
-        </w:rPr>
-        <w:t>[2]</w:t>
-      </w:r>
-      <w:r>
-        <w:rPr>
-          <w:rFonts w:hint="eastAsia" w:ascii="Times New Roman" w:hAnsi="Times New Roman" w:eastAsia="FangSong" w:cs="Times New Roman"/>
-        </w:rPr>
-        <w:t>索烃的经典方法中</w:t>
+        <w:t xml:space="preserve">13.</w:t>
+      </w:r>
+      <w:r>
+        <w:rPr>
+          <w:rFonts w:ascii="Times New Roman" w:hAnsi="Times New Roman" w:eastAsia="Times New Roman" w:cs="Times New Roman"/>
+        </w:rPr>
+        <w:t xml:space="preserve"> </w:t>
+      </w:r>
+      <w:r>
+        <w:rPr>
+          <w:rFonts w:hint="eastAsia" w:ascii="Times New Roman" w:hAnsi="Times New Roman" w:eastAsia="FangSong" w:cs="Times New Roman"/>
+        </w:rPr>
+        <w:t>螺旋状络合物</w:t>
+      </w:r>
+      <w:r>
+        <w:rPr>
+          <w:rFonts w:hint="eastAsia" w:ascii="Times New Roman" w:hAnsi="Times New Roman" w:eastAsia="Times New Roman" w:cs="Times New Roman"/>
+        </w:rPr>
+        <w:t>（Helicate）</w:t>
+      </w:r>
+      <w:r>
+        <w:rPr>
+          <w:rFonts w:hint="eastAsia" w:ascii="Times New Roman" w:hAnsi="Times New Roman" w:eastAsia="FangSong" w:cs="Times New Roman"/>
+        </w:rPr>
+        <w:t>的形成与金属配位几何密切相关</w:t>
+      </w:r>
+      <w:r>
+        <w:rPr>
+          <w:rFonts w:hint="eastAsia" w:ascii="Times New Roman" w:hAnsi="Times New Roman" w:eastAsia="Times New Roman" w:cs="Times New Roman"/>
+        </w:rPr>
+        <w:t>。</w:t>
+      </w:r>
+      <w:r>
+        <w:rPr>
+          <w:rFonts w:hint="eastAsia" w:ascii="Times New Roman" w:hAnsi="Times New Roman" w:eastAsia="FangSong" w:cs="Times New Roman"/>
+        </w:rPr>
+        <w:t>预测以下金属离子与双螯合配体组装时的产物类型</w:t>
       </w:r>
       <w:r>
         <w:rPr>
@@ -15470,237 +15882,18 @@
         </w:rPr>
         <w:t>：</w:t>
       </w:r>
-    </w:p>
-    <w:p>
-      <w:pPr>
-        <w:pStyle w:val="Compact"/>
-        <w:numPr>
-          <w:ilvl w:val="1"/>
-          <w:numId w:val="1019"/>
-        </w:numPr>
-      </w:pPr>
-      <w:r>
-        <w:rPr>
-          <w:rFonts w:hint="eastAsia" w:ascii="Times New Roman" w:hAnsi="Times New Roman" w:eastAsia="FangSong" w:cs="Times New Roman"/>
-        </w:rPr>
-        <w:t>紫精</w:t>
-      </w:r>
-      <w:r>
-        <w:rPr>
-          <w:rFonts w:hint="eastAsia" w:ascii="Times New Roman" w:hAnsi="Times New Roman" w:eastAsia="Times New Roman" w:cs="Times New Roman"/>
-        </w:rPr>
-        <w:t>（viologen）</w:t>
-      </w:r>
-      <w:r>
-        <w:rPr>
-          <w:rFonts w:hint="eastAsia" w:ascii="Times New Roman" w:hAnsi="Times New Roman" w:eastAsia="FangSong" w:cs="Times New Roman"/>
-        </w:rPr>
-        <w:t>在模板合成中扮演什么角色</w:t>
-      </w:r>
-      <w:r>
-        <w:rPr>
-          <w:rFonts w:hint="eastAsia" w:ascii="Times New Roman" w:hAnsi="Times New Roman" w:eastAsia="Times New Roman" w:cs="Times New Roman"/>
-        </w:rPr>
-        <w:t>？</w:t>
-      </w:r>
-    </w:p>
-    <w:p>
-      <w:pPr>
-        <w:pStyle w:val="Compact"/>
-        <w:numPr>
-          <w:ilvl w:val="1"/>
-          <w:numId w:val="1019"/>
-        </w:numPr>
-      </w:pPr>
-      <w:r>
-        <w:rPr>
-          <w:rFonts w:hint="eastAsia" w:ascii="Times New Roman" w:hAnsi="Times New Roman" w:eastAsia="FangSong" w:cs="Times New Roman"/>
-        </w:rPr>
-        <w:t>模板法与统计法的产率分别约为多少</w:t>
-      </w:r>
-      <w:r>
-        <w:rPr>
-          <w:rFonts w:hint="eastAsia" w:ascii="Times New Roman" w:hAnsi="Times New Roman" w:eastAsia="Times New Roman" w:cs="Times New Roman"/>
-        </w:rPr>
-        <w:t>？</w:t>
-      </w:r>
-    </w:p>
-    <w:p>
-      <w:pPr>
-        <w:pStyle w:val="Compact"/>
-        <w:numPr>
-          <w:ilvl w:val="1"/>
-          <w:numId w:val="1019"/>
-        </w:numPr>
-      </w:pPr>
-      <w:r>
-        <w:rPr>
-          <w:rFonts w:hint="eastAsia" w:ascii="Times New Roman" w:hAnsi="Times New Roman" w:eastAsia="FangSong" w:cs="Times New Roman"/>
-        </w:rPr>
-        <w:t>穿线封端法合成轮烷的关键步骤是什么</w:t>
-      </w:r>
-      <w:r>
-        <w:rPr>
-          <w:rFonts w:hint="eastAsia" w:ascii="Times New Roman" w:hAnsi="Times New Roman" w:eastAsia="Times New Roman" w:cs="Times New Roman"/>
-        </w:rPr>
-        <w:t>？</w:t>
-      </w:r>
-    </w:p>
-    <w:p>
-      <w:pPr>
-        <w:pStyle w:val="Compact"/>
-        <w:numPr>
-          <w:ilvl w:val="0"/>
-          <w:numId w:val="1018"/>
-        </w:numPr>
-      </w:pPr>
-      <w:r>
-        <w:rPr>
-          <w:rFonts w:hint="eastAsia" w:ascii="Times New Roman" w:hAnsi="Times New Roman" w:eastAsia="FangSong" w:cs="Times New Roman"/>
-        </w:rPr>
-        <w:t>解释以下说法的正误并说明理由</w:t>
-      </w:r>
-      <w:r>
-        <w:rPr>
-          <w:rFonts w:hint="eastAsia" w:ascii="Times New Roman" w:hAnsi="Times New Roman" w:eastAsia="Times New Roman" w:cs="Times New Roman"/>
-        </w:rPr>
-        <w:t>：</w:t>
-      </w:r>
-    </w:p>
-    <w:p>
-      <w:pPr>
-        <w:pStyle w:val="Compact"/>
-        <w:numPr>
-          <w:ilvl w:val="1"/>
-          <w:numId w:val="1020"/>
-        </w:numPr>
-      </w:pPr>
-      <w:r>
-        <w:rPr>
-          <w:rFonts w:hint="eastAsia" w:ascii="Times New Roman" w:hAnsi="Times New Roman" w:eastAsia="Times New Roman" w:cs="Times New Roman"/>
-        </w:rPr>
-        <w:t>“</w:t>
-      </w:r>
-      <w:r>
-        <w:rPr>
-          <w:rFonts w:hint="eastAsia" w:ascii="Times New Roman" w:hAnsi="Times New Roman" w:eastAsia="FangSong" w:cs="Times New Roman"/>
-        </w:rPr>
-        <w:t>氢键是超分子化学中最强的相互作用</w:t>
-      </w:r>
-      <w:r>
-        <w:rPr>
-          <w:rFonts w:hint="eastAsia" w:ascii="Times New Roman" w:hAnsi="Times New Roman" w:eastAsia="Times New Roman" w:cs="Times New Roman"/>
-        </w:rPr>
-        <w:t>”</w:t>
-      </w:r>
-    </w:p>
-    <w:p>
-      <w:pPr>
-        <w:pStyle w:val="Compact"/>
-        <w:numPr>
-          <w:ilvl w:val="1"/>
-          <w:numId w:val="1020"/>
-        </w:numPr>
-      </w:pPr>
-      <w:r>
-        <w:rPr>
-          <w:rFonts w:hint="eastAsia" w:ascii="Times New Roman" w:hAnsi="Times New Roman" w:eastAsia="Times New Roman" w:cs="Times New Roman"/>
-        </w:rPr>
-        <w:t>“</w:t>
-      </w:r>
-      <w:r>
-        <w:rPr>
-          <w:rFonts w:hint="eastAsia" w:ascii="Times New Roman" w:hAnsi="Times New Roman" w:eastAsia="FangSong" w:cs="Times New Roman"/>
-        </w:rPr>
-        <w:t>环糊精的包结驱动力是主客体间的范德华吸引力</w:t>
-      </w:r>
-      <w:r>
-        <w:rPr>
-          <w:rFonts w:hint="eastAsia" w:ascii="Times New Roman" w:hAnsi="Times New Roman" w:eastAsia="Times New Roman" w:cs="Times New Roman"/>
-        </w:rPr>
-        <w:t>”</w:t>
-      </w:r>
-    </w:p>
-    <w:p>
-      <w:pPr>
-        <w:pStyle w:val="Compact"/>
-        <w:numPr>
-          <w:ilvl w:val="1"/>
-          <w:numId w:val="1020"/>
-        </w:numPr>
-      </w:pPr>
-      <w:r>
-        <w:rPr>
-          <w:rFonts w:hint="eastAsia" w:ascii="Times New Roman" w:hAnsi="Times New Roman" w:eastAsia="Times New Roman" w:cs="Times New Roman"/>
-        </w:rPr>
-        <w:t>“</w:t>
-      </w:r>
-      <w:r>
-        <w:rPr>
-          <w:rFonts w:hint="eastAsia" w:ascii="Times New Roman" w:hAnsi="Times New Roman" w:eastAsia="FangSong" w:cs="Times New Roman"/>
-        </w:rPr>
-        <w:t>所有超分子化学只发生在溶液中</w:t>
-      </w:r>
-      <w:r>
-        <w:rPr>
-          <w:rFonts w:hint="eastAsia" w:ascii="Times New Roman" w:hAnsi="Times New Roman" w:eastAsia="Times New Roman" w:cs="Times New Roman"/>
-        </w:rPr>
-        <w:t>”</w:t>
-      </w:r>
-    </w:p>
-    <w:p>
-      <w:pPr>
-        <w:pStyle w:val="Compact"/>
-        <w:numPr>
-          <w:ilvl w:val="0"/>
-          <w:numId w:val="1018"/>
-        </w:numPr>
-      </w:pPr>
-      <w:r>
-        <w:rPr>
-          <w:rFonts w:hint="eastAsia" w:ascii="Times New Roman" w:hAnsi="Times New Roman" w:eastAsia="FangSong" w:cs="Times New Roman"/>
-        </w:rPr>
-        <w:t>螺旋状络合物</w:t>
-      </w:r>
-      <w:r>
-        <w:rPr>
-          <w:rFonts w:hint="eastAsia" w:ascii="Times New Roman" w:hAnsi="Times New Roman" w:eastAsia="Times New Roman" w:cs="Times New Roman"/>
-        </w:rPr>
-        <w:t>（Helicate）</w:t>
-      </w:r>
-      <w:r>
-        <w:rPr>
-          <w:rFonts w:hint="eastAsia" w:ascii="Times New Roman" w:hAnsi="Times New Roman" w:eastAsia="FangSong" w:cs="Times New Roman"/>
-        </w:rPr>
-        <w:t>的形成与金属配位几何密切相关</w:t>
-      </w:r>
-      <w:r>
-        <w:rPr>
-          <w:rFonts w:hint="eastAsia" w:ascii="Times New Roman" w:hAnsi="Times New Roman" w:eastAsia="Times New Roman" w:cs="Times New Roman"/>
-        </w:rPr>
-        <w:t>。</w:t>
-      </w:r>
-      <w:r>
-        <w:rPr>
-          <w:rFonts w:hint="eastAsia" w:ascii="Times New Roman" w:hAnsi="Times New Roman" w:eastAsia="FangSong" w:cs="Times New Roman"/>
-        </w:rPr>
-        <w:t>预测以下金属离子与双螯合配体组装时的产物类型</w:t>
-      </w:r>
-      <w:r>
-        <w:rPr>
-          <w:rFonts w:hint="eastAsia" w:ascii="Times New Roman" w:hAnsi="Times New Roman" w:eastAsia="Times New Roman" w:cs="Times New Roman"/>
-        </w:rPr>
-        <w:t>：</w:t>
-      </w:r>
-    </w:p>
-    <w:p>
-      <w:pPr>
-        <w:pStyle w:val="Compact"/>
-        <w:numPr>
-          <w:ilvl w:val="1"/>
-          <w:numId w:val="1021"/>
-        </w:numPr>
-      </w:pPr>
+      <w:r>
+        <w:rPr>
+          <w:rFonts w:ascii="Times New Roman" w:hAnsi="Times New Roman" w:eastAsia="Times New Roman" w:cs="Times New Roman"/>
+        </w:rPr>
+        <w:t xml:space="preserve"> </w:t>
+      </w:r>
+      <w:r>
+        <w:rPr>
+          <w:rFonts w:ascii="Times New Roman" w:hAnsi="Times New Roman" w:eastAsia="Times New Roman" w:cs="Times New Roman"/>
+        </w:rPr>
+        <w:t xml:space="preserve">(a) </w:t>
+      </w:r>
       <w:r>
         <w:rPr>
           <w:rFonts w:hint="eastAsia" w:ascii="Times New Roman" w:hAnsi="Times New Roman" w:eastAsia="Times New Roman" w:cs="Times New Roman"/>
@@ -15719,15 +15912,18 @@
         </w:rPr>
         <w:t>）</w:t>
       </w:r>
-    </w:p>
-    <w:p>
-      <w:pPr>
-        <w:pStyle w:val="Compact"/>
-        <w:numPr>
-          <w:ilvl w:val="1"/>
-          <w:numId w:val="1021"/>
-        </w:numPr>
-      </w:pPr>
+      <w:r>
+        <w:rPr>
+          <w:rFonts w:ascii="Times New Roman" w:hAnsi="Times New Roman" w:eastAsia="Times New Roman" w:cs="Times New Roman"/>
+        </w:rPr>
+        <w:t xml:space="preserve"> </w:t>
+      </w:r>
+      <w:r>
+        <w:rPr>
+          <w:rFonts w:ascii="Times New Roman" w:hAnsi="Times New Roman" w:eastAsia="Times New Roman" w:cs="Times New Roman"/>
+        </w:rPr>
+        <w:t xml:space="preserve">(b) </w:t>
+      </w:r>
       <w:r>
         <w:rPr>
           <w:rFonts w:hint="eastAsia" w:ascii="Times New Roman" w:hAnsi="Times New Roman" w:eastAsia="Times New Roman" w:cs="Times New Roman"/>
@@ -15746,15 +15942,18 @@
         </w:rPr>
         <w:t>）</w:t>
       </w:r>
-    </w:p>
-    <w:p>
-      <w:pPr>
-        <w:pStyle w:val="Compact"/>
-        <w:numPr>
-          <w:ilvl w:val="1"/>
-          <w:numId w:val="1021"/>
-        </w:numPr>
-      </w:pPr>
+      <w:r>
+        <w:rPr>
+          <w:rFonts w:ascii="Times New Roman" w:hAnsi="Times New Roman" w:eastAsia="Times New Roman" w:cs="Times New Roman"/>
+        </w:rPr>
+        <w:t xml:space="preserve"> </w:t>
+      </w:r>
+      <w:r>
+        <w:rPr>
+          <w:rFonts w:ascii="Times New Roman" w:hAnsi="Times New Roman" w:eastAsia="Times New Roman" w:cs="Times New Roman"/>
+        </w:rPr>
+        <w:t xml:space="preserve">(c) </w:t>
+      </w:r>
       <w:r>
         <w:rPr>
           <w:rFonts w:hint="eastAsia" w:ascii="Times New Roman" w:hAnsi="Times New Roman" w:eastAsia="Times New Roman" w:cs="Times New Roman"/>
@@ -15785,7 +15984,7 @@
         <w:rPr>
           <w:rFonts w:ascii="Times New Roman" w:hAnsi="Times New Roman" w:eastAsia="Times New Roman" w:cs="Times New Roman"/>
         </w:rPr>
-        <w:t xml:space="preserve">9.3 🏆 </w:t>
+        <w:t xml:space="preserve">9.3 </w:t>
       </w:r>
       <w:r>
         <w:rPr>
@@ -15820,12 +16019,22 @@
     </w:p>
     <w:p>
       <w:pPr>
-        <w:numPr>
-          <w:ilvl w:val="0"/>
-          <w:numId w:val="1022"/>
-        </w:numPr>
-        <w:spacing w:after="80"/>
+        <w:pStyle w:val="FirstParagraph"/>
       </w:pPr>
+      <w:r>
+        <w:rPr>
+          <w:rFonts w:ascii="Times New Roman" w:hAnsi="Times New Roman" w:eastAsia="Times New Roman" w:cs="Times New Roman"/>
+          <w:b/>
+          <w:bCs/>
+        </w:rPr>
+        <w:t xml:space="preserve">14.</w:t>
+      </w:r>
+      <w:r>
+        <w:rPr>
+          <w:rFonts w:ascii="Times New Roman" w:hAnsi="Times New Roman" w:eastAsia="Times New Roman" w:cs="Times New Roman"/>
+        </w:rPr>
+        <w:t xml:space="preserve"> </w:t>
+      </w:r>
       <w:r>
         <w:rPr>
           <w:rFonts w:hint="eastAsia" w:ascii="Times New Roman" w:hAnsi="Times New Roman" w:eastAsia="Times New Roman" w:cs="Times New Roman"/>
@@ -16074,357 +16283,357 @@
         <w:t>：</w:t>
       </w:r>
     </w:p>
-    <w:tbl>
-      <w:tblPr>
-        <w:tblStyle w:val="Table"/>
-        <w:tblW w:type="auto" w:w="0"/>
-        <w:jc w:val="left"/>
-        <w:tblInd w:w="720" w:type="dxa"/>
-        <w:tblLook w:firstRow="1" w:lastRow="0" w:firstColumn="0" w:lastColumn="0" w:noHBand="0" w:noVBand="0" w:val="0020"/>
-      </w:tblPr>
-      <w:tblGrid>
-        <w:gridCol w:w="2640"/>
-        <w:gridCol w:w="2640"/>
-        <w:gridCol w:w="2640"/>
-      </w:tblGrid>
-      <w:tr>
-        <w:trPr>
-          <w:tblHeader w:val="on"/>
-        </w:trPr>
-        <w:tc>
-          <w:tcPr/>
-          <w:p>
-            <w:pPr>
-              <w:pStyle w:val="Compact"/>
-              <w:jc w:val="center"/>
-            </w:pPr>
-            <w:r>
-              <w:rPr>
-                <w:rFonts w:hint="eastAsia" w:ascii="Times New Roman" w:hAnsi="Times New Roman" w:eastAsia="SimHei" w:cs="Times New Roman"/>
-                <w:b/>
-              </w:rPr>
-              <w:t xml:space="preserve">客体</w:t>
-            </w:r>
-          </w:p>
-        </w:tc>
-        <w:tc>
-          <w:tcPr/>
-          <w:p>
-            <w:pPr>
-              <w:pStyle w:val="Compact"/>
-              <w:jc w:val="center"/>
-            </w:pPr>
-            <w:r>
-              <w:rPr>
-                <w:rFonts w:hint="eastAsia" w:ascii="Times New Roman" w:hAnsi="Times New Roman" w:eastAsia="SimHei" w:cs="Times New Roman"/>
-                <w:b/>
-              </w:rPr>
-              <w:t>直径</w:t>
-            </w:r>
-            <w:r>
-              <w:rPr>
-                <w:rFonts w:hint="eastAsia" w:ascii="Times New Roman" w:hAnsi="Times New Roman" w:eastAsia="Times New Roman" w:cs="Times New Roman"/>
-                <w:b/>
-              </w:rPr>
-              <w:t>/Å</w:t>
-            </w:r>
-          </w:p>
-        </w:tc>
-        <w:tc>
-          <w:tcPr/>
-          <w:p>
-            <w:pPr>
-              <w:pStyle w:val="Compact"/>
-              <w:jc w:val="center"/>
-            </w:pPr>
-            <m:oMath>
-              <m:sSub>
-                <m:e>
-                  <m:r>
-                    <m:t>K</m:t>
-                  </m:r>
-                </m:e>
-                <m:sub>
-                  <m:r>
-                    <m:t>a</m:t>
-                  </m:r>
-                </m:sub>
-              </m:sSub>
-            </m:oMath>
-            <w:r>
-              <w:rPr>
-                <w:rFonts w:ascii="Times New Roman" w:hAnsi="Times New Roman" w:eastAsia="Times New Roman" w:cs="Times New Roman"/>
-                <w:b/>
-              </w:rPr>
-              <w:t>/M</w:t>
-            </w:r>
-            <w:r>
-              <w:rPr>
-                <w:rFonts w:ascii="Times New Roman" w:hAnsi="Times New Roman" w:eastAsia="Times New Roman" w:cs="Times New Roman"/>
-                <w:b/>
-                <w:vertAlign w:val="superscript"/>
-              </w:rPr>
-              <w:t>-1</w:t>
-            </w:r>
-          </w:p>
-        </w:tc>
-      </w:tr>
-      <w:tr>
-        <w:tc>
-          <w:tcPr/>
-          <w:p>
-            <w:pPr>
-              <w:pStyle w:val="Compact"/>
-              <w:jc w:val="center"/>
-            </w:pPr>
-            <w:r>
-              <w:rPr>
-                <w:rFonts w:hint="eastAsia" w:ascii="Times New Roman" w:hAnsi="Times New Roman" w:eastAsia="FangSong" w:cs="Times New Roman"/>
-              </w:rPr>
-              <w:t xml:space="preserve">苯</w:t>
-            </w:r>
-          </w:p>
-        </w:tc>
-        <w:tc>
-          <w:tcPr/>
-          <w:p>
-            <w:pPr>
-              <w:pStyle w:val="Compact"/>
-              <w:jc w:val="center"/>
-            </w:pPr>
-            <w:r>
-              <w:rPr>
-                <w:rFonts w:ascii="Times New Roman" w:hAnsi="Times New Roman" w:eastAsia="Times New Roman" w:cs="Times New Roman"/>
-              </w:rPr>
-              <w:t xml:space="preserve">5.8</w:t>
-            </w:r>
-          </w:p>
-        </w:tc>
-        <w:tc>
-          <w:tcPr/>
-          <w:p>
-            <w:pPr>
-              <w:pStyle w:val="Compact"/>
-              <w:jc w:val="center"/>
-            </w:pPr>
-            <w:r>
-              <w:rPr>
-                <w:rFonts w:ascii="Times New Roman" w:hAnsi="Times New Roman" w:eastAsia="Times New Roman" w:cs="Times New Roman"/>
-              </w:rPr>
-              <w:t xml:space="preserve">120</w:t>
-            </w:r>
-          </w:p>
-        </w:tc>
-      </w:tr>
-      <w:tr>
-        <w:tc>
-          <w:tcPr/>
-          <w:p>
-            <w:pPr>
-              <w:pStyle w:val="Compact"/>
-              <w:jc w:val="center"/>
-            </w:pPr>
-            <w:r>
-              <w:rPr>
-                <w:rFonts w:hint="eastAsia" w:ascii="Times New Roman" w:hAnsi="Times New Roman" w:eastAsia="FangSong" w:cs="Times New Roman"/>
-              </w:rPr>
-              <w:t xml:space="preserve">萘</w:t>
-            </w:r>
-          </w:p>
-        </w:tc>
-        <w:tc>
-          <w:tcPr/>
-          <w:p>
-            <w:pPr>
-              <w:pStyle w:val="Compact"/>
-              <w:jc w:val="center"/>
-            </w:pPr>
-            <w:r>
-              <w:rPr>
-                <w:rFonts w:ascii="Times New Roman" w:hAnsi="Times New Roman" w:eastAsia="Times New Roman" w:cs="Times New Roman"/>
-              </w:rPr>
-              <w:t xml:space="preserve">7.5</w:t>
-            </w:r>
-          </w:p>
-        </w:tc>
-        <w:tc>
-          <w:tcPr/>
-          <w:p>
-            <w:pPr>
-              <w:pStyle w:val="Compact"/>
-              <w:jc w:val="center"/>
-            </w:pPr>
-            <w:r>
-              <w:rPr>
-                <w:rFonts w:ascii="Times New Roman" w:hAnsi="Times New Roman" w:eastAsia="Times New Roman" w:cs="Times New Roman"/>
-              </w:rPr>
-              <w:t xml:space="preserve">850</w:t>
-            </w:r>
-          </w:p>
-        </w:tc>
-      </w:tr>
-      <w:tr>
-        <w:tc>
-          <w:tcPr/>
-          <w:p>
-            <w:pPr>
-              <w:pStyle w:val="Compact"/>
-              <w:jc w:val="center"/>
-            </w:pPr>
-            <w:r>
-              <w:rPr>
-                <w:rFonts w:hint="eastAsia" w:ascii="Times New Roman" w:hAnsi="Times New Roman" w:eastAsia="FangSong" w:cs="Times New Roman"/>
-              </w:rPr>
-              <w:t xml:space="preserve">蒽</w:t>
-            </w:r>
-          </w:p>
-        </w:tc>
-        <w:tc>
-          <w:tcPr/>
-          <w:p>
-            <w:pPr>
-              <w:pStyle w:val="Compact"/>
-              <w:jc w:val="center"/>
-            </w:pPr>
-            <w:r>
-              <w:rPr>
-                <w:rFonts w:ascii="Times New Roman" w:hAnsi="Times New Roman" w:eastAsia="Times New Roman" w:cs="Times New Roman"/>
-              </w:rPr>
-              <w:t xml:space="preserve">8.5</w:t>
-            </w:r>
-          </w:p>
-        </w:tc>
-        <w:tc>
-          <w:tcPr/>
-          <w:p>
-            <w:pPr>
-              <w:pStyle w:val="Compact"/>
-              <w:jc w:val="center"/>
-            </w:pPr>
-            <w:r>
-              <w:rPr>
-                <w:rFonts w:ascii="Times New Roman" w:hAnsi="Times New Roman" w:eastAsia="Times New Roman" w:cs="Times New Roman"/>
-              </w:rPr>
-              <w:t xml:space="preserve">30</w:t>
-            </w:r>
-          </w:p>
-        </w:tc>
-      </w:tr>
-      <w:tr>
-        <w:tc>
-          <w:tcPr/>
-          <w:p>
-            <w:pPr>
-              <w:pStyle w:val="Compact"/>
-              <w:jc w:val="center"/>
-            </w:pPr>
-            <w:r>
-              <w:rPr>
-                <w:rFonts w:hint="eastAsia" w:ascii="Times New Roman" w:hAnsi="Times New Roman" w:eastAsia="FangSong" w:cs="Times New Roman"/>
-              </w:rPr>
-              <w:t xml:space="preserve">甲苯</w:t>
-            </w:r>
-          </w:p>
-        </w:tc>
-        <w:tc>
-          <w:tcPr/>
-          <w:p>
-            <w:pPr>
-              <w:pStyle w:val="Compact"/>
-              <w:jc w:val="center"/>
-            </w:pPr>
-            <w:r>
-              <w:rPr>
-                <w:rFonts w:ascii="Times New Roman" w:hAnsi="Times New Roman" w:eastAsia="Times New Roman" w:cs="Times New Roman"/>
-              </w:rPr>
-              <w:t xml:space="preserve">6.0</w:t>
-            </w:r>
-          </w:p>
-        </w:tc>
-        <w:tc>
-          <w:tcPr/>
-          <w:p>
-            <w:pPr>
-              <w:pStyle w:val="Compact"/>
-              <w:jc w:val="center"/>
-            </w:pPr>
-            <w:r>
-              <w:rPr>
-                <w:rFonts w:ascii="Times New Roman" w:hAnsi="Times New Roman" w:eastAsia="Times New Roman" w:cs="Times New Roman"/>
-              </w:rPr>
-              <w:t xml:space="preserve">350</w:t>
-            </w:r>
-          </w:p>
-        </w:tc>
-      </w:tr>
-    </w:tbl>
     <w:p>
       <w:pPr>
-        <w:pStyle w:val="Compact"/>
-        <w:numPr>
-          <w:ilvl w:val="1"/>
-          <w:numId w:val="1023"/>
-        </w:numPr>
-        <w:spacing w:before="120"/>
+        <w:pStyle w:val="SourceCode"/>
       </w:pPr>
       <w:r>
         <w:rPr>
-          <w:rFonts w:hint="eastAsia" w:ascii="Times New Roman" w:hAnsi="Times New Roman" w:eastAsia="FangSong" w:cs="Times New Roman"/>
+          <w:rStyle w:val="VerbatimChar"/>
+          <w:rFonts w:ascii="SimSun" w:hAnsi="SimSun" w:eastAsia="SimSun" w:cs="SimSun"/>
+        </w:rPr>
+        <w:t xml:space="preserve">| </w:t>
+      </w:r>
+      <w:r>
+        <w:rPr>
+          <w:rStyle w:val="VerbatimChar"/>
+          <w:rFonts w:hint="eastAsia" w:ascii="SimSun" w:hAnsi="SimSun" w:eastAsia="SimSun" w:cs="SimSun"/>
+        </w:rPr>
+        <w:t xml:space="preserve">客体</w:t>
+      </w:r>
+      <w:r>
+        <w:rPr>
+          <w:rStyle w:val="VerbatimChar"/>
+          <w:rFonts w:ascii="SimSun" w:hAnsi="SimSun" w:eastAsia="SimSun" w:cs="SimSun"/>
+        </w:rPr>
+        <w:t xml:space="preserve"> | </w:t>
+      </w:r>
+      <w:r>
+        <w:rPr>
+          <w:rStyle w:val="VerbatimChar"/>
+          <w:rFonts w:hint="eastAsia" w:ascii="SimSun" w:hAnsi="SimSun" w:eastAsia="SimSun" w:cs="SimSun"/>
+        </w:rPr>
+        <w:t>直径</w:t>
+      </w:r>
+      <w:r>
+        <w:rPr>
+          <w:rStyle w:val="VerbatimChar"/>
+          <w:rFonts w:hint="eastAsia" w:ascii="SimSun" w:hAnsi="SimSun" w:eastAsia="SimSun" w:cs="SimSun"/>
+        </w:rPr>
+        <w:t>/Å</w:t>
+      </w:r>
+      <w:r>
+        <w:rPr>
+          <w:rStyle w:val="VerbatimChar"/>
+          <w:rFonts w:ascii="SimSun" w:hAnsi="SimSun" w:eastAsia="SimSun" w:cs="SimSun"/>
+        </w:rPr>
+        <w:t xml:space="preserve"> | $K_a$/M</w:t>
+      </w:r>
+      <w:r>
+        <w:rPr>
+          <w:rStyle w:val="VerbatimChar"/>
+          <w:rFonts w:ascii="SimSun" w:hAnsi="SimSun" w:eastAsia="SimSun" w:cs="SimSun"/>
+          <w:vertAlign w:val="superscript"/>
+        </w:rPr>
+        <w:t>-1</w:t>
+      </w:r>
+      <w:r>
+        <w:rPr>
+          <w:rStyle w:val="VerbatimChar"/>
+          <w:rFonts w:ascii="SimSun" w:hAnsi="SimSun" w:eastAsia="SimSun" w:cs="SimSun"/>
+        </w:rPr>
+        <w:t xml:space="preserve"> |</w:t>
+      </w:r>
+      <w:r>
+        <w:rPr>
+          <w:rFonts w:ascii="SimSun" w:hAnsi="SimSun" w:eastAsia="SimSun" w:cs="SimSun"/>
+        </w:rPr>
+        <w:br/>
+      </w:r>
+      <w:r>
+        <w:rPr>
+          <w:rStyle w:val="VerbatimChar"/>
+          <w:rFonts w:ascii="SimSun" w:hAnsi="SimSun" w:eastAsia="SimSun" w:cs="SimSun"/>
+        </w:rPr>
+        <w:t xml:space="preserve">|:---|---:|---:|</w:t>
+      </w:r>
+      <w:r>
+        <w:rPr>
+          <w:rFonts w:ascii="SimSun" w:hAnsi="SimSun" w:eastAsia="SimSun" w:cs="SimSun"/>
+        </w:rPr>
+        <w:br/>
+      </w:r>
+      <w:r>
+        <w:rPr>
+          <w:rStyle w:val="VerbatimChar"/>
+          <w:rFonts w:ascii="SimSun" w:hAnsi="SimSun" w:eastAsia="SimSun" w:cs="SimSun"/>
+        </w:rPr>
+        <w:t xml:space="preserve">| </w:t>
+      </w:r>
+      <w:r>
+        <w:rPr>
+          <w:rStyle w:val="VerbatimChar"/>
+          <w:rFonts w:hint="eastAsia" w:ascii="SimSun" w:hAnsi="SimSun" w:eastAsia="SimSun" w:cs="SimSun"/>
+        </w:rPr>
+        <w:t xml:space="preserve">苯</w:t>
+      </w:r>
+      <w:r>
+        <w:rPr>
+          <w:rStyle w:val="VerbatimChar"/>
+          <w:rFonts w:ascii="SimSun" w:hAnsi="SimSun" w:eastAsia="SimSun" w:cs="SimSun"/>
+        </w:rPr>
+        <w:t xml:space="preserve"> | 5.8 | 120 |</w:t>
+      </w:r>
+      <w:r>
+        <w:rPr>
+          <w:rFonts w:ascii="SimSun" w:hAnsi="SimSun" w:eastAsia="SimSun" w:cs="SimSun"/>
+        </w:rPr>
+        <w:br/>
+      </w:r>
+      <w:r>
+        <w:rPr>
+          <w:rStyle w:val="VerbatimChar"/>
+          <w:rFonts w:ascii="SimSun" w:hAnsi="SimSun" w:eastAsia="SimSun" w:cs="SimSun"/>
+        </w:rPr>
+        <w:t xml:space="preserve">| </w:t>
+      </w:r>
+      <w:r>
+        <w:rPr>
+          <w:rStyle w:val="VerbatimChar"/>
+          <w:rFonts w:hint="eastAsia" w:ascii="SimSun" w:hAnsi="SimSun" w:eastAsia="SimSun" w:cs="SimSun"/>
+        </w:rPr>
+        <w:t xml:space="preserve">萘</w:t>
+      </w:r>
+      <w:r>
+        <w:rPr>
+          <w:rStyle w:val="VerbatimChar"/>
+          <w:rFonts w:ascii="SimSun" w:hAnsi="SimSun" w:eastAsia="SimSun" w:cs="SimSun"/>
+        </w:rPr>
+        <w:t xml:space="preserve"> | 7.5 | 850 |</w:t>
+      </w:r>
+      <w:r>
+        <w:rPr>
+          <w:rFonts w:ascii="SimSun" w:hAnsi="SimSun" w:eastAsia="SimSun" w:cs="SimSun"/>
+        </w:rPr>
+        <w:br/>
+      </w:r>
+      <w:r>
+        <w:rPr>
+          <w:rStyle w:val="VerbatimChar"/>
+          <w:rFonts w:ascii="SimSun" w:hAnsi="SimSun" w:eastAsia="SimSun" w:cs="SimSun"/>
+        </w:rPr>
+        <w:t xml:space="preserve">| </w:t>
+      </w:r>
+      <w:r>
+        <w:rPr>
+          <w:rStyle w:val="VerbatimChar"/>
+          <w:rFonts w:hint="eastAsia" w:ascii="SimSun" w:hAnsi="SimSun" w:eastAsia="SimSun" w:cs="SimSun"/>
+        </w:rPr>
+        <w:t xml:space="preserve">蒽</w:t>
+      </w:r>
+      <w:r>
+        <w:rPr>
+          <w:rStyle w:val="VerbatimChar"/>
+          <w:rFonts w:ascii="SimSun" w:hAnsi="SimSun" w:eastAsia="SimSun" w:cs="SimSun"/>
+        </w:rPr>
+        <w:t xml:space="preserve"> | 8.5 | 30 |</w:t>
+      </w:r>
+      <w:r>
+        <w:rPr>
+          <w:rFonts w:ascii="SimSun" w:hAnsi="SimSun" w:eastAsia="SimSun" w:cs="SimSun"/>
+        </w:rPr>
+        <w:br/>
+      </w:r>
+      <w:r>
+        <w:rPr>
+          <w:rStyle w:val="VerbatimChar"/>
+          <w:rFonts w:ascii="SimSun" w:hAnsi="SimSun" w:eastAsia="SimSun" w:cs="SimSun"/>
+        </w:rPr>
+        <w:t xml:space="preserve">| </w:t>
+      </w:r>
+      <w:r>
+        <w:rPr>
+          <w:rStyle w:val="VerbatimChar"/>
+          <w:rFonts w:hint="eastAsia" w:ascii="SimSun" w:hAnsi="SimSun" w:eastAsia="SimSun" w:cs="SimSun"/>
+        </w:rPr>
+        <w:t xml:space="preserve">甲苯</w:t>
+      </w:r>
+      <w:r>
+        <w:rPr>
+          <w:rStyle w:val="VerbatimChar"/>
+          <w:rFonts w:ascii="SimSun" w:hAnsi="SimSun" w:eastAsia="SimSun" w:cs="SimSun"/>
+        </w:rPr>
+        <w:t xml:space="preserve"> | 6.0 | 350 |</w:t>
+      </w:r>
+      <w:r>
+        <w:rPr>
+          <w:rFonts w:ascii="SimSun" w:hAnsi="SimSun" w:eastAsia="SimSun" w:cs="SimSun"/>
+        </w:rPr>
+        <w:br/>
+      </w:r>
+      <w:r>
+        <w:rPr>
+          <w:rFonts w:ascii="SimSun" w:hAnsi="SimSun" w:eastAsia="SimSun" w:cs="SimSun"/>
+        </w:rPr>
+        <w:br/>
+      </w:r>
+      <w:r>
+        <w:rPr>
+          <w:rStyle w:val="VerbatimChar"/>
+          <w:rFonts w:ascii="SimSun" w:hAnsi="SimSun" w:eastAsia="SimSun" w:cs="SimSun"/>
+        </w:rPr>
+        <w:t xml:space="preserve">(a) </w:t>
+      </w:r>
+      <w:r>
+        <w:rPr>
+          <w:rStyle w:val="VerbatimChar"/>
+          <w:rFonts w:hint="eastAsia" w:ascii="SimSun" w:hAnsi="SimSun" w:eastAsia="SimSun" w:cs="SimSun"/>
         </w:rPr>
         <w:t xml:space="preserve">解释为什么萘的</w:t>
       </w:r>
       <w:r>
         <w:rPr>
-          <w:rFonts w:ascii="Times New Roman" w:hAnsi="Times New Roman" w:eastAsia="Times New Roman" w:cs="Times New Roman"/>
-        </w:rPr>
-        <w:t xml:space="preserve"> </w:t>
-      </w:r>
-      <m:oMath>
-        <m:sSub>
-          <m:e>
-            <m:r>
-              <m:t>K</m:t>
-            </m:r>
-          </m:e>
-          <m:sub>
-            <m:r>
-              <m:t>a</m:t>
-            </m:r>
-          </m:sub>
-        </m:sSub>
-      </m:oMath>
-      <w:r>
-        <w:rPr>
-          <w:rFonts w:ascii="Times New Roman" w:hAnsi="Times New Roman" w:eastAsia="Times New Roman" w:cs="Times New Roman"/>
-        </w:rPr>
-        <w:t xml:space="preserve"> </w:t>
-      </w:r>
-      <w:r>
-        <w:rPr>
-          <w:rFonts w:hint="eastAsia" w:ascii="Times New Roman" w:hAnsi="Times New Roman" w:eastAsia="FangSong" w:cs="Times New Roman"/>
+          <w:rStyle w:val="VerbatimChar"/>
+          <w:rFonts w:ascii="SimSun" w:hAnsi="SimSun" w:eastAsia="SimSun" w:cs="SimSun"/>
+        </w:rPr>
+        <w:t xml:space="preserve"> $K_a$ </w:t>
+      </w:r>
+      <w:r>
+        <w:rPr>
+          <w:rStyle w:val="VerbatimChar"/>
+          <w:rFonts w:hint="eastAsia" w:ascii="SimSun" w:hAnsi="SimSun" w:eastAsia="SimSun" w:cs="SimSun"/>
         </w:rPr>
         <w:t>最高</w:t>
       </w:r>
       <w:r>
         <w:rPr>
-          <w:rFonts w:hint="eastAsia" w:ascii="Times New Roman" w:hAnsi="Times New Roman" w:eastAsia="Times New Roman" w:cs="Times New Roman"/>
+          <w:rStyle w:val="VerbatimChar"/>
+          <w:rFonts w:hint="eastAsia" w:ascii="SimSun" w:hAnsi="SimSun" w:eastAsia="SimSun" w:cs="SimSun"/>
+        </w:rPr>
+        <w:t>。</w:t>
+      </w:r>
+      <w:r>
+        <w:rPr>
+          <w:rFonts w:ascii="SimSun" w:hAnsi="SimSun" w:eastAsia="SimSun" w:cs="SimSun"/>
+        </w:rPr>
+        <w:br/>
+      </w:r>
+      <w:r>
+        <w:rPr>
+          <w:rStyle w:val="VerbatimChar"/>
+          <w:rFonts w:ascii="SimSun" w:hAnsi="SimSun" w:eastAsia="SimSun" w:cs="SimSun"/>
+        </w:rPr>
+        <w:t xml:space="preserve">(b) </w:t>
+      </w:r>
+      <w:r>
+        <w:rPr>
+          <w:rStyle w:val="VerbatimChar"/>
+          <w:rFonts w:hint="eastAsia" w:ascii="SimSun" w:hAnsi="SimSun" w:eastAsia="SimSun" w:cs="SimSun"/>
+        </w:rPr>
+        <w:t xml:space="preserve">解释为什么蒽的</w:t>
+      </w:r>
+      <w:r>
+        <w:rPr>
+          <w:rStyle w:val="VerbatimChar"/>
+          <w:rFonts w:ascii="SimSun" w:hAnsi="SimSun" w:eastAsia="SimSun" w:cs="SimSun"/>
+        </w:rPr>
+        <w:t xml:space="preserve"> $K_a$ </w:t>
+      </w:r>
+      <w:r>
+        <w:rPr>
+          <w:rStyle w:val="VerbatimChar"/>
+          <w:rFonts w:hint="eastAsia" w:ascii="SimSun" w:hAnsi="SimSun" w:eastAsia="SimSun" w:cs="SimSun"/>
+        </w:rPr>
+        <w:t>反而低于苯</w:t>
+      </w:r>
+      <w:r>
+        <w:rPr>
+          <w:rStyle w:val="VerbatimChar"/>
+          <w:rFonts w:hint="eastAsia" w:ascii="SimSun" w:hAnsi="SimSun" w:eastAsia="SimSun" w:cs="SimSun"/>
+        </w:rPr>
+        <w:t>。</w:t>
+      </w:r>
+      <w:r>
+        <w:rPr>
+          <w:rFonts w:ascii="SimSun" w:hAnsi="SimSun" w:eastAsia="SimSun" w:cs="SimSun"/>
+        </w:rPr>
+        <w:br/>
+      </w:r>
+      <w:r>
+        <w:rPr>
+          <w:rStyle w:val="VerbatimChar"/>
+          <w:rFonts w:ascii="SimSun" w:hAnsi="SimSun" w:eastAsia="SimSun" w:cs="SimSun"/>
+        </w:rPr>
+        <w:t xml:space="preserve">(c) </w:t>
+      </w:r>
+      <w:r>
+        <w:rPr>
+          <w:rStyle w:val="VerbatimChar"/>
+          <w:rFonts w:hint="eastAsia" w:ascii="SimSun" w:hAnsi="SimSun" w:eastAsia="SimSun" w:cs="SimSun"/>
+        </w:rPr>
+        <w:t xml:space="preserve">预测在</w:t>
+      </w:r>
+      <w:r>
+        <w:rPr>
+          <w:rStyle w:val="VerbatimChar"/>
+          <w:rFonts w:ascii="SimSun" w:hAnsi="SimSun" w:eastAsia="SimSun" w:cs="SimSun"/>
+        </w:rPr>
+        <w:t xml:space="preserve"> DMSO </w:t>
+      </w:r>
+      <w:r>
+        <w:rPr>
+          <w:rStyle w:val="VerbatimChar"/>
+          <w:rFonts w:hint="eastAsia" w:ascii="SimSun" w:hAnsi="SimSun" w:eastAsia="SimSun" w:cs="SimSun"/>
+        </w:rPr>
+        <w:t xml:space="preserve">中</w:t>
+      </w:r>
+      <w:r>
+        <w:rPr>
+          <w:rStyle w:val="VerbatimChar"/>
+          <w:rFonts w:ascii="SimSun" w:hAnsi="SimSun" w:eastAsia="SimSun" w:cs="SimSun"/>
+        </w:rPr>
+        <w:t xml:space="preserve"> $K_a$ </w:t>
+      </w:r>
+      <w:r>
+        <w:rPr>
+          <w:rStyle w:val="VerbatimChar"/>
+          <w:rFonts w:hint="eastAsia" w:ascii="SimSun" w:hAnsi="SimSun" w:eastAsia="SimSun" w:cs="SimSun"/>
+        </w:rPr>
+        <w:t>的变化趋势</w:t>
+      </w:r>
+      <w:r>
+        <w:rPr>
+          <w:rStyle w:val="VerbatimChar"/>
+          <w:rFonts w:hint="eastAsia" w:ascii="SimSun" w:hAnsi="SimSun" w:eastAsia="SimSun" w:cs="SimSun"/>
+        </w:rPr>
+        <w:t>，</w:t>
+      </w:r>
+      <w:r>
+        <w:rPr>
+          <w:rStyle w:val="VerbatimChar"/>
+          <w:rFonts w:hint="eastAsia" w:ascii="SimSun" w:hAnsi="SimSun" w:eastAsia="SimSun" w:cs="SimSun"/>
+        </w:rPr>
+        <w:t>并解释原因</w:t>
+      </w:r>
+      <w:r>
+        <w:rPr>
+          <w:rStyle w:val="VerbatimChar"/>
+          <w:rFonts w:hint="eastAsia" w:ascii="SimSun" w:hAnsi="SimSun" w:eastAsia="SimSun" w:cs="SimSun"/>
         </w:rPr>
         <w:t>。</w:t>
       </w:r>
     </w:p>
     <w:p>
       <w:pPr>
-        <w:pStyle w:val="Compact"/>
-        <w:numPr>
-          <w:ilvl w:val="1"/>
-          <w:numId w:val="1023"/>
-        </w:numPr>
+        <w:pStyle w:val="FirstParagraph"/>
       </w:pPr>
       <w:r>
         <w:rPr>
-          <w:rFonts w:hint="eastAsia" w:ascii="Times New Roman" w:hAnsi="Times New Roman" w:eastAsia="FangSong" w:cs="Times New Roman"/>
-        </w:rPr>
-        <w:t xml:space="preserve">解释为什么蒽的</w:t>
+          <w:rFonts w:ascii="Times New Roman" w:hAnsi="Times New Roman" w:eastAsia="Times New Roman" w:cs="Times New Roman"/>
+          <w:b/>
+          <w:bCs/>
+        </w:rPr>
+        <w:t xml:space="preserve">15.</w:t>
       </w:r>
       <w:r>
         <w:rPr>
@@ -16432,20 +16641,46 @@
         </w:rPr>
         <w:t xml:space="preserve"> </w:t>
       </w:r>
-      <m:oMath>
-        <m:sSub>
-          <m:e>
-            <m:r>
-              <m:t>K</m:t>
-            </m:r>
-          </m:e>
-          <m:sub>
-            <m:r>
-              <m:t>a</m:t>
-            </m:r>
-          </m:sub>
-        </m:sSub>
-      </m:oMath>
+      <w:r>
+        <w:rPr>
+          <w:rFonts w:hint="eastAsia" w:ascii="Times New Roman" w:hAnsi="Times New Roman" w:eastAsia="Times New Roman" w:cs="Times New Roman"/>
+          <w:b/>
+          <w:bCs/>
+        </w:rPr>
+        <w:t>（</w:t>
+      </w:r>
+      <w:r>
+        <w:rPr>
+          <w:rFonts w:hint="eastAsia" w:ascii="Times New Roman" w:hAnsi="Times New Roman" w:eastAsia="FangSong" w:cs="Times New Roman"/>
+          <w:b/>
+          <w:bCs/>
+        </w:rPr>
+        <w:t>改编自第</w:t>
+      </w:r>
+      <w:r>
+        <w:rPr>
+          <w:rFonts w:ascii="Times New Roman" w:hAnsi="Times New Roman" w:eastAsia="Times New Roman" w:cs="Times New Roman"/>
+          <w:b/>
+          <w:bCs/>
+        </w:rPr>
+        <w:t xml:space="preserve"> 30 </w:t>
+      </w:r>
+      <w:r>
+        <w:rPr>
+          <w:rFonts w:hint="eastAsia" w:ascii="Times New Roman" w:hAnsi="Times New Roman" w:eastAsia="FangSong" w:cs="Times New Roman"/>
+          <w:b/>
+          <w:bCs/>
+        </w:rPr>
+        <w:t>届决赛</w:t>
+      </w:r>
+      <w:r>
+        <w:rPr>
+          <w:rFonts w:hint="eastAsia" w:ascii="Times New Roman" w:hAnsi="Times New Roman" w:eastAsia="Times New Roman" w:cs="Times New Roman"/>
+          <w:b/>
+          <w:bCs/>
+        </w:rPr>
+        <w:t>）</w:t>
+      </w:r>
       <w:r>
         <w:rPr>
           <w:rFonts w:ascii="Times New Roman" w:hAnsi="Times New Roman" w:eastAsia="Times New Roman" w:cs="Times New Roman"/>
@@ -16456,138 +16691,680 @@
         <w:rPr>
           <w:rFonts w:hint="eastAsia" w:ascii="Times New Roman" w:hAnsi="Times New Roman" w:eastAsia="FangSong" w:cs="Times New Roman"/>
         </w:rPr>
-        <w:t>反而低于苯</w:t>
-      </w:r>
-      <w:r>
-        <w:rPr>
-          <w:rFonts w:hint="eastAsia" w:ascii="Times New Roman" w:hAnsi="Times New Roman" w:eastAsia="Times New Roman" w:cs="Times New Roman"/>
-        </w:rPr>
-        <w:t>。</w:t>
+        <w:t xml:space="preserve">两种冠醚</w:t>
+      </w:r>
+      <w:r>
+        <w:rPr>
+          <w:rFonts w:ascii="Times New Roman" w:hAnsi="Times New Roman" w:eastAsia="Times New Roman" w:cs="Times New Roman"/>
+        </w:rPr>
+        <w:t xml:space="preserve"> B </w:t>
+      </w:r>
+      <w:r>
+        <w:rPr>
+          <w:rFonts w:hint="eastAsia" w:ascii="Times New Roman" w:hAnsi="Times New Roman" w:eastAsia="FangSong" w:cs="Times New Roman"/>
+        </w:rPr>
+        <w:t xml:space="preserve">和</w:t>
+      </w:r>
+      <w:r>
+        <w:rPr>
+          <w:rFonts w:ascii="Times New Roman" w:hAnsi="Times New Roman" w:eastAsia="Times New Roman" w:cs="Times New Roman"/>
+        </w:rPr>
+        <w:t xml:space="preserve"> C </w:t>
+      </w:r>
+      <w:r>
+        <w:rPr>
+          <w:rFonts w:hint="eastAsia" w:ascii="Times New Roman" w:hAnsi="Times New Roman" w:eastAsia="FangSong" w:cs="Times New Roman"/>
+        </w:rPr>
+        <w:t xml:space="preserve">在甲醇中对</w:t>
+      </w:r>
+      <w:r>
+        <w:rPr>
+          <w:rFonts w:ascii="Times New Roman" w:hAnsi="Times New Roman" w:eastAsia="Times New Roman" w:cs="Times New Roman"/>
+        </w:rPr>
+        <w:t xml:space="preserve"> Na</w:t>
+      </w:r>
+      <w:r>
+        <w:rPr>
+          <w:rFonts w:ascii="Times New Roman" w:hAnsi="Times New Roman" w:eastAsia="Times New Roman" w:cs="Times New Roman"/>
+          <w:vertAlign w:val="superscript"/>
+        </w:rPr>
+        <w:t>+</w:t>
+      </w:r>
+      <w:r>
+        <w:rPr>
+          <w:rFonts w:ascii="Times New Roman" w:hAnsi="Times New Roman" w:eastAsia="Times New Roman" w:cs="Times New Roman"/>
+        </w:rPr>
+        <w:t xml:space="preserve"> </w:t>
+      </w:r>
+      <w:r>
+        <w:rPr>
+          <w:rFonts w:hint="eastAsia" w:ascii="Times New Roman" w:hAnsi="Times New Roman" w:eastAsia="FangSong" w:cs="Times New Roman"/>
+        </w:rPr>
+        <w:t xml:space="preserve">和</w:t>
+      </w:r>
+      <w:r>
+        <w:rPr>
+          <w:rFonts w:ascii="Times New Roman" w:hAnsi="Times New Roman" w:eastAsia="Times New Roman" w:cs="Times New Roman"/>
+        </w:rPr>
+        <w:t xml:space="preserve"> K</w:t>
+      </w:r>
+      <w:r>
+        <w:rPr>
+          <w:rFonts w:ascii="Times New Roman" w:hAnsi="Times New Roman" w:eastAsia="Times New Roman" w:cs="Times New Roman"/>
+          <w:vertAlign w:val="superscript"/>
+        </w:rPr>
+        <w:t>+</w:t>
+      </w:r>
+      <w:r>
+        <w:rPr>
+          <w:rFonts w:ascii="Times New Roman" w:hAnsi="Times New Roman" w:eastAsia="Times New Roman" w:cs="Times New Roman"/>
+        </w:rPr>
+        <w:t xml:space="preserve"> </w:t>
+      </w:r>
+      <w:r>
+        <w:rPr>
+          <w:rFonts w:hint="eastAsia" w:ascii="Times New Roman" w:hAnsi="Times New Roman" w:eastAsia="FangSong" w:cs="Times New Roman"/>
+        </w:rPr>
+        <w:t>的结合常数如下</w:t>
+      </w:r>
+      <w:r>
+        <w:rPr>
+          <w:rFonts w:hint="eastAsia" w:ascii="Times New Roman" w:hAnsi="Times New Roman" w:eastAsia="Times New Roman" w:cs="Times New Roman"/>
+        </w:rPr>
+        <w:t>：</w:t>
       </w:r>
     </w:p>
     <w:p>
       <w:pPr>
-        <w:pStyle w:val="Compact"/>
-        <w:numPr>
-          <w:ilvl w:val="1"/>
-          <w:numId w:val="1023"/>
-        </w:numPr>
+        <w:pStyle w:val="SourceCode"/>
       </w:pPr>
       <w:r>
         <w:rPr>
-          <w:rFonts w:hint="eastAsia" w:ascii="Times New Roman" w:hAnsi="Times New Roman" w:eastAsia="FangSong" w:cs="Times New Roman"/>
-        </w:rPr>
-        <w:t xml:space="preserve">预测在</w:t>
-      </w:r>
-      <w:r>
-        <w:rPr>
-          <w:rFonts w:ascii="Times New Roman" w:hAnsi="Times New Roman" w:eastAsia="Times New Roman" w:cs="Times New Roman"/>
-        </w:rPr>
-        <w:t xml:space="preserve"> DMSO </w:t>
-      </w:r>
-      <w:r>
-        <w:rPr>
-          <w:rFonts w:hint="eastAsia" w:ascii="Times New Roman" w:hAnsi="Times New Roman" w:eastAsia="FangSong" w:cs="Times New Roman"/>
-        </w:rPr>
-        <w:t xml:space="preserve">中</w:t>
-      </w:r>
-      <w:r>
-        <w:rPr>
-          <w:rFonts w:ascii="Times New Roman" w:hAnsi="Times New Roman" w:eastAsia="Times New Roman" w:cs="Times New Roman"/>
+          <w:rStyle w:val="VerbatimChar"/>
+          <w:rFonts w:ascii="SimSun" w:hAnsi="SimSun" w:eastAsia="SimSun" w:cs="SimSun"/>
+        </w:rPr>
+        <w:t xml:space="preserve">| </w:t>
+      </w:r>
+      <w:r>
+        <w:rPr>
+          <w:rStyle w:val="VerbatimChar"/>
+          <w:rFonts w:hint="eastAsia" w:ascii="SimSun" w:hAnsi="SimSun" w:eastAsia="SimSun" w:cs="SimSun"/>
+        </w:rPr>
+        <w:t xml:space="preserve">配体</w:t>
+      </w:r>
+      <w:r>
+        <w:rPr>
+          <w:rStyle w:val="VerbatimChar"/>
+          <w:rFonts w:ascii="SimSun" w:hAnsi="SimSun" w:eastAsia="SimSun" w:cs="SimSun"/>
+        </w:rPr>
+        <w:t xml:space="preserve"> | </w:t>
+      </w:r>
+      <w:r>
+        <w:rPr>
+          <w:rStyle w:val="VerbatimChar"/>
+          <w:rFonts w:hint="eastAsia" w:ascii="SimSun" w:hAnsi="SimSun" w:eastAsia="SimSun" w:cs="SimSun"/>
+        </w:rPr>
+        <w:t xml:space="preserve">类型</w:t>
+      </w:r>
+      <w:r>
+        <w:rPr>
+          <w:rStyle w:val="VerbatimChar"/>
+          <w:rFonts w:ascii="SimSun" w:hAnsi="SimSun" w:eastAsia="SimSun" w:cs="SimSun"/>
+        </w:rPr>
+        <w:t xml:space="preserve"> | $K_a$(Na</w:t>
+      </w:r>
+      <w:r>
+        <w:rPr>
+          <w:rStyle w:val="VerbatimChar"/>
+          <w:rFonts w:ascii="SimSun" w:hAnsi="SimSun" w:eastAsia="SimSun" w:cs="SimSun"/>
+          <w:vertAlign w:val="superscript"/>
+        </w:rPr>
+        <w:t>+</w:t>
+      </w:r>
+      <w:r>
+        <w:rPr>
+          <w:rStyle w:val="VerbatimChar"/>
+          <w:rFonts w:ascii="SimSun" w:hAnsi="SimSun" w:eastAsia="SimSun" w:cs="SimSun"/>
+        </w:rPr>
+        <w:t>)/M</w:t>
+      </w:r>
+      <w:r>
+        <w:rPr>
+          <w:rStyle w:val="VerbatimChar"/>
+          <w:rFonts w:ascii="SimSun" w:hAnsi="SimSun" w:eastAsia="SimSun" w:cs="SimSun"/>
+          <w:vertAlign w:val="superscript"/>
+        </w:rPr>
+        <w:t>-1</w:t>
+      </w:r>
+      <w:r>
+        <w:rPr>
+          <w:rStyle w:val="VerbatimChar"/>
+          <w:rFonts w:ascii="SimSun" w:hAnsi="SimSun" w:eastAsia="SimSun" w:cs="SimSun"/>
+        </w:rPr>
+        <w:t xml:space="preserve"> | $K_a$(K</w:t>
+      </w:r>
+      <w:r>
+        <w:rPr>
+          <w:rStyle w:val="VerbatimChar"/>
+          <w:rFonts w:ascii="SimSun" w:hAnsi="SimSun" w:eastAsia="SimSun" w:cs="SimSun"/>
+          <w:vertAlign w:val="superscript"/>
+        </w:rPr>
+        <w:t>+</w:t>
+      </w:r>
+      <w:r>
+        <w:rPr>
+          <w:rStyle w:val="VerbatimChar"/>
+          <w:rFonts w:ascii="SimSun" w:hAnsi="SimSun" w:eastAsia="SimSun" w:cs="SimSun"/>
+        </w:rPr>
+        <w:t>)/M</w:t>
+      </w:r>
+      <w:r>
+        <w:rPr>
+          <w:rStyle w:val="VerbatimChar"/>
+          <w:rFonts w:ascii="SimSun" w:hAnsi="SimSun" w:eastAsia="SimSun" w:cs="SimSun"/>
+          <w:vertAlign w:val="superscript"/>
+        </w:rPr>
+        <w:t>-1</w:t>
+      </w:r>
+      <w:r>
+        <w:rPr>
+          <w:rStyle w:val="VerbatimChar"/>
+          <w:rFonts w:ascii="SimSun" w:hAnsi="SimSun" w:eastAsia="SimSun" w:cs="SimSun"/>
+        </w:rPr>
+        <w:t xml:space="preserve"> |</w:t>
+      </w:r>
+      <w:r>
+        <w:rPr>
+          <w:rFonts w:ascii="SimSun" w:hAnsi="SimSun" w:eastAsia="SimSun" w:cs="SimSun"/>
+        </w:rPr>
+        <w:br/>
+      </w:r>
+      <w:r>
+        <w:rPr>
+          <w:rStyle w:val="VerbatimChar"/>
+          <w:rFonts w:ascii="SimSun" w:hAnsi="SimSun" w:eastAsia="SimSun" w:cs="SimSun"/>
+        </w:rPr>
+        <w:t xml:space="preserve">|:---|:---|---:|---:|</w:t>
+      </w:r>
+      <w:r>
+        <w:rPr>
+          <w:rFonts w:ascii="SimSun" w:hAnsi="SimSun" w:eastAsia="SimSun" w:cs="SimSun"/>
+        </w:rPr>
+        <w:br/>
+      </w:r>
+      <w:r>
+        <w:rPr>
+          <w:rStyle w:val="VerbatimChar"/>
+          <w:rFonts w:ascii="SimSun" w:hAnsi="SimSun" w:eastAsia="SimSun" w:cs="SimSun"/>
+        </w:rPr>
+        <w:t xml:space="preserve">| B | </w:t>
+      </w:r>
+      <w:r>
+        <w:rPr>
+          <w:rStyle w:val="VerbatimChar"/>
+          <w:rFonts w:hint="eastAsia" w:ascii="SimSun" w:hAnsi="SimSun" w:eastAsia="SimSun" w:cs="SimSun"/>
+        </w:rPr>
+        <w:t>[15]</w:t>
+      </w:r>
+      <w:r>
+        <w:rPr>
+          <w:rStyle w:val="VerbatimChar"/>
+          <w:rFonts w:hint="eastAsia" w:ascii="SimSun" w:hAnsi="SimSun" w:eastAsia="SimSun" w:cs="SimSun"/>
+        </w:rPr>
+        <w:t>冠</w:t>
+      </w:r>
+      <w:r>
+        <w:rPr>
+          <w:rStyle w:val="VerbatimChar"/>
+          <w:rFonts w:hint="eastAsia" w:ascii="SimSun" w:hAnsi="SimSun" w:eastAsia="SimSun" w:cs="SimSun"/>
+        </w:rPr>
+        <w:t>-5</w:t>
+      </w:r>
+      <w:r>
+        <w:rPr>
+          <w:rStyle w:val="VerbatimChar"/>
+          <w:rFonts w:ascii="SimSun" w:hAnsi="SimSun" w:eastAsia="SimSun" w:cs="SimSun"/>
+        </w:rPr>
+        <w:t xml:space="preserve"> | 6.3×10</w:t>
+      </w:r>
+      <w:r>
+        <w:rPr>
+          <w:rStyle w:val="VerbatimChar"/>
+          <w:rFonts w:ascii="SimSun" w:hAnsi="SimSun" w:eastAsia="SimSun" w:cs="SimSun"/>
+          <w:vertAlign w:val="superscript"/>
+        </w:rPr>
+        <w:t>3</w:t>
+      </w:r>
+      <w:r>
+        <w:rPr>
+          <w:rStyle w:val="VerbatimChar"/>
+          <w:rFonts w:ascii="SimSun" w:hAnsi="SimSun" w:eastAsia="SimSun" w:cs="SimSun"/>
+        </w:rPr>
+        <w:t xml:space="preserve"> | 1.0×10</w:t>
+      </w:r>
+      <w:r>
+        <w:rPr>
+          <w:rStyle w:val="VerbatimChar"/>
+          <w:rFonts w:ascii="SimSun" w:hAnsi="SimSun" w:eastAsia="SimSun" w:cs="SimSun"/>
+          <w:vertAlign w:val="superscript"/>
+        </w:rPr>
+        <w:t>2</w:t>
+      </w:r>
+      <w:r>
+        <w:rPr>
+          <w:rStyle w:val="VerbatimChar"/>
+          <w:rFonts w:ascii="SimSun" w:hAnsi="SimSun" w:eastAsia="SimSun" w:cs="SimSun"/>
+        </w:rPr>
+        <w:t xml:space="preserve"> |</w:t>
+      </w:r>
+      <w:r>
+        <w:rPr>
+          <w:rFonts w:ascii="SimSun" w:hAnsi="SimSun" w:eastAsia="SimSun" w:cs="SimSun"/>
+        </w:rPr>
+        <w:br/>
+      </w:r>
+      <w:r>
+        <w:rPr>
+          <w:rStyle w:val="VerbatimChar"/>
+          <w:rFonts w:ascii="SimSun" w:hAnsi="SimSun" w:eastAsia="SimSun" w:cs="SimSun"/>
+        </w:rPr>
+        <w:t xml:space="preserve">| C | </w:t>
+      </w:r>
+      <w:r>
+        <w:rPr>
+          <w:rStyle w:val="VerbatimChar"/>
+          <w:rFonts w:hint="eastAsia" w:ascii="SimSun" w:hAnsi="SimSun" w:eastAsia="SimSun" w:cs="SimSun"/>
+        </w:rPr>
+        <w:t>[2.2.1]</w:t>
+      </w:r>
+      <w:r>
+        <w:rPr>
+          <w:rStyle w:val="VerbatimChar"/>
+          <w:rFonts w:hint="eastAsia" w:ascii="SimSun" w:hAnsi="SimSun" w:eastAsia="SimSun" w:cs="SimSun"/>
+        </w:rPr>
+        <w:t>穴醚</w:t>
+      </w:r>
+      <w:r>
+        <w:rPr>
+          <w:rStyle w:val="VerbatimChar"/>
+          <w:rFonts w:ascii="SimSun" w:hAnsi="SimSun" w:eastAsia="SimSun" w:cs="SimSun"/>
+        </w:rPr>
+        <w:t xml:space="preserve"> | 8.0×10</w:t>
+      </w:r>
+      <w:r>
+        <w:rPr>
+          <w:rStyle w:val="VerbatimChar"/>
+          <w:rFonts w:ascii="SimSun" w:hAnsi="SimSun" w:eastAsia="SimSun" w:cs="SimSun"/>
+          <w:vertAlign w:val="superscript"/>
+        </w:rPr>
+        <w:t>4</w:t>
+      </w:r>
+      <w:r>
+        <w:rPr>
+          <w:rStyle w:val="VerbatimChar"/>
+          <w:rFonts w:ascii="SimSun" w:hAnsi="SimSun" w:eastAsia="SimSun" w:cs="SimSun"/>
+        </w:rPr>
+        <w:t xml:space="preserve"> | 2.0×10</w:t>
+      </w:r>
+      <w:r>
+        <w:rPr>
+          <w:rStyle w:val="VerbatimChar"/>
+          <w:rFonts w:ascii="SimSun" w:hAnsi="SimSun" w:eastAsia="SimSun" w:cs="SimSun"/>
+          <w:vertAlign w:val="superscript"/>
+        </w:rPr>
+        <w:t>2</w:t>
+      </w:r>
+      <w:r>
+        <w:rPr>
+          <w:rStyle w:val="VerbatimChar"/>
+          <w:rFonts w:ascii="SimSun" w:hAnsi="SimSun" w:eastAsia="SimSun" w:cs="SimSun"/>
+        </w:rPr>
+        <w:t xml:space="preserve"> |</w:t>
+      </w:r>
+      <w:r>
+        <w:rPr>
+          <w:rFonts w:ascii="SimSun" w:hAnsi="SimSun" w:eastAsia="SimSun" w:cs="SimSun"/>
+        </w:rPr>
+        <w:br/>
+      </w:r>
+      <w:r>
+        <w:rPr>
+          <w:rFonts w:ascii="SimSun" w:hAnsi="SimSun" w:eastAsia="SimSun" w:cs="SimSun"/>
+        </w:rPr>
+        <w:br/>
+      </w:r>
+      <w:r>
+        <w:rPr>
+          <w:rStyle w:val="VerbatimChar"/>
+          <w:rFonts w:ascii="SimSun" w:hAnsi="SimSun" w:eastAsia="SimSun" w:cs="SimSun"/>
+        </w:rPr>
+        <w:t xml:space="preserve">(a) </w:t>
+      </w:r>
+      <w:r>
+        <w:rPr>
+          <w:rStyle w:val="VerbatimChar"/>
+          <w:rFonts w:hint="eastAsia" w:ascii="SimSun" w:hAnsi="SimSun" w:eastAsia="SimSun" w:cs="SimSun"/>
+        </w:rPr>
+        <w:t xml:space="preserve">计算</w:t>
+      </w:r>
+      <w:r>
+        <w:rPr>
+          <w:rStyle w:val="VerbatimChar"/>
+          <w:rFonts w:ascii="SimSun" w:hAnsi="SimSun" w:eastAsia="SimSun" w:cs="SimSun"/>
+        </w:rPr>
+        <w:t xml:space="preserve"> B </w:t>
+      </w:r>
+      <w:r>
+        <w:rPr>
+          <w:rStyle w:val="VerbatimChar"/>
+          <w:rFonts w:hint="eastAsia" w:ascii="SimSun" w:hAnsi="SimSun" w:eastAsia="SimSun" w:cs="SimSun"/>
+        </w:rPr>
+        <w:t xml:space="preserve">和</w:t>
+      </w:r>
+      <w:r>
+        <w:rPr>
+          <w:rStyle w:val="VerbatimChar"/>
+          <w:rFonts w:ascii="SimSun" w:hAnsi="SimSun" w:eastAsia="SimSun" w:cs="SimSun"/>
+        </w:rPr>
+        <w:t xml:space="preserve"> C </w:t>
+      </w:r>
+      <w:r>
+        <w:rPr>
+          <w:rStyle w:val="VerbatimChar"/>
+          <w:rFonts w:hint="eastAsia" w:ascii="SimSun" w:hAnsi="SimSun" w:eastAsia="SimSun" w:cs="SimSun"/>
+        </w:rPr>
+        <w:t xml:space="preserve">对</w:t>
+      </w:r>
+      <w:r>
+        <w:rPr>
+          <w:rStyle w:val="VerbatimChar"/>
+          <w:rFonts w:ascii="SimSun" w:hAnsi="SimSun" w:eastAsia="SimSun" w:cs="SimSun"/>
+        </w:rPr>
+        <w:t xml:space="preserve"> Na</w:t>
+      </w:r>
+      <w:r>
+        <w:rPr>
+          <w:rStyle w:val="VerbatimChar"/>
+          <w:rFonts w:ascii="SimSun" w:hAnsi="SimSun" w:eastAsia="SimSun" w:cs="SimSun"/>
+          <w:vertAlign w:val="superscript"/>
+        </w:rPr>
+        <w:t>+</w:t>
+      </w:r>
+      <w:r>
+        <w:rPr>
+          <w:rStyle w:val="VerbatimChar"/>
+          <w:rFonts w:ascii="SimSun" w:hAnsi="SimSun" w:eastAsia="SimSun" w:cs="SimSun"/>
+        </w:rPr>
+        <w:t>/K</w:t>
+      </w:r>
+      <w:r>
+        <w:rPr>
+          <w:rStyle w:val="VerbatimChar"/>
+          <w:rFonts w:ascii="SimSun" w:hAnsi="SimSun" w:eastAsia="SimSun" w:cs="SimSun"/>
+          <w:vertAlign w:val="superscript"/>
+        </w:rPr>
+        <w:t>+</w:t>
+      </w:r>
+      <w:r>
+        <w:rPr>
+          <w:rStyle w:val="VerbatimChar"/>
+          <w:rFonts w:ascii="SimSun" w:hAnsi="SimSun" w:eastAsia="SimSun" w:cs="SimSun"/>
         </w:rPr>
         <w:t xml:space="preserve"> </w:t>
       </w:r>
-      <m:oMath>
-        <m:sSub>
-          <m:e>
-            <m:r>
-              <m:t>K</m:t>
-            </m:r>
-          </m:e>
-          <m:sub>
-            <m:r>
-              <m:t>a</m:t>
-            </m:r>
-          </m:sub>
-        </m:sSub>
-      </m:oMath>
-      <w:r>
-        <w:rPr>
-          <w:rFonts w:ascii="Times New Roman" w:hAnsi="Times New Roman" w:eastAsia="Times New Roman" w:cs="Times New Roman"/>
-        </w:rPr>
-        <w:t xml:space="preserve"> </w:t>
-      </w:r>
-      <w:r>
-        <w:rPr>
-          <w:rFonts w:hint="eastAsia" w:ascii="Times New Roman" w:hAnsi="Times New Roman" w:eastAsia="FangSong" w:cs="Times New Roman"/>
-        </w:rPr>
-        <w:t>的变化趋势</w:t>
-      </w:r>
-      <w:r>
-        <w:rPr>
-          <w:rFonts w:hint="eastAsia" w:ascii="Times New Roman" w:hAnsi="Times New Roman" w:eastAsia="Times New Roman" w:cs="Times New Roman"/>
-        </w:rPr>
-        <w:t>，</w:t>
-      </w:r>
-      <w:r>
-        <w:rPr>
-          <w:rFonts w:hint="eastAsia" w:ascii="Times New Roman" w:hAnsi="Times New Roman" w:eastAsia="FangSong" w:cs="Times New Roman"/>
-        </w:rPr>
-        <w:t>并解释原因</w:t>
-      </w:r>
-      <w:r>
-        <w:rPr>
-          <w:rFonts w:hint="eastAsia" w:ascii="Times New Roman" w:hAnsi="Times New Roman" w:eastAsia="Times New Roman" w:cs="Times New Roman"/>
+      <w:r>
+        <w:rPr>
+          <w:rStyle w:val="VerbatimChar"/>
+          <w:rFonts w:hint="eastAsia" w:ascii="SimSun" w:hAnsi="SimSun" w:eastAsia="SimSun" w:cs="SimSun"/>
+        </w:rPr>
+        <w:t xml:space="preserve">的选择性比</w:t>
+      </w:r>
+      <w:r>
+        <w:rPr>
+          <w:rStyle w:val="VerbatimChar"/>
+          <w:rFonts w:ascii="SimSun" w:hAnsi="SimSun" w:eastAsia="SimSun" w:cs="SimSun"/>
+        </w:rPr>
+        <w:t xml:space="preserve"> $K_{Na}/K_{K}$。</w:t>
+      </w:r>
+      <w:r>
+        <w:rPr>
+          <w:rFonts w:ascii="SimSun" w:hAnsi="SimSun" w:eastAsia="SimSun" w:cs="SimSun"/>
+        </w:rPr>
+        <w:br/>
+      </w:r>
+      <w:r>
+        <w:rPr>
+          <w:rStyle w:val="VerbatimChar"/>
+          <w:rFonts w:ascii="SimSun" w:hAnsi="SimSun" w:eastAsia="SimSun" w:cs="SimSun"/>
+        </w:rPr>
+        <w:t xml:space="preserve">(b) </w:t>
+      </w:r>
+      <w:r>
+        <w:rPr>
+          <w:rStyle w:val="VerbatimChar"/>
+          <w:rFonts w:hint="eastAsia" w:ascii="SimSun" w:hAnsi="SimSun" w:eastAsia="SimSun" w:cs="SimSun"/>
+        </w:rPr>
+        <w:t xml:space="preserve">解释为什么穴醚</w:t>
+      </w:r>
+      <w:r>
+        <w:rPr>
+          <w:rStyle w:val="VerbatimChar"/>
+          <w:rFonts w:ascii="SimSun" w:hAnsi="SimSun" w:eastAsia="SimSun" w:cs="SimSun"/>
+        </w:rPr>
+        <w:t xml:space="preserve"> C </w:t>
+      </w:r>
+      <w:r>
+        <w:rPr>
+          <w:rStyle w:val="VerbatimChar"/>
+          <w:rFonts w:hint="eastAsia" w:ascii="SimSun" w:hAnsi="SimSun" w:eastAsia="SimSun" w:cs="SimSun"/>
+        </w:rPr>
+        <w:t>的选择性比</w:t>
+      </w:r>
+      <w:r>
+        <w:rPr>
+          <w:rStyle w:val="VerbatimChar"/>
+          <w:rFonts w:hint="eastAsia" w:ascii="SimSun" w:hAnsi="SimSun" w:eastAsia="SimSun" w:cs="SimSun"/>
+        </w:rPr>
+        <w:t>（8.0×10</w:t>
+      </w:r>
+      <w:r>
+        <w:rPr>
+          <w:rStyle w:val="VerbatimChar"/>
+          <w:rFonts w:hint="eastAsia" w:ascii="SimSun" w:hAnsi="SimSun" w:eastAsia="SimSun" w:cs="SimSun"/>
+          <w:vertAlign w:val="superscript"/>
+        </w:rPr>
+        <w:t>4</w:t>
+      </w:r>
+      <w:r>
+        <w:rPr>
+          <w:rStyle w:val="VerbatimChar"/>
+          <w:rFonts w:ascii="SimSun" w:hAnsi="SimSun" w:eastAsia="SimSun" w:cs="SimSun"/>
+        </w:rPr>
+        <w:t xml:space="preserve"> / 2.0×10</w:t>
+      </w:r>
+      <w:r>
+        <w:rPr>
+          <w:rStyle w:val="VerbatimChar"/>
+          <w:rFonts w:ascii="SimSun" w:hAnsi="SimSun" w:eastAsia="SimSun" w:cs="SimSun"/>
+          <w:vertAlign w:val="superscript"/>
+        </w:rPr>
+        <w:t>2</w:t>
+      </w:r>
+      <w:r>
+        <w:rPr>
+          <w:rStyle w:val="VerbatimChar"/>
+          <w:rFonts w:ascii="SimSun" w:hAnsi="SimSun" w:eastAsia="SimSun" w:cs="SimSun"/>
+        </w:rPr>
+        <w:t xml:space="preserve"> = </w:t>
+      </w:r>
+      <w:r>
+        <w:rPr>
+          <w:rStyle w:val="VerbatimChar"/>
+          <w:rFonts w:hint="eastAsia" w:ascii="SimSun" w:hAnsi="SimSun" w:eastAsia="SimSun" w:cs="SimSun"/>
+        </w:rPr>
+        <w:t>400）</w:t>
+      </w:r>
+      <w:r>
+        <w:rPr>
+          <w:rStyle w:val="VerbatimChar"/>
+          <w:rFonts w:hint="eastAsia" w:ascii="SimSun" w:hAnsi="SimSun" w:eastAsia="SimSun" w:cs="SimSun"/>
+        </w:rPr>
+        <w:t>远高于冠醚</w:t>
+      </w:r>
+      <w:r>
+        <w:rPr>
+          <w:rStyle w:val="VerbatimChar"/>
+          <w:rFonts w:ascii="SimSun" w:hAnsi="SimSun" w:eastAsia="SimSun" w:cs="SimSun"/>
+        </w:rPr>
+        <w:t xml:space="preserve"> B </w:t>
+      </w:r>
+      <w:r>
+        <w:rPr>
+          <w:rStyle w:val="VerbatimChar"/>
+          <w:rFonts w:hint="eastAsia" w:ascii="SimSun" w:hAnsi="SimSun" w:eastAsia="SimSun" w:cs="SimSun"/>
+        </w:rPr>
+        <w:t>的选择性比</w:t>
+      </w:r>
+      <w:r>
+        <w:rPr>
+          <w:rStyle w:val="VerbatimChar"/>
+          <w:rFonts w:hint="eastAsia" w:ascii="SimSun" w:hAnsi="SimSun" w:eastAsia="SimSun" w:cs="SimSun"/>
+        </w:rPr>
+        <w:t>（6.3×10</w:t>
+      </w:r>
+      <w:r>
+        <w:rPr>
+          <w:rStyle w:val="VerbatimChar"/>
+          <w:rFonts w:hint="eastAsia" w:ascii="SimSun" w:hAnsi="SimSun" w:eastAsia="SimSun" w:cs="SimSun"/>
+          <w:vertAlign w:val="superscript"/>
+        </w:rPr>
+        <w:t>3</w:t>
+      </w:r>
+      <w:r>
+        <w:rPr>
+          <w:rStyle w:val="VerbatimChar"/>
+          <w:rFonts w:ascii="SimSun" w:hAnsi="SimSun" w:eastAsia="SimSun" w:cs="SimSun"/>
+        </w:rPr>
+        <w:t xml:space="preserve"> / 1.0×10</w:t>
+      </w:r>
+      <w:r>
+        <w:rPr>
+          <w:rStyle w:val="VerbatimChar"/>
+          <w:rFonts w:ascii="SimSun" w:hAnsi="SimSun" w:eastAsia="SimSun" w:cs="SimSun"/>
+          <w:vertAlign w:val="superscript"/>
+        </w:rPr>
+        <w:t>2</w:t>
+      </w:r>
+      <w:r>
+        <w:rPr>
+          <w:rStyle w:val="VerbatimChar"/>
+          <w:rFonts w:ascii="SimSun" w:hAnsi="SimSun" w:eastAsia="SimSun" w:cs="SimSun"/>
+        </w:rPr>
+        <w:t xml:space="preserve"> = </w:t>
+      </w:r>
+      <w:r>
+        <w:rPr>
+          <w:rStyle w:val="VerbatimChar"/>
+          <w:rFonts w:hint="eastAsia" w:ascii="SimSun" w:hAnsi="SimSun" w:eastAsia="SimSun" w:cs="SimSun"/>
+        </w:rPr>
+        <w:t xml:space="preserve">63）。</w:t>
+      </w:r>
+      <w:r>
+        <w:rPr>
+          <w:rFonts w:ascii="SimSun" w:hAnsi="SimSun" w:eastAsia="SimSun" w:cs="SimSun"/>
+        </w:rPr>
+        <w:br/>
+      </w:r>
+      <w:r>
+        <w:rPr>
+          <w:rStyle w:val="VerbatimChar"/>
+          <w:rFonts w:ascii="SimSun" w:hAnsi="SimSun" w:eastAsia="SimSun" w:cs="SimSun"/>
+        </w:rPr>
+        <w:t xml:space="preserve">(c) </w:t>
+      </w:r>
+      <w:r>
+        <w:rPr>
+          <w:rStyle w:val="VerbatimChar"/>
+          <w:rFonts w:hint="eastAsia" w:ascii="SimSun" w:hAnsi="SimSun" w:eastAsia="SimSun" w:cs="SimSun"/>
+        </w:rPr>
+        <w:t xml:space="preserve">从预组织和大二环效应的角度解释</w:t>
+      </w:r>
+      <w:r>
+        <w:rPr>
+          <w:rStyle w:val="VerbatimChar"/>
+          <w:rFonts w:ascii="SimSun" w:hAnsi="SimSun" w:eastAsia="SimSun" w:cs="SimSun"/>
+        </w:rPr>
+        <w:t xml:space="preserve"> C </w:t>
+      </w:r>
+      <w:r>
+        <w:rPr>
+          <w:rStyle w:val="VerbatimChar"/>
+          <w:rFonts w:hint="eastAsia" w:ascii="SimSun" w:hAnsi="SimSun" w:eastAsia="SimSun" w:cs="SimSun"/>
+        </w:rPr>
+        <w:t xml:space="preserve">的绝对结合常数高于</w:t>
+      </w:r>
+      <w:r>
+        <w:rPr>
+          <w:rStyle w:val="VerbatimChar"/>
+          <w:rFonts w:ascii="SimSun" w:hAnsi="SimSun" w:eastAsia="SimSun" w:cs="SimSun"/>
+        </w:rPr>
+        <w:t xml:space="preserve"> B </w:t>
+      </w:r>
+      <w:r>
+        <w:rPr>
+          <w:rStyle w:val="VerbatimChar"/>
+          <w:rFonts w:hint="eastAsia" w:ascii="SimSun" w:hAnsi="SimSun" w:eastAsia="SimSun" w:cs="SimSun"/>
+        </w:rPr>
+        <w:t>的原因</w:t>
+      </w:r>
+      <w:r>
+        <w:rPr>
+          <w:rStyle w:val="VerbatimChar"/>
+          <w:rFonts w:hint="eastAsia" w:ascii="SimSun" w:hAnsi="SimSun" w:eastAsia="SimSun" w:cs="SimSun"/>
         </w:rPr>
         <w:t>。</w:t>
       </w:r>
     </w:p>
     <w:p>
       <w:pPr>
-        <w:numPr>
-          <w:ilvl w:val="0"/>
-          <w:numId w:val="1022"/>
-        </w:numPr>
-        <w:spacing w:after="80"/>
+        <w:pStyle w:val="FirstParagraph"/>
       </w:pPr>
       <w:r>
         <w:rPr>
-          <w:rFonts w:hint="eastAsia" w:ascii="Times New Roman" w:hAnsi="Times New Roman" w:eastAsia="Times New Roman" w:cs="Times New Roman"/>
+          <w:rFonts w:ascii="Times New Roman" w:hAnsi="Times New Roman" w:eastAsia="Times New Roman" w:cs="Times New Roman"/>
           <w:b/>
           <w:bCs/>
         </w:rPr>
-        <w:t>（</w:t>
-      </w:r>
-      <w:r>
-        <w:rPr>
-          <w:rFonts w:hint="eastAsia" w:ascii="Times New Roman" w:hAnsi="Times New Roman" w:eastAsia="FangSong" w:cs="Times New Roman"/>
+        <w:t xml:space="preserve">16.</w:t>
+      </w:r>
+      <w:r>
+        <w:rPr>
+          <w:rFonts w:ascii="Times New Roman" w:hAnsi="Times New Roman" w:eastAsia="Times New Roman" w:cs="Times New Roman"/>
+        </w:rPr>
+        <w:t xml:space="preserve"> </w:t>
+      </w:r>
+      <w:r>
+        <w:rPr>
+          <w:rFonts w:hint="eastAsia" w:ascii="Times New Roman" w:hAnsi="Times New Roman" w:eastAsia="Times New Roman" w:cs="Times New Roman"/>
           <w:b/>
           <w:bCs/>
         </w:rPr>
-        <w:t>改编自第</w:t>
-      </w:r>
-      <w:r>
-        <w:rPr>
-          <w:rFonts w:ascii="Times New Roman" w:hAnsi="Times New Roman" w:eastAsia="Times New Roman" w:cs="Times New Roman"/>
+        <w:t>（</w:t>
+      </w:r>
+      <w:r>
+        <w:rPr>
+          <w:rFonts w:hint="eastAsia" w:ascii="Times New Roman" w:hAnsi="Times New Roman" w:eastAsia="FangSong" w:cs="Times New Roman"/>
           <w:b/>
           <w:bCs/>
         </w:rPr>
-        <w:t xml:space="preserve"> 30 </w:t>
-      </w:r>
-      <w:r>
-        <w:rPr>
-          <w:rFonts w:hint="eastAsia" w:ascii="Times New Roman" w:hAnsi="Times New Roman" w:eastAsia="FangSong" w:cs="Times New Roman"/>
+        <w:t>综合推理题</w:t>
+      </w:r>
+      <w:r>
+        <w:rPr>
+          <w:rFonts w:hint="eastAsia" w:ascii="Times New Roman" w:hAnsi="Times New Roman" w:eastAsia="Times New Roman" w:cs="Times New Roman"/>
           <w:b/>
           <w:bCs/>
         </w:rPr>
-        <w:t>届决赛</w:t>
-      </w:r>
-      <w:r>
-        <w:rPr>
-          <w:rFonts w:hint="eastAsia" w:ascii="Times New Roman" w:hAnsi="Times New Roman" w:eastAsia="Times New Roman" w:cs="Times New Roman"/>
-          <w:b/>
-          <w:bCs/>
-        </w:rPr>
         <w:t>）</w:t>
       </w:r>
       <w:r>
@@ -16600,13 +17377,236 @@
         <w:rPr>
           <w:rFonts w:hint="eastAsia" w:ascii="Times New Roman" w:hAnsi="Times New Roman" w:eastAsia="FangSong" w:cs="Times New Roman"/>
         </w:rPr>
-        <w:t xml:space="preserve">两种冠醚</w:t>
-      </w:r>
-      <w:r>
-        <w:rPr>
-          <w:rFonts w:ascii="Times New Roman" w:hAnsi="Times New Roman" w:eastAsia="Times New Roman" w:cs="Times New Roman"/>
-        </w:rPr>
-        <w:t xml:space="preserve"> B </w:t>
+        <w:t xml:space="preserve">某实验室设计了一种新型大环主体</w:t>
+      </w:r>
+      <w:r>
+        <w:rPr>
+          <w:rFonts w:ascii="Times New Roman" w:hAnsi="Times New Roman" w:eastAsia="Times New Roman" w:cs="Times New Roman"/>
+        </w:rPr>
+        <w:t xml:space="preserve"> </w:t>
+      </w:r>
+      <w:r>
+        <w:rPr>
+          <w:rFonts w:hint="eastAsia" w:ascii="Times New Roman" w:hAnsi="Times New Roman" w:eastAsia="Times New Roman" w:cs="Times New Roman"/>
+        </w:rPr>
+        <w:t>D，</w:t>
+      </w:r>
+      <w:r>
+        <w:rPr>
+          <w:rFonts w:hint="eastAsia" w:ascii="Times New Roman" w:hAnsi="Times New Roman" w:eastAsia="FangSong" w:cs="Times New Roman"/>
+        </w:rPr>
+        <w:t>其特征如下</w:t>
+      </w:r>
+      <w:r>
+        <w:rPr>
+          <w:rFonts w:hint="eastAsia" w:ascii="Times New Roman" w:hAnsi="Times New Roman" w:eastAsia="Times New Roman" w:cs="Times New Roman"/>
+        </w:rPr>
+        <w:t>：</w:t>
+      </w:r>
+      <w:r>
+        <w:rPr>
+          <w:rFonts w:ascii="Times New Roman" w:hAnsi="Times New Roman" w:eastAsia="Times New Roman" w:cs="Times New Roman"/>
+        </w:rPr>
+        <w:t xml:space="preserve"> </w:t>
+      </w:r>
+      <w:r>
+        <w:rPr>
+          <w:rFonts w:ascii="Times New Roman" w:hAnsi="Times New Roman" w:eastAsia="Times New Roman" w:cs="Times New Roman"/>
+        </w:rPr>
+        <w:t xml:space="preserve">- </w:t>
+      </w:r>
+      <w:r>
+        <w:rPr>
+          <w:rFonts w:hint="eastAsia" w:ascii="Times New Roman" w:hAnsi="Times New Roman" w:eastAsia="FangSong" w:cs="Times New Roman"/>
+        </w:rPr>
+        <w:t xml:space="preserve">环上含</w:t>
+      </w:r>
+      <w:r>
+        <w:rPr>
+          <w:rFonts w:ascii="Times New Roman" w:hAnsi="Times New Roman" w:eastAsia="Times New Roman" w:cs="Times New Roman"/>
+        </w:rPr>
+        <w:t xml:space="preserve"> 6 </w:t>
+      </w:r>
+      <w:r>
+        <w:rPr>
+          <w:rFonts w:hint="eastAsia" w:ascii="Times New Roman" w:hAnsi="Times New Roman" w:eastAsia="FangSong" w:cs="Times New Roman"/>
+        </w:rPr>
+        <w:t xml:space="preserve">个酰胺</w:t>
+      </w:r>
+      <w:r>
+        <w:rPr>
+          <w:rFonts w:ascii="Times New Roman" w:hAnsi="Times New Roman" w:eastAsia="Times New Roman" w:cs="Times New Roman"/>
+        </w:rPr>
+        <w:t xml:space="preserve"> </w:t>
+      </w:r>
+      <w:r>
+        <w:rPr>
+          <w:rFonts w:hint="eastAsia" w:ascii="Times New Roman" w:hAnsi="Times New Roman" w:eastAsia="Times New Roman" w:cs="Times New Roman"/>
+        </w:rPr>
+        <w:t>NH（</w:t>
+      </w:r>
+      <w:r>
+        <w:rPr>
+          <w:rFonts w:hint="eastAsia" w:ascii="Times New Roman" w:hAnsi="Times New Roman" w:eastAsia="FangSong" w:cs="Times New Roman"/>
+        </w:rPr>
+        <w:t>氢键给体</w:t>
+      </w:r>
+      <w:r>
+        <w:rPr>
+          <w:rFonts w:hint="eastAsia" w:ascii="Times New Roman" w:hAnsi="Times New Roman" w:eastAsia="Times New Roman" w:cs="Times New Roman"/>
+        </w:rPr>
+        <w:t>）</w:t>
+      </w:r>
+      <w:r>
+        <w:rPr>
+          <w:rFonts w:hint="eastAsia" w:ascii="Times New Roman" w:hAnsi="Times New Roman" w:eastAsia="FangSong" w:cs="Times New Roman"/>
+        </w:rPr>
+        <w:t>和</w:t>
+      </w:r>
+      <w:r>
+        <w:rPr>
+          <w:rFonts w:ascii="Times New Roman" w:hAnsi="Times New Roman" w:eastAsia="Times New Roman" w:cs="Times New Roman"/>
+        </w:rPr>
+        <w:t xml:space="preserve"> 6 </w:t>
+      </w:r>
+      <w:r>
+        <w:rPr>
+          <w:rFonts w:hint="eastAsia" w:ascii="Times New Roman" w:hAnsi="Times New Roman" w:eastAsia="FangSong" w:cs="Times New Roman"/>
+        </w:rPr>
+        <w:t>个羰基</w:t>
+      </w:r>
+      <w:r>
+        <w:rPr>
+          <w:rFonts w:hint="eastAsia" w:ascii="Times New Roman" w:hAnsi="Times New Roman" w:eastAsia="Times New Roman" w:cs="Times New Roman"/>
+        </w:rPr>
+        <w:t>（</w:t>
+      </w:r>
+      <w:r>
+        <w:rPr>
+          <w:rFonts w:hint="eastAsia" w:ascii="Times New Roman" w:hAnsi="Times New Roman" w:eastAsia="FangSong" w:cs="Times New Roman"/>
+        </w:rPr>
+        <w:t>氢键受体</w:t>
+      </w:r>
+      <w:r>
+        <w:rPr>
+          <w:rFonts w:hint="eastAsia" w:ascii="Times New Roman" w:hAnsi="Times New Roman" w:eastAsia="Times New Roman" w:cs="Times New Roman"/>
+        </w:rPr>
+        <w:t>）</w:t>
+      </w:r>
+      <w:r>
+        <w:rPr>
+          <w:rFonts w:ascii="Times New Roman" w:hAnsi="Times New Roman" w:eastAsia="Times New Roman" w:cs="Times New Roman"/>
+        </w:rPr>
+        <w:t xml:space="preserve"> </w:t>
+      </w:r>
+      <w:r>
+        <w:rPr>
+          <w:rFonts w:ascii="Times New Roman" w:hAnsi="Times New Roman" w:eastAsia="Times New Roman" w:cs="Times New Roman"/>
+        </w:rPr>
+        <w:t xml:space="preserve">- </w:t>
+      </w:r>
+      <w:r>
+        <w:rPr>
+          <w:rFonts w:hint="eastAsia" w:ascii="Times New Roman" w:hAnsi="Times New Roman" w:eastAsia="FangSong" w:cs="Times New Roman"/>
+        </w:rPr>
+        <w:t xml:space="preserve">空穴直径</w:t>
+      </w:r>
+      <w:r>
+        <w:rPr>
+          <w:rFonts w:ascii="Times New Roman" w:hAnsi="Times New Roman" w:eastAsia="Times New Roman" w:cs="Times New Roman"/>
+        </w:rPr>
+        <w:t xml:space="preserve"> ~4.0 Å</w:t>
+      </w:r>
+      <w:r>
+        <w:rPr>
+          <w:rFonts w:ascii="Times New Roman" w:hAnsi="Times New Roman" w:eastAsia="Times New Roman" w:cs="Times New Roman"/>
+        </w:rPr>
+        <w:t xml:space="preserve"> </w:t>
+      </w:r>
+      <w:r>
+        <w:rPr>
+          <w:rFonts w:ascii="Times New Roman" w:hAnsi="Times New Roman" w:eastAsia="Times New Roman" w:cs="Times New Roman"/>
+        </w:rPr>
+        <w:t xml:space="preserve">- </w:t>
+      </w:r>
+      <w:r>
+        <w:rPr>
+          <w:rFonts w:hint="eastAsia" w:ascii="Times New Roman" w:hAnsi="Times New Roman" w:eastAsia="FangSong" w:cs="Times New Roman"/>
+        </w:rPr>
+        <w:t xml:space="preserve">在</w:t>
+      </w:r>
+      <w:r>
+        <w:rPr>
+          <w:rFonts w:ascii="Times New Roman" w:hAnsi="Times New Roman" w:eastAsia="Times New Roman" w:cs="Times New Roman"/>
+        </w:rPr>
+        <w:t xml:space="preserve"> DMSO-d</w:t>
+      </w:r>
+      <w:r>
+        <w:rPr>
+          <w:rFonts w:ascii="Times New Roman" w:hAnsi="Times New Roman" w:eastAsia="Times New Roman" w:cs="Times New Roman"/>
+          <w:vertAlign w:val="subscript"/>
+        </w:rPr>
+        <w:t>6</w:t>
+      </w:r>
+      <w:r>
+        <w:rPr>
+          <w:rFonts w:ascii="Times New Roman" w:hAnsi="Times New Roman" w:eastAsia="Times New Roman" w:cs="Times New Roman"/>
+        </w:rPr>
+        <w:t xml:space="preserve"> </w:t>
+      </w:r>
+      <w:r>
+        <w:rPr>
+          <w:rFonts w:hint="eastAsia" w:ascii="Times New Roman" w:hAnsi="Times New Roman" w:eastAsia="FangSong" w:cs="Times New Roman"/>
+        </w:rPr>
+        <w:t>中</w:t>
+      </w:r>
+      <w:r>
+        <w:rPr>
+          <w:rFonts w:hint="eastAsia" w:ascii="Times New Roman" w:hAnsi="Times New Roman" w:eastAsia="Times New Roman" w:cs="Times New Roman"/>
+        </w:rPr>
+        <w:t>，</w:t>
+      </w:r>
+      <w:r>
+        <w:rPr>
+          <w:rFonts w:hint="eastAsia" w:ascii="Times New Roman" w:hAnsi="Times New Roman" w:eastAsia="FangSong" w:cs="Times New Roman"/>
+        </w:rPr>
+        <w:t>加入客体</w:t>
+      </w:r>
+      <w:r>
+        <w:rPr>
+          <w:rFonts w:ascii="Times New Roman" w:hAnsi="Times New Roman" w:eastAsia="Times New Roman" w:cs="Times New Roman"/>
+        </w:rPr>
+        <w:t xml:space="preserve"> </w:t>
+      </w:r>
+      <w:r>
+        <w:rPr>
+          <w:rFonts w:hint="eastAsia" w:ascii="Times New Roman" w:hAnsi="Times New Roman" w:eastAsia="Times New Roman" w:cs="Times New Roman"/>
+        </w:rPr>
+        <w:t>E（</w:t>
+      </w:r>
+      <w:r>
+        <w:rPr>
+          <w:rFonts w:hint="eastAsia" w:ascii="Times New Roman" w:hAnsi="Times New Roman" w:eastAsia="FangSong" w:cs="Times New Roman"/>
+        </w:rPr>
+        <w:t>含</w:t>
+      </w:r>
+      <w:r>
+        <w:rPr>
+          <w:rFonts w:ascii="Times New Roman" w:hAnsi="Times New Roman" w:eastAsia="Times New Roman" w:cs="Times New Roman"/>
+        </w:rPr>
+        <w:t xml:space="preserve"> 6 </w:t>
+      </w:r>
+      <w:r>
+        <w:rPr>
+          <w:rFonts w:hint="eastAsia" w:ascii="Times New Roman" w:hAnsi="Times New Roman" w:eastAsia="FangSong" w:cs="Times New Roman"/>
+        </w:rPr>
+        <w:t xml:space="preserve">个</w:t>
+      </w:r>
+      <w:r>
+        <w:rPr>
+          <w:rFonts w:ascii="Times New Roman" w:hAnsi="Times New Roman" w:eastAsia="Times New Roman" w:cs="Times New Roman"/>
+        </w:rPr>
+        <w:t xml:space="preserve"> NH </w:t>
       </w:r>
       <w:r>
         <w:rPr>
@@ -16618,1317 +17618,359 @@
         <w:rPr>
           <w:rFonts w:ascii="Times New Roman" w:hAnsi="Times New Roman" w:eastAsia="Times New Roman" w:cs="Times New Roman"/>
         </w:rPr>
-        <w:t xml:space="preserve"> C </w:t>
-      </w:r>
-      <w:r>
-        <w:rPr>
-          <w:rFonts w:hint="eastAsia" w:ascii="Times New Roman" w:hAnsi="Times New Roman" w:eastAsia="FangSong" w:cs="Times New Roman"/>
-        </w:rPr>
-        <w:t xml:space="preserve">在甲醇中对</w:t>
-      </w:r>
-      <w:r>
-        <w:rPr>
-          <w:rFonts w:ascii="Times New Roman" w:hAnsi="Times New Roman" w:eastAsia="Times New Roman" w:cs="Times New Roman"/>
-        </w:rPr>
-        <w:t xml:space="preserve"> Na</w:t>
-      </w:r>
-      <w:r>
-        <w:rPr>
-          <w:rFonts w:ascii="Times New Roman" w:hAnsi="Times New Roman" w:eastAsia="Times New Roman" w:cs="Times New Roman"/>
+        <w:t xml:space="preserve"> 6 </w:t>
+      </w:r>
+      <w:r>
+        <w:rPr>
+          <w:rFonts w:hint="eastAsia" w:ascii="Times New Roman" w:hAnsi="Times New Roman" w:eastAsia="FangSong" w:cs="Times New Roman"/>
+        </w:rPr>
+        <w:t xml:space="preserve">个</w:t>
+      </w:r>
+      <w:r>
+        <w:rPr>
+          <w:rFonts w:ascii="Times New Roman" w:hAnsi="Times New Roman" w:eastAsia="Times New Roman" w:cs="Times New Roman"/>
+        </w:rPr>
+        <w:t xml:space="preserve"> C=O </w:t>
+      </w:r>
+      <w:r>
+        <w:rPr>
+          <w:rFonts w:hint="eastAsia" w:ascii="Times New Roman" w:hAnsi="Times New Roman" w:eastAsia="FangSong" w:cs="Times New Roman"/>
+        </w:rPr>
+        <w:t>的互补分子</w:t>
+      </w:r>
+      <w:r>
+        <w:rPr>
+          <w:rFonts w:hint="eastAsia" w:ascii="Times New Roman" w:hAnsi="Times New Roman" w:eastAsia="Times New Roman" w:cs="Times New Roman"/>
+        </w:rPr>
+        <w:t>）</w:t>
+      </w:r>
+      <w:r>
+        <w:rPr>
+          <w:rFonts w:hint="eastAsia" w:ascii="Times New Roman" w:hAnsi="Times New Roman" w:eastAsia="FangSong" w:cs="Times New Roman"/>
+        </w:rPr>
+        <w:t>后</w:t>
+      </w:r>
+      <w:r>
+        <w:rPr>
+          <w:rFonts w:hint="eastAsia" w:ascii="Times New Roman" w:hAnsi="Times New Roman" w:eastAsia="Times New Roman" w:cs="Times New Roman"/>
+        </w:rPr>
+        <w:t>，</w:t>
+      </w:r>
+      <w:r>
+        <w:rPr>
+          <w:rFonts w:hint="eastAsia" w:ascii="Times New Roman" w:hAnsi="Times New Roman" w:eastAsia="Times New Roman" w:cs="Times New Roman"/>
           <w:vertAlign w:val="superscript"/>
         </w:rPr>
-        <w:t>+</w:t>
-      </w:r>
-      <w:r>
-        <w:rPr>
-          <w:rFonts w:ascii="Times New Roman" w:hAnsi="Times New Roman" w:eastAsia="Times New Roman" w:cs="Times New Roman"/>
-        </w:rPr>
-        <w:t xml:space="preserve"> </w:t>
-      </w:r>
-      <w:r>
-        <w:rPr>
-          <w:rFonts w:hint="eastAsia" w:ascii="Times New Roman" w:hAnsi="Times New Roman" w:eastAsia="FangSong" w:cs="Times New Roman"/>
-        </w:rPr>
-        <w:t xml:space="preserve">和</w:t>
-      </w:r>
-      <w:r>
-        <w:rPr>
-          <w:rFonts w:ascii="Times New Roman" w:hAnsi="Times New Roman" w:eastAsia="Times New Roman" w:cs="Times New Roman"/>
-        </w:rPr>
-        <w:t xml:space="preserve"> K</w:t>
-      </w:r>
-      <w:r>
-        <w:rPr>
-          <w:rFonts w:ascii="Times New Roman" w:hAnsi="Times New Roman" w:eastAsia="Times New Roman" w:cs="Times New Roman"/>
-          <w:vertAlign w:val="superscript"/>
-        </w:rPr>
-        <w:t>+</w:t>
-      </w:r>
-      <w:r>
-        <w:rPr>
-          <w:rFonts w:ascii="Times New Roman" w:hAnsi="Times New Roman" w:eastAsia="Times New Roman" w:cs="Times New Roman"/>
-        </w:rPr>
-        <w:t xml:space="preserve"> </w:t>
-      </w:r>
-      <w:r>
-        <w:rPr>
-          <w:rFonts w:hint="eastAsia" w:ascii="Times New Roman" w:hAnsi="Times New Roman" w:eastAsia="FangSong" w:cs="Times New Roman"/>
-        </w:rPr>
-        <w:t>的结合常数如下</w:t>
-      </w:r>
-      <w:r>
-        <w:rPr>
-          <w:rFonts w:hint="eastAsia" w:ascii="Times New Roman" w:hAnsi="Times New Roman" w:eastAsia="Times New Roman" w:cs="Times New Roman"/>
-        </w:rPr>
-        <w:t>：</w:t>
-      </w:r>
-    </w:p>
-    <w:tbl>
-      <w:tblPr>
-        <w:tblStyle w:val="Table"/>
-        <w:tblW w:type="auto" w:w="0"/>
-        <w:jc w:val="left"/>
-        <w:tblInd w:w="720" w:type="dxa"/>
-        <w:tblLook w:firstRow="1" w:lastRow="0" w:firstColumn="0" w:lastColumn="0" w:noHBand="0" w:noVBand="0" w:val="0020"/>
-      </w:tblPr>
-      <w:tblGrid>
-        <w:gridCol w:w="1980"/>
-        <w:gridCol w:w="1980"/>
-        <w:gridCol w:w="1980"/>
-        <w:gridCol w:w="1980"/>
-      </w:tblGrid>
-      <w:tr>
-        <w:trPr>
-          <w:tblHeader w:val="on"/>
-        </w:trPr>
-        <w:tc>
-          <w:tcPr/>
-          <w:p>
-            <w:pPr>
-              <w:pStyle w:val="Compact"/>
-              <w:jc w:val="center"/>
-            </w:pPr>
-            <w:r>
-              <w:rPr>
-                <w:rFonts w:hint="eastAsia" w:ascii="Times New Roman" w:hAnsi="Times New Roman" w:eastAsia="SimHei" w:cs="Times New Roman"/>
-                <w:b/>
-              </w:rPr>
-              <w:t xml:space="preserve">配体</w:t>
-            </w:r>
-          </w:p>
-        </w:tc>
-        <w:tc>
-          <w:tcPr/>
-          <w:p>
-            <w:pPr>
-              <w:pStyle w:val="Compact"/>
-              <w:jc w:val="center"/>
-            </w:pPr>
-            <w:r>
-              <w:rPr>
-                <w:rFonts w:hint="eastAsia" w:ascii="Times New Roman" w:hAnsi="Times New Roman" w:eastAsia="SimHei" w:cs="Times New Roman"/>
-                <w:b/>
-              </w:rPr>
-              <w:t xml:space="preserve">类型</w:t>
-            </w:r>
-          </w:p>
-        </w:tc>
-        <w:tc>
-          <w:tcPr/>
-          <w:p>
-            <w:pPr>
-              <w:pStyle w:val="Compact"/>
-              <w:jc w:val="center"/>
-            </w:pPr>
-            <m:oMath>
-              <m:sSub>
-                <m:e>
-                  <m:r>
-                    <m:t>K</m:t>
-                  </m:r>
-                </m:e>
-                <m:sub>
-                  <m:r>
-                    <m:t>a</m:t>
-                  </m:r>
-                </m:sub>
-              </m:sSub>
-            </m:oMath>
-            <w:r>
-              <w:rPr>
-                <w:rFonts w:ascii="Times New Roman" w:hAnsi="Times New Roman" w:eastAsia="Times New Roman" w:cs="Times New Roman"/>
-                <w:b/>
-              </w:rPr>
-              <w:t>(Na</w:t>
-            </w:r>
-            <w:r>
-              <w:rPr>
-                <w:rFonts w:ascii="Times New Roman" w:hAnsi="Times New Roman" w:eastAsia="Times New Roman" w:cs="Times New Roman"/>
-                <w:b/>
-                <w:vertAlign w:val="superscript"/>
-              </w:rPr>
-              <w:t>+</w:t>
-            </w:r>
-            <w:r>
-              <w:rPr>
-                <w:rFonts w:ascii="Times New Roman" w:hAnsi="Times New Roman" w:eastAsia="Times New Roman" w:cs="Times New Roman"/>
-                <w:b/>
-              </w:rPr>
-              <w:t>)/M</w:t>
-            </w:r>
-            <w:r>
-              <w:rPr>
-                <w:rFonts w:ascii="Times New Roman" w:hAnsi="Times New Roman" w:eastAsia="Times New Roman" w:cs="Times New Roman"/>
-                <w:b/>
-                <w:vertAlign w:val="superscript"/>
-              </w:rPr>
-              <w:t>-1</w:t>
-            </w:r>
-          </w:p>
-        </w:tc>
-        <w:tc>
-          <w:tcPr/>
-          <w:p>
-            <w:pPr>
-              <w:pStyle w:val="Compact"/>
-              <w:jc w:val="center"/>
-            </w:pPr>
-            <m:oMath>
-              <m:sSub>
-                <m:e>
-                  <m:r>
-                    <m:t>K</m:t>
-                  </m:r>
-                </m:e>
-                <m:sub>
-                  <m:r>
-                    <m:t>a</m:t>
-                  </m:r>
-                </m:sub>
-              </m:sSub>
-            </m:oMath>
-            <w:r>
-              <w:rPr>
-                <w:rFonts w:ascii="Times New Roman" w:hAnsi="Times New Roman" w:eastAsia="Times New Roman" w:cs="Times New Roman"/>
-                <w:b/>
-              </w:rPr>
-              <w:t>(K</w:t>
-            </w:r>
-            <w:r>
-              <w:rPr>
-                <w:rFonts w:ascii="Times New Roman" w:hAnsi="Times New Roman" w:eastAsia="Times New Roman" w:cs="Times New Roman"/>
-                <w:b/>
-                <w:vertAlign w:val="superscript"/>
-              </w:rPr>
-              <w:t>+</w:t>
-            </w:r>
-            <w:r>
-              <w:rPr>
-                <w:rFonts w:ascii="Times New Roman" w:hAnsi="Times New Roman" w:eastAsia="Times New Roman" w:cs="Times New Roman"/>
-                <w:b/>
-              </w:rPr>
-              <w:t>)/M</w:t>
-            </w:r>
-            <w:r>
-              <w:rPr>
-                <w:rFonts w:ascii="Times New Roman" w:hAnsi="Times New Roman" w:eastAsia="Times New Roman" w:cs="Times New Roman"/>
-                <w:b/>
-                <w:vertAlign w:val="superscript"/>
-              </w:rPr>
-              <w:t>-1</w:t>
-            </w:r>
-          </w:p>
-        </w:tc>
-      </w:tr>
-      <w:tr>
-        <w:tc>
-          <w:tcPr/>
-          <w:p>
-            <w:pPr>
-              <w:pStyle w:val="Compact"/>
-              <w:jc w:val="center"/>
-            </w:pPr>
-            <w:r>
-              <w:rPr>
-                <w:rFonts w:ascii="Times New Roman" w:hAnsi="Times New Roman" w:eastAsia="Times New Roman" w:cs="Times New Roman"/>
-              </w:rPr>
-              <w:t xml:space="preserve">B</w:t>
-            </w:r>
-          </w:p>
-        </w:tc>
-        <w:tc>
-          <w:tcPr/>
-          <w:p>
-            <w:pPr>
-              <w:pStyle w:val="Compact"/>
-              <w:jc w:val="center"/>
-            </w:pPr>
-            <w:r>
-              <w:rPr>
-                <w:rFonts w:hint="eastAsia" w:ascii="Times New Roman" w:hAnsi="Times New Roman" w:eastAsia="Times New Roman" w:cs="Times New Roman"/>
-              </w:rPr>
-              <w:t>[15]</w:t>
-            </w:r>
-            <w:r>
-              <w:rPr>
-                <w:rFonts w:hint="eastAsia" w:ascii="Times New Roman" w:hAnsi="Times New Roman" w:eastAsia="FangSong" w:cs="Times New Roman"/>
-              </w:rPr>
-              <w:t>冠</w:t>
-            </w:r>
-            <w:r>
-              <w:rPr>
-                <w:rFonts w:hint="eastAsia" w:ascii="Times New Roman" w:hAnsi="Times New Roman" w:eastAsia="Times New Roman" w:cs="Times New Roman"/>
-              </w:rPr>
-              <w:t>-5</w:t>
-            </w:r>
-          </w:p>
-        </w:tc>
-        <w:tc>
-          <w:tcPr/>
-          <w:p>
-            <w:pPr>
-              <w:pStyle w:val="Compact"/>
-              <w:jc w:val="center"/>
-            </w:pPr>
-            <w:r>
-              <w:rPr>
-                <w:rFonts w:ascii="Times New Roman" w:hAnsi="Times New Roman" w:eastAsia="Times New Roman" w:cs="Times New Roman"/>
-              </w:rPr>
-              <w:t>6.3×10</w:t>
-            </w:r>
-            <w:r>
-              <w:rPr>
-                <w:rFonts w:ascii="Times New Roman" w:hAnsi="Times New Roman" w:eastAsia="Times New Roman" w:cs="Times New Roman"/>
-                <w:vertAlign w:val="superscript"/>
-              </w:rPr>
-              <w:t>3</w:t>
-            </w:r>
-          </w:p>
-        </w:tc>
-        <w:tc>
-          <w:tcPr/>
-          <w:p>
-            <w:pPr>
-              <w:pStyle w:val="Compact"/>
-              <w:jc w:val="center"/>
-            </w:pPr>
-            <w:r>
-              <w:rPr>
-                <w:rFonts w:ascii="Times New Roman" w:hAnsi="Times New Roman" w:eastAsia="Times New Roman" w:cs="Times New Roman"/>
-              </w:rPr>
-              <w:t>1.0×10</w:t>
-            </w:r>
-            <w:r>
-              <w:rPr>
-                <w:rFonts w:ascii="Times New Roman" w:hAnsi="Times New Roman" w:eastAsia="Times New Roman" w:cs="Times New Roman"/>
-                <w:vertAlign w:val="superscript"/>
-              </w:rPr>
-              <w:t>2</w:t>
-            </w:r>
-          </w:p>
-        </w:tc>
-      </w:tr>
-      <w:tr>
-        <w:tc>
-          <w:tcPr/>
-          <w:p>
-            <w:pPr>
-              <w:pStyle w:val="Compact"/>
-              <w:jc w:val="center"/>
-            </w:pPr>
-            <w:r>
-              <w:rPr>
-                <w:rFonts w:ascii="Times New Roman" w:hAnsi="Times New Roman" w:eastAsia="Times New Roman" w:cs="Times New Roman"/>
-              </w:rPr>
-              <w:t xml:space="preserve">C</w:t>
-            </w:r>
-          </w:p>
-        </w:tc>
-        <w:tc>
-          <w:tcPr/>
-          <w:p>
-            <w:pPr>
-              <w:pStyle w:val="Compact"/>
-              <w:jc w:val="center"/>
-            </w:pPr>
-            <w:r>
-              <w:rPr>
-                <w:rFonts w:hint="eastAsia" w:ascii="Times New Roman" w:hAnsi="Times New Roman" w:eastAsia="Times New Roman" w:cs="Times New Roman"/>
-              </w:rPr>
-              <w:t>[2.2.1]</w:t>
-            </w:r>
-            <w:r>
-              <w:rPr>
-                <w:rFonts w:hint="eastAsia" w:ascii="Times New Roman" w:hAnsi="Times New Roman" w:eastAsia="FangSong" w:cs="Times New Roman"/>
-              </w:rPr>
-              <w:t>穴醚</w:t>
-            </w:r>
-          </w:p>
-        </w:tc>
-        <w:tc>
-          <w:tcPr/>
-          <w:p>
-            <w:pPr>
-              <w:pStyle w:val="Compact"/>
-              <w:jc w:val="center"/>
-            </w:pPr>
-            <w:r>
-              <w:rPr>
-                <w:rFonts w:ascii="Times New Roman" w:hAnsi="Times New Roman" w:eastAsia="Times New Roman" w:cs="Times New Roman"/>
-              </w:rPr>
-              <w:t>8.0×10</w:t>
-            </w:r>
-            <w:r>
-              <w:rPr>
-                <w:rFonts w:ascii="Times New Roman" w:hAnsi="Times New Roman" w:eastAsia="Times New Roman" w:cs="Times New Roman"/>
-                <w:vertAlign w:val="superscript"/>
-              </w:rPr>
-              <w:t>4</w:t>
-            </w:r>
-          </w:p>
-        </w:tc>
-        <w:tc>
-          <w:tcPr/>
-          <w:p>
-            <w:pPr>
-              <w:pStyle w:val="Compact"/>
-              <w:jc w:val="center"/>
-            </w:pPr>
-            <w:r>
-              <w:rPr>
-                <w:rFonts w:ascii="Times New Roman" w:hAnsi="Times New Roman" w:eastAsia="Times New Roman" w:cs="Times New Roman"/>
-              </w:rPr>
-              <w:t>2.0×10</w:t>
-            </w:r>
-            <w:r>
-              <w:rPr>
-                <w:rFonts w:ascii="Times New Roman" w:hAnsi="Times New Roman" w:eastAsia="Times New Roman" w:cs="Times New Roman"/>
-                <w:vertAlign w:val="superscript"/>
-              </w:rPr>
-              <w:t>2</w:t>
-            </w:r>
-          </w:p>
-        </w:tc>
-      </w:tr>
-    </w:tbl>
-    <w:p>
-      <w:pPr>
-        <w:pStyle w:val="Compact"/>
-        <w:numPr>
-          <w:ilvl w:val="1"/>
-          <w:numId w:val="1024"/>
-        </w:numPr>
-        <w:spacing w:before="120"/>
-      </w:pPr>
-      <w:r>
-        <w:rPr>
-          <w:rFonts w:hint="eastAsia" w:ascii="Times New Roman" w:hAnsi="Times New Roman" w:eastAsia="FangSong" w:cs="Times New Roman"/>
-        </w:rPr>
-        <w:t xml:space="preserve">计算</w:t>
-      </w:r>
-      <w:r>
-        <w:rPr>
-          <w:rFonts w:ascii="Times New Roman" w:hAnsi="Times New Roman" w:eastAsia="Times New Roman" w:cs="Times New Roman"/>
-        </w:rPr>
-        <w:t xml:space="preserve"> B </w:t>
-      </w:r>
-      <w:r>
-        <w:rPr>
-          <w:rFonts w:hint="eastAsia" w:ascii="Times New Roman" w:hAnsi="Times New Roman" w:eastAsia="FangSong" w:cs="Times New Roman"/>
-        </w:rPr>
-        <w:t xml:space="preserve">和</w:t>
-      </w:r>
-      <w:r>
-        <w:rPr>
-          <w:rFonts w:ascii="Times New Roman" w:hAnsi="Times New Roman" w:eastAsia="Times New Roman" w:cs="Times New Roman"/>
-        </w:rPr>
-        <w:t xml:space="preserve"> C </w:t>
-      </w:r>
-      <w:r>
-        <w:rPr>
-          <w:rFonts w:hint="eastAsia" w:ascii="Times New Roman" w:hAnsi="Times New Roman" w:eastAsia="FangSong" w:cs="Times New Roman"/>
-        </w:rPr>
-        <w:t xml:space="preserve">对</w:t>
-      </w:r>
-      <w:r>
-        <w:rPr>
-          <w:rFonts w:ascii="Times New Roman" w:hAnsi="Times New Roman" w:eastAsia="Times New Roman" w:cs="Times New Roman"/>
-        </w:rPr>
-        <w:t xml:space="preserve"> Na</w:t>
-      </w:r>
-      <w:r>
-        <w:rPr>
-          <w:rFonts w:ascii="Times New Roman" w:hAnsi="Times New Roman" w:eastAsia="Times New Roman" w:cs="Times New Roman"/>
-          <w:vertAlign w:val="superscript"/>
-        </w:rPr>
-        <w:t>+</w:t>
-      </w:r>
-      <w:r>
-        <w:rPr>
-          <w:rFonts w:ascii="Times New Roman" w:hAnsi="Times New Roman" w:eastAsia="Times New Roman" w:cs="Times New Roman"/>
-        </w:rPr>
-        <w:t>/K</w:t>
-      </w:r>
-      <w:r>
-        <w:rPr>
-          <w:rFonts w:ascii="Times New Roman" w:hAnsi="Times New Roman" w:eastAsia="Times New Roman" w:cs="Times New Roman"/>
-          <w:vertAlign w:val="superscript"/>
-        </w:rPr>
-        <w:t>+</w:t>
-      </w:r>
-      <w:r>
-        <w:rPr>
-          <w:rFonts w:ascii="Times New Roman" w:hAnsi="Times New Roman" w:eastAsia="Times New Roman" w:cs="Times New Roman"/>
-        </w:rPr>
-        <w:t xml:space="preserve"> </w:t>
-      </w:r>
-      <w:r>
-        <w:rPr>
-          <w:rFonts w:hint="eastAsia" w:ascii="Times New Roman" w:hAnsi="Times New Roman" w:eastAsia="FangSong" w:cs="Times New Roman"/>
-        </w:rPr>
-        <w:t xml:space="preserve">的选择性比</w:t>
-      </w:r>
-      <w:r>
-        <w:rPr>
-          <w:rFonts w:ascii="Times New Roman" w:hAnsi="Times New Roman" w:eastAsia="Times New Roman" w:cs="Times New Roman"/>
-        </w:rPr>
-        <w:t xml:space="preserve"> </w:t>
-      </w:r>
-      <m:oMath>
-        <m:oMathPr>
-          <m:ctrlPr>
-            <w:rPr>
-              <w:sz w:val="28"/>
-              <w:szCs w:val="28"/>
-            </w:rPr>
-          </m:ctrlPr>
-        </m:oMathPr>
-        <m:sSub>
-          <m:e>
-            <m:r>
-              <m:t>K</m:t>
-            </m:r>
-          </m:e>
-          <m:sub>
-            <m:r>
-              <m:t>N</m:t>
-            </m:r>
-            <m:r>
-              <m:t>a</m:t>
-            </m:r>
-          </m:sub>
-        </m:sSub>
-        <m:r>
-          <m:rPr>
-            <m:sty m:val="p"/>
-          </m:rPr>
-          <m:t>/</m:t>
-        </m:r>
-        <m:sSub>
-          <m:e>
-            <m:r>
-              <m:t>K</m:t>
-            </m:r>
-          </m:e>
-          <m:sub>
-            <m:r>
-              <m:t>K</m:t>
-            </m:r>
-          </m:sub>
-        </m:sSub>
-      </m:oMath>
-      <w:r>
-        <w:rPr>
-          <w:rFonts w:ascii="Times New Roman" w:hAnsi="Times New Roman" w:eastAsia="Times New Roman" w:cs="Times New Roman"/>
-        </w:rPr>
-        <w:t xml:space="preserve">。</w:t>
+        <w:t>1</w:t>
+      </w:r>
+      <w:r>
+        <w:rPr>
+          <w:rFonts w:hint="eastAsia" w:ascii="Times New Roman" w:hAnsi="Times New Roman" w:eastAsia="Times New Roman" w:cs="Times New Roman"/>
+        </w:rPr>
+        <w:t>H</w:t>
+      </w:r>
+      <w:r>
+        <w:rPr>
+          <w:rFonts w:ascii="Times New Roman" w:hAnsi="Times New Roman" w:eastAsia="Times New Roman" w:cs="Times New Roman"/>
+        </w:rPr>
+        <w:t xml:space="preserve"> NMR </w:t>
+      </w:r>
+      <w:r>
+        <w:rPr>
+          <w:rFonts w:hint="eastAsia" w:ascii="Times New Roman" w:hAnsi="Times New Roman" w:eastAsia="FangSong" w:cs="Times New Roman"/>
+        </w:rPr>
+        <w:t xml:space="preserve">显示</w:t>
+      </w:r>
+      <w:r>
+        <w:rPr>
+          <w:rFonts w:ascii="Times New Roman" w:hAnsi="Times New Roman" w:eastAsia="Times New Roman" w:cs="Times New Roman"/>
+        </w:rPr>
+        <w:t xml:space="preserve"> NH </w:t>
+      </w:r>
+      <w:r>
+        <w:rPr>
+          <w:rFonts w:hint="eastAsia" w:ascii="Times New Roman" w:hAnsi="Times New Roman" w:eastAsia="FangSong" w:cs="Times New Roman"/>
+        </w:rPr>
+        <w:t xml:space="preserve">信号向低场移动</w:t>
+      </w:r>
+      <w:r>
+        <w:rPr>
+          <w:rFonts w:ascii="Times New Roman" w:hAnsi="Times New Roman" w:eastAsia="Times New Roman" w:cs="Times New Roman"/>
+        </w:rPr>
+        <w:t xml:space="preserve"> 2.5 ppm</w:t>
       </w:r>
     </w:p>
     <w:p>
       <w:pPr>
-        <w:pStyle w:val="Compact"/>
-        <w:numPr>
-          <w:ilvl w:val="1"/>
-          <w:numId w:val="1024"/>
-        </w:numPr>
+        <w:pStyle w:val="SourceCode"/>
       </w:pPr>
       <w:r>
         <w:rPr>
-          <w:rFonts w:hint="eastAsia" w:ascii="Times New Roman" w:hAnsi="Times New Roman" w:eastAsia="FangSong" w:cs="Times New Roman"/>
-        </w:rPr>
-        <w:t xml:space="preserve">解释为什么穴醚</w:t>
-      </w:r>
-      <w:r>
-        <w:rPr>
-          <w:rFonts w:ascii="Times New Roman" w:hAnsi="Times New Roman" w:eastAsia="Times New Roman" w:cs="Times New Roman"/>
-        </w:rPr>
-        <w:t xml:space="preserve"> C </w:t>
-      </w:r>
-      <w:r>
-        <w:rPr>
-          <w:rFonts w:hint="eastAsia" w:ascii="Times New Roman" w:hAnsi="Times New Roman" w:eastAsia="FangSong" w:cs="Times New Roman"/>
-        </w:rPr>
-        <w:t>的选择性比</w:t>
-      </w:r>
-      <w:r>
-        <w:rPr>
-          <w:rFonts w:hint="eastAsia" w:ascii="Times New Roman" w:hAnsi="Times New Roman" w:eastAsia="Times New Roman" w:cs="Times New Roman"/>
-        </w:rPr>
-        <w:t>（8.0×10</w:t>
-      </w:r>
-      <w:r>
-        <w:rPr>
-          <w:rFonts w:hint="eastAsia" w:ascii="Times New Roman" w:hAnsi="Times New Roman" w:eastAsia="Times New Roman" w:cs="Times New Roman"/>
-          <w:vertAlign w:val="superscript"/>
-        </w:rPr>
-        <w:t>4</w:t>
-      </w:r>
-      <w:r>
-        <w:rPr>
-          <w:rFonts w:ascii="Times New Roman" w:hAnsi="Times New Roman" w:eastAsia="Times New Roman" w:cs="Times New Roman"/>
-        </w:rPr>
-        <w:t xml:space="preserve"> / 2.0×10</w:t>
-      </w:r>
-      <w:r>
-        <w:rPr>
-          <w:rFonts w:ascii="Times New Roman" w:hAnsi="Times New Roman" w:eastAsia="Times New Roman" w:cs="Times New Roman"/>
-          <w:vertAlign w:val="superscript"/>
-        </w:rPr>
-        <w:t>2</w:t>
-      </w:r>
-      <w:r>
-        <w:rPr>
-          <w:rFonts w:ascii="Times New Roman" w:hAnsi="Times New Roman" w:eastAsia="Times New Roman" w:cs="Times New Roman"/>
-        </w:rPr>
-        <w:t xml:space="preserve"> = </w:t>
-      </w:r>
-      <w:r>
-        <w:rPr>
-          <w:rFonts w:hint="eastAsia" w:ascii="Times New Roman" w:hAnsi="Times New Roman" w:eastAsia="Times New Roman" w:cs="Times New Roman"/>
-        </w:rPr>
-        <w:t>400）</w:t>
-      </w:r>
-      <w:r>
-        <w:rPr>
-          <w:rFonts w:hint="eastAsia" w:ascii="Times New Roman" w:hAnsi="Times New Roman" w:eastAsia="FangSong" w:cs="Times New Roman"/>
-        </w:rPr>
-        <w:t>远高于冠醚</w:t>
-      </w:r>
-      <w:r>
-        <w:rPr>
-          <w:rFonts w:ascii="Times New Roman" w:hAnsi="Times New Roman" w:eastAsia="Times New Roman" w:cs="Times New Roman"/>
-        </w:rPr>
-        <w:t xml:space="preserve"> B </w:t>
-      </w:r>
-      <w:r>
-        <w:rPr>
-          <w:rFonts w:hint="eastAsia" w:ascii="Times New Roman" w:hAnsi="Times New Roman" w:eastAsia="FangSong" w:cs="Times New Roman"/>
-        </w:rPr>
-        <w:t>的选择性比</w:t>
-      </w:r>
-      <w:r>
-        <w:rPr>
-          <w:rFonts w:hint="eastAsia" w:ascii="Times New Roman" w:hAnsi="Times New Roman" w:eastAsia="Times New Roman" w:cs="Times New Roman"/>
-        </w:rPr>
-        <w:t>（6.3×10</w:t>
-      </w:r>
-      <w:r>
-        <w:rPr>
-          <w:rFonts w:hint="eastAsia" w:ascii="Times New Roman" w:hAnsi="Times New Roman" w:eastAsia="Times New Roman" w:cs="Times New Roman"/>
-          <w:vertAlign w:val="superscript"/>
-        </w:rPr>
-        <w:t>3</w:t>
-      </w:r>
-      <w:r>
-        <w:rPr>
-          <w:rFonts w:ascii="Times New Roman" w:hAnsi="Times New Roman" w:eastAsia="Times New Roman" w:cs="Times New Roman"/>
-        </w:rPr>
-        <w:t xml:space="preserve"> / 1.0×10</w:t>
-      </w:r>
-      <w:r>
-        <w:rPr>
-          <w:rFonts w:ascii="Times New Roman" w:hAnsi="Times New Roman" w:eastAsia="Times New Roman" w:cs="Times New Roman"/>
-          <w:vertAlign w:val="superscript"/>
-        </w:rPr>
-        <w:t>2</w:t>
-      </w:r>
-      <w:r>
-        <w:rPr>
-          <w:rFonts w:ascii="Times New Roman" w:hAnsi="Times New Roman" w:eastAsia="Times New Roman" w:cs="Times New Roman"/>
-        </w:rPr>
-        <w:t xml:space="preserve"> = </w:t>
-      </w:r>
-      <w:r>
-        <w:rPr>
-          <w:rFonts w:hint="eastAsia" w:ascii="Times New Roman" w:hAnsi="Times New Roman" w:eastAsia="Times New Roman" w:cs="Times New Roman"/>
-        </w:rPr>
-        <w:t xml:space="preserve">63）。</w:t>
-      </w:r>
-    </w:p>
-    <w:p>
-      <w:pPr>
-        <w:pStyle w:val="Compact"/>
-        <w:numPr>
-          <w:ilvl w:val="1"/>
-          <w:numId w:val="1024"/>
-        </w:numPr>
-      </w:pPr>
-      <w:r>
-        <w:rPr>
-          <w:rFonts w:hint="eastAsia" w:ascii="Times New Roman" w:hAnsi="Times New Roman" w:eastAsia="FangSong" w:cs="Times New Roman"/>
-        </w:rPr>
-        <w:t xml:space="preserve">从预组织和大二环效应的角度解释</w:t>
-      </w:r>
-      <w:r>
-        <w:rPr>
-          <w:rFonts w:ascii="Times New Roman" w:hAnsi="Times New Roman" w:eastAsia="Times New Roman" w:cs="Times New Roman"/>
-        </w:rPr>
-        <w:t xml:space="preserve"> C </w:t>
-      </w:r>
-      <w:r>
-        <w:rPr>
-          <w:rFonts w:hint="eastAsia" w:ascii="Times New Roman" w:hAnsi="Times New Roman" w:eastAsia="FangSong" w:cs="Times New Roman"/>
-        </w:rPr>
-        <w:t xml:space="preserve">的绝对结合常数高于</w:t>
-      </w:r>
-      <w:r>
-        <w:rPr>
-          <w:rFonts w:ascii="Times New Roman" w:hAnsi="Times New Roman" w:eastAsia="Times New Roman" w:cs="Times New Roman"/>
-        </w:rPr>
-        <w:t xml:space="preserve"> B </w:t>
-      </w:r>
-      <w:r>
-        <w:rPr>
-          <w:rFonts w:hint="eastAsia" w:ascii="Times New Roman" w:hAnsi="Times New Roman" w:eastAsia="FangSong" w:cs="Times New Roman"/>
-        </w:rPr>
-        <w:t>的原因</w:t>
-      </w:r>
-      <w:r>
-        <w:rPr>
-          <w:rFonts w:hint="eastAsia" w:ascii="Times New Roman" w:hAnsi="Times New Roman" w:eastAsia="Times New Roman" w:cs="Times New Roman"/>
-        </w:rPr>
-        <w:t>。</w:t>
-      </w:r>
-    </w:p>
-    <w:p>
-      <w:pPr>
-        <w:numPr>
-          <w:ilvl w:val="0"/>
-          <w:numId w:val="1022"/>
-        </w:numPr>
-      </w:pPr>
-      <w:r>
-        <w:rPr>
-          <w:rFonts w:hint="eastAsia" w:ascii="Times New Roman" w:hAnsi="Times New Roman" w:eastAsia="Times New Roman" w:cs="Times New Roman"/>
-          <w:b/>
-          <w:bCs/>
+          <w:rStyle w:val="VerbatimChar"/>
+          <w:rFonts w:ascii="SimSun" w:hAnsi="SimSun" w:eastAsia="SimSun" w:cs="SimSun"/>
+        </w:rPr>
+        <w:t xml:space="preserve">(a) </w:t>
+      </w:r>
+      <w:r>
+        <w:rPr>
+          <w:rStyle w:val="VerbatimChar"/>
+          <w:rFonts w:hint="eastAsia" w:ascii="SimSun" w:hAnsi="SimSun" w:eastAsia="SimSun" w:cs="SimSun"/>
+        </w:rPr>
+        <w:t xml:space="preserve">主体</w:t>
+      </w:r>
+      <w:r>
+        <w:rPr>
+          <w:rStyle w:val="VerbatimChar"/>
+          <w:rFonts w:ascii="SimSun" w:hAnsi="SimSun" w:eastAsia="SimSun" w:cs="SimSun"/>
+        </w:rPr>
+        <w:t xml:space="preserve"> D </w:t>
+      </w:r>
+      <w:r>
+        <w:rPr>
+          <w:rStyle w:val="VerbatimChar"/>
+          <w:rFonts w:hint="eastAsia" w:ascii="SimSun" w:hAnsi="SimSun" w:eastAsia="SimSun" w:cs="SimSun"/>
+        </w:rPr>
+        <w:t xml:space="preserve">与客体</w:t>
+      </w:r>
+      <w:r>
+        <w:rPr>
+          <w:rStyle w:val="VerbatimChar"/>
+          <w:rFonts w:ascii="SimSun" w:hAnsi="SimSun" w:eastAsia="SimSun" w:cs="SimSun"/>
+        </w:rPr>
+        <w:t xml:space="preserve"> E </w:t>
+      </w:r>
+      <w:r>
+        <w:rPr>
+          <w:rStyle w:val="VerbatimChar"/>
+          <w:rFonts w:hint="eastAsia" w:ascii="SimSun" w:hAnsi="SimSun" w:eastAsia="SimSun" w:cs="SimSun"/>
+        </w:rPr>
+        <w:t>之间的主要驱动力是什么</w:t>
+      </w:r>
+      <w:r>
+        <w:rPr>
+          <w:rStyle w:val="VerbatimChar"/>
+          <w:rFonts w:hint="eastAsia" w:ascii="SimSun" w:hAnsi="SimSun" w:eastAsia="SimSun" w:cs="SimSun"/>
+        </w:rPr>
+        <w:t>？</w:t>
+      </w:r>
+      <w:r>
+        <w:rPr>
+          <w:rFonts w:ascii="SimSun" w:hAnsi="SimSun" w:eastAsia="SimSun" w:cs="SimSun"/>
+        </w:rPr>
+        <w:br/>
+      </w:r>
+      <w:r>
+        <w:rPr>
+          <w:rStyle w:val="VerbatimChar"/>
+          <w:rFonts w:ascii="SimSun" w:hAnsi="SimSun" w:eastAsia="SimSun" w:cs="SimSun"/>
+        </w:rPr>
+        <w:t xml:space="preserve">(b) </w:t>
+      </w:r>
+      <w:r>
+        <w:rPr>
+          <w:rStyle w:val="VerbatimChar"/>
+          <w:rFonts w:hint="eastAsia" w:ascii="SimSun" w:hAnsi="SimSun" w:eastAsia="SimSun" w:cs="SimSun"/>
+        </w:rPr>
+        <w:t xml:space="preserve">为什么选择</w:t>
+      </w:r>
+      <w:r>
+        <w:rPr>
+          <w:rStyle w:val="VerbatimChar"/>
+          <w:rFonts w:ascii="SimSun" w:hAnsi="SimSun" w:eastAsia="SimSun" w:cs="SimSun"/>
+        </w:rPr>
+        <w:t xml:space="preserve"> DMSO </w:t>
+      </w:r>
+      <w:r>
+        <w:rPr>
+          <w:rStyle w:val="VerbatimChar"/>
+          <w:rFonts w:hint="eastAsia" w:ascii="SimSun" w:hAnsi="SimSun" w:eastAsia="SimSun" w:cs="SimSun"/>
+        </w:rPr>
+        <w:t>作为溶剂</w:t>
+      </w:r>
+      <w:r>
+        <w:rPr>
+          <w:rStyle w:val="VerbatimChar"/>
+          <w:rFonts w:hint="eastAsia" w:ascii="SimSun" w:hAnsi="SimSun" w:eastAsia="SimSun" w:cs="SimSun"/>
+        </w:rPr>
+        <w:t>？</w:t>
+      </w:r>
+      <w:r>
+        <w:rPr>
+          <w:rStyle w:val="VerbatimChar"/>
+          <w:rFonts w:hint="eastAsia" w:ascii="SimSun" w:hAnsi="SimSun" w:eastAsia="SimSun" w:cs="SimSun"/>
+        </w:rPr>
+        <w:t>如果换成水</w:t>
+      </w:r>
+      <w:r>
+        <w:rPr>
+          <w:rStyle w:val="VerbatimChar"/>
+          <w:rFonts w:hint="eastAsia" w:ascii="SimSun" w:hAnsi="SimSun" w:eastAsia="SimSun" w:cs="SimSun"/>
+        </w:rPr>
+        <w:t>，$K_a$</w:t>
+      </w:r>
+      <w:r>
+        <w:rPr>
+          <w:rStyle w:val="VerbatimChar"/>
+          <w:rFonts w:ascii="SimSun" w:hAnsi="SimSun" w:eastAsia="SimSun" w:cs="SimSun"/>
+        </w:rPr>
+        <w:t xml:space="preserve"> </w:t>
+      </w:r>
+      <w:r>
+        <w:rPr>
+          <w:rStyle w:val="VerbatimChar"/>
+          <w:rFonts w:hint="eastAsia" w:ascii="SimSun" w:hAnsi="SimSun" w:eastAsia="SimSun" w:cs="SimSun"/>
+        </w:rPr>
+        <w:t>会如何变化</w:t>
+      </w:r>
+      <w:r>
+        <w:rPr>
+          <w:rStyle w:val="VerbatimChar"/>
+          <w:rFonts w:hint="eastAsia" w:ascii="SimSun" w:hAnsi="SimSun" w:eastAsia="SimSun" w:cs="SimSun"/>
+        </w:rPr>
+        <w:t>？</w:t>
+      </w:r>
+      <w:r>
+        <w:rPr>
+          <w:rFonts w:ascii="SimSun" w:hAnsi="SimSun" w:eastAsia="SimSun" w:cs="SimSun"/>
+        </w:rPr>
+        <w:br/>
+      </w:r>
+      <w:r>
+        <w:rPr>
+          <w:rStyle w:val="VerbatimChar"/>
+          <w:rFonts w:ascii="SimSun" w:hAnsi="SimSun" w:eastAsia="SimSun" w:cs="SimSun"/>
+        </w:rPr>
+        <w:t xml:space="preserve">(c) NH </w:t>
+      </w:r>
+      <w:r>
+        <w:rPr>
+          <w:rStyle w:val="VerbatimChar"/>
+          <w:rFonts w:hint="eastAsia" w:ascii="SimSun" w:hAnsi="SimSun" w:eastAsia="SimSun" w:cs="SimSun"/>
+        </w:rPr>
+        <w:t>信号低场位移说明了什么</w:t>
+      </w:r>
+      <w:r>
+        <w:rPr>
+          <w:rStyle w:val="VerbatimChar"/>
+          <w:rFonts w:hint="eastAsia" w:ascii="SimSun" w:hAnsi="SimSun" w:eastAsia="SimSun" w:cs="SimSun"/>
+        </w:rPr>
+        <w:t>？</w:t>
+      </w:r>
+      <w:r>
+        <w:rPr>
+          <w:rFonts w:ascii="SimSun" w:hAnsi="SimSun" w:eastAsia="SimSun" w:cs="SimSun"/>
+        </w:rPr>
+        <w:br/>
+      </w:r>
+      <w:r>
+        <w:rPr>
+          <w:rStyle w:val="VerbatimChar"/>
+          <w:rFonts w:ascii="SimSun" w:hAnsi="SimSun" w:eastAsia="SimSun" w:cs="SimSun"/>
+        </w:rPr>
+        <w:t xml:space="preserve">(d) </w:t>
+      </w:r>
+      <w:r>
+        <w:rPr>
+          <w:rStyle w:val="VerbatimChar"/>
+          <w:rFonts w:hint="eastAsia" w:ascii="SimSun" w:hAnsi="SimSun" w:eastAsia="SimSun" w:cs="SimSun"/>
+        </w:rPr>
+        <w:t xml:space="preserve">预测若将</w:t>
+      </w:r>
+      <w:r>
+        <w:rPr>
+          <w:rStyle w:val="VerbatimChar"/>
+          <w:rFonts w:ascii="SimSun" w:hAnsi="SimSun" w:eastAsia="SimSun" w:cs="SimSun"/>
+        </w:rPr>
+        <w:t xml:space="preserve"> D </w:t>
+      </w:r>
+      <w:r>
+        <w:rPr>
+          <w:rStyle w:val="VerbatimChar"/>
+          <w:rFonts w:hint="eastAsia" w:ascii="SimSun" w:hAnsi="SimSun" w:eastAsia="SimSun" w:cs="SimSun"/>
+        </w:rPr>
+        <w:t xml:space="preserve">的空穴直径从</w:t>
+      </w:r>
+      <w:r>
+        <w:rPr>
+          <w:rStyle w:val="VerbatimChar"/>
+          <w:rFonts w:ascii="SimSun" w:hAnsi="SimSun" w:eastAsia="SimSun" w:cs="SimSun"/>
+        </w:rPr>
+        <w:t xml:space="preserve"> 4.0 Å </w:t>
+      </w:r>
+      <w:r>
+        <w:rPr>
+          <w:rStyle w:val="VerbatimChar"/>
+          <w:rFonts w:hint="eastAsia" w:ascii="SimSun" w:hAnsi="SimSun" w:eastAsia="SimSun" w:cs="SimSun"/>
+        </w:rPr>
+        <w:t xml:space="preserve">扩大到</w:t>
+      </w:r>
+      <w:r>
+        <w:rPr>
+          <w:rStyle w:val="VerbatimChar"/>
+          <w:rFonts w:ascii="SimSun" w:hAnsi="SimSun" w:eastAsia="SimSun" w:cs="SimSun"/>
+        </w:rPr>
+        <w:t xml:space="preserve"> 8.0 </w:t>
+      </w:r>
+      <w:r>
+        <w:rPr>
+          <w:rStyle w:val="VerbatimChar"/>
+          <w:rFonts w:hint="eastAsia" w:ascii="SimSun" w:hAnsi="SimSun" w:eastAsia="SimSun" w:cs="SimSun"/>
+        </w:rPr>
+        <w:t>Å，</w:t>
+      </w:r>
+      <w:r>
+        <w:rPr>
+          <w:rStyle w:val="VerbatimChar"/>
+          <w:rFonts w:hint="eastAsia" w:ascii="SimSun" w:hAnsi="SimSun" w:eastAsia="SimSun" w:cs="SimSun"/>
+        </w:rPr>
+        <w:t>对小分子客体</w:t>
+      </w:r>
+      <w:r>
+        <w:rPr>
+          <w:rStyle w:val="VerbatimChar"/>
+          <w:rFonts w:hint="eastAsia" w:ascii="SimSun" w:hAnsi="SimSun" w:eastAsia="SimSun" w:cs="SimSun"/>
         </w:rPr>
         <w:t>（</w:t>
       </w:r>
       <w:r>
         <w:rPr>
-          <w:rFonts w:hint="eastAsia" w:ascii="Times New Roman" w:hAnsi="Times New Roman" w:eastAsia="FangSong" w:cs="Times New Roman"/>
-          <w:b/>
-          <w:bCs/>
-        </w:rPr>
-        <w:t>综合推理题</w:t>
-      </w:r>
-      <w:r>
-        <w:rPr>
-          <w:rFonts w:hint="eastAsia" w:ascii="Times New Roman" w:hAnsi="Times New Roman" w:eastAsia="Times New Roman" w:cs="Times New Roman"/>
-          <w:b/>
-          <w:bCs/>
+          <w:rStyle w:val="VerbatimChar"/>
+          <w:rFonts w:hint="eastAsia" w:ascii="SimSun" w:hAnsi="SimSun" w:eastAsia="SimSun" w:cs="SimSun"/>
+        </w:rPr>
+        <w:t>如甲醇</w:t>
+      </w:r>
+      <w:r>
+        <w:rPr>
+          <w:rStyle w:val="VerbatimChar"/>
+          <w:rFonts w:hint="eastAsia" w:ascii="SimSun" w:hAnsi="SimSun" w:eastAsia="SimSun" w:cs="SimSun"/>
         </w:rPr>
         <w:t>）</w:t>
       </w:r>
       <w:r>
         <w:rPr>
-          <w:rFonts w:ascii="Times New Roman" w:hAnsi="Times New Roman" w:eastAsia="Times New Roman" w:cs="Times New Roman"/>
-        </w:rPr>
-        <w:t xml:space="preserve"> </w:t>
-      </w:r>
-      <w:r>
-        <w:rPr>
-          <w:rFonts w:hint="eastAsia" w:ascii="Times New Roman" w:hAnsi="Times New Roman" w:eastAsia="FangSong" w:cs="Times New Roman"/>
-        </w:rPr>
-        <w:t xml:space="preserve">某实验室设计了一种新型大环主体</w:t>
-      </w:r>
-      <w:r>
-        <w:rPr>
-          <w:rFonts w:ascii="Times New Roman" w:hAnsi="Times New Roman" w:eastAsia="Times New Roman" w:cs="Times New Roman"/>
-        </w:rPr>
-        <w:t xml:space="preserve"> </w:t>
-      </w:r>
-      <w:r>
-        <w:rPr>
-          <w:rFonts w:hint="eastAsia" w:ascii="Times New Roman" w:hAnsi="Times New Roman" w:eastAsia="Times New Roman" w:cs="Times New Roman"/>
-        </w:rPr>
-        <w:t>D，</w:t>
-      </w:r>
-      <w:r>
-        <w:rPr>
-          <w:rFonts w:hint="eastAsia" w:ascii="Times New Roman" w:hAnsi="Times New Roman" w:eastAsia="FangSong" w:cs="Times New Roman"/>
-        </w:rPr>
-        <w:t>其特征如下</w:t>
-      </w:r>
-      <w:r>
-        <w:rPr>
-          <w:rFonts w:hint="eastAsia" w:ascii="Times New Roman" w:hAnsi="Times New Roman" w:eastAsia="Times New Roman" w:cs="Times New Roman"/>
-        </w:rPr>
-        <w:t>：</w:t>
-      </w:r>
-    </w:p>
-    <w:p>
-      <w:pPr>
-        <w:pStyle w:val="Compact"/>
-        <w:numPr>
-          <w:ilvl w:val="1"/>
-          <w:numId w:val="1025"/>
-        </w:numPr>
-      </w:pPr>
-      <w:r>
-        <w:rPr>
-          <w:rFonts w:hint="eastAsia" w:ascii="Times New Roman" w:hAnsi="Times New Roman" w:eastAsia="FangSong" w:cs="Times New Roman"/>
-        </w:rPr>
-        <w:t xml:space="preserve">环上含</w:t>
-      </w:r>
-      <w:r>
-        <w:rPr>
-          <w:rFonts w:ascii="Times New Roman" w:hAnsi="Times New Roman" w:eastAsia="Times New Roman" w:cs="Times New Roman"/>
-        </w:rPr>
-        <w:t xml:space="preserve"> 6 </w:t>
-      </w:r>
-      <w:r>
-        <w:rPr>
-          <w:rFonts w:hint="eastAsia" w:ascii="Times New Roman" w:hAnsi="Times New Roman" w:eastAsia="FangSong" w:cs="Times New Roman"/>
-        </w:rPr>
-        <w:t xml:space="preserve">个酰胺</w:t>
-      </w:r>
-      <w:r>
-        <w:rPr>
-          <w:rFonts w:ascii="Times New Roman" w:hAnsi="Times New Roman" w:eastAsia="Times New Roman" w:cs="Times New Roman"/>
-        </w:rPr>
-        <w:t xml:space="preserve"> </w:t>
-      </w:r>
-      <w:r>
-        <w:rPr>
-          <w:rFonts w:hint="eastAsia" w:ascii="Times New Roman" w:hAnsi="Times New Roman" w:eastAsia="Times New Roman" w:cs="Times New Roman"/>
-        </w:rPr>
-        <w:t>NH（</w:t>
-      </w:r>
-      <w:r>
-        <w:rPr>
-          <w:rFonts w:hint="eastAsia" w:ascii="Times New Roman" w:hAnsi="Times New Roman" w:eastAsia="FangSong" w:cs="Times New Roman"/>
-        </w:rPr>
-        <w:t>氢键给体</w:t>
-      </w:r>
-      <w:r>
-        <w:rPr>
-          <w:rFonts w:hint="eastAsia" w:ascii="Times New Roman" w:hAnsi="Times New Roman" w:eastAsia="Times New Roman" w:cs="Times New Roman"/>
-        </w:rPr>
-        <w:t>）</w:t>
-      </w:r>
-      <w:r>
-        <w:rPr>
-          <w:rFonts w:hint="eastAsia" w:ascii="Times New Roman" w:hAnsi="Times New Roman" w:eastAsia="FangSong" w:cs="Times New Roman"/>
-        </w:rPr>
-        <w:t>和</w:t>
-      </w:r>
-      <w:r>
-        <w:rPr>
-          <w:rFonts w:ascii="Times New Roman" w:hAnsi="Times New Roman" w:eastAsia="Times New Roman" w:cs="Times New Roman"/>
-        </w:rPr>
-        <w:t xml:space="preserve"> 6 </w:t>
-      </w:r>
-      <w:r>
-        <w:rPr>
-          <w:rFonts w:hint="eastAsia" w:ascii="Times New Roman" w:hAnsi="Times New Roman" w:eastAsia="FangSong" w:cs="Times New Roman"/>
-        </w:rPr>
-        <w:t>个羰基</w:t>
-      </w:r>
-      <w:r>
-        <w:rPr>
-          <w:rFonts w:hint="eastAsia" w:ascii="Times New Roman" w:hAnsi="Times New Roman" w:eastAsia="Times New Roman" w:cs="Times New Roman"/>
-        </w:rPr>
-        <w:t>（</w:t>
-      </w:r>
-      <w:r>
-        <w:rPr>
-          <w:rFonts w:hint="eastAsia" w:ascii="Times New Roman" w:hAnsi="Times New Roman" w:eastAsia="FangSong" w:cs="Times New Roman"/>
-        </w:rPr>
-        <w:t>氢键受体</w:t>
-      </w:r>
-      <w:r>
-        <w:rPr>
-          <w:rFonts w:hint="eastAsia" w:ascii="Times New Roman" w:hAnsi="Times New Roman" w:eastAsia="Times New Roman" w:cs="Times New Roman"/>
-        </w:rPr>
-        <w:t>）</w:t>
-      </w:r>
-    </w:p>
-    <w:p>
-      <w:pPr>
-        <w:pStyle w:val="Compact"/>
-        <w:numPr>
-          <w:ilvl w:val="1"/>
-          <w:numId w:val="1025"/>
-        </w:numPr>
-      </w:pPr>
-      <w:r>
-        <w:rPr>
-          <w:rFonts w:hint="eastAsia" w:ascii="Times New Roman" w:hAnsi="Times New Roman" w:eastAsia="FangSong" w:cs="Times New Roman"/>
-        </w:rPr>
-        <w:t xml:space="preserve">空穴直径</w:t>
-      </w:r>
-      <w:r>
-        <w:rPr>
-          <w:rFonts w:ascii="Times New Roman" w:hAnsi="Times New Roman" w:eastAsia="Times New Roman" w:cs="Times New Roman"/>
-        </w:rPr>
-        <w:t xml:space="preserve"> ~4.0 Å</w:t>
-      </w:r>
-    </w:p>
-    <w:p>
-      <w:pPr>
-        <w:pStyle w:val="Compact"/>
-        <w:numPr>
-          <w:ilvl w:val="1"/>
-          <w:numId w:val="1025"/>
-        </w:numPr>
-      </w:pPr>
-      <w:r>
-        <w:rPr>
-          <w:rFonts w:hint="eastAsia" w:ascii="Times New Roman" w:hAnsi="Times New Roman" w:eastAsia="FangSong" w:cs="Times New Roman"/>
-        </w:rPr>
-        <w:t xml:space="preserve">在</w:t>
-      </w:r>
-      <w:r>
-        <w:rPr>
-          <w:rFonts w:ascii="Times New Roman" w:hAnsi="Times New Roman" w:eastAsia="Times New Roman" w:cs="Times New Roman"/>
-        </w:rPr>
-        <w:t xml:space="preserve"> DMSO-d</w:t>
-      </w:r>
-      <w:r>
-        <w:rPr>
-          <w:rFonts w:ascii="Times New Roman" w:hAnsi="Times New Roman" w:eastAsia="Times New Roman" w:cs="Times New Roman"/>
-          <w:vertAlign w:val="subscript"/>
-        </w:rPr>
-        <w:t>6</w:t>
-      </w:r>
-      <w:r>
-        <w:rPr>
-          <w:rFonts w:ascii="Times New Roman" w:hAnsi="Times New Roman" w:eastAsia="Times New Roman" w:cs="Times New Roman"/>
-        </w:rPr>
-        <w:t xml:space="preserve"> </w:t>
-      </w:r>
-      <w:r>
-        <w:rPr>
-          <w:rFonts w:hint="eastAsia" w:ascii="Times New Roman" w:hAnsi="Times New Roman" w:eastAsia="FangSong" w:cs="Times New Roman"/>
-        </w:rPr>
-        <w:t>中</w:t>
-      </w:r>
-      <w:r>
-        <w:rPr>
-          <w:rFonts w:hint="eastAsia" w:ascii="Times New Roman" w:hAnsi="Times New Roman" w:eastAsia="Times New Roman" w:cs="Times New Roman"/>
-        </w:rPr>
-        <w:t>，</w:t>
-      </w:r>
-      <w:r>
-        <w:rPr>
-          <w:rFonts w:hint="eastAsia" w:ascii="Times New Roman" w:hAnsi="Times New Roman" w:eastAsia="FangSong" w:cs="Times New Roman"/>
-        </w:rPr>
-        <w:t>加入客体</w:t>
-      </w:r>
-      <w:r>
-        <w:rPr>
-          <w:rFonts w:ascii="Times New Roman" w:hAnsi="Times New Roman" w:eastAsia="Times New Roman" w:cs="Times New Roman"/>
-        </w:rPr>
-        <w:t xml:space="preserve"> </w:t>
-      </w:r>
-      <w:r>
-        <w:rPr>
-          <w:rFonts w:hint="eastAsia" w:ascii="Times New Roman" w:hAnsi="Times New Roman" w:eastAsia="Times New Roman" w:cs="Times New Roman"/>
-        </w:rPr>
-        <w:t>E（</w:t>
-      </w:r>
-      <w:r>
-        <w:rPr>
-          <w:rFonts w:hint="eastAsia" w:ascii="Times New Roman" w:hAnsi="Times New Roman" w:eastAsia="FangSong" w:cs="Times New Roman"/>
-        </w:rPr>
-        <w:t>含</w:t>
-      </w:r>
-      <w:r>
-        <w:rPr>
-          <w:rFonts w:ascii="Times New Roman" w:hAnsi="Times New Roman" w:eastAsia="Times New Roman" w:cs="Times New Roman"/>
-        </w:rPr>
-        <w:t xml:space="preserve"> 6 </w:t>
-      </w:r>
-      <w:r>
-        <w:rPr>
-          <w:rFonts w:hint="eastAsia" w:ascii="Times New Roman" w:hAnsi="Times New Roman" w:eastAsia="FangSong" w:cs="Times New Roman"/>
-        </w:rPr>
-        <w:t xml:space="preserve">个</w:t>
-      </w:r>
-      <w:r>
-        <w:rPr>
-          <w:rFonts w:ascii="Times New Roman" w:hAnsi="Times New Roman" w:eastAsia="Times New Roman" w:cs="Times New Roman"/>
-        </w:rPr>
-        <w:t xml:space="preserve"> NH </w:t>
-      </w:r>
-      <w:r>
-        <w:rPr>
-          <w:rFonts w:hint="eastAsia" w:ascii="Times New Roman" w:hAnsi="Times New Roman" w:eastAsia="FangSong" w:cs="Times New Roman"/>
-        </w:rPr>
-        <w:t xml:space="preserve">和</w:t>
-      </w:r>
-      <w:r>
-        <w:rPr>
-          <w:rFonts w:ascii="Times New Roman" w:hAnsi="Times New Roman" w:eastAsia="Times New Roman" w:cs="Times New Roman"/>
-        </w:rPr>
-        <w:t xml:space="preserve"> 6 </w:t>
-      </w:r>
-      <w:r>
-        <w:rPr>
-          <w:rFonts w:hint="eastAsia" w:ascii="Times New Roman" w:hAnsi="Times New Roman" w:eastAsia="FangSong" w:cs="Times New Roman"/>
-        </w:rPr>
-        <w:t xml:space="preserve">个</w:t>
-      </w:r>
-      <w:r>
-        <w:rPr>
-          <w:rFonts w:ascii="Times New Roman" w:hAnsi="Times New Roman" w:eastAsia="Times New Roman" w:cs="Times New Roman"/>
-        </w:rPr>
-        <w:t xml:space="preserve"> C=O </w:t>
-      </w:r>
-      <w:r>
-        <w:rPr>
-          <w:rFonts w:hint="eastAsia" w:ascii="Times New Roman" w:hAnsi="Times New Roman" w:eastAsia="FangSong" w:cs="Times New Roman"/>
-        </w:rPr>
-        <w:t>的互补分子</w:t>
-      </w:r>
-      <w:r>
-        <w:rPr>
-          <w:rFonts w:hint="eastAsia" w:ascii="Times New Roman" w:hAnsi="Times New Roman" w:eastAsia="Times New Roman" w:cs="Times New Roman"/>
-        </w:rPr>
-        <w:t>）</w:t>
-      </w:r>
-      <w:r>
-        <w:rPr>
-          <w:rFonts w:hint="eastAsia" w:ascii="Times New Roman" w:hAnsi="Times New Roman" w:eastAsia="FangSong" w:cs="Times New Roman"/>
-        </w:rPr>
-        <w:t>后</w:t>
-      </w:r>
-      <w:r>
-        <w:rPr>
-          <w:rFonts w:hint="eastAsia" w:ascii="Times New Roman" w:hAnsi="Times New Roman" w:eastAsia="Times New Roman" w:cs="Times New Roman"/>
-        </w:rPr>
-        <w:t>，</w:t>
-      </w:r>
-      <w:r>
-        <w:rPr>
-          <w:rFonts w:hint="eastAsia" w:ascii="Times New Roman" w:hAnsi="Times New Roman" w:eastAsia="Times New Roman" w:cs="Times New Roman"/>
-          <w:vertAlign w:val="superscript"/>
-        </w:rPr>
-        <w:t>1</w:t>
-      </w:r>
-      <w:r>
-        <w:rPr>
-          <w:rFonts w:hint="eastAsia" w:ascii="Times New Roman" w:hAnsi="Times New Roman" w:eastAsia="Times New Roman" w:cs="Times New Roman"/>
-        </w:rPr>
-        <w:t>H</w:t>
-      </w:r>
-      <w:r>
-        <w:rPr>
-          <w:rFonts w:ascii="Times New Roman" w:hAnsi="Times New Roman" w:eastAsia="Times New Roman" w:cs="Times New Roman"/>
-        </w:rPr>
-        <w:t xml:space="preserve"> NMR </w:t>
-      </w:r>
-      <w:r>
-        <w:rPr>
-          <w:rFonts w:hint="eastAsia" w:ascii="Times New Roman" w:hAnsi="Times New Roman" w:eastAsia="FangSong" w:cs="Times New Roman"/>
-        </w:rPr>
-        <w:t xml:space="preserve">显示</w:t>
-      </w:r>
-      <w:r>
-        <w:rPr>
-          <w:rFonts w:ascii="Times New Roman" w:hAnsi="Times New Roman" w:eastAsia="Times New Roman" w:cs="Times New Roman"/>
-        </w:rPr>
-        <w:t xml:space="preserve"> NH </w:t>
-      </w:r>
-      <w:r>
-        <w:rPr>
-          <w:rFonts w:hint="eastAsia" w:ascii="Times New Roman" w:hAnsi="Times New Roman" w:eastAsia="FangSong" w:cs="Times New Roman"/>
-        </w:rPr>
-        <w:t xml:space="preserve">信号向低场移动</w:t>
-      </w:r>
-      <w:r>
-        <w:rPr>
-          <w:rFonts w:ascii="Times New Roman" w:hAnsi="Times New Roman" w:eastAsia="Times New Roman" w:cs="Times New Roman"/>
-        </w:rPr>
-        <w:t xml:space="preserve"> 2.5 ppm</w:t>
-      </w:r>
-    </w:p>
-    <w:p>
-      <w:pPr>
-        <w:pStyle w:val="Compact"/>
-        <w:numPr>
-          <w:ilvl w:val="1"/>
-          <w:numId w:val="1026"/>
-        </w:numPr>
-      </w:pPr>
-      <w:r>
-        <w:rPr>
-          <w:rFonts w:hint="eastAsia" w:ascii="Times New Roman" w:hAnsi="Times New Roman" w:eastAsia="FangSong" w:cs="Times New Roman"/>
-        </w:rPr>
-        <w:t xml:space="preserve">主体</w:t>
-      </w:r>
-      <w:r>
-        <w:rPr>
-          <w:rFonts w:ascii="Times New Roman" w:hAnsi="Times New Roman" w:eastAsia="Times New Roman" w:cs="Times New Roman"/>
-        </w:rPr>
-        <w:t xml:space="preserve"> D </w:t>
-      </w:r>
-      <w:r>
-        <w:rPr>
-          <w:rFonts w:hint="eastAsia" w:ascii="Times New Roman" w:hAnsi="Times New Roman" w:eastAsia="FangSong" w:cs="Times New Roman"/>
-        </w:rPr>
-        <w:t xml:space="preserve">与客体</w:t>
-      </w:r>
-      <w:r>
-        <w:rPr>
-          <w:rFonts w:ascii="Times New Roman" w:hAnsi="Times New Roman" w:eastAsia="Times New Roman" w:cs="Times New Roman"/>
-        </w:rPr>
-        <w:t xml:space="preserve"> E </w:t>
-      </w:r>
-      <w:r>
-        <w:rPr>
-          <w:rFonts w:hint="eastAsia" w:ascii="Times New Roman" w:hAnsi="Times New Roman" w:eastAsia="FangSong" w:cs="Times New Roman"/>
-        </w:rPr>
-        <w:t>之间的主要驱动力是什么</w:t>
-      </w:r>
-      <w:r>
-        <w:rPr>
-          <w:rFonts w:hint="eastAsia" w:ascii="Times New Roman" w:hAnsi="Times New Roman" w:eastAsia="Times New Roman" w:cs="Times New Roman"/>
-        </w:rPr>
-        <w:t>？</w:t>
-      </w:r>
-    </w:p>
-    <w:p>
-      <w:pPr>
-        <w:pStyle w:val="Compact"/>
-        <w:numPr>
-          <w:ilvl w:val="1"/>
-          <w:numId w:val="1026"/>
-        </w:numPr>
-      </w:pPr>
-      <w:r>
-        <w:rPr>
-          <w:rFonts w:hint="eastAsia" w:ascii="Times New Roman" w:hAnsi="Times New Roman" w:eastAsia="FangSong" w:cs="Times New Roman"/>
-        </w:rPr>
-        <w:t xml:space="preserve">为什么选择</w:t>
-      </w:r>
-      <w:r>
-        <w:rPr>
-          <w:rFonts w:ascii="Times New Roman" w:hAnsi="Times New Roman" w:eastAsia="Times New Roman" w:cs="Times New Roman"/>
-        </w:rPr>
-        <w:t xml:space="preserve"> DMSO </w:t>
-      </w:r>
-      <w:r>
-        <w:rPr>
-          <w:rFonts w:hint="eastAsia" w:ascii="Times New Roman" w:hAnsi="Times New Roman" w:eastAsia="FangSong" w:cs="Times New Roman"/>
-        </w:rPr>
-        <w:t>作为溶剂</w:t>
-      </w:r>
-      <w:r>
-        <w:rPr>
-          <w:rFonts w:hint="eastAsia" w:ascii="Times New Roman" w:hAnsi="Times New Roman" w:eastAsia="Times New Roman" w:cs="Times New Roman"/>
-        </w:rPr>
-        <w:t>？</w:t>
-      </w:r>
-      <w:r>
-        <w:rPr>
-          <w:rFonts w:hint="eastAsia" w:ascii="Times New Roman" w:hAnsi="Times New Roman" w:eastAsia="FangSong" w:cs="Times New Roman"/>
-        </w:rPr>
-        <w:t>如果换成水</w:t>
-      </w:r>
-      <w:r>
-        <w:rPr>
-          <w:rFonts w:hint="eastAsia" w:ascii="Times New Roman" w:hAnsi="Times New Roman" w:eastAsia="Times New Roman" w:cs="Times New Roman"/>
-        </w:rPr>
-        <w:t>，</w:t>
-      </w:r>
-      <m:oMath>
-        <m:sSub>
-          <m:e>
-            <m:r>
-              <m:t>K</m:t>
-            </m:r>
-          </m:e>
-          <m:sub>
-            <m:r>
-              <m:t>a</m:t>
-            </m:r>
-          </m:sub>
-        </m:sSub>
-      </m:oMath>
-      <w:r>
-        <w:rPr>
-          <w:rFonts w:ascii="Times New Roman" w:hAnsi="Times New Roman" w:eastAsia="Times New Roman" w:cs="Times New Roman"/>
-        </w:rPr>
-        <w:t xml:space="preserve"> </w:t>
-      </w:r>
-      <w:r>
-        <w:rPr>
-          <w:rFonts w:hint="eastAsia" w:ascii="Times New Roman" w:hAnsi="Times New Roman" w:eastAsia="FangSong" w:cs="Times New Roman"/>
-        </w:rPr>
-        <w:t>会如何变化</w:t>
-      </w:r>
-      <w:r>
-        <w:rPr>
-          <w:rFonts w:hint="eastAsia" w:ascii="Times New Roman" w:hAnsi="Times New Roman" w:eastAsia="Times New Roman" w:cs="Times New Roman"/>
-        </w:rPr>
-        <w:t>？</w:t>
-      </w:r>
-    </w:p>
-    <w:p>
-      <w:pPr>
-        <w:pStyle w:val="Compact"/>
-        <w:numPr>
-          <w:ilvl w:val="1"/>
-          <w:numId w:val="1026"/>
-        </w:numPr>
-      </w:pPr>
-      <w:r>
-        <w:rPr>
-          <w:rFonts w:ascii="Times New Roman" w:hAnsi="Times New Roman" w:eastAsia="Times New Roman" w:cs="Times New Roman"/>
-        </w:rPr>
-        <w:t xml:space="preserve">NH </w:t>
-      </w:r>
-      <w:r>
-        <w:rPr>
-          <w:rFonts w:hint="eastAsia" w:ascii="Times New Roman" w:hAnsi="Times New Roman" w:eastAsia="FangSong" w:cs="Times New Roman"/>
-        </w:rPr>
-        <w:t>信号低场位移说明了什么</w:t>
-      </w:r>
-      <w:r>
-        <w:rPr>
-          <w:rFonts w:hint="eastAsia" w:ascii="Times New Roman" w:hAnsi="Times New Roman" w:eastAsia="Times New Roman" w:cs="Times New Roman"/>
-        </w:rPr>
-        <w:t>？</w:t>
-      </w:r>
-    </w:p>
-    <w:p>
-      <w:pPr>
-        <w:pStyle w:val="Compact"/>
-        <w:numPr>
-          <w:ilvl w:val="1"/>
-          <w:numId w:val="1026"/>
-        </w:numPr>
-      </w:pPr>
-      <w:r>
-        <w:rPr>
-          <w:rFonts w:hint="eastAsia" w:ascii="Times New Roman" w:hAnsi="Times New Roman" w:eastAsia="FangSong" w:cs="Times New Roman"/>
-        </w:rPr>
-        <w:t xml:space="preserve">预测若将</w:t>
-      </w:r>
-      <w:r>
-        <w:rPr>
-          <w:rFonts w:ascii="Times New Roman" w:hAnsi="Times New Roman" w:eastAsia="Times New Roman" w:cs="Times New Roman"/>
-        </w:rPr>
-        <w:t xml:space="preserve"> D </w:t>
-      </w:r>
-      <w:r>
-        <w:rPr>
-          <w:rFonts w:hint="eastAsia" w:ascii="Times New Roman" w:hAnsi="Times New Roman" w:eastAsia="FangSong" w:cs="Times New Roman"/>
-        </w:rPr>
-        <w:t xml:space="preserve">的空穴直径从</w:t>
-      </w:r>
-      <w:r>
-        <w:rPr>
-          <w:rFonts w:ascii="Times New Roman" w:hAnsi="Times New Roman" w:eastAsia="Times New Roman" w:cs="Times New Roman"/>
-        </w:rPr>
-        <w:t xml:space="preserve"> 4.0 Å </w:t>
-      </w:r>
-      <w:r>
-        <w:rPr>
-          <w:rFonts w:hint="eastAsia" w:ascii="Times New Roman" w:hAnsi="Times New Roman" w:eastAsia="FangSong" w:cs="Times New Roman"/>
-        </w:rPr>
-        <w:t xml:space="preserve">扩大到</w:t>
-      </w:r>
-      <w:r>
-        <w:rPr>
-          <w:rFonts w:ascii="Times New Roman" w:hAnsi="Times New Roman" w:eastAsia="Times New Roman" w:cs="Times New Roman"/>
-        </w:rPr>
-        <w:t xml:space="preserve"> 8.0 </w:t>
-      </w:r>
-      <w:r>
-        <w:rPr>
-          <w:rFonts w:hint="eastAsia" w:ascii="Times New Roman" w:hAnsi="Times New Roman" w:eastAsia="Times New Roman" w:cs="Times New Roman"/>
-        </w:rPr>
-        <w:t>Å，</w:t>
-      </w:r>
-      <w:r>
-        <w:rPr>
-          <w:rFonts w:hint="eastAsia" w:ascii="Times New Roman" w:hAnsi="Times New Roman" w:eastAsia="FangSong" w:cs="Times New Roman"/>
-        </w:rPr>
-        <w:t>对小分子客体</w:t>
-      </w:r>
-      <w:r>
-        <w:rPr>
-          <w:rFonts w:hint="eastAsia" w:ascii="Times New Roman" w:hAnsi="Times New Roman" w:eastAsia="Times New Roman" w:cs="Times New Roman"/>
-        </w:rPr>
-        <w:t>（</w:t>
-      </w:r>
-      <w:r>
-        <w:rPr>
-          <w:rFonts w:hint="eastAsia" w:ascii="Times New Roman" w:hAnsi="Times New Roman" w:eastAsia="FangSong" w:cs="Times New Roman"/>
-        </w:rPr>
-        <w:t>如甲醇</w:t>
-      </w:r>
-      <w:r>
-        <w:rPr>
-          <w:rFonts w:hint="eastAsia" w:ascii="Times New Roman" w:hAnsi="Times New Roman" w:eastAsia="Times New Roman" w:cs="Times New Roman"/>
-        </w:rPr>
-        <w:t>）</w:t>
-      </w:r>
-      <w:r>
-        <w:rPr>
-          <w:rFonts w:hint="eastAsia" w:ascii="Times New Roman" w:hAnsi="Times New Roman" w:eastAsia="FangSong" w:cs="Times New Roman"/>
+          <w:rStyle w:val="VerbatimChar"/>
+          <w:rFonts w:hint="eastAsia" w:ascii="SimSun" w:hAnsi="SimSun" w:eastAsia="SimSun" w:cs="SimSun"/>
         </w:rPr>
         <w:t>的</w:t>
       </w:r>
       <w:r>
         <w:rPr>
-          <w:rFonts w:ascii="Times New Roman" w:hAnsi="Times New Roman" w:eastAsia="Times New Roman" w:cs="Times New Roman"/>
-        </w:rPr>
-        <w:t xml:space="preserve"> </w:t>
-      </w:r>
-      <m:oMath>
-        <m:sSub>
-          <m:e>
-            <m:r>
-              <m:t>K</m:t>
-            </m:r>
-          </m:e>
-          <m:sub>
-            <m:r>
-              <m:t>a</m:t>
-            </m:r>
-          </m:sub>
-        </m:sSub>
-      </m:oMath>
-      <w:r>
-        <w:rPr>
-          <w:rFonts w:ascii="Times New Roman" w:hAnsi="Times New Roman" w:eastAsia="Times New Roman" w:cs="Times New Roman"/>
-        </w:rPr>
-        <w:t xml:space="preserve"> </w:t>
-      </w:r>
-      <w:r>
-        <w:rPr>
-          <w:rFonts w:hint="eastAsia" w:ascii="Times New Roman" w:hAnsi="Times New Roman" w:eastAsia="FangSong" w:cs="Times New Roman"/>
+          <w:rStyle w:val="VerbatimChar"/>
+          <w:rFonts w:ascii="SimSun" w:hAnsi="SimSun" w:eastAsia="SimSun" w:cs="SimSun"/>
+        </w:rPr>
+        <w:t xml:space="preserve"> $K_a$ </w:t>
+      </w:r>
+      <w:r>
+        <w:rPr>
+          <w:rStyle w:val="VerbatimChar"/>
+          <w:rFonts w:hint="eastAsia" w:ascii="SimSun" w:hAnsi="SimSun" w:eastAsia="SimSun" w:cs="SimSun"/>
         </w:rPr>
         <w:t>有何影响</w:t>
       </w:r>
       <w:r>
         <w:rPr>
-          <w:rFonts w:hint="eastAsia" w:ascii="Times New Roman" w:hAnsi="Times New Roman" w:eastAsia="Times New Roman" w:cs="Times New Roman"/>
+          <w:rStyle w:val="VerbatimChar"/>
+          <w:rFonts w:hint="eastAsia" w:ascii="SimSun" w:hAnsi="SimSun" w:eastAsia="SimSun" w:cs="SimSun"/>
         </w:rPr>
         <w:t>。</w:t>
       </w:r>
@@ -17970,7 +18012,7 @@
         <w:rPr>
           <w:rFonts w:ascii="Times New Roman" w:hAnsi="Times New Roman" w:eastAsia="Times New Roman" w:cs="Times New Roman"/>
         </w:rPr>
-        <w:t xml:space="preserve">🌱 9.1 </w:t>
+        <w:t xml:space="preserve">9.1 </w:t>
       </w:r>
       <w:r>
         <w:rPr>
@@ -21997,7 +22039,7 @@
         <w:rPr>
           <w:rFonts w:ascii="Times New Roman" w:hAnsi="Times New Roman" w:eastAsia="Times New Roman" w:cs="Times New Roman"/>
         </w:rPr>
-        <w:t xml:space="preserve">🏆 9.3 </w:t>
+        <w:t xml:space="preserve">9.3 </w:t>
       </w:r>
       <w:r>
         <w:rPr>
@@ -24554,601 +24596,6 @@
       </w:pPr>
     </w:lvl>
   </w:abstractNum>
-  <w:abstractNum w:abstractNumId="99413">
-    <w:nsid w:val="00A99413"/>
-    <w:multiLevelType w:val="multilevel"/>
-    <w:lvl w:ilvl="0">
-      <w:start w:val="3"/>
-      <w:numFmt w:val="decimal"/>
-      <w:lvlText w:val="%1."/>
-      <w:lvlJc w:val="left"/>
-      <w:pPr>
-        <w:ind w:left="720" w:hanging="360"/>
-      </w:pPr>
-    </w:lvl>
-    <w:lvl w:ilvl="1">
-      <w:start w:val="3"/>
-      <w:numFmt w:val="decimal"/>
-      <w:lvlText w:val="%2."/>
-      <w:lvlJc w:val="left"/>
-      <w:pPr>
-        <w:ind w:left="1440" w:hanging="360"/>
-      </w:pPr>
-    </w:lvl>
-    <w:lvl w:ilvl="2">
-      <w:start w:val="3"/>
-      <w:numFmt w:val="decimal"/>
-      <w:lvlText w:val="%3."/>
-      <w:lvlJc w:val="left"/>
-      <w:pPr>
-        <w:ind w:left="2160" w:hanging="360"/>
-      </w:pPr>
-    </w:lvl>
-    <w:lvl w:ilvl="3">
-      <w:start w:val="3"/>
-      <w:numFmt w:val="decimal"/>
-      <w:lvlText w:val="%4."/>
-      <w:lvlJc w:val="left"/>
-      <w:pPr>
-        <w:ind w:left="2880" w:hanging="360"/>
-      </w:pPr>
-    </w:lvl>
-    <w:lvl w:ilvl="4">
-      <w:start w:val="3"/>
-      <w:numFmt w:val="decimal"/>
-      <w:lvlText w:val="%5."/>
-      <w:lvlJc w:val="left"/>
-      <w:pPr>
-        <w:ind w:left="3600" w:hanging="360"/>
-      </w:pPr>
-    </w:lvl>
-    <w:lvl w:ilvl="5">
-      <w:start w:val="3"/>
-      <w:numFmt w:val="decimal"/>
-      <w:lvlText w:val="%6."/>
-      <w:lvlJc w:val="left"/>
-      <w:pPr>
-        <w:ind w:left="4320" w:hanging="360"/>
-      </w:pPr>
-    </w:lvl>
-    <w:lvl w:ilvl="6">
-      <w:start w:val="3"/>
-      <w:numFmt w:val="decimal"/>
-      <w:lvlText w:val="%7."/>
-      <w:lvlJc w:val="left"/>
-      <w:pPr>
-        <w:ind w:left="5040" w:hanging="360"/>
-      </w:pPr>
-    </w:lvl>
-    <w:lvl w:ilvl="7">
-      <w:start w:val="3"/>
-      <w:numFmt w:val="decimal"/>
-      <w:lvlText w:val="%8."/>
-      <w:lvlJc w:val="left"/>
-      <w:pPr>
-        <w:ind w:left="5760" w:hanging="360"/>
-      </w:pPr>
-    </w:lvl>
-    <w:lvl w:ilvl="8">
-      <w:start w:val="3"/>
-      <w:numFmt w:val="decimal"/>
-      <w:lvlText w:val="%9."/>
-      <w:lvlJc w:val="left"/>
-      <w:pPr>
-        <w:ind w:left="6480" w:hanging="360"/>
-      </w:pPr>
-    </w:lvl>
-  </w:abstractNum>
-  <w:abstractNum w:abstractNumId="99415">
-    <w:nsid w:val="00A99415"/>
-    <w:multiLevelType w:val="multilevel"/>
-    <w:lvl w:ilvl="0">
-      <w:start w:val="5"/>
-      <w:numFmt w:val="decimal"/>
-      <w:lvlText w:val="%1."/>
-      <w:lvlJc w:val="left"/>
-      <w:pPr>
-        <w:ind w:left="720" w:hanging="360"/>
-      </w:pPr>
-    </w:lvl>
-    <w:lvl w:ilvl="1">
-      <w:start w:val="5"/>
-      <w:numFmt w:val="decimal"/>
-      <w:lvlText w:val="%2."/>
-      <w:lvlJc w:val="left"/>
-      <w:pPr>
-        <w:ind w:left="1440" w:hanging="360"/>
-      </w:pPr>
-    </w:lvl>
-    <w:lvl w:ilvl="2">
-      <w:start w:val="5"/>
-      <w:numFmt w:val="decimal"/>
-      <w:lvlText w:val="%3."/>
-      <w:lvlJc w:val="left"/>
-      <w:pPr>
-        <w:ind w:left="2160" w:hanging="360"/>
-      </w:pPr>
-    </w:lvl>
-    <w:lvl w:ilvl="3">
-      <w:start w:val="5"/>
-      <w:numFmt w:val="decimal"/>
-      <w:lvlText w:val="%4."/>
-      <w:lvlJc w:val="left"/>
-      <w:pPr>
-        <w:ind w:left="2880" w:hanging="360"/>
-      </w:pPr>
-    </w:lvl>
-    <w:lvl w:ilvl="4">
-      <w:start w:val="5"/>
-      <w:numFmt w:val="decimal"/>
-      <w:lvlText w:val="%5."/>
-      <w:lvlJc w:val="left"/>
-      <w:pPr>
-        <w:ind w:left="3600" w:hanging="360"/>
-      </w:pPr>
-    </w:lvl>
-    <w:lvl w:ilvl="5">
-      <w:start w:val="5"/>
-      <w:numFmt w:val="decimal"/>
-      <w:lvlText w:val="%6."/>
-      <w:lvlJc w:val="left"/>
-      <w:pPr>
-        <w:ind w:left="4320" w:hanging="360"/>
-      </w:pPr>
-    </w:lvl>
-    <w:lvl w:ilvl="6">
-      <w:start w:val="5"/>
-      <w:numFmt w:val="decimal"/>
-      <w:lvlText w:val="%7."/>
-      <w:lvlJc w:val="left"/>
-      <w:pPr>
-        <w:ind w:left="5040" w:hanging="360"/>
-      </w:pPr>
-    </w:lvl>
-    <w:lvl w:ilvl="7">
-      <w:start w:val="5"/>
-      <w:numFmt w:val="decimal"/>
-      <w:lvlText w:val="%8."/>
-      <w:lvlJc w:val="left"/>
-      <w:pPr>
-        <w:ind w:left="5760" w:hanging="360"/>
-      </w:pPr>
-    </w:lvl>
-    <w:lvl w:ilvl="8">
-      <w:start w:val="5"/>
-      <w:numFmt w:val="decimal"/>
-      <w:lvlText w:val="%9."/>
-      <w:lvlJc w:val="left"/>
-      <w:pPr>
-        <w:ind w:left="6480" w:hanging="360"/>
-      </w:pPr>
-    </w:lvl>
-  </w:abstractNum>
-  <w:abstractNum w:abstractNumId="99417">
-    <w:nsid w:val="00A99417"/>
-    <w:multiLevelType w:val="multilevel"/>
-    <w:lvl w:ilvl="0">
-      <w:start w:val="7"/>
-      <w:numFmt w:val="decimal"/>
-      <w:lvlText w:val="%1."/>
-      <w:lvlJc w:val="left"/>
-      <w:pPr>
-        <w:ind w:left="720" w:hanging="360"/>
-      </w:pPr>
-    </w:lvl>
-    <w:lvl w:ilvl="1">
-      <w:start w:val="7"/>
-      <w:numFmt w:val="decimal"/>
-      <w:lvlText w:val="%2."/>
-      <w:lvlJc w:val="left"/>
-      <w:pPr>
-        <w:ind w:left="1440" w:hanging="360"/>
-      </w:pPr>
-    </w:lvl>
-    <w:lvl w:ilvl="2">
-      <w:start w:val="7"/>
-      <w:numFmt w:val="decimal"/>
-      <w:lvlText w:val="%3."/>
-      <w:lvlJc w:val="left"/>
-      <w:pPr>
-        <w:ind w:left="2160" w:hanging="360"/>
-      </w:pPr>
-    </w:lvl>
-    <w:lvl w:ilvl="3">
-      <w:start w:val="7"/>
-      <w:numFmt w:val="decimal"/>
-      <w:lvlText w:val="%4."/>
-      <w:lvlJc w:val="left"/>
-      <w:pPr>
-        <w:ind w:left="2880" w:hanging="360"/>
-      </w:pPr>
-    </w:lvl>
-    <w:lvl w:ilvl="4">
-      <w:start w:val="7"/>
-      <w:numFmt w:val="decimal"/>
-      <w:lvlText w:val="%5."/>
-      <w:lvlJc w:val="left"/>
-      <w:pPr>
-        <w:ind w:left="3600" w:hanging="360"/>
-      </w:pPr>
-    </w:lvl>
-    <w:lvl w:ilvl="5">
-      <w:start w:val="7"/>
-      <w:numFmt w:val="decimal"/>
-      <w:lvlText w:val="%6."/>
-      <w:lvlJc w:val="left"/>
-      <w:pPr>
-        <w:ind w:left="4320" w:hanging="360"/>
-      </w:pPr>
-    </w:lvl>
-    <w:lvl w:ilvl="6">
-      <w:start w:val="7"/>
-      <w:numFmt w:val="decimal"/>
-      <w:lvlText w:val="%7."/>
-      <w:lvlJc w:val="left"/>
-      <w:pPr>
-        <w:ind w:left="5040" w:hanging="360"/>
-      </w:pPr>
-    </w:lvl>
-    <w:lvl w:ilvl="7">
-      <w:start w:val="7"/>
-      <w:numFmt w:val="decimal"/>
-      <w:lvlText w:val="%8."/>
-      <w:lvlJc w:val="left"/>
-      <w:pPr>
-        <w:ind w:left="5760" w:hanging="360"/>
-      </w:pPr>
-    </w:lvl>
-    <w:lvl w:ilvl="8">
-      <w:start w:val="7"/>
-      <w:numFmt w:val="decimal"/>
-      <w:lvlText w:val="%9."/>
-      <w:lvlJc w:val="left"/>
-      <w:pPr>
-        <w:ind w:left="6480" w:hanging="360"/>
-      </w:pPr>
-    </w:lvl>
-  </w:abstractNum>
-  <w:abstractNum w:abstractNumId="99419">
-    <w:nsid w:val="00A99419"/>
-    <w:multiLevelType w:val="multilevel"/>
-    <w:lvl w:ilvl="0">
-      <w:start w:val="9"/>
-      <w:numFmt w:val="decimal"/>
-      <w:lvlText w:val="%1."/>
-      <w:lvlJc w:val="left"/>
-      <w:pPr>
-        <w:ind w:left="720" w:hanging="360"/>
-      </w:pPr>
-    </w:lvl>
-    <w:lvl w:ilvl="1">
-      <w:start w:val="9"/>
-      <w:numFmt w:val="decimal"/>
-      <w:lvlText w:val="%2."/>
-      <w:lvlJc w:val="left"/>
-      <w:pPr>
-        <w:ind w:left="1440" w:hanging="360"/>
-      </w:pPr>
-    </w:lvl>
-    <w:lvl w:ilvl="2">
-      <w:start w:val="9"/>
-      <w:numFmt w:val="decimal"/>
-      <w:lvlText w:val="%3."/>
-      <w:lvlJc w:val="left"/>
-      <w:pPr>
-        <w:ind w:left="2160" w:hanging="360"/>
-      </w:pPr>
-    </w:lvl>
-    <w:lvl w:ilvl="3">
-      <w:start w:val="9"/>
-      <w:numFmt w:val="decimal"/>
-      <w:lvlText w:val="%4."/>
-      <w:lvlJc w:val="left"/>
-      <w:pPr>
-        <w:ind w:left="2880" w:hanging="360"/>
-      </w:pPr>
-    </w:lvl>
-    <w:lvl w:ilvl="4">
-      <w:start w:val="9"/>
-      <w:numFmt w:val="decimal"/>
-      <w:lvlText w:val="%5."/>
-      <w:lvlJc w:val="left"/>
-      <w:pPr>
-        <w:ind w:left="3600" w:hanging="360"/>
-      </w:pPr>
-    </w:lvl>
-    <w:lvl w:ilvl="5">
-      <w:start w:val="9"/>
-      <w:numFmt w:val="decimal"/>
-      <w:lvlText w:val="%6."/>
-      <w:lvlJc w:val="left"/>
-      <w:pPr>
-        <w:ind w:left="4320" w:hanging="360"/>
-      </w:pPr>
-    </w:lvl>
-    <w:lvl w:ilvl="6">
-      <w:start w:val="9"/>
-      <w:numFmt w:val="decimal"/>
-      <w:lvlText w:val="%7."/>
-      <w:lvlJc w:val="left"/>
-      <w:pPr>
-        <w:ind w:left="5040" w:hanging="360"/>
-      </w:pPr>
-    </w:lvl>
-    <w:lvl w:ilvl="7">
-      <w:start w:val="9"/>
-      <w:numFmt w:val="decimal"/>
-      <w:lvlText w:val="%8."/>
-      <w:lvlJc w:val="left"/>
-      <w:pPr>
-        <w:ind w:left="5760" w:hanging="360"/>
-      </w:pPr>
-    </w:lvl>
-    <w:lvl w:ilvl="8">
-      <w:start w:val="9"/>
-      <w:numFmt w:val="decimal"/>
-      <w:lvlText w:val="%9."/>
-      <w:lvlJc w:val="left"/>
-      <w:pPr>
-        <w:ind w:left="6480" w:hanging="360"/>
-      </w:pPr>
-    </w:lvl>
-  </w:abstractNum>
-  <w:abstractNum w:abstractNumId="99731">
-    <w:nsid w:val="00A99731"/>
-    <w:multiLevelType w:val="multilevel"/>
-    <w:lvl w:ilvl="0">
-      <w:start w:val="1"/>
-      <w:numFmt w:val="lowerLetter"/>
-      <w:lvlText w:val="(%1)"/>
-      <w:lvlJc w:val="left"/>
-      <w:pPr>
-        <w:ind w:left="720" w:hanging="360"/>
-      </w:pPr>
-    </w:lvl>
-    <w:lvl w:ilvl="1">
-      <w:start w:val="1"/>
-      <w:numFmt w:val="lowerLetter"/>
-      <w:lvlText w:val="(%2)"/>
-      <w:lvlJc w:val="left"/>
-      <w:pPr>
-        <w:ind w:left="1440" w:hanging="360"/>
-      </w:pPr>
-    </w:lvl>
-    <w:lvl w:ilvl="2">
-      <w:start w:val="1"/>
-      <w:numFmt w:val="lowerLetter"/>
-      <w:lvlText w:val="(%3)"/>
-      <w:lvlJc w:val="left"/>
-      <w:pPr>
-        <w:ind w:left="2160" w:hanging="360"/>
-      </w:pPr>
-    </w:lvl>
-    <w:lvl w:ilvl="3">
-      <w:start w:val="1"/>
-      <w:numFmt w:val="lowerLetter"/>
-      <w:lvlText w:val="(%4)"/>
-      <w:lvlJc w:val="left"/>
-      <w:pPr>
-        <w:ind w:left="2880" w:hanging="360"/>
-      </w:pPr>
-    </w:lvl>
-    <w:lvl w:ilvl="4">
-      <w:start w:val="1"/>
-      <w:numFmt w:val="lowerLetter"/>
-      <w:lvlText w:val="(%5)"/>
-      <w:lvlJc w:val="left"/>
-      <w:pPr>
-        <w:ind w:left="3600" w:hanging="360"/>
-      </w:pPr>
-    </w:lvl>
-    <w:lvl w:ilvl="5">
-      <w:start w:val="1"/>
-      <w:numFmt w:val="lowerLetter"/>
-      <w:lvlText w:val="(%6)"/>
-      <w:lvlJc w:val="left"/>
-      <w:pPr>
-        <w:ind w:left="4320" w:hanging="360"/>
-      </w:pPr>
-    </w:lvl>
-    <w:lvl w:ilvl="6">
-      <w:start w:val="1"/>
-      <w:numFmt w:val="lowerLetter"/>
-      <w:lvlText w:val="(%7)"/>
-      <w:lvlJc w:val="left"/>
-      <w:pPr>
-        <w:ind w:left="5040" w:hanging="360"/>
-      </w:pPr>
-    </w:lvl>
-    <w:lvl w:ilvl="7">
-      <w:start w:val="1"/>
-      <w:numFmt w:val="lowerLetter"/>
-      <w:lvlText w:val="(%8)"/>
-      <w:lvlJc w:val="left"/>
-      <w:pPr>
-        <w:ind w:left="5760" w:hanging="360"/>
-      </w:pPr>
-    </w:lvl>
-    <w:lvl w:ilvl="8">
-      <w:start w:val="1"/>
-      <w:numFmt w:val="lowerLetter"/>
-      <w:lvlText w:val="(%9)"/>
-      <w:lvlJc w:val="left"/>
-      <w:pPr>
-        <w:ind w:left="6480" w:hanging="360"/>
-      </w:pPr>
-    </w:lvl>
-  </w:abstractNum>
-  <w:abstractNum w:abstractNumId="994111">
-    <w:nsid w:val="0A994111"/>
-    <w:multiLevelType w:val="multilevel"/>
-    <w:lvl w:ilvl="0">
-      <w:start w:val="11"/>
-      <w:numFmt w:val="decimal"/>
-      <w:lvlText w:val="%1."/>
-      <w:lvlJc w:val="left"/>
-      <w:pPr>
-        <w:ind w:left="720" w:hanging="360"/>
-      </w:pPr>
-    </w:lvl>
-    <w:lvl w:ilvl="1">
-      <w:start w:val="11"/>
-      <w:numFmt w:val="decimal"/>
-      <w:lvlText w:val="%2."/>
-      <w:lvlJc w:val="left"/>
-      <w:pPr>
-        <w:ind w:left="1440" w:hanging="360"/>
-      </w:pPr>
-    </w:lvl>
-    <w:lvl w:ilvl="2">
-      <w:start w:val="11"/>
-      <w:numFmt w:val="decimal"/>
-      <w:lvlText w:val="%3."/>
-      <w:lvlJc w:val="left"/>
-      <w:pPr>
-        <w:ind w:left="2160" w:hanging="360"/>
-      </w:pPr>
-    </w:lvl>
-    <w:lvl w:ilvl="3">
-      <w:start w:val="11"/>
-      <w:numFmt w:val="decimal"/>
-      <w:lvlText w:val="%4."/>
-      <w:lvlJc w:val="left"/>
-      <w:pPr>
-        <w:ind w:left="2880" w:hanging="360"/>
-      </w:pPr>
-    </w:lvl>
-    <w:lvl w:ilvl="4">
-      <w:start w:val="11"/>
-      <w:numFmt w:val="decimal"/>
-      <w:lvlText w:val="%5."/>
-      <w:lvlJc w:val="left"/>
-      <w:pPr>
-        <w:ind w:left="3600" w:hanging="360"/>
-      </w:pPr>
-    </w:lvl>
-    <w:lvl w:ilvl="5">
-      <w:start w:val="11"/>
-      <w:numFmt w:val="decimal"/>
-      <w:lvlText w:val="%6."/>
-      <w:lvlJc w:val="left"/>
-      <w:pPr>
-        <w:ind w:left="4320" w:hanging="360"/>
-      </w:pPr>
-    </w:lvl>
-    <w:lvl w:ilvl="6">
-      <w:start w:val="11"/>
-      <w:numFmt w:val="decimal"/>
-      <w:lvlText w:val="%7."/>
-      <w:lvlJc w:val="left"/>
-      <w:pPr>
-        <w:ind w:left="5040" w:hanging="360"/>
-      </w:pPr>
-    </w:lvl>
-    <w:lvl w:ilvl="7">
-      <w:start w:val="11"/>
-      <w:numFmt w:val="decimal"/>
-      <w:lvlText w:val="%8."/>
-      <w:lvlJc w:val="left"/>
-      <w:pPr>
-        <w:ind w:left="5760" w:hanging="360"/>
-      </w:pPr>
-    </w:lvl>
-    <w:lvl w:ilvl="8">
-      <w:start w:val="11"/>
-      <w:numFmt w:val="decimal"/>
-      <w:lvlText w:val="%9."/>
-      <w:lvlJc w:val="left"/>
-      <w:pPr>
-        <w:ind w:left="6480" w:hanging="360"/>
-      </w:pPr>
-    </w:lvl>
-  </w:abstractNum>
-  <w:abstractNum w:abstractNumId="994114">
-    <w:nsid w:val="0A994114"/>
-    <w:multiLevelType w:val="multilevel"/>
-    <w:lvl w:ilvl="0">
-      <w:start w:val="14"/>
-      <w:numFmt w:val="decimal"/>
-      <w:lvlText w:val="%1."/>
-      <w:lvlJc w:val="left"/>
-      <w:pPr>
-        <w:ind w:left="720" w:hanging="360"/>
-      </w:pPr>
-    </w:lvl>
-    <w:lvl w:ilvl="1">
-      <w:start w:val="14"/>
-      <w:numFmt w:val="decimal"/>
-      <w:lvlText w:val="%2."/>
-      <w:lvlJc w:val="left"/>
-      <w:pPr>
-        <w:ind w:left="1440" w:hanging="360"/>
-      </w:pPr>
-    </w:lvl>
-    <w:lvl w:ilvl="2">
-      <w:start w:val="14"/>
-      <w:numFmt w:val="decimal"/>
-      <w:lvlText w:val="%3."/>
-      <w:lvlJc w:val="left"/>
-      <w:pPr>
-        <w:ind w:left="2160" w:hanging="360"/>
-      </w:pPr>
-    </w:lvl>
-    <w:lvl w:ilvl="3">
-      <w:start w:val="14"/>
-      <w:numFmt w:val="decimal"/>
-      <w:lvlText w:val="%4."/>
-      <w:lvlJc w:val="left"/>
-      <w:pPr>
-        <w:ind w:left="2880" w:hanging="360"/>
-      </w:pPr>
-    </w:lvl>
-    <w:lvl w:ilvl="4">
-      <w:start w:val="14"/>
-      <w:numFmt w:val="decimal"/>
-      <w:lvlText w:val="%5."/>
-      <w:lvlJc w:val="left"/>
-      <w:pPr>
-        <w:ind w:left="3600" w:hanging="360"/>
-      </w:pPr>
-    </w:lvl>
-    <w:lvl w:ilvl="5">
-      <w:start w:val="14"/>
-      <w:numFmt w:val="decimal"/>
-      <w:lvlText w:val="%6."/>
-      <w:lvlJc w:val="left"/>
-      <w:pPr>
-        <w:ind w:left="4320" w:hanging="360"/>
-      </w:pPr>
-    </w:lvl>
-    <w:lvl w:ilvl="6">
-      <w:start w:val="14"/>
-      <w:numFmt w:val="decimal"/>
-      <w:lvlText w:val="%7."/>
-      <w:lvlJc w:val="left"/>
-      <w:pPr>
-        <w:ind w:left="5040" w:hanging="360"/>
-      </w:pPr>
-    </w:lvl>
-    <w:lvl w:ilvl="7">
-      <w:start w:val="14"/>
-      <w:numFmt w:val="decimal"/>
-      <w:lvlText w:val="%8."/>
-      <w:lvlJc w:val="left"/>
-      <w:pPr>
-        <w:ind w:left="5760" w:hanging="360"/>
-      </w:pPr>
-    </w:lvl>
-    <w:lvl w:ilvl="8">
-      <w:start w:val="14"/>
-      <w:numFmt w:val="decimal"/>
-      <w:lvlText w:val="%9."/>
-      <w:lvlJc w:val="left"/>
-      <w:pPr>
-        <w:ind w:left="6480" w:hanging="360"/>
-      </w:pPr>
-    </w:lvl>
-  </w:abstractNum>
   <w:num w:numId="1000">
     <w:abstractNumId w:val="990"/>
   </w:num>
@@ -25181,459 +24628,6 @@
   </w:num>
   <w:num w:numId="1010">
     <w:abstractNumId w:val="99411"/>
-    <w:lvlOverride w:ilvl="0">
-      <w:startOverride w:val="1"/>
-    </w:lvlOverride>
-    <w:lvlOverride w:ilvl="1">
-      <w:startOverride w:val="1"/>
-    </w:lvlOverride>
-    <w:lvlOverride w:ilvl="2">
-      <w:startOverride w:val="1"/>
-    </w:lvlOverride>
-    <w:lvlOverride w:ilvl="3">
-      <w:startOverride w:val="1"/>
-    </w:lvlOverride>
-    <w:lvlOverride w:ilvl="4">
-      <w:startOverride w:val="1"/>
-    </w:lvlOverride>
-    <w:lvlOverride w:ilvl="5">
-      <w:startOverride w:val="1"/>
-    </w:lvlOverride>
-    <w:lvlOverride w:ilvl="6">
-      <w:startOverride w:val="1"/>
-    </w:lvlOverride>
-    <w:lvlOverride w:ilvl="7">
-      <w:startOverride w:val="1"/>
-    </w:lvlOverride>
-    <w:lvlOverride w:ilvl="8">
-      <w:startOverride w:val="1"/>
-    </w:lvlOverride>
-  </w:num>
-  <w:num w:numId="1011">
-    <w:abstractNumId w:val="99411"/>
-    <w:lvlOverride w:ilvl="0">
-      <w:startOverride w:val="1"/>
-    </w:lvlOverride>
-    <w:lvlOverride w:ilvl="1">
-      <w:startOverride w:val="1"/>
-    </w:lvlOverride>
-    <w:lvlOverride w:ilvl="2">
-      <w:startOverride w:val="1"/>
-    </w:lvlOverride>
-    <w:lvlOverride w:ilvl="3">
-      <w:startOverride w:val="1"/>
-    </w:lvlOverride>
-    <w:lvlOverride w:ilvl="4">
-      <w:startOverride w:val="1"/>
-    </w:lvlOverride>
-    <w:lvlOverride w:ilvl="5">
-      <w:startOverride w:val="1"/>
-    </w:lvlOverride>
-    <w:lvlOverride w:ilvl="6">
-      <w:startOverride w:val="1"/>
-    </w:lvlOverride>
-    <w:lvlOverride w:ilvl="7">
-      <w:startOverride w:val="1"/>
-    </w:lvlOverride>
-    <w:lvlOverride w:ilvl="8">
-      <w:startOverride w:val="1"/>
-    </w:lvlOverride>
-  </w:num>
-  <w:num w:numId="1012">
-    <w:abstractNumId w:val="99413"/>
-    <w:lvlOverride w:ilvl="0">
-      <w:startOverride w:val="3"/>
-    </w:lvlOverride>
-    <w:lvlOverride w:ilvl="1">
-      <w:startOverride w:val="3"/>
-    </w:lvlOverride>
-    <w:lvlOverride w:ilvl="2">
-      <w:startOverride w:val="3"/>
-    </w:lvlOverride>
-    <w:lvlOverride w:ilvl="3">
-      <w:startOverride w:val="3"/>
-    </w:lvlOverride>
-    <w:lvlOverride w:ilvl="4">
-      <w:startOverride w:val="3"/>
-    </w:lvlOverride>
-    <w:lvlOverride w:ilvl="5">
-      <w:startOverride w:val="3"/>
-    </w:lvlOverride>
-    <w:lvlOverride w:ilvl="6">
-      <w:startOverride w:val="3"/>
-    </w:lvlOverride>
-    <w:lvlOverride w:ilvl="7">
-      <w:startOverride w:val="3"/>
-    </w:lvlOverride>
-    <w:lvlOverride w:ilvl="8">
-      <w:startOverride w:val="3"/>
-    </w:lvlOverride>
-  </w:num>
-  <w:num w:numId="1013">
-    <w:abstractNumId w:val="99415"/>
-    <w:lvlOverride w:ilvl="0">
-      <w:startOverride w:val="5"/>
-    </w:lvlOverride>
-    <w:lvlOverride w:ilvl="1">
-      <w:startOverride w:val="5"/>
-    </w:lvlOverride>
-    <w:lvlOverride w:ilvl="2">
-      <w:startOverride w:val="5"/>
-    </w:lvlOverride>
-    <w:lvlOverride w:ilvl="3">
-      <w:startOverride w:val="5"/>
-    </w:lvlOverride>
-    <w:lvlOverride w:ilvl="4">
-      <w:startOverride w:val="5"/>
-    </w:lvlOverride>
-    <w:lvlOverride w:ilvl="5">
-      <w:startOverride w:val="5"/>
-    </w:lvlOverride>
-    <w:lvlOverride w:ilvl="6">
-      <w:startOverride w:val="5"/>
-    </w:lvlOverride>
-    <w:lvlOverride w:ilvl="7">
-      <w:startOverride w:val="5"/>
-    </w:lvlOverride>
-    <w:lvlOverride w:ilvl="8">
-      <w:startOverride w:val="5"/>
-    </w:lvlOverride>
-  </w:num>
-  <w:num w:numId="1014">
-    <w:abstractNumId w:val="99417"/>
-    <w:lvlOverride w:ilvl="0">
-      <w:startOverride w:val="7"/>
-    </w:lvlOverride>
-    <w:lvlOverride w:ilvl="1">
-      <w:startOverride w:val="7"/>
-    </w:lvlOverride>
-    <w:lvlOverride w:ilvl="2">
-      <w:startOverride w:val="7"/>
-    </w:lvlOverride>
-    <w:lvlOverride w:ilvl="3">
-      <w:startOverride w:val="7"/>
-    </w:lvlOverride>
-    <w:lvlOverride w:ilvl="4">
-      <w:startOverride w:val="7"/>
-    </w:lvlOverride>
-    <w:lvlOverride w:ilvl="5">
-      <w:startOverride w:val="7"/>
-    </w:lvlOverride>
-    <w:lvlOverride w:ilvl="6">
-      <w:startOverride w:val="7"/>
-    </w:lvlOverride>
-    <w:lvlOverride w:ilvl="7">
-      <w:startOverride w:val="7"/>
-    </w:lvlOverride>
-    <w:lvlOverride w:ilvl="8">
-      <w:startOverride w:val="7"/>
-    </w:lvlOverride>
-  </w:num>
-  <w:num w:numId="1015">
-    <w:abstractNumId w:val="99419"/>
-    <w:lvlOverride w:ilvl="0">
-      <w:startOverride w:val="9"/>
-    </w:lvlOverride>
-    <w:lvlOverride w:ilvl="1">
-      <w:startOverride w:val="9"/>
-    </w:lvlOverride>
-    <w:lvlOverride w:ilvl="2">
-      <w:startOverride w:val="9"/>
-    </w:lvlOverride>
-    <w:lvlOverride w:ilvl="3">
-      <w:startOverride w:val="9"/>
-    </w:lvlOverride>
-    <w:lvlOverride w:ilvl="4">
-      <w:startOverride w:val="9"/>
-    </w:lvlOverride>
-    <w:lvlOverride w:ilvl="5">
-      <w:startOverride w:val="9"/>
-    </w:lvlOverride>
-    <w:lvlOverride w:ilvl="6">
-      <w:startOverride w:val="9"/>
-    </w:lvlOverride>
-    <w:lvlOverride w:ilvl="7">
-      <w:startOverride w:val="9"/>
-    </w:lvlOverride>
-    <w:lvlOverride w:ilvl="8">
-      <w:startOverride w:val="9"/>
-    </w:lvlOverride>
-  </w:num>
-  <w:num w:numId="1016">
-    <w:abstractNumId w:val="99731"/>
-    <w:lvlOverride w:ilvl="0">
-      <w:startOverride w:val="1"/>
-    </w:lvlOverride>
-    <w:lvlOverride w:ilvl="1">
-      <w:startOverride w:val="1"/>
-    </w:lvlOverride>
-    <w:lvlOverride w:ilvl="2">
-      <w:startOverride w:val="1"/>
-    </w:lvlOverride>
-    <w:lvlOverride w:ilvl="3">
-      <w:startOverride w:val="1"/>
-    </w:lvlOverride>
-    <w:lvlOverride w:ilvl="4">
-      <w:startOverride w:val="1"/>
-    </w:lvlOverride>
-    <w:lvlOverride w:ilvl="5">
-      <w:startOverride w:val="1"/>
-    </w:lvlOverride>
-    <w:lvlOverride w:ilvl="6">
-      <w:startOverride w:val="1"/>
-    </w:lvlOverride>
-    <w:lvlOverride w:ilvl="7">
-      <w:startOverride w:val="1"/>
-    </w:lvlOverride>
-    <w:lvlOverride w:ilvl="8">
-      <w:startOverride w:val="1"/>
-    </w:lvlOverride>
-  </w:num>
-  <w:num w:numId="1017">
-    <w:abstractNumId w:val="99731"/>
-    <w:lvlOverride w:ilvl="0">
-      <w:startOverride w:val="1"/>
-    </w:lvlOverride>
-    <w:lvlOverride w:ilvl="1">
-      <w:startOverride w:val="1"/>
-    </w:lvlOverride>
-    <w:lvlOverride w:ilvl="2">
-      <w:startOverride w:val="1"/>
-    </w:lvlOverride>
-    <w:lvlOverride w:ilvl="3">
-      <w:startOverride w:val="1"/>
-    </w:lvlOverride>
-    <w:lvlOverride w:ilvl="4">
-      <w:startOverride w:val="1"/>
-    </w:lvlOverride>
-    <w:lvlOverride w:ilvl="5">
-      <w:startOverride w:val="1"/>
-    </w:lvlOverride>
-    <w:lvlOverride w:ilvl="6">
-      <w:startOverride w:val="1"/>
-    </w:lvlOverride>
-    <w:lvlOverride w:ilvl="7">
-      <w:startOverride w:val="1"/>
-    </w:lvlOverride>
-    <w:lvlOverride w:ilvl="8">
-      <w:startOverride w:val="1"/>
-    </w:lvlOverride>
-  </w:num>
-  <w:num w:numId="1018">
-    <w:abstractNumId w:val="994111"/>
-    <w:lvlOverride w:ilvl="0">
-      <w:startOverride w:val="11"/>
-    </w:lvlOverride>
-    <w:lvlOverride w:ilvl="1">
-      <w:startOverride w:val="11"/>
-    </w:lvlOverride>
-    <w:lvlOverride w:ilvl="2">
-      <w:startOverride w:val="11"/>
-    </w:lvlOverride>
-    <w:lvlOverride w:ilvl="3">
-      <w:startOverride w:val="11"/>
-    </w:lvlOverride>
-    <w:lvlOverride w:ilvl="4">
-      <w:startOverride w:val="11"/>
-    </w:lvlOverride>
-    <w:lvlOverride w:ilvl="5">
-      <w:startOverride w:val="11"/>
-    </w:lvlOverride>
-    <w:lvlOverride w:ilvl="6">
-      <w:startOverride w:val="11"/>
-    </w:lvlOverride>
-    <w:lvlOverride w:ilvl="7">
-      <w:startOverride w:val="11"/>
-    </w:lvlOverride>
-    <w:lvlOverride w:ilvl="8">
-      <w:startOverride w:val="11"/>
-    </w:lvlOverride>
-  </w:num>
-  <w:num w:numId="1019">
-    <w:abstractNumId w:val="99731"/>
-    <w:lvlOverride w:ilvl="0">
-      <w:startOverride w:val="1"/>
-    </w:lvlOverride>
-    <w:lvlOverride w:ilvl="1">
-      <w:startOverride w:val="1"/>
-    </w:lvlOverride>
-    <w:lvlOverride w:ilvl="2">
-      <w:startOverride w:val="1"/>
-    </w:lvlOverride>
-    <w:lvlOverride w:ilvl="3">
-      <w:startOverride w:val="1"/>
-    </w:lvlOverride>
-    <w:lvlOverride w:ilvl="4">
-      <w:startOverride w:val="1"/>
-    </w:lvlOverride>
-    <w:lvlOverride w:ilvl="5">
-      <w:startOverride w:val="1"/>
-    </w:lvlOverride>
-    <w:lvlOverride w:ilvl="6">
-      <w:startOverride w:val="1"/>
-    </w:lvlOverride>
-    <w:lvlOverride w:ilvl="7">
-      <w:startOverride w:val="1"/>
-    </w:lvlOverride>
-    <w:lvlOverride w:ilvl="8">
-      <w:startOverride w:val="1"/>
-    </w:lvlOverride>
-  </w:num>
-  <w:num w:numId="1020">
-    <w:abstractNumId w:val="99731"/>
-    <w:lvlOverride w:ilvl="0">
-      <w:startOverride w:val="1"/>
-    </w:lvlOverride>
-    <w:lvlOverride w:ilvl="1">
-      <w:startOverride w:val="1"/>
-    </w:lvlOverride>
-    <w:lvlOverride w:ilvl="2">
-      <w:startOverride w:val="1"/>
-    </w:lvlOverride>
-    <w:lvlOverride w:ilvl="3">
-      <w:startOverride w:val="1"/>
-    </w:lvlOverride>
-    <w:lvlOverride w:ilvl="4">
-      <w:startOverride w:val="1"/>
-    </w:lvlOverride>
-    <w:lvlOverride w:ilvl="5">
-      <w:startOverride w:val="1"/>
-    </w:lvlOverride>
-    <w:lvlOverride w:ilvl="6">
-      <w:startOverride w:val="1"/>
-    </w:lvlOverride>
-    <w:lvlOverride w:ilvl="7">
-      <w:startOverride w:val="1"/>
-    </w:lvlOverride>
-    <w:lvlOverride w:ilvl="8">
-      <w:startOverride w:val="1"/>
-    </w:lvlOverride>
-  </w:num>
-  <w:num w:numId="1021">
-    <w:abstractNumId w:val="99731"/>
-    <w:lvlOverride w:ilvl="0">
-      <w:startOverride w:val="1"/>
-    </w:lvlOverride>
-    <w:lvlOverride w:ilvl="1">
-      <w:startOverride w:val="1"/>
-    </w:lvlOverride>
-    <w:lvlOverride w:ilvl="2">
-      <w:startOverride w:val="1"/>
-    </w:lvlOverride>
-    <w:lvlOverride w:ilvl="3">
-      <w:startOverride w:val="1"/>
-    </w:lvlOverride>
-    <w:lvlOverride w:ilvl="4">
-      <w:startOverride w:val="1"/>
-    </w:lvlOverride>
-    <w:lvlOverride w:ilvl="5">
-      <w:startOverride w:val="1"/>
-    </w:lvlOverride>
-    <w:lvlOverride w:ilvl="6">
-      <w:startOverride w:val="1"/>
-    </w:lvlOverride>
-    <w:lvlOverride w:ilvl="7">
-      <w:startOverride w:val="1"/>
-    </w:lvlOverride>
-    <w:lvlOverride w:ilvl="8">
-      <w:startOverride w:val="1"/>
-    </w:lvlOverride>
-  </w:num>
-  <w:num w:numId="1022">
-    <w:abstractNumId w:val="994114"/>
-    <w:lvlOverride w:ilvl="0">
-      <w:startOverride w:val="14"/>
-    </w:lvlOverride>
-    <w:lvlOverride w:ilvl="1">
-      <w:startOverride w:val="14"/>
-    </w:lvlOverride>
-    <w:lvlOverride w:ilvl="2">
-      <w:startOverride w:val="14"/>
-    </w:lvlOverride>
-    <w:lvlOverride w:ilvl="3">
-      <w:startOverride w:val="14"/>
-    </w:lvlOverride>
-    <w:lvlOverride w:ilvl="4">
-      <w:startOverride w:val="14"/>
-    </w:lvlOverride>
-    <w:lvlOverride w:ilvl="5">
-      <w:startOverride w:val="14"/>
-    </w:lvlOverride>
-    <w:lvlOverride w:ilvl="6">
-      <w:startOverride w:val="14"/>
-    </w:lvlOverride>
-    <w:lvlOverride w:ilvl="7">
-      <w:startOverride w:val="14"/>
-    </w:lvlOverride>
-    <w:lvlOverride w:ilvl="8">
-      <w:startOverride w:val="14"/>
-    </w:lvlOverride>
-  </w:num>
-  <w:num w:numId="1023">
-    <w:abstractNumId w:val="99731"/>
-    <w:lvlOverride w:ilvl="0">
-      <w:startOverride w:val="1"/>
-    </w:lvlOverride>
-    <w:lvlOverride w:ilvl="1">
-      <w:startOverride w:val="1"/>
-    </w:lvlOverride>
-    <w:lvlOverride w:ilvl="2">
-      <w:startOverride w:val="1"/>
-    </w:lvlOverride>
-    <w:lvlOverride w:ilvl="3">
-      <w:startOverride w:val="1"/>
-    </w:lvlOverride>
-    <w:lvlOverride w:ilvl="4">
-      <w:startOverride w:val="1"/>
-    </w:lvlOverride>
-    <w:lvlOverride w:ilvl="5">
-      <w:startOverride w:val="1"/>
-    </w:lvlOverride>
-    <w:lvlOverride w:ilvl="6">
-      <w:startOverride w:val="1"/>
-    </w:lvlOverride>
-    <w:lvlOverride w:ilvl="7">
-      <w:startOverride w:val="1"/>
-    </w:lvlOverride>
-    <w:lvlOverride w:ilvl="8">
-      <w:startOverride w:val="1"/>
-    </w:lvlOverride>
-  </w:num>
-  <w:num w:numId="1024">
-    <w:abstractNumId w:val="99731"/>
-    <w:lvlOverride w:ilvl="0">
-      <w:startOverride w:val="1"/>
-    </w:lvlOverride>
-    <w:lvlOverride w:ilvl="1">
-      <w:startOverride w:val="1"/>
-    </w:lvlOverride>
-    <w:lvlOverride w:ilvl="2">
-      <w:startOverride w:val="1"/>
-    </w:lvlOverride>
-    <w:lvlOverride w:ilvl="3">
-      <w:startOverride w:val="1"/>
-    </w:lvlOverride>
-    <w:lvlOverride w:ilvl="4">
-      <w:startOverride w:val="1"/>
-    </w:lvlOverride>
-    <w:lvlOverride w:ilvl="5">
-      <w:startOverride w:val="1"/>
-    </w:lvlOverride>
-    <w:lvlOverride w:ilvl="6">
-      <w:startOverride w:val="1"/>
-    </w:lvlOverride>
-    <w:lvlOverride w:ilvl="7">
-      <w:startOverride w:val="1"/>
-    </w:lvlOverride>
-    <w:lvlOverride w:ilvl="8">
-      <w:startOverride w:val="1"/>
-    </w:lvlOverride>
-  </w:num>
-  <w:num w:numId="1025">
-    <w:abstractNumId w:val="991"/>
-  </w:num>
-  <w:num w:numId="1026">
-    <w:abstractNumId w:val="99731"/>
     <w:lvlOverride w:ilvl="0">
       <w:startOverride w:val="1"/>
     </w:lvlOverride>

--- a/06-学生侧材料/讲义/2-结构化学/超分子化学.docx
+++ b/06-学生侧材料/讲义/2-结构化学/超分子化学.docx
@@ -239,241 +239,529 @@
     </w:p>
     <w:p>
       <w:pPr>
-        <w:pStyle w:val="Compact"/>
-        <w:numPr>
-          <w:ilvl w:val="0"/>
-          <w:numId w:val="1001"/>
-        </w:numPr>
+        <w:pStyle w:val="BlockText"/>
+        <w:spacing w:after="80"/>
       </w:pPr>
       <w:r>
         <w:rPr>
           <w:rFonts w:hint="eastAsia" w:ascii="Times New Roman" w:hAnsi="Times New Roman" w:eastAsia="FangSong" w:cs="Times New Roman"/>
         </w:rPr>
-        <w:t xml:space="preserve">能列举超分子相互作用的</w:t>
-      </w:r>
-      <w:r>
-        <w:rPr>
-          <w:rFonts w:ascii="Times New Roman" w:hAnsi="Times New Roman" w:eastAsia="Times New Roman" w:cs="Times New Roman"/>
-        </w:rPr>
-        <w:t xml:space="preserve"> 8 </w:t>
-      </w:r>
-      <w:r>
-        <w:rPr>
-          <w:rFonts w:hint="eastAsia" w:ascii="Times New Roman" w:hAnsi="Times New Roman" w:eastAsia="FangSong" w:cs="Times New Roman"/>
-        </w:rPr>
-        <w:t>种类型及其强度范围</w:t>
-      </w:r>
-      <w:r>
-        <w:rPr>
-          <w:rFonts w:hint="eastAsia" w:ascii="Times New Roman" w:hAnsi="Times New Roman" w:eastAsia="Times New Roman" w:cs="Times New Roman"/>
-        </w:rPr>
-        <w:t>、</w:t>
-      </w:r>
-      <w:r>
-        <w:rPr>
-          <w:rFonts w:hint="eastAsia" w:ascii="Times New Roman" w:hAnsi="Times New Roman" w:eastAsia="FangSong" w:cs="Times New Roman"/>
-        </w:rPr>
-        <w:t>方向性特征</w:t>
+        <w:t>对齐考纲</w:t>
+      </w:r>
+      <w:r>
+        <w:rPr>
+          <w:rFonts w:hint="eastAsia" w:ascii="Times New Roman" w:hAnsi="Times New Roman" w:eastAsia="Times New Roman" w:cs="Times New Roman"/>
+        </w:rPr>
+        <w:t>：§56</w:t>
+      </w:r>
+      <w:r>
+        <w:rPr>
+          <w:rFonts w:ascii="Times New Roman" w:hAnsi="Times New Roman" w:eastAsia="Times New Roman" w:cs="Times New Roman"/>
+        </w:rPr>
+        <w:t xml:space="preserve"> </w:t>
+      </w:r>
+      <w:r>
+        <w:rPr>
+          <w:rFonts w:hint="eastAsia" w:ascii="Times New Roman" w:hAnsi="Times New Roman" w:eastAsia="FangSong" w:cs="Times New Roman"/>
+        </w:rPr>
+        <w:t xml:space="preserve">超分子</w:t>
+      </w:r>
+      <w:r>
+        <w:rPr>
+          <w:rFonts w:ascii="Times New Roman" w:hAnsi="Times New Roman" w:eastAsia="Times New Roman" w:cs="Times New Roman"/>
+        </w:rPr>
+        <w:t xml:space="preserve"> · </w:t>
+      </w:r>
+      <w:r>
+        <w:rPr>
+          <w:rFonts w:hint="eastAsia" w:ascii="Times New Roman" w:hAnsi="Times New Roman" w:eastAsia="FangSong" w:cs="Times New Roman"/>
+        </w:rPr>
+        <w:t>决赛</w:t>
+      </w:r>
+      <w:r>
+        <w:rPr>
+          <w:rFonts w:hint="eastAsia" w:ascii="Times New Roman" w:hAnsi="Times New Roman" w:eastAsia="Times New Roman" w:cs="Times New Roman"/>
+        </w:rPr>
+        <w:t>13</w:t>
+      </w:r>
+      <w:r>
+        <w:rPr>
+          <w:rFonts w:ascii="Times New Roman" w:hAnsi="Times New Roman" w:eastAsia="Times New Roman" w:cs="Times New Roman"/>
+        </w:rPr>
+        <w:t xml:space="preserve"> </w:t>
+      </w:r>
+      <w:r>
+        <w:rPr>
+          <w:rFonts w:hint="eastAsia" w:ascii="Times New Roman" w:hAnsi="Times New Roman" w:eastAsia="FangSong" w:cs="Times New Roman"/>
+        </w:rPr>
+        <w:t xml:space="preserve">超分子聚合物</w:t>
+      </w:r>
+      <w:r>
+        <w:rPr>
+          <w:rFonts w:ascii="Times New Roman" w:hAnsi="Times New Roman" w:eastAsia="Times New Roman" w:cs="Times New Roman"/>
+        </w:rPr>
+        <w:t xml:space="preserve"> · </w:t>
+      </w:r>
+      <w:r>
+        <w:rPr>
+          <w:rFonts w:hint="eastAsia" w:ascii="Times New Roman" w:hAnsi="Times New Roman" w:eastAsia="FangSong" w:cs="Times New Roman"/>
+        </w:rPr>
+        <w:t>决赛</w:t>
+      </w:r>
+      <w:r>
+        <w:rPr>
+          <w:rFonts w:hint="eastAsia" w:ascii="Times New Roman" w:hAnsi="Times New Roman" w:eastAsia="Times New Roman" w:cs="Times New Roman"/>
+        </w:rPr>
+        <w:t>14</w:t>
+      </w:r>
+      <w:r>
+        <w:rPr>
+          <w:rFonts w:ascii="Times New Roman" w:hAnsi="Times New Roman" w:eastAsia="Times New Roman" w:cs="Times New Roman"/>
+        </w:rPr>
+        <w:t xml:space="preserve"> </w:t>
+      </w:r>
+      <w:r>
+        <w:rPr>
+          <w:rFonts w:hint="eastAsia" w:ascii="Times New Roman" w:hAnsi="Times New Roman" w:eastAsia="FangSong" w:cs="Times New Roman"/>
+        </w:rPr>
+        <w:t xml:space="preserve">超分子相互作用</w:t>
+      </w:r>
+      <w:r>
+        <w:rPr>
+          <w:rFonts w:ascii="Times New Roman" w:hAnsi="Times New Roman" w:eastAsia="Times New Roman" w:cs="Times New Roman"/>
+        </w:rPr>
+        <w:t xml:space="preserve"> · </w:t>
+      </w:r>
+      <w:r>
+        <w:rPr>
+          <w:rFonts w:hint="eastAsia" w:ascii="Times New Roman" w:hAnsi="Times New Roman" w:eastAsia="FangSong" w:cs="Times New Roman"/>
+        </w:rPr>
+        <w:t>决赛</w:t>
+      </w:r>
+      <w:r>
+        <w:rPr>
+          <w:rFonts w:hint="eastAsia" w:ascii="Times New Roman" w:hAnsi="Times New Roman" w:eastAsia="Times New Roman" w:cs="Times New Roman"/>
+        </w:rPr>
+        <w:t>15</w:t>
+      </w:r>
+      <w:r>
+        <w:rPr>
+          <w:rFonts w:ascii="Times New Roman" w:hAnsi="Times New Roman" w:eastAsia="Times New Roman" w:cs="Times New Roman"/>
+        </w:rPr>
+        <w:t xml:space="preserve"> </w:t>
+      </w:r>
+      <w:r>
+        <w:rPr>
+          <w:rFonts w:hint="eastAsia" w:ascii="Times New Roman" w:hAnsi="Times New Roman" w:eastAsia="FangSong" w:cs="Times New Roman"/>
+        </w:rPr>
+        <w:t xml:space="preserve">主客体化学</w:t>
       </w:r>
     </w:p>
-    <w:p>
-      <w:pPr>
-        <w:pStyle w:val="Compact"/>
-        <w:numPr>
-          <w:ilvl w:val="0"/>
-          <w:numId w:val="1001"/>
-        </w:numPr>
-      </w:pPr>
-      <w:r>
-        <w:rPr>
-          <w:rFonts w:hint="eastAsia" w:ascii="Times New Roman" w:hAnsi="Times New Roman" w:eastAsia="FangSong" w:cs="Times New Roman"/>
-        </w:rPr>
-        <w:t xml:space="preserve">能区分</w:t>
-      </w:r>
-      <w:r>
-        <w:rPr>
-          <w:rFonts w:ascii="Times New Roman" w:hAnsi="Times New Roman" w:eastAsia="Times New Roman" w:cs="Times New Roman"/>
-        </w:rPr>
-        <w:t xml:space="preserve"> cavitand/clathrand/complex/cavitate/clathrate </w:t>
-      </w:r>
-      <w:r>
-        <w:rPr>
-          <w:rFonts w:hint="eastAsia" w:ascii="Times New Roman" w:hAnsi="Times New Roman" w:eastAsia="FangSong" w:cs="Times New Roman"/>
-        </w:rPr>
-        <w:t xml:space="preserve">等核心术语</w:t>
-      </w:r>
-    </w:p>
-    <w:p>
-      <w:pPr>
-        <w:pStyle w:val="Compact"/>
-        <w:numPr>
-          <w:ilvl w:val="0"/>
-          <w:numId w:val="1001"/>
-        </w:numPr>
-      </w:pPr>
-      <w:r>
-        <w:rPr>
-          <w:rFonts w:hint="eastAsia" w:ascii="Times New Roman" w:hAnsi="Times New Roman" w:eastAsia="FangSong" w:cs="Times New Roman"/>
-        </w:rPr>
-        <w:t>能理解冠醚</w:t>
-      </w:r>
-      <w:r>
-        <w:rPr>
-          <w:rFonts w:hint="eastAsia" w:ascii="Times New Roman" w:hAnsi="Times New Roman" w:eastAsia="Times New Roman" w:cs="Times New Roman"/>
-        </w:rPr>
-        <w:t>/</w:t>
-      </w:r>
-      <w:r>
-        <w:rPr>
-          <w:rFonts w:hint="eastAsia" w:ascii="Times New Roman" w:hAnsi="Times New Roman" w:eastAsia="FangSong" w:cs="Times New Roman"/>
-        </w:rPr>
-        <w:t>穴醚</w:t>
-      </w:r>
-      <w:r>
-        <w:rPr>
-          <w:rFonts w:hint="eastAsia" w:ascii="Times New Roman" w:hAnsi="Times New Roman" w:eastAsia="Times New Roman" w:cs="Times New Roman"/>
-        </w:rPr>
-        <w:t>/</w:t>
-      </w:r>
-      <w:r>
-        <w:rPr>
-          <w:rFonts w:hint="eastAsia" w:ascii="Times New Roman" w:hAnsi="Times New Roman" w:eastAsia="FangSong" w:cs="Times New Roman"/>
-        </w:rPr>
-        <w:t>杯芳烃</w:t>
-      </w:r>
-      <w:r>
-        <w:rPr>
-          <w:rFonts w:hint="eastAsia" w:ascii="Times New Roman" w:hAnsi="Times New Roman" w:eastAsia="Times New Roman" w:cs="Times New Roman"/>
-        </w:rPr>
-        <w:t>/</w:t>
-      </w:r>
-      <w:r>
-        <w:rPr>
-          <w:rFonts w:hint="eastAsia" w:ascii="Times New Roman" w:hAnsi="Times New Roman" w:eastAsia="FangSong" w:cs="Times New Roman"/>
-        </w:rPr>
-        <w:t>环糊精的结构特征与选择性规律</w:t>
-      </w:r>
-    </w:p>
-    <w:p>
-      <w:pPr>
-        <w:pStyle w:val="Compact"/>
-        <w:numPr>
-          <w:ilvl w:val="0"/>
-          <w:numId w:val="1001"/>
-        </w:numPr>
-      </w:pPr>
-      <w:r>
-        <w:rPr>
-          <w:rFonts w:hint="eastAsia" w:ascii="Times New Roman" w:hAnsi="Times New Roman" w:eastAsia="FangSong" w:cs="Times New Roman"/>
-        </w:rPr>
-        <w:t>能用大环效应</w:t>
-      </w:r>
-      <w:r>
-        <w:rPr>
-          <w:rFonts w:hint="eastAsia" w:ascii="Times New Roman" w:hAnsi="Times New Roman" w:eastAsia="Times New Roman" w:cs="Times New Roman"/>
-        </w:rPr>
-        <w:t>、</w:t>
-      </w:r>
-      <w:r>
-        <w:rPr>
-          <w:rFonts w:hint="eastAsia" w:ascii="Times New Roman" w:hAnsi="Times New Roman" w:eastAsia="FangSong" w:cs="Times New Roman"/>
-        </w:rPr>
-        <w:t>预组织</w:t>
-      </w:r>
-      <w:r>
-        <w:rPr>
-          <w:rFonts w:hint="eastAsia" w:ascii="Times New Roman" w:hAnsi="Times New Roman" w:eastAsia="Times New Roman" w:cs="Times New Roman"/>
-        </w:rPr>
-        <w:t>、</w:t>
-      </w:r>
-      <w:r>
-        <w:rPr>
-          <w:rFonts w:hint="eastAsia" w:ascii="Times New Roman" w:hAnsi="Times New Roman" w:eastAsia="FangSong" w:cs="Times New Roman"/>
-        </w:rPr>
-        <w:t>互补性解释结合常数变化</w:t>
-      </w:r>
-    </w:p>
-    <w:p>
-      <w:pPr>
-        <w:pStyle w:val="Compact"/>
-        <w:numPr>
-          <w:ilvl w:val="0"/>
-          <w:numId w:val="1001"/>
-        </w:numPr>
-      </w:pPr>
-      <w:r>
-        <w:rPr>
-          <w:rFonts w:hint="eastAsia" w:ascii="Times New Roman" w:hAnsi="Times New Roman" w:eastAsia="FangSong" w:cs="Times New Roman"/>
-        </w:rPr>
-        <w:t>能区分动力学</w:t>
-      </w:r>
-      <w:r>
-        <w:rPr>
-          <w:rFonts w:hint="eastAsia" w:ascii="Times New Roman" w:hAnsi="Times New Roman" w:eastAsia="Times New Roman" w:cs="Times New Roman"/>
-        </w:rPr>
-        <w:t>/</w:t>
-      </w:r>
-      <w:r>
-        <w:rPr>
-          <w:rFonts w:hint="eastAsia" w:ascii="Times New Roman" w:hAnsi="Times New Roman" w:eastAsia="FangSong" w:cs="Times New Roman"/>
-        </w:rPr>
-        <w:t>热力学</w:t>
-      </w:r>
-      <w:r>
-        <w:rPr>
-          <w:rFonts w:hint="eastAsia" w:ascii="Times New Roman" w:hAnsi="Times New Roman" w:eastAsia="Times New Roman" w:cs="Times New Roman"/>
-        </w:rPr>
-        <w:t>/</w:t>
-      </w:r>
-      <w:r>
-        <w:rPr>
-          <w:rFonts w:hint="eastAsia" w:ascii="Times New Roman" w:hAnsi="Times New Roman" w:eastAsia="FangSong" w:cs="Times New Roman"/>
-        </w:rPr>
-        <w:t>共价三种模板效应</w:t>
-      </w:r>
-    </w:p>
-    <w:p>
-      <w:pPr>
-        <w:pStyle w:val="Compact"/>
-        <w:numPr>
-          <w:ilvl w:val="0"/>
-          <w:numId w:val="1001"/>
-        </w:numPr>
-      </w:pPr>
-      <w:r>
-        <w:rPr>
-          <w:rFonts w:hint="eastAsia" w:ascii="Times New Roman" w:hAnsi="Times New Roman" w:eastAsia="FangSong" w:cs="Times New Roman"/>
-        </w:rPr>
-        <w:t>能理解索烃</w:t>
-      </w:r>
-      <w:r>
-        <w:rPr>
-          <w:rFonts w:hint="eastAsia" w:ascii="Times New Roman" w:hAnsi="Times New Roman" w:eastAsia="Times New Roman" w:cs="Times New Roman"/>
-        </w:rPr>
-        <w:t>/</w:t>
-      </w:r>
-      <w:r>
-        <w:rPr>
-          <w:rFonts w:hint="eastAsia" w:ascii="Times New Roman" w:hAnsi="Times New Roman" w:eastAsia="FangSong" w:cs="Times New Roman"/>
-        </w:rPr>
-        <w:t>轮烷的模板合成原理</w:t>
-      </w:r>
-    </w:p>
-    <w:p>
-      <w:pPr>
-        <w:pStyle w:val="Compact"/>
-        <w:numPr>
-          <w:ilvl w:val="0"/>
-          <w:numId w:val="1001"/>
-        </w:numPr>
-      </w:pPr>
-      <w:r>
-        <w:rPr>
-          <w:rFonts w:hint="eastAsia" w:ascii="Times New Roman" w:hAnsi="Times New Roman" w:eastAsia="FangSong" w:cs="Times New Roman"/>
-        </w:rPr>
-        <w:t xml:space="preserve">能识别竞赛信息题中的超分子化学素材</w:t>
-      </w:r>
-    </w:p>
+    <w:tbl>
+      <w:tblPr>
+        <w:tblStyle w:val="Table"/>
+        <w:tblW w:type="pct" w:w="5000"/>
+        <w:tblLayout w:type="fixed"/>
+        <w:tblLook w:firstRow="1" w:lastRow="0" w:firstColumn="0" w:lastColumn="0" w:noHBand="0" w:noVBand="0" w:val="0020"/>
+      </w:tblPr>
+      <w:tblGrid>
+        <w:gridCol w:w="3960"/>
+        <w:gridCol w:w="3960"/>
+      </w:tblGrid>
+      <w:tr>
+        <w:trPr>
+          <w:tblHeader w:val="on"/>
+        </w:trPr>
+        <w:tc>
+          <w:tcPr/>
+          <w:p>
+            <w:pPr>
+              <w:pStyle w:val="Compact"/>
+              <w:jc w:val="center"/>
+            </w:pPr>
+            <w:r>
+              <w:rPr>
+                <w:rFonts w:hint="eastAsia" w:ascii="Times New Roman" w:hAnsi="Times New Roman" w:eastAsia="SimHei" w:cs="Times New Roman"/>
+                <w:b/>
+              </w:rPr>
+              <w:t xml:space="preserve">考纲条目</w:t>
+            </w:r>
+          </w:p>
+        </w:tc>
+        <w:tc>
+          <w:tcPr/>
+          <w:p>
+            <w:pPr>
+              <w:pStyle w:val="Compact"/>
+              <w:jc w:val="center"/>
+            </w:pPr>
+            <w:r>
+              <w:rPr>
+                <w:rFonts w:hint="eastAsia" w:ascii="Times New Roman" w:hAnsi="Times New Roman" w:eastAsia="SimHei" w:cs="Times New Roman"/>
+                <w:b/>
+              </w:rPr>
+              <w:t xml:space="preserve">学完本讲你应能</w:t>
+            </w:r>
+          </w:p>
+        </w:tc>
+      </w:tr>
+      <w:tr>
+        <w:tc>
+          <w:tcPr/>
+          <w:p>
+            <w:pPr>
+              <w:pStyle w:val="Compact"/>
+              <w:jc w:val="center"/>
+            </w:pPr>
+            <w:r>
+              <w:rPr>
+                <w:rFonts w:ascii="Times New Roman" w:hAnsi="Times New Roman" w:eastAsia="Times New Roman" w:cs="Times New Roman"/>
+              </w:rPr>
+              <w:t xml:space="preserve">§56 </w:t>
+            </w:r>
+            <w:r>
+              <w:rPr>
+                <w:rFonts w:hint="eastAsia" w:ascii="Times New Roman" w:hAnsi="Times New Roman" w:eastAsia="FangSong" w:cs="Times New Roman"/>
+              </w:rPr>
+              <w:t xml:space="preserve">超分子</w:t>
+            </w:r>
+          </w:p>
+        </w:tc>
+        <w:tc>
+          <w:tcPr/>
+          <w:p>
+            <w:pPr>
+              <w:pStyle w:val="Compact"/>
+              <w:jc w:val="center"/>
+            </w:pPr>
+            <w:r>
+              <w:rPr>
+                <w:rFonts w:hint="eastAsia" w:ascii="Times New Roman" w:hAnsi="Times New Roman" w:eastAsia="FangSong" w:cs="Times New Roman"/>
+              </w:rPr>
+              <w:t xml:space="preserve">能列举超分子相互作用的</w:t>
+            </w:r>
+            <w:r>
+              <w:rPr>
+                <w:rFonts w:ascii="Times New Roman" w:hAnsi="Times New Roman" w:eastAsia="Times New Roman" w:cs="Times New Roman"/>
+              </w:rPr>
+              <w:t xml:space="preserve"> 8 </w:t>
+            </w:r>
+            <w:r>
+              <w:rPr>
+                <w:rFonts w:hint="eastAsia" w:ascii="Times New Roman" w:hAnsi="Times New Roman" w:eastAsia="FangSong" w:cs="Times New Roman"/>
+              </w:rPr>
+              <w:t>种类型及其强度范围</w:t>
+            </w:r>
+            <w:r>
+              <w:rPr>
+                <w:rFonts w:hint="eastAsia" w:ascii="Times New Roman" w:hAnsi="Times New Roman" w:eastAsia="Times New Roman" w:cs="Times New Roman"/>
+              </w:rPr>
+              <w:t>、</w:t>
+            </w:r>
+            <w:r>
+              <w:rPr>
+                <w:rFonts w:hint="eastAsia" w:ascii="Times New Roman" w:hAnsi="Times New Roman" w:eastAsia="FangSong" w:cs="Times New Roman"/>
+              </w:rPr>
+              <w:t>方向性特征</w:t>
+            </w:r>
+            <w:r>
+              <w:rPr>
+                <w:rFonts w:hint="eastAsia" w:ascii="Times New Roman" w:hAnsi="Times New Roman" w:eastAsia="Times New Roman" w:cs="Times New Roman"/>
+              </w:rPr>
+              <w:t>；</w:t>
+            </w:r>
+            <w:r>
+              <w:rPr>
+                <w:rFonts w:hint="eastAsia" w:ascii="Times New Roman" w:hAnsi="Times New Roman" w:eastAsia="FangSong" w:cs="Times New Roman"/>
+              </w:rPr>
+              <w:t>能区分</w:t>
+            </w:r>
+            <w:r>
+              <w:rPr>
+                <w:rFonts w:ascii="Times New Roman" w:hAnsi="Times New Roman" w:eastAsia="Times New Roman" w:cs="Times New Roman"/>
+              </w:rPr>
+              <w:t xml:space="preserve"> cavitand/clathrand/complex/cavitate/clathrate </w:t>
+            </w:r>
+            <w:r>
+              <w:rPr>
+                <w:rFonts w:hint="eastAsia" w:ascii="Times New Roman" w:hAnsi="Times New Roman" w:eastAsia="FangSong" w:cs="Times New Roman"/>
+              </w:rPr>
+              <w:t>等核心术语</w:t>
+            </w:r>
+            <w:r>
+              <w:rPr>
+                <w:rFonts w:hint="eastAsia" w:ascii="Times New Roman" w:hAnsi="Times New Roman" w:eastAsia="Times New Roman" w:cs="Times New Roman"/>
+              </w:rPr>
+              <w:t>；</w:t>
+            </w:r>
+            <w:r>
+              <w:rPr>
+                <w:rFonts w:hint="eastAsia" w:ascii="Times New Roman" w:hAnsi="Times New Roman" w:eastAsia="FangSong" w:cs="Times New Roman"/>
+              </w:rPr>
+              <w:t>能识别竞赛信息题中的超分子化学素材</w:t>
+            </w:r>
+          </w:p>
+        </w:tc>
+      </w:tr>
+      <w:tr>
+        <w:tc>
+          <w:tcPr/>
+          <w:p>
+            <w:pPr>
+              <w:pStyle w:val="Compact"/>
+              <w:jc w:val="center"/>
+            </w:pPr>
+            <w:r>
+              <w:rPr>
+                <w:rFonts w:hint="eastAsia" w:ascii="Times New Roman" w:hAnsi="Times New Roman" w:eastAsia="FangSong" w:cs="Times New Roman"/>
+              </w:rPr>
+              <w:t>决赛</w:t>
+            </w:r>
+            <w:r>
+              <w:rPr>
+                <w:rFonts w:hint="eastAsia" w:ascii="Times New Roman" w:hAnsi="Times New Roman" w:eastAsia="Times New Roman" w:cs="Times New Roman"/>
+              </w:rPr>
+              <w:t>14</w:t>
+            </w:r>
+            <w:r>
+              <w:rPr>
+                <w:rFonts w:ascii="Times New Roman" w:hAnsi="Times New Roman" w:eastAsia="Times New Roman" w:cs="Times New Roman"/>
+              </w:rPr>
+              <w:t xml:space="preserve"> </w:t>
+            </w:r>
+            <w:r>
+              <w:rPr>
+                <w:rFonts w:hint="eastAsia" w:ascii="Times New Roman" w:hAnsi="Times New Roman" w:eastAsia="FangSong" w:cs="Times New Roman"/>
+              </w:rPr>
+              <w:t xml:space="preserve">超分子相互作用</w:t>
+            </w:r>
+          </w:p>
+        </w:tc>
+        <w:tc>
+          <w:tcPr/>
+          <w:p>
+            <w:pPr>
+              <w:pStyle w:val="Compact"/>
+              <w:jc w:val="center"/>
+            </w:pPr>
+            <w:r>
+              <w:rPr>
+                <w:rFonts w:hint="eastAsia" w:ascii="Times New Roman" w:hAnsi="Times New Roman" w:eastAsia="FangSong" w:cs="Times New Roman"/>
+              </w:rPr>
+              <w:t>能用大环效应</w:t>
+            </w:r>
+            <w:r>
+              <w:rPr>
+                <w:rFonts w:hint="eastAsia" w:ascii="Times New Roman" w:hAnsi="Times New Roman" w:eastAsia="Times New Roman" w:cs="Times New Roman"/>
+              </w:rPr>
+              <w:t>、</w:t>
+            </w:r>
+            <w:r>
+              <w:rPr>
+                <w:rFonts w:hint="eastAsia" w:ascii="Times New Roman" w:hAnsi="Times New Roman" w:eastAsia="FangSong" w:cs="Times New Roman"/>
+              </w:rPr>
+              <w:t>预组织</w:t>
+            </w:r>
+            <w:r>
+              <w:rPr>
+                <w:rFonts w:hint="eastAsia" w:ascii="Times New Roman" w:hAnsi="Times New Roman" w:eastAsia="Times New Roman" w:cs="Times New Roman"/>
+              </w:rPr>
+              <w:t>、</w:t>
+            </w:r>
+            <w:r>
+              <w:rPr>
+                <w:rFonts w:hint="eastAsia" w:ascii="Times New Roman" w:hAnsi="Times New Roman" w:eastAsia="FangSong" w:cs="Times New Roman"/>
+              </w:rPr>
+              <w:t>互补性解释结合常数变化</w:t>
+            </w:r>
+          </w:p>
+        </w:tc>
+      </w:tr>
+      <w:tr>
+        <w:tc>
+          <w:tcPr/>
+          <w:p>
+            <w:pPr>
+              <w:pStyle w:val="Compact"/>
+              <w:jc w:val="center"/>
+            </w:pPr>
+            <w:r>
+              <w:rPr>
+                <w:rFonts w:hint="eastAsia" w:ascii="Times New Roman" w:hAnsi="Times New Roman" w:eastAsia="FangSong" w:cs="Times New Roman"/>
+              </w:rPr>
+              <w:t>决赛</w:t>
+            </w:r>
+            <w:r>
+              <w:rPr>
+                <w:rFonts w:hint="eastAsia" w:ascii="Times New Roman" w:hAnsi="Times New Roman" w:eastAsia="Times New Roman" w:cs="Times New Roman"/>
+              </w:rPr>
+              <w:t>15</w:t>
+            </w:r>
+            <w:r>
+              <w:rPr>
+                <w:rFonts w:ascii="Times New Roman" w:hAnsi="Times New Roman" w:eastAsia="Times New Roman" w:cs="Times New Roman"/>
+              </w:rPr>
+              <w:t xml:space="preserve"> </w:t>
+            </w:r>
+            <w:r>
+              <w:rPr>
+                <w:rFonts w:hint="eastAsia" w:ascii="Times New Roman" w:hAnsi="Times New Roman" w:eastAsia="FangSong" w:cs="Times New Roman"/>
+              </w:rPr>
+              <w:t xml:space="preserve">主客体化学</w:t>
+            </w:r>
+          </w:p>
+        </w:tc>
+        <w:tc>
+          <w:tcPr/>
+          <w:p>
+            <w:pPr>
+              <w:pStyle w:val="Compact"/>
+              <w:jc w:val="center"/>
+            </w:pPr>
+            <w:r>
+              <w:rPr>
+                <w:rFonts w:hint="eastAsia" w:ascii="Times New Roman" w:hAnsi="Times New Roman" w:eastAsia="FangSong" w:cs="Times New Roman"/>
+              </w:rPr>
+              <w:t>能理解冠醚</w:t>
+            </w:r>
+            <w:r>
+              <w:rPr>
+                <w:rFonts w:hint="eastAsia" w:ascii="Times New Roman" w:hAnsi="Times New Roman" w:eastAsia="Times New Roman" w:cs="Times New Roman"/>
+              </w:rPr>
+              <w:t>/</w:t>
+            </w:r>
+            <w:r>
+              <w:rPr>
+                <w:rFonts w:hint="eastAsia" w:ascii="Times New Roman" w:hAnsi="Times New Roman" w:eastAsia="FangSong" w:cs="Times New Roman"/>
+              </w:rPr>
+              <w:t>穴醚</w:t>
+            </w:r>
+            <w:r>
+              <w:rPr>
+                <w:rFonts w:hint="eastAsia" w:ascii="Times New Roman" w:hAnsi="Times New Roman" w:eastAsia="Times New Roman" w:cs="Times New Roman"/>
+              </w:rPr>
+              <w:t>/</w:t>
+            </w:r>
+            <w:r>
+              <w:rPr>
+                <w:rFonts w:hint="eastAsia" w:ascii="Times New Roman" w:hAnsi="Times New Roman" w:eastAsia="FangSong" w:cs="Times New Roman"/>
+              </w:rPr>
+              <w:t>杯芳烃</w:t>
+            </w:r>
+            <w:r>
+              <w:rPr>
+                <w:rFonts w:hint="eastAsia" w:ascii="Times New Roman" w:hAnsi="Times New Roman" w:eastAsia="Times New Roman" w:cs="Times New Roman"/>
+              </w:rPr>
+              <w:t>/</w:t>
+            </w:r>
+            <w:r>
+              <w:rPr>
+                <w:rFonts w:hint="eastAsia" w:ascii="Times New Roman" w:hAnsi="Times New Roman" w:eastAsia="FangSong" w:cs="Times New Roman"/>
+              </w:rPr>
+              <w:t>环糊精的结构特征与选择性规律</w:t>
+            </w:r>
+          </w:p>
+        </w:tc>
+      </w:tr>
+      <w:tr>
+        <w:tc>
+          <w:tcPr/>
+          <w:p>
+            <w:pPr>
+              <w:pStyle w:val="Compact"/>
+              <w:jc w:val="center"/>
+            </w:pPr>
+            <w:r>
+              <w:rPr>
+                <w:rFonts w:hint="eastAsia" w:ascii="Times New Roman" w:hAnsi="Times New Roman" w:eastAsia="FangSong" w:cs="Times New Roman"/>
+              </w:rPr>
+              <w:t>决赛</w:t>
+            </w:r>
+            <w:r>
+              <w:rPr>
+                <w:rFonts w:hint="eastAsia" w:ascii="Times New Roman" w:hAnsi="Times New Roman" w:eastAsia="Times New Roman" w:cs="Times New Roman"/>
+              </w:rPr>
+              <w:t>13</w:t>
+            </w:r>
+            <w:r>
+              <w:rPr>
+                <w:rFonts w:ascii="Times New Roman" w:hAnsi="Times New Roman" w:eastAsia="Times New Roman" w:cs="Times New Roman"/>
+              </w:rPr>
+              <w:t xml:space="preserve"> </w:t>
+            </w:r>
+            <w:r>
+              <w:rPr>
+                <w:rFonts w:hint="eastAsia" w:ascii="Times New Roman" w:hAnsi="Times New Roman" w:eastAsia="FangSong" w:cs="Times New Roman"/>
+              </w:rPr>
+              <w:t xml:space="preserve">超分子聚合物</w:t>
+            </w:r>
+          </w:p>
+        </w:tc>
+        <w:tc>
+          <w:tcPr/>
+          <w:p>
+            <w:pPr>
+              <w:pStyle w:val="Compact"/>
+              <w:jc w:val="center"/>
+            </w:pPr>
+            <w:r>
+              <w:rPr>
+                <w:rFonts w:hint="eastAsia" w:ascii="Times New Roman" w:hAnsi="Times New Roman" w:eastAsia="FangSong" w:cs="Times New Roman"/>
+              </w:rPr>
+              <w:t>能区分动力学</w:t>
+            </w:r>
+            <w:r>
+              <w:rPr>
+                <w:rFonts w:hint="eastAsia" w:ascii="Times New Roman" w:hAnsi="Times New Roman" w:eastAsia="Times New Roman" w:cs="Times New Roman"/>
+              </w:rPr>
+              <w:t>/</w:t>
+            </w:r>
+            <w:r>
+              <w:rPr>
+                <w:rFonts w:hint="eastAsia" w:ascii="Times New Roman" w:hAnsi="Times New Roman" w:eastAsia="FangSong" w:cs="Times New Roman"/>
+              </w:rPr>
+              <w:t>热力学</w:t>
+            </w:r>
+            <w:r>
+              <w:rPr>
+                <w:rFonts w:hint="eastAsia" w:ascii="Times New Roman" w:hAnsi="Times New Roman" w:eastAsia="Times New Roman" w:cs="Times New Roman"/>
+              </w:rPr>
+              <w:t>/</w:t>
+            </w:r>
+            <w:r>
+              <w:rPr>
+                <w:rFonts w:hint="eastAsia" w:ascii="Times New Roman" w:hAnsi="Times New Roman" w:eastAsia="FangSong" w:cs="Times New Roman"/>
+              </w:rPr>
+              <w:t>共价三种模板效应</w:t>
+            </w:r>
+            <w:r>
+              <w:rPr>
+                <w:rFonts w:hint="eastAsia" w:ascii="Times New Roman" w:hAnsi="Times New Roman" w:eastAsia="Times New Roman" w:cs="Times New Roman"/>
+              </w:rPr>
+              <w:t>；</w:t>
+            </w:r>
+            <w:r>
+              <w:rPr>
+                <w:rFonts w:hint="eastAsia" w:ascii="Times New Roman" w:hAnsi="Times New Roman" w:eastAsia="FangSong" w:cs="Times New Roman"/>
+              </w:rPr>
+              <w:t>能理解索烃</w:t>
+            </w:r>
+            <w:r>
+              <w:rPr>
+                <w:rFonts w:hint="eastAsia" w:ascii="Times New Roman" w:hAnsi="Times New Roman" w:eastAsia="Times New Roman" w:cs="Times New Roman"/>
+              </w:rPr>
+              <w:t>/</w:t>
+            </w:r>
+            <w:r>
+              <w:rPr>
+                <w:rFonts w:hint="eastAsia" w:ascii="Times New Roman" w:hAnsi="Times New Roman" w:eastAsia="FangSong" w:cs="Times New Roman"/>
+              </w:rPr>
+              <w:t>轮烷的模板合成原理</w:t>
+            </w:r>
+          </w:p>
+        </w:tc>
+      </w:tr>
+    </w:tbl>
     <w:p>
       <w:pPr>
         <w:spacing w:before="160" w:after="80"/>
@@ -2186,7 +2474,7 @@
         <w:pStyle w:val="Compact"/>
         <w:numPr>
           <w:ilvl w:val="0"/>
-          <w:numId w:val="1002"/>
+          <w:numId w:val="1001"/>
         </w:numPr>
       </w:pPr>
       <w:r>
@@ -2358,7 +2646,7 @@
         <w:pStyle w:val="Compact"/>
         <w:numPr>
           <w:ilvl w:val="0"/>
-          <w:numId w:val="1002"/>
+          <w:numId w:val="1001"/>
         </w:numPr>
       </w:pPr>
       <w:r>
@@ -3054,7 +3342,7 @@
         <w:pStyle w:val="Compact"/>
         <w:numPr>
           <w:ilvl w:val="0"/>
-          <w:numId w:val="1003"/>
+          <w:numId w:val="1002"/>
         </w:numPr>
       </w:pPr>
       <w:r>
@@ -3149,7 +3437,7 @@
         <w:pStyle w:val="Compact"/>
         <w:numPr>
           <w:ilvl w:val="0"/>
-          <w:numId w:val="1003"/>
+          <w:numId w:val="1002"/>
         </w:numPr>
       </w:pPr>
       <w:r>
@@ -5276,7 +5564,7 @@
         <w:pStyle w:val="Compact"/>
         <w:numPr>
           <w:ilvl w:val="0"/>
-          <w:numId w:val="1004"/>
+          <w:numId w:val="1003"/>
         </w:numPr>
       </w:pPr>
       <w:r>
@@ -5358,7 +5646,7 @@
         <w:pStyle w:val="Compact"/>
         <w:numPr>
           <w:ilvl w:val="0"/>
-          <w:numId w:val="1004"/>
+          <w:numId w:val="1003"/>
         </w:numPr>
       </w:pPr>
       <w:r>
@@ -5870,7 +6158,7 @@
         <w:pStyle w:val="Compact"/>
         <w:numPr>
           <w:ilvl w:val="0"/>
-          <w:numId w:val="1005"/>
+          <w:numId w:val="1004"/>
         </w:numPr>
       </w:pPr>
       <w:r>
@@ -5885,7 +6173,7 @@
         <w:pStyle w:val="Compact"/>
         <w:numPr>
           <w:ilvl w:val="0"/>
-          <w:numId w:val="1005"/>
+          <w:numId w:val="1004"/>
         </w:numPr>
       </w:pPr>
       <w:r>
@@ -5955,7 +6243,7 @@
         <w:pStyle w:val="Compact"/>
         <w:numPr>
           <w:ilvl w:val="0"/>
-          <w:numId w:val="1005"/>
+          <w:numId w:val="1004"/>
         </w:numPr>
         <w:spacing w:after="80"/>
       </w:pPr>
@@ -7920,7 +8208,7 @@
         <w:pStyle w:val="Compact"/>
         <w:numPr>
           <w:ilvl w:val="0"/>
-          <w:numId w:val="1006"/>
+          <w:numId w:val="1005"/>
         </w:numPr>
       </w:pPr>
       <m:oMath>
@@ -8029,7 +8317,7 @@
         <w:pStyle w:val="Compact"/>
         <w:numPr>
           <w:ilvl w:val="0"/>
-          <w:numId w:val="1006"/>
+          <w:numId w:val="1005"/>
         </w:numPr>
       </w:pPr>
       <m:oMath>
@@ -8134,7 +8422,7 @@
         <w:pStyle w:val="Compact"/>
         <w:numPr>
           <w:ilvl w:val="0"/>
-          <w:numId w:val="1006"/>
+          <w:numId w:val="1005"/>
         </w:numPr>
       </w:pPr>
       <m:oMath>
@@ -8914,7 +9202,7 @@
         <w:pStyle w:val="Compact"/>
         <w:numPr>
           <w:ilvl w:val="0"/>
-          <w:numId w:val="1007"/>
+          <w:numId w:val="1006"/>
         </w:numPr>
       </w:pPr>
       <w:r>
@@ -8991,7 +9279,7 @@
         <w:pStyle w:val="Compact"/>
         <w:numPr>
           <w:ilvl w:val="0"/>
-          <w:numId w:val="1007"/>
+          <w:numId w:val="1006"/>
         </w:numPr>
       </w:pPr>
       <w:r>
@@ -10348,7 +10636,7 @@
         <w:pStyle w:val="Compact"/>
         <w:numPr>
           <w:ilvl w:val="0"/>
-          <w:numId w:val="1008"/>
+          <w:numId w:val="1007"/>
         </w:numPr>
       </w:pPr>
       <w:r>
@@ -10411,7 +10699,7 @@
         <w:pStyle w:val="Compact"/>
         <w:numPr>
           <w:ilvl w:val="0"/>
-          <w:numId w:val="1008"/>
+          <w:numId w:val="1007"/>
         </w:numPr>
       </w:pPr>
       <w:r>
@@ -10488,7 +10776,7 @@
         <w:pStyle w:val="Compact"/>
         <w:numPr>
           <w:ilvl w:val="0"/>
-          <w:numId w:val="1008"/>
+          <w:numId w:val="1007"/>
         </w:numPr>
       </w:pPr>
       <w:r>
@@ -11468,7 +11756,7 @@
         <w:pStyle w:val="Compact"/>
         <w:numPr>
           <w:ilvl w:val="0"/>
-          <w:numId w:val="1009"/>
+          <w:numId w:val="1008"/>
         </w:numPr>
         <w:spacing w:before="120"/>
       </w:pPr>
@@ -11489,6 +11777,164 @@
           <w:rFonts w:hint="eastAsia" w:ascii="Times New Roman" w:hAnsi="Times New Roman" w:eastAsia="FangSong" w:cs="Times New Roman"/>
         </w:rPr>
         <w:t xml:space="preserve">可组装双螺旋</w:t>
+      </w:r>
+    </w:p>
+    <w:p>
+      <w:pPr>
+        <w:pStyle w:val="Compact"/>
+        <w:numPr>
+          <w:ilvl w:val="0"/>
+          <w:numId w:val="1008"/>
+        </w:numPr>
+      </w:pPr>
+      <w:r>
+        <w:rPr>
+          <w:rFonts w:hint="eastAsia" w:ascii="Times New Roman" w:hAnsi="Times New Roman" w:eastAsia="FangSong" w:cs="Times New Roman"/>
+        </w:rPr>
+        <w:t xml:space="preserve">异手性单螺旋</w:t>
+      </w:r>
+      <w:r>
+        <w:rPr>
+          <w:rFonts w:ascii="Times New Roman" w:hAnsi="Times New Roman" w:eastAsia="Times New Roman" w:cs="Times New Roman"/>
+        </w:rPr>
+        <w:t xml:space="preserve"> → </w:t>
+      </w:r>
+      <w:r>
+        <w:rPr>
+          <w:rFonts w:hint="eastAsia" w:ascii="Times New Roman" w:hAnsi="Times New Roman" w:eastAsia="FangSong" w:cs="Times New Roman"/>
+        </w:rPr>
+        <w:t xml:space="preserve">不能组装</w:t>
+      </w:r>
+    </w:p>
+    <w:p>
+      <w:pPr>
+        <w:pStyle w:val="Compact"/>
+        <w:numPr>
+          <w:ilvl w:val="0"/>
+          <w:numId w:val="1008"/>
+        </w:numPr>
+      </w:pPr>
+      <w:r>
+        <w:rPr>
+          <w:rFonts w:hint="eastAsia" w:ascii="Times New Roman" w:hAnsi="Times New Roman" w:eastAsia="FangSong" w:cs="Times New Roman"/>
+        </w:rPr>
+        <w:t>金属配位几何控制螺旋</w:t>
+      </w:r>
+      <w:r>
+        <w:rPr>
+          <w:rFonts w:hint="eastAsia" w:ascii="Times New Roman" w:hAnsi="Times New Roman" w:eastAsia="Times New Roman" w:cs="Times New Roman"/>
+        </w:rPr>
+        <w:t>：Pd(II)</w:t>
+      </w:r>
+      <w:r>
+        <w:rPr>
+          <w:rFonts w:ascii="Times New Roman" w:hAnsi="Times New Roman" w:eastAsia="Times New Roman" w:cs="Times New Roman"/>
+        </w:rPr>
+        <w:t xml:space="preserve"> </w:t>
+      </w:r>
+      <w:r>
+        <w:rPr>
+          <w:rFonts w:hint="eastAsia" w:ascii="Times New Roman" w:hAnsi="Times New Roman" w:eastAsia="FangSong" w:cs="Times New Roman"/>
+        </w:rPr>
+        <w:t xml:space="preserve">平面正方形</w:t>
+      </w:r>
+      <w:r>
+        <w:rPr>
+          <w:rFonts w:ascii="Times New Roman" w:hAnsi="Times New Roman" w:eastAsia="Times New Roman" w:cs="Times New Roman"/>
+        </w:rPr>
+        <w:t xml:space="preserve"> → </w:t>
+      </w:r>
+      <w:r>
+        <w:rPr>
+          <w:rFonts w:hint="eastAsia" w:ascii="Times New Roman" w:hAnsi="Times New Roman" w:eastAsia="FangSong" w:cs="Times New Roman"/>
+        </w:rPr>
+        <w:t>非螺旋</w:t>
+      </w:r>
+      <w:r>
+        <w:rPr>
+          <w:rFonts w:hint="eastAsia" w:ascii="Times New Roman" w:hAnsi="Times New Roman" w:eastAsia="Times New Roman" w:cs="Times New Roman"/>
+        </w:rPr>
+        <w:t>；Cu(I)</w:t>
+      </w:r>
+      <w:r>
+        <w:rPr>
+          <w:rFonts w:ascii="Times New Roman" w:hAnsi="Times New Roman" w:eastAsia="Times New Roman" w:cs="Times New Roman"/>
+        </w:rPr>
+        <w:t xml:space="preserve"> </w:t>
+      </w:r>
+      <w:r>
+        <w:rPr>
+          <w:rFonts w:hint="eastAsia" w:ascii="Times New Roman" w:hAnsi="Times New Roman" w:eastAsia="FangSong" w:cs="Times New Roman"/>
+        </w:rPr>
+        <w:t xml:space="preserve">四面体</w:t>
+      </w:r>
+      <w:r>
+        <w:rPr>
+          <w:rFonts w:ascii="Times New Roman" w:hAnsi="Times New Roman" w:eastAsia="Times New Roman" w:cs="Times New Roman"/>
+        </w:rPr>
+        <w:t xml:space="preserve"> → </w:t>
+      </w:r>
+      <w:r>
+        <w:rPr>
+          <w:rFonts w:hint="eastAsia" w:ascii="Times New Roman" w:hAnsi="Times New Roman" w:eastAsia="FangSong" w:cs="Times New Roman"/>
+        </w:rPr>
+        <w:t xml:space="preserve">双螺旋</w:t>
+      </w:r>
+    </w:p>
+    <w:p>
+      <w:pPr>
+        <w:spacing w:before="160" w:after="80"/>
+      </w:pPr>
+      <w:r>
+        <w:pict>
+          <v:rect style="width:0;height:1.5pt" o:hralign="center" o:hrstd="t" o:hr="t"/>
+        </w:pict>
+      </w:r>
+    </w:p>
+    <w:bookmarkEnd w:id="36"/>
+    <w:bookmarkEnd w:id="37"/>
+    <w:bookmarkStart w:id="41" w:name="七竞赛应用与信息题素材"/>
+    <w:p>
+      <w:pPr>
+        <w:pStyle w:val="Heading2"/>
+        <w:spacing w:before="280" w:after="120"/>
+      </w:pPr>
+      <w:r>
+        <w:rPr>
+          <w:rFonts w:hint="eastAsia" w:ascii="Times New Roman" w:hAnsi="Times New Roman" w:eastAsia="SimHei" w:cs="Times New Roman"/>
+        </w:rPr>
+        <w:t>七</w:t>
+      </w:r>
+      <w:r>
+        <w:rPr>
+          <w:rFonts w:hint="eastAsia" w:ascii="Times New Roman" w:hAnsi="Times New Roman" w:eastAsia="Times New Roman" w:cs="Times New Roman"/>
+        </w:rPr>
+        <w:t>、</w:t>
+      </w:r>
+      <w:r>
+        <w:rPr>
+          <w:rFonts w:hint="eastAsia" w:ascii="Times New Roman" w:hAnsi="Times New Roman" w:eastAsia="SimHei" w:cs="Times New Roman"/>
+        </w:rPr>
+        <w:t>竞赛应用与信息题素材</w:t>
+      </w:r>
+    </w:p>
+    <w:bookmarkStart w:id="38" w:name="竞赛中超分子化学的常见考法"/>
+    <w:p>
+      <w:pPr>
+        <w:pStyle w:val="Heading3"/>
+        <w:spacing w:before="280" w:after="120"/>
+      </w:pPr>
+      <w:r>
+        <w:rPr>
+          <w:rFonts w:ascii="Times New Roman" w:hAnsi="Times New Roman" w:eastAsia="Times New Roman" w:cs="Times New Roman"/>
+        </w:rPr>
+        <w:t xml:space="preserve">7.1 </w:t>
+      </w:r>
+      <w:r>
+        <w:rPr>
+          <w:rFonts w:hint="eastAsia" w:ascii="Times New Roman" w:hAnsi="Times New Roman" w:eastAsia="SimHei" w:cs="Times New Roman"/>
+        </w:rPr>
+        <w:t xml:space="preserve">竞赛中超分子化学的常见考法</w:t>
       </w:r>
     </w:p>
     <w:p>
@@ -11502,8 +11948,22 @@
       <w:r>
         <w:rPr>
           <w:rFonts w:hint="eastAsia" w:ascii="Times New Roman" w:hAnsi="Times New Roman" w:eastAsia="FangSong" w:cs="Times New Roman"/>
-        </w:rPr>
-        <w:t xml:space="preserve">异手性单螺旋</w:t>
+          <w:b/>
+          <w:bCs/>
+        </w:rPr>
+        <w:t xml:space="preserve">信息给材料型</w:t>
+      </w:r>
+      <w:r>
+        <w:rPr>
+          <w:rFonts w:hint="eastAsia" w:ascii="Times New Roman" w:hAnsi="Times New Roman" w:eastAsia="Times New Roman" w:cs="Times New Roman"/>
+        </w:rPr>
+        <w:t>：</w:t>
+      </w:r>
+      <w:r>
+        <w:rPr>
+          <w:rFonts w:hint="eastAsia" w:ascii="Times New Roman" w:hAnsi="Times New Roman" w:eastAsia="FangSong" w:cs="Times New Roman"/>
+        </w:rPr>
+        <w:t>给出一种新合成的主体分子</w:t>
       </w:r>
       <w:r>
         <w:rPr>
@@ -11515,7 +11975,19 @@
         <w:rPr>
           <w:rFonts w:hint="eastAsia" w:ascii="Times New Roman" w:hAnsi="Times New Roman" w:eastAsia="FangSong" w:cs="Times New Roman"/>
         </w:rPr>
-        <w:t xml:space="preserve">不能组装</w:t>
+        <w:t xml:space="preserve">要求判断其识别哪种客体</w:t>
+      </w:r>
+      <w:r>
+        <w:rPr>
+          <w:rFonts w:ascii="Times New Roman" w:hAnsi="Times New Roman" w:eastAsia="Times New Roman" w:cs="Times New Roman"/>
+        </w:rPr>
+        <w:t xml:space="preserve"> → </w:t>
+      </w:r>
+      <w:r>
+        <w:rPr>
+          <w:rFonts w:hint="eastAsia" w:ascii="Times New Roman" w:hAnsi="Times New Roman" w:eastAsia="FangSong" w:cs="Times New Roman"/>
+        </w:rPr>
+        <w:t xml:space="preserve">解释选择性原因</w:t>
       </w:r>
     </w:p>
     <w:p>
@@ -11529,26 +12001,34 @@
       <w:r>
         <w:rPr>
           <w:rFonts w:hint="eastAsia" w:ascii="Times New Roman" w:hAnsi="Times New Roman" w:eastAsia="FangSong" w:cs="Times New Roman"/>
-        </w:rPr>
-        <w:t>金属配位几何控制螺旋</w:t>
-      </w:r>
-      <w:r>
-        <w:rPr>
-          <w:rFonts w:hint="eastAsia" w:ascii="Times New Roman" w:hAnsi="Times New Roman" w:eastAsia="Times New Roman" w:cs="Times New Roman"/>
-        </w:rPr>
-        <w:t>：Pd(II)</w:t>
-      </w:r>
-      <w:r>
-        <w:rPr>
-          <w:rFonts w:ascii="Times New Roman" w:hAnsi="Times New Roman" w:eastAsia="Times New Roman" w:cs="Times New Roman"/>
-        </w:rPr>
-        <w:t xml:space="preserve"> </w:t>
-      </w:r>
-      <w:r>
-        <w:rPr>
-          <w:rFonts w:hint="eastAsia" w:ascii="Times New Roman" w:hAnsi="Times New Roman" w:eastAsia="FangSong" w:cs="Times New Roman"/>
-        </w:rPr>
-        <w:t xml:space="preserve">平面正方形</w:t>
+          <w:b/>
+          <w:bCs/>
+        </w:rPr>
+        <w:t xml:space="preserve">相转移催化</w:t>
+      </w:r>
+      <w:r>
+        <w:rPr>
+          <w:rFonts w:hint="eastAsia" w:ascii="Times New Roman" w:hAnsi="Times New Roman" w:eastAsia="Times New Roman" w:cs="Times New Roman"/>
+        </w:rPr>
+        <w:t>：</w:t>
+      </w:r>
+      <w:r>
+        <w:rPr>
+          <w:rFonts w:hint="eastAsia" w:ascii="Times New Roman" w:hAnsi="Times New Roman" w:eastAsia="FangSong" w:cs="Times New Roman"/>
+        </w:rPr>
+        <w:t>冠醚</w:t>
+      </w:r>
+      <w:r>
+        <w:rPr>
+          <w:rFonts w:ascii="Times New Roman" w:hAnsi="Times New Roman" w:eastAsia="Times New Roman" w:cs="Times New Roman"/>
+        </w:rPr>
+        <w:t xml:space="preserve"> + </w:t>
+      </w:r>
+      <w:r>
+        <w:rPr>
+          <w:rFonts w:hint="eastAsia" w:ascii="Times New Roman" w:hAnsi="Times New Roman" w:eastAsia="FangSong" w:cs="Times New Roman"/>
+        </w:rPr>
+        <w:t xml:space="preserve">水相试剂</w:t>
       </w:r>
       <w:r>
         <w:rPr>
@@ -11560,93 +12040,37 @@
         <w:rPr>
           <w:rFonts w:hint="eastAsia" w:ascii="Times New Roman" w:hAnsi="Times New Roman" w:eastAsia="FangSong" w:cs="Times New Roman"/>
         </w:rPr>
-        <w:t>非螺旋</w:t>
-      </w:r>
-      <w:r>
-        <w:rPr>
-          <w:rFonts w:hint="eastAsia" w:ascii="Times New Roman" w:hAnsi="Times New Roman" w:eastAsia="Times New Roman" w:cs="Times New Roman"/>
-        </w:rPr>
-        <w:t>；Cu(I)</w:t>
-      </w:r>
-      <w:r>
-        <w:rPr>
-          <w:rFonts w:ascii="Times New Roman" w:hAnsi="Times New Roman" w:eastAsia="Times New Roman" w:cs="Times New Roman"/>
-        </w:rPr>
-        <w:t xml:space="preserve"> </w:t>
-      </w:r>
-      <w:r>
-        <w:rPr>
-          <w:rFonts w:hint="eastAsia" w:ascii="Times New Roman" w:hAnsi="Times New Roman" w:eastAsia="FangSong" w:cs="Times New Roman"/>
-        </w:rPr>
-        <w:t xml:space="preserve">四面体</w:t>
-      </w:r>
-      <w:r>
-        <w:rPr>
-          <w:rFonts w:ascii="Times New Roman" w:hAnsi="Times New Roman" w:eastAsia="Times New Roman" w:cs="Times New Roman"/>
-        </w:rPr>
-        <w:t xml:space="preserve"> → </w:t>
-      </w:r>
-      <w:r>
-        <w:rPr>
-          <w:rFonts w:hint="eastAsia" w:ascii="Times New Roman" w:hAnsi="Times New Roman" w:eastAsia="FangSong" w:cs="Times New Roman"/>
-        </w:rPr>
-        <w:t xml:space="preserve">双螺旋</w:t>
-      </w:r>
-    </w:p>
-    <w:p>
-      <w:pPr>
-        <w:spacing w:before="160" w:after="80"/>
-      </w:pPr>
-      <w:r>
-        <w:pict>
-          <v:rect style="width:0;height:1.5pt" o:hralign="center" o:hrstd="t" o:hr="t"/>
-        </w:pict>
-      </w:r>
-    </w:p>
-    <w:bookmarkEnd w:id="36"/>
-    <w:bookmarkEnd w:id="37"/>
-    <w:bookmarkStart w:id="41" w:name="七竞赛应用与信息题素材"/>
-    <w:p>
-      <w:pPr>
-        <w:pStyle w:val="Heading2"/>
-        <w:spacing w:before="280" w:after="120"/>
-      </w:pPr>
-      <w:r>
-        <w:rPr>
-          <w:rFonts w:hint="eastAsia" w:ascii="Times New Roman" w:hAnsi="Times New Roman" w:eastAsia="SimHei" w:cs="Times New Roman"/>
-        </w:rPr>
-        <w:t>七</w:t>
-      </w:r>
-      <w:r>
-        <w:rPr>
-          <w:rFonts w:hint="eastAsia" w:ascii="Times New Roman" w:hAnsi="Times New Roman" w:eastAsia="Times New Roman" w:cs="Times New Roman"/>
-        </w:rPr>
-        <w:t>、</w:t>
-      </w:r>
-      <w:r>
-        <w:rPr>
-          <w:rFonts w:hint="eastAsia" w:ascii="Times New Roman" w:hAnsi="Times New Roman" w:eastAsia="SimHei" w:cs="Times New Roman"/>
-        </w:rPr>
-        <w:t>竞赛应用与信息题素材</w:t>
-      </w:r>
-    </w:p>
-    <w:bookmarkStart w:id="38" w:name="竞赛中超分子化学的常见考法"/>
-    <w:p>
-      <w:pPr>
-        <w:pStyle w:val="Heading3"/>
-        <w:spacing w:before="280" w:after="120"/>
-      </w:pPr>
-      <w:r>
-        <w:rPr>
-          <w:rFonts w:ascii="Times New Roman" w:hAnsi="Times New Roman" w:eastAsia="Times New Roman" w:cs="Times New Roman"/>
-        </w:rPr>
-        <w:t xml:space="preserve">7.1 </w:t>
-      </w:r>
-      <w:r>
-        <w:rPr>
-          <w:rFonts w:hint="eastAsia" w:ascii="Times New Roman" w:hAnsi="Times New Roman" w:eastAsia="SimHei" w:cs="Times New Roman"/>
-        </w:rPr>
-        <w:t xml:space="preserve">竞赛中超分子化学的常见考法</w:t>
+        <w:t>有机相反应</w:t>
+      </w:r>
+      <w:r>
+        <w:rPr>
+          <w:rFonts w:hint="eastAsia" w:ascii="Times New Roman" w:hAnsi="Times New Roman" w:eastAsia="Times New Roman" w:cs="Times New Roman"/>
+        </w:rPr>
+        <w:t>（</w:t>
+      </w:r>
+      <w:r>
+        <w:rPr>
+          <w:rFonts w:hint="eastAsia" w:ascii="Times New Roman" w:hAnsi="Times New Roman" w:eastAsia="FangSong" w:cs="Times New Roman"/>
+        </w:rPr>
+        <w:t>给反应式</w:t>
+      </w:r>
+      <w:r>
+        <w:rPr>
+          <w:rFonts w:hint="eastAsia" w:ascii="Times New Roman" w:hAnsi="Times New Roman" w:eastAsia="Times New Roman" w:cs="Times New Roman"/>
+        </w:rPr>
+        <w:t>，</w:t>
+      </w:r>
+      <w:r>
+        <w:rPr>
+          <w:rFonts w:hint="eastAsia" w:ascii="Times New Roman" w:hAnsi="Times New Roman" w:eastAsia="FangSong" w:cs="Times New Roman"/>
+        </w:rPr>
+        <w:t>要求补全机理</w:t>
+      </w:r>
+      <w:r>
+        <w:rPr>
+          <w:rFonts w:hint="eastAsia" w:ascii="Times New Roman" w:hAnsi="Times New Roman" w:eastAsia="Times New Roman" w:cs="Times New Roman"/>
+        </w:rPr>
+        <w:t>）</w:t>
       </w:r>
     </w:p>
     <w:p>
@@ -11654,7 +12078,7 @@
         <w:pStyle w:val="Compact"/>
         <w:numPr>
           <w:ilvl w:val="0"/>
-          <w:numId w:val="1010"/>
+          <w:numId w:val="1009"/>
         </w:numPr>
       </w:pPr>
       <w:r>
@@ -11663,7 +12087,7 @@
           <w:b/>
           <w:bCs/>
         </w:rPr>
-        <w:t xml:space="preserve">信息给材料型</w:t>
+        <w:t xml:space="preserve">模板合成</w:t>
       </w:r>
       <w:r>
         <w:rPr>
@@ -11675,31 +12099,37 @@
         <w:rPr>
           <w:rFonts w:hint="eastAsia" w:ascii="Times New Roman" w:hAnsi="Times New Roman" w:eastAsia="FangSong" w:cs="Times New Roman"/>
         </w:rPr>
-        <w:t>给出一种新合成的主体分子</w:t>
-      </w:r>
-      <w:r>
-        <w:rPr>
-          <w:rFonts w:ascii="Times New Roman" w:hAnsi="Times New Roman" w:eastAsia="Times New Roman" w:cs="Times New Roman"/>
-        </w:rPr>
-        <w:t xml:space="preserve"> → </w:t>
-      </w:r>
-      <w:r>
-        <w:rPr>
-          <w:rFonts w:hint="eastAsia" w:ascii="Times New Roman" w:hAnsi="Times New Roman" w:eastAsia="FangSong" w:cs="Times New Roman"/>
-        </w:rPr>
-        <w:t xml:space="preserve">要求判断其识别哪种客体</w:t>
-      </w:r>
-      <w:r>
-        <w:rPr>
-          <w:rFonts w:ascii="Times New Roman" w:hAnsi="Times New Roman" w:eastAsia="Times New Roman" w:cs="Times New Roman"/>
-        </w:rPr>
-        <w:t xml:space="preserve"> → </w:t>
-      </w:r>
-      <w:r>
-        <w:rPr>
-          <w:rFonts w:hint="eastAsia" w:ascii="Times New Roman" w:hAnsi="Times New Roman" w:eastAsia="FangSong" w:cs="Times New Roman"/>
-        </w:rPr>
-        <w:t xml:space="preserve">解释选择性原因</w:t>
+        <w:t>给出一锅法合成某大环的条件</w:t>
+      </w:r>
+      <w:r>
+        <w:rPr>
+          <w:rFonts w:hint="eastAsia" w:ascii="Times New Roman" w:hAnsi="Times New Roman" w:eastAsia="Times New Roman" w:cs="Times New Roman"/>
+        </w:rPr>
+        <w:t>（</w:t>
+      </w:r>
+      <w:r>
+        <w:rPr>
+          <w:rFonts w:hint="eastAsia" w:ascii="Times New Roman" w:hAnsi="Times New Roman" w:eastAsia="FangSong" w:cs="Times New Roman"/>
+        </w:rPr>
+        <w:t>有无模板离子</w:t>
+      </w:r>
+      <w:r>
+        <w:rPr>
+          <w:rFonts w:hint="eastAsia" w:ascii="Times New Roman" w:hAnsi="Times New Roman" w:eastAsia="Times New Roman" w:cs="Times New Roman"/>
+        </w:rPr>
+        <w:t>）→</w:t>
+      </w:r>
+      <w:r>
+        <w:rPr>
+          <w:rFonts w:ascii="Times New Roman" w:hAnsi="Times New Roman" w:eastAsia="Times New Roman" w:cs="Times New Roman"/>
+        </w:rPr>
+        <w:t xml:space="preserve"> </w:t>
+      </w:r>
+      <w:r>
+        <w:rPr>
+          <w:rFonts w:hint="eastAsia" w:ascii="Times New Roman" w:hAnsi="Times New Roman" w:eastAsia="FangSong" w:cs="Times New Roman"/>
+        </w:rPr>
+        <w:t xml:space="preserve">讨论模板效应</w:t>
       </w:r>
     </w:p>
     <w:p>
@@ -11707,7 +12137,7 @@
         <w:pStyle w:val="Compact"/>
         <w:numPr>
           <w:ilvl w:val="0"/>
-          <w:numId w:val="1010"/>
+          <w:numId w:val="1009"/>
         </w:numPr>
       </w:pPr>
       <w:r>
@@ -11716,7 +12146,7 @@
           <w:b/>
           <w:bCs/>
         </w:rPr>
-        <w:t xml:space="preserve">相转移催化</w:t>
+        <w:t xml:space="preserve">自组装产物预测</w:t>
       </w:r>
       <w:r>
         <w:rPr>
@@ -11728,19 +12158,19 @@
         <w:rPr>
           <w:rFonts w:hint="eastAsia" w:ascii="Times New Roman" w:hAnsi="Times New Roman" w:eastAsia="FangSong" w:cs="Times New Roman"/>
         </w:rPr>
-        <w:t>冠醚</w:t>
-      </w:r>
-      <w:r>
-        <w:rPr>
-          <w:rFonts w:ascii="Times New Roman" w:hAnsi="Times New Roman" w:eastAsia="Times New Roman" w:cs="Times New Roman"/>
-        </w:rPr>
-        <w:t xml:space="preserve"> + </w:t>
-      </w:r>
-      <w:r>
-        <w:rPr>
-          <w:rFonts w:hint="eastAsia" w:ascii="Times New Roman" w:hAnsi="Times New Roman" w:eastAsia="FangSong" w:cs="Times New Roman"/>
-        </w:rPr>
-        <w:t xml:space="preserve">水相试剂</w:t>
+        <w:t>给定两种组分</w:t>
+      </w:r>
+      <w:r>
+        <w:rPr>
+          <w:rFonts w:ascii="Times New Roman" w:hAnsi="Times New Roman" w:eastAsia="Times New Roman" w:cs="Times New Roman"/>
+        </w:rPr>
+        <w:t xml:space="preserve"> + Fujita </w:t>
+      </w:r>
+      <w:r>
+        <w:rPr>
+          <w:rFonts w:hint="eastAsia" w:ascii="Times New Roman" w:hAnsi="Times New Roman" w:eastAsia="FangSong" w:cs="Times New Roman"/>
+        </w:rPr>
+        <w:t xml:space="preserve">规则</w:t>
       </w:r>
       <w:r>
         <w:rPr>
@@ -11752,37 +12182,7 @@
         <w:rPr>
           <w:rFonts w:hint="eastAsia" w:ascii="Times New Roman" w:hAnsi="Times New Roman" w:eastAsia="FangSong" w:cs="Times New Roman"/>
         </w:rPr>
-        <w:t>有机相反应</w:t>
-      </w:r>
-      <w:r>
-        <w:rPr>
-          <w:rFonts w:hint="eastAsia" w:ascii="Times New Roman" w:hAnsi="Times New Roman" w:eastAsia="Times New Roman" w:cs="Times New Roman"/>
-        </w:rPr>
-        <w:t>（</w:t>
-      </w:r>
-      <w:r>
-        <w:rPr>
-          <w:rFonts w:hint="eastAsia" w:ascii="Times New Roman" w:hAnsi="Times New Roman" w:eastAsia="FangSong" w:cs="Times New Roman"/>
-        </w:rPr>
-        <w:t>给反应式</w:t>
-      </w:r>
-      <w:r>
-        <w:rPr>
-          <w:rFonts w:hint="eastAsia" w:ascii="Times New Roman" w:hAnsi="Times New Roman" w:eastAsia="Times New Roman" w:cs="Times New Roman"/>
-        </w:rPr>
-        <w:t>，</w:t>
-      </w:r>
-      <w:r>
-        <w:rPr>
-          <w:rFonts w:hint="eastAsia" w:ascii="Times New Roman" w:hAnsi="Times New Roman" w:eastAsia="FangSong" w:cs="Times New Roman"/>
-        </w:rPr>
-        <w:t>要求补全机理</w:t>
-      </w:r>
-      <w:r>
-        <w:rPr>
-          <w:rFonts w:hint="eastAsia" w:ascii="Times New Roman" w:hAnsi="Times New Roman" w:eastAsia="Times New Roman" w:cs="Times New Roman"/>
-        </w:rPr>
-        <w:t>）</w:t>
+        <w:t xml:space="preserve">预测组装体结构</w:t>
       </w:r>
     </w:p>
     <w:p>
@@ -11790,119 +12190,7 @@
         <w:pStyle w:val="Compact"/>
         <w:numPr>
           <w:ilvl w:val="0"/>
-          <w:numId w:val="1010"/>
-        </w:numPr>
-      </w:pPr>
-      <w:r>
-        <w:rPr>
-          <w:rFonts w:hint="eastAsia" w:ascii="Times New Roman" w:hAnsi="Times New Roman" w:eastAsia="FangSong" w:cs="Times New Roman"/>
-          <w:b/>
-          <w:bCs/>
-        </w:rPr>
-        <w:t xml:space="preserve">模板合成</w:t>
-      </w:r>
-      <w:r>
-        <w:rPr>
-          <w:rFonts w:hint="eastAsia" w:ascii="Times New Roman" w:hAnsi="Times New Roman" w:eastAsia="Times New Roman" w:cs="Times New Roman"/>
-        </w:rPr>
-        <w:t>：</w:t>
-      </w:r>
-      <w:r>
-        <w:rPr>
-          <w:rFonts w:hint="eastAsia" w:ascii="Times New Roman" w:hAnsi="Times New Roman" w:eastAsia="FangSong" w:cs="Times New Roman"/>
-        </w:rPr>
-        <w:t>给出一锅法合成某大环的条件</w:t>
-      </w:r>
-      <w:r>
-        <w:rPr>
-          <w:rFonts w:hint="eastAsia" w:ascii="Times New Roman" w:hAnsi="Times New Roman" w:eastAsia="Times New Roman" w:cs="Times New Roman"/>
-        </w:rPr>
-        <w:t>（</w:t>
-      </w:r>
-      <w:r>
-        <w:rPr>
-          <w:rFonts w:hint="eastAsia" w:ascii="Times New Roman" w:hAnsi="Times New Roman" w:eastAsia="FangSong" w:cs="Times New Roman"/>
-        </w:rPr>
-        <w:t>有无模板离子</w:t>
-      </w:r>
-      <w:r>
-        <w:rPr>
-          <w:rFonts w:hint="eastAsia" w:ascii="Times New Roman" w:hAnsi="Times New Roman" w:eastAsia="Times New Roman" w:cs="Times New Roman"/>
-        </w:rPr>
-        <w:t>）→</w:t>
-      </w:r>
-      <w:r>
-        <w:rPr>
-          <w:rFonts w:ascii="Times New Roman" w:hAnsi="Times New Roman" w:eastAsia="Times New Roman" w:cs="Times New Roman"/>
-        </w:rPr>
-        <w:t xml:space="preserve"> </w:t>
-      </w:r>
-      <w:r>
-        <w:rPr>
-          <w:rFonts w:hint="eastAsia" w:ascii="Times New Roman" w:hAnsi="Times New Roman" w:eastAsia="FangSong" w:cs="Times New Roman"/>
-        </w:rPr>
-        <w:t xml:space="preserve">讨论模板效应</w:t>
-      </w:r>
-    </w:p>
-    <w:p>
-      <w:pPr>
-        <w:pStyle w:val="Compact"/>
-        <w:numPr>
-          <w:ilvl w:val="0"/>
-          <w:numId w:val="1010"/>
-        </w:numPr>
-      </w:pPr>
-      <w:r>
-        <w:rPr>
-          <w:rFonts w:hint="eastAsia" w:ascii="Times New Roman" w:hAnsi="Times New Roman" w:eastAsia="FangSong" w:cs="Times New Roman"/>
-          <w:b/>
-          <w:bCs/>
-        </w:rPr>
-        <w:t xml:space="preserve">自组装产物预测</w:t>
-      </w:r>
-      <w:r>
-        <w:rPr>
-          <w:rFonts w:hint="eastAsia" w:ascii="Times New Roman" w:hAnsi="Times New Roman" w:eastAsia="Times New Roman" w:cs="Times New Roman"/>
-        </w:rPr>
-        <w:t>：</w:t>
-      </w:r>
-      <w:r>
-        <w:rPr>
-          <w:rFonts w:hint="eastAsia" w:ascii="Times New Roman" w:hAnsi="Times New Roman" w:eastAsia="FangSong" w:cs="Times New Roman"/>
-        </w:rPr>
-        <w:t>给定两种组分</w:t>
-      </w:r>
-      <w:r>
-        <w:rPr>
-          <w:rFonts w:ascii="Times New Roman" w:hAnsi="Times New Roman" w:eastAsia="Times New Roman" w:cs="Times New Roman"/>
-        </w:rPr>
-        <w:t xml:space="preserve"> + Fujita </w:t>
-      </w:r>
-      <w:r>
-        <w:rPr>
-          <w:rFonts w:hint="eastAsia" w:ascii="Times New Roman" w:hAnsi="Times New Roman" w:eastAsia="FangSong" w:cs="Times New Roman"/>
-        </w:rPr>
-        <w:t xml:space="preserve">规则</w:t>
-      </w:r>
-      <w:r>
-        <w:rPr>
-          <w:rFonts w:ascii="Times New Roman" w:hAnsi="Times New Roman" w:eastAsia="Times New Roman" w:cs="Times New Roman"/>
-        </w:rPr>
-        <w:t xml:space="preserve"> → </w:t>
-      </w:r>
-      <w:r>
-        <w:rPr>
-          <w:rFonts w:hint="eastAsia" w:ascii="Times New Roman" w:hAnsi="Times New Roman" w:eastAsia="FangSong" w:cs="Times New Roman"/>
-        </w:rPr>
-        <w:t xml:space="preserve">预测组装体结构</w:t>
-      </w:r>
-    </w:p>
-    <w:p>
-      <w:pPr>
-        <w:pStyle w:val="Compact"/>
-        <w:numPr>
-          <w:ilvl w:val="0"/>
-          <w:numId w:val="1010"/>
+          <w:numId w:val="1009"/>
         </w:numPr>
       </w:pPr>
       <w:r>
@@ -24624,9 +24912,6 @@
     <w:abstractNumId w:val="991"/>
   </w:num>
   <w:num w:numId="1009">
-    <w:abstractNumId w:val="991"/>
-  </w:num>
-  <w:num w:numId="1010">
     <w:abstractNumId w:val="99411"/>
     <w:lvlOverride w:ilvl="0">
       <w:startOverride w:val="1"/>

--- a/06-学生侧材料/讲义/2-结构化学/超分子化学.docx
+++ b/06-学生侧材料/讲义/2-结构化学/超分子化学.docx
@@ -13946,7 +13946,7 @@
     </w:p>
     <w:p>
       <w:pPr>
-        <w:pStyle w:val="FirstParagraph"/>
+        <w:pStyle w:val="BlockText"/>
       </w:pPr>
       <w:r>
         <w:rPr>
@@ -13960,7 +13960,13 @@
         <w:rPr>
           <w:rFonts w:hint="eastAsia" w:ascii="Times New Roman" w:hAnsi="Times New Roman" w:eastAsia="Times New Roman" w:cs="Times New Roman"/>
         </w:rPr>
-        <w:t xml:space="preserve">：🌱</w:t>
+        <w:t>：</w:t>
+      </w:r>
+      <w:r>
+        <w:rPr>
+          <w:rFonts w:hint="eastAsia" w:ascii="Times New Roman" w:hAnsi="Times New Roman" w:eastAsia="FangSong" w:cs="Times New Roman"/>
+        </w:rPr>
+        <w:t>基础巩固重点覆盖讲义</w:t>
       </w:r>
       <w:r>
         <w:rPr>
@@ -13970,9 +13976,27 @@
       </w:r>
       <w:r>
         <w:rPr>
-          <w:rFonts w:hint="eastAsia" w:ascii="Times New Roman" w:hAnsi="Times New Roman" w:eastAsia="FangSong" w:cs="Times New Roman"/>
-        </w:rPr>
-        <w:t xml:space="preserve">基础巩固重点覆盖讲义</w:t>
+          <w:rFonts w:hint="eastAsia" w:ascii="Times New Roman" w:hAnsi="Times New Roman" w:eastAsia="Times New Roman" w:cs="Times New Roman"/>
+        </w:rPr>
+        <w:t>§</w:t>
+      </w:r>
+      <w:r>
+        <w:rPr>
+          <w:rFonts w:hint="eastAsia" w:ascii="Times New Roman" w:hAnsi="Times New Roman" w:eastAsia="FangSong" w:cs="Times New Roman"/>
+        </w:rPr>
+        <w:t>一</w:t>
+      </w:r>
+      <w:r>
+        <w:rPr>
+          <w:rFonts w:hint="eastAsia" w:ascii="Times New Roman" w:hAnsi="Times New Roman" w:eastAsia="Times New Roman" w:cs="Times New Roman"/>
+        </w:rPr>
+        <w:t>-§</w:t>
+      </w:r>
+      <w:r>
+        <w:rPr>
+          <w:rFonts w:hint="eastAsia" w:ascii="Times New Roman" w:hAnsi="Times New Roman" w:eastAsia="FangSong" w:cs="Times New Roman"/>
+        </w:rPr>
+        <w:t>四</w:t>
       </w:r>
       <w:r>
         <w:rPr>
@@ -13982,36 +14006,6 @@
       </w:r>
       <w:r>
         <w:rPr>
-          <w:rFonts w:hint="eastAsia" w:ascii="Times New Roman" w:hAnsi="Times New Roman" w:eastAsia="Times New Roman" w:cs="Times New Roman"/>
-        </w:rPr>
-        <w:t>§</w:t>
-      </w:r>
-      <w:r>
-        <w:rPr>
-          <w:rFonts w:hint="eastAsia" w:ascii="Times New Roman" w:hAnsi="Times New Roman" w:eastAsia="FangSong" w:cs="Times New Roman"/>
-        </w:rPr>
-        <w:t>一</w:t>
-      </w:r>
-      <w:r>
-        <w:rPr>
-          <w:rFonts w:hint="eastAsia" w:ascii="Times New Roman" w:hAnsi="Times New Roman" w:eastAsia="Times New Roman" w:cs="Times New Roman"/>
-        </w:rPr>
-        <w:t>-§</w:t>
-      </w:r>
-      <w:r>
-        <w:rPr>
-          <w:rFonts w:hint="eastAsia" w:ascii="Times New Roman" w:hAnsi="Times New Roman" w:eastAsia="FangSong" w:cs="Times New Roman"/>
-        </w:rPr>
-        <w:t>四</w:t>
-      </w:r>
-      <w:r>
-        <w:rPr>
-          <w:rFonts w:ascii="Times New Roman" w:hAnsi="Times New Roman" w:eastAsia="Times New Roman" w:cs="Times New Roman"/>
-        </w:rPr>
-        <w:t xml:space="preserve"> </w:t>
-      </w:r>
-      <w:r>
-        <w:rPr>
           <w:rFonts w:hint="eastAsia" w:ascii="Times New Roman" w:hAnsi="Times New Roman" w:eastAsia="FangSong" w:cs="Times New Roman"/>
         </w:rPr>
         <w:t>的核心概念</w:t>
@@ -14032,13 +14026,7 @@
         <w:rPr>
           <w:rFonts w:hint="eastAsia" w:ascii="Times New Roman" w:hAnsi="Times New Roman" w:eastAsia="Times New Roman" w:cs="Times New Roman"/>
         </w:rPr>
-        <w:t>；🏆</w:t>
-      </w:r>
-      <w:r>
-        <w:rPr>
-          <w:rFonts w:ascii="Times New Roman" w:hAnsi="Times New Roman" w:eastAsia="Times New Roman" w:cs="Times New Roman"/>
-        </w:rPr>
-        <w:t xml:space="preserve"> </w:t>
+        <w:t>；</w:t>
       </w:r>
       <w:r>
         <w:rPr>
@@ -16308,6 +16296,7 @@
     <w:p>
       <w:pPr>
         <w:pStyle w:val="FirstParagraph"/>
+        <w:spacing w:after="80"/>
       </w:pPr>
       <w:r>
         <w:rPr>
@@ -16571,342 +16560,465 @@
         <w:t>：</w:t>
       </w:r>
     </w:p>
+    <w:tbl>
+      <w:tblPr>
+        <w:tblStyle w:val="Table"/>
+        <w:tblW w:type="auto" w:w="0"/>
+        <w:tblLook w:firstRow="1" w:lastRow="0" w:firstColumn="0" w:lastColumn="0" w:noHBand="0" w:noVBand="0" w:val="0020"/>
+      </w:tblPr>
+      <w:tblGrid>
+        <w:gridCol w:w="2640"/>
+        <w:gridCol w:w="2640"/>
+        <w:gridCol w:w="2640"/>
+      </w:tblGrid>
+      <w:tr>
+        <w:trPr>
+          <w:tblHeader w:val="on"/>
+        </w:trPr>
+        <w:tc>
+          <w:tcPr/>
+          <w:p>
+            <w:pPr>
+              <w:pStyle w:val="Compact"/>
+              <w:jc w:val="center"/>
+            </w:pPr>
+            <w:r>
+              <w:rPr>
+                <w:rFonts w:hint="eastAsia" w:ascii="Times New Roman" w:hAnsi="Times New Roman" w:eastAsia="SimHei" w:cs="Times New Roman"/>
+                <w:b/>
+              </w:rPr>
+              <w:t xml:space="preserve">客体</w:t>
+            </w:r>
+          </w:p>
+        </w:tc>
+        <w:tc>
+          <w:tcPr/>
+          <w:p>
+            <w:pPr>
+              <w:pStyle w:val="Compact"/>
+              <w:jc w:val="center"/>
+            </w:pPr>
+            <w:r>
+              <w:rPr>
+                <w:rFonts w:hint="eastAsia" w:ascii="Times New Roman" w:hAnsi="Times New Roman" w:eastAsia="SimHei" w:cs="Times New Roman"/>
+                <w:b/>
+              </w:rPr>
+              <w:t>直径</w:t>
+            </w:r>
+            <w:r>
+              <w:rPr>
+                <w:rFonts w:hint="eastAsia" w:ascii="Times New Roman" w:hAnsi="Times New Roman" w:eastAsia="Times New Roman" w:cs="Times New Roman"/>
+                <w:b/>
+              </w:rPr>
+              <w:t>/Å</w:t>
+            </w:r>
+          </w:p>
+        </w:tc>
+        <w:tc>
+          <w:tcPr/>
+          <w:p>
+            <w:pPr>
+              <w:pStyle w:val="Compact"/>
+              <w:jc w:val="center"/>
+            </w:pPr>
+            <m:oMath>
+              <m:sSub>
+                <m:e>
+                  <m:r>
+                    <m:t>K</m:t>
+                  </m:r>
+                </m:e>
+                <m:sub>
+                  <m:r>
+                    <m:t>a</m:t>
+                  </m:r>
+                </m:sub>
+              </m:sSub>
+            </m:oMath>
+            <w:r>
+              <w:rPr>
+                <w:rFonts w:ascii="Times New Roman" w:hAnsi="Times New Roman" w:eastAsia="Times New Roman" w:cs="Times New Roman"/>
+                <w:b/>
+              </w:rPr>
+              <w:t>/M</w:t>
+            </w:r>
+            <w:r>
+              <w:rPr>
+                <w:rFonts w:ascii="Times New Roman" w:hAnsi="Times New Roman" w:eastAsia="Times New Roman" w:cs="Times New Roman"/>
+                <w:b/>
+                <w:vertAlign w:val="superscript"/>
+              </w:rPr>
+              <w:t>-1</w:t>
+            </w:r>
+          </w:p>
+        </w:tc>
+      </w:tr>
+      <w:tr>
+        <w:tc>
+          <w:tcPr/>
+          <w:p>
+            <w:pPr>
+              <w:pStyle w:val="Compact"/>
+              <w:jc w:val="center"/>
+            </w:pPr>
+            <w:r>
+              <w:rPr>
+                <w:rFonts w:hint="eastAsia" w:ascii="Times New Roman" w:hAnsi="Times New Roman" w:eastAsia="FangSong" w:cs="Times New Roman"/>
+              </w:rPr>
+              <w:t xml:space="preserve">苯</w:t>
+            </w:r>
+          </w:p>
+        </w:tc>
+        <w:tc>
+          <w:tcPr/>
+          <w:p>
+            <w:pPr>
+              <w:pStyle w:val="Compact"/>
+              <w:jc w:val="center"/>
+            </w:pPr>
+            <w:r>
+              <w:rPr>
+                <w:rFonts w:ascii="Times New Roman" w:hAnsi="Times New Roman" w:eastAsia="Times New Roman" w:cs="Times New Roman"/>
+              </w:rPr>
+              <w:t xml:space="preserve">5.8</w:t>
+            </w:r>
+          </w:p>
+        </w:tc>
+        <w:tc>
+          <w:tcPr/>
+          <w:p>
+            <w:pPr>
+              <w:pStyle w:val="Compact"/>
+              <w:jc w:val="center"/>
+            </w:pPr>
+            <w:r>
+              <w:rPr>
+                <w:rFonts w:ascii="Times New Roman" w:hAnsi="Times New Roman" w:eastAsia="Times New Roman" w:cs="Times New Roman"/>
+              </w:rPr>
+              <w:t xml:space="preserve">120</w:t>
+            </w:r>
+          </w:p>
+        </w:tc>
+      </w:tr>
+      <w:tr>
+        <w:tc>
+          <w:tcPr/>
+          <w:p>
+            <w:pPr>
+              <w:pStyle w:val="Compact"/>
+              <w:jc w:val="center"/>
+            </w:pPr>
+            <w:r>
+              <w:rPr>
+                <w:rFonts w:hint="eastAsia" w:ascii="Times New Roman" w:hAnsi="Times New Roman" w:eastAsia="FangSong" w:cs="Times New Roman"/>
+              </w:rPr>
+              <w:t xml:space="preserve">萘</w:t>
+            </w:r>
+          </w:p>
+        </w:tc>
+        <w:tc>
+          <w:tcPr/>
+          <w:p>
+            <w:pPr>
+              <w:pStyle w:val="Compact"/>
+              <w:jc w:val="center"/>
+            </w:pPr>
+            <w:r>
+              <w:rPr>
+                <w:rFonts w:ascii="Times New Roman" w:hAnsi="Times New Roman" w:eastAsia="Times New Roman" w:cs="Times New Roman"/>
+              </w:rPr>
+              <w:t xml:space="preserve">7.5</w:t>
+            </w:r>
+          </w:p>
+        </w:tc>
+        <w:tc>
+          <w:tcPr/>
+          <w:p>
+            <w:pPr>
+              <w:pStyle w:val="Compact"/>
+              <w:jc w:val="center"/>
+            </w:pPr>
+            <w:r>
+              <w:rPr>
+                <w:rFonts w:ascii="Times New Roman" w:hAnsi="Times New Roman" w:eastAsia="Times New Roman" w:cs="Times New Roman"/>
+              </w:rPr>
+              <w:t xml:space="preserve">850</w:t>
+            </w:r>
+          </w:p>
+        </w:tc>
+      </w:tr>
+      <w:tr>
+        <w:tc>
+          <w:tcPr/>
+          <w:p>
+            <w:pPr>
+              <w:pStyle w:val="Compact"/>
+              <w:jc w:val="center"/>
+            </w:pPr>
+            <w:r>
+              <w:rPr>
+                <w:rFonts w:hint="eastAsia" w:ascii="Times New Roman" w:hAnsi="Times New Roman" w:eastAsia="FangSong" w:cs="Times New Roman"/>
+              </w:rPr>
+              <w:t xml:space="preserve">蒽</w:t>
+            </w:r>
+          </w:p>
+        </w:tc>
+        <w:tc>
+          <w:tcPr/>
+          <w:p>
+            <w:pPr>
+              <w:pStyle w:val="Compact"/>
+              <w:jc w:val="center"/>
+            </w:pPr>
+            <w:r>
+              <w:rPr>
+                <w:rFonts w:ascii="Times New Roman" w:hAnsi="Times New Roman" w:eastAsia="Times New Roman" w:cs="Times New Roman"/>
+              </w:rPr>
+              <w:t xml:space="preserve">8.5</w:t>
+            </w:r>
+          </w:p>
+        </w:tc>
+        <w:tc>
+          <w:tcPr/>
+          <w:p>
+            <w:pPr>
+              <w:pStyle w:val="Compact"/>
+              <w:jc w:val="center"/>
+            </w:pPr>
+            <w:r>
+              <w:rPr>
+                <w:rFonts w:ascii="Times New Roman" w:hAnsi="Times New Roman" w:eastAsia="Times New Roman" w:cs="Times New Roman"/>
+              </w:rPr>
+              <w:t xml:space="preserve">30</w:t>
+            </w:r>
+          </w:p>
+        </w:tc>
+      </w:tr>
+      <w:tr>
+        <w:tc>
+          <w:tcPr/>
+          <w:p>
+            <w:pPr>
+              <w:pStyle w:val="Compact"/>
+              <w:jc w:val="center"/>
+            </w:pPr>
+            <w:r>
+              <w:rPr>
+                <w:rFonts w:hint="eastAsia" w:ascii="Times New Roman" w:hAnsi="Times New Roman" w:eastAsia="FangSong" w:cs="Times New Roman"/>
+              </w:rPr>
+              <w:t xml:space="preserve">甲苯</w:t>
+            </w:r>
+          </w:p>
+        </w:tc>
+        <w:tc>
+          <w:tcPr/>
+          <w:p>
+            <w:pPr>
+              <w:pStyle w:val="Compact"/>
+              <w:jc w:val="center"/>
+            </w:pPr>
+            <w:r>
+              <w:rPr>
+                <w:rFonts w:ascii="Times New Roman" w:hAnsi="Times New Roman" w:eastAsia="Times New Roman" w:cs="Times New Roman"/>
+              </w:rPr>
+              <w:t xml:space="preserve">6.0</w:t>
+            </w:r>
+          </w:p>
+        </w:tc>
+        <w:tc>
+          <w:tcPr/>
+          <w:p>
+            <w:pPr>
+              <w:pStyle w:val="Compact"/>
+              <w:jc w:val="center"/>
+            </w:pPr>
+            <w:r>
+              <w:rPr>
+                <w:rFonts w:ascii="Times New Roman" w:hAnsi="Times New Roman" w:eastAsia="Times New Roman" w:cs="Times New Roman"/>
+              </w:rPr>
+              <w:t xml:space="preserve">350</w:t>
+            </w:r>
+          </w:p>
+        </w:tc>
+      </w:tr>
+    </w:tbl>
     <w:p>
       <w:pPr>
-        <w:pStyle w:val="SourceCode"/>
+        <w:numPr>
+          <w:ilvl w:val="0"/>
+          <w:numId w:val="1010"/>
+        </w:numPr>
+        <w:spacing w:before="120"/>
       </w:pPr>
       <w:r>
         <w:rPr>
-          <w:rStyle w:val="VerbatimChar"/>
-          <w:rFonts w:ascii="SimSun" w:hAnsi="SimSun" w:eastAsia="SimSun" w:cs="SimSun"/>
-        </w:rPr>
-        <w:t xml:space="preserve">| </w:t>
-      </w:r>
-      <w:r>
-        <w:rPr>
-          <w:rStyle w:val="VerbatimChar"/>
-          <w:rFonts w:hint="eastAsia" w:ascii="SimSun" w:hAnsi="SimSun" w:eastAsia="SimSun" w:cs="SimSun"/>
-        </w:rPr>
-        <w:t xml:space="preserve">客体</w:t>
-      </w:r>
-      <w:r>
-        <w:rPr>
-          <w:rStyle w:val="VerbatimChar"/>
-          <w:rFonts w:ascii="SimSun" w:hAnsi="SimSun" w:eastAsia="SimSun" w:cs="SimSun"/>
-        </w:rPr>
-        <w:t xml:space="preserve"> | </w:t>
-      </w:r>
-      <w:r>
-        <w:rPr>
-          <w:rStyle w:val="VerbatimChar"/>
-          <w:rFonts w:hint="eastAsia" w:ascii="SimSun" w:hAnsi="SimSun" w:eastAsia="SimSun" w:cs="SimSun"/>
-        </w:rPr>
-        <w:t>直径</w:t>
-      </w:r>
-      <w:r>
-        <w:rPr>
-          <w:rStyle w:val="VerbatimChar"/>
-          <w:rFonts w:hint="eastAsia" w:ascii="SimSun" w:hAnsi="SimSun" w:eastAsia="SimSun" w:cs="SimSun"/>
-        </w:rPr>
-        <w:t>/Å</w:t>
-      </w:r>
-      <w:r>
-        <w:rPr>
-          <w:rStyle w:val="VerbatimChar"/>
-          <w:rFonts w:ascii="SimSun" w:hAnsi="SimSun" w:eastAsia="SimSun" w:cs="SimSun"/>
-        </w:rPr>
-        <w:t xml:space="preserve"> | $K_a$/M</w:t>
-      </w:r>
-      <w:r>
-        <w:rPr>
-          <w:rStyle w:val="VerbatimChar"/>
-          <w:rFonts w:ascii="SimSun" w:hAnsi="SimSun" w:eastAsia="SimSun" w:cs="SimSun"/>
-          <w:vertAlign w:val="superscript"/>
-        </w:rPr>
-        <w:t>-1</w:t>
-      </w:r>
-      <w:r>
-        <w:rPr>
-          <w:rStyle w:val="VerbatimChar"/>
-          <w:rFonts w:ascii="SimSun" w:hAnsi="SimSun" w:eastAsia="SimSun" w:cs="SimSun"/>
-        </w:rPr>
-        <w:t xml:space="preserve"> |</w:t>
-      </w:r>
-      <w:r>
-        <w:rPr>
-          <w:rFonts w:ascii="SimSun" w:hAnsi="SimSun" w:eastAsia="SimSun" w:cs="SimSun"/>
-        </w:rPr>
-        <w:br/>
-      </w:r>
-      <w:r>
-        <w:rPr>
-          <w:rStyle w:val="VerbatimChar"/>
-          <w:rFonts w:ascii="SimSun" w:hAnsi="SimSun" w:eastAsia="SimSun" w:cs="SimSun"/>
-        </w:rPr>
-        <w:t xml:space="preserve">|:---|---:|---:|</w:t>
-      </w:r>
-      <w:r>
-        <w:rPr>
-          <w:rFonts w:ascii="SimSun" w:hAnsi="SimSun" w:eastAsia="SimSun" w:cs="SimSun"/>
-        </w:rPr>
-        <w:br/>
-      </w:r>
-      <w:r>
-        <w:rPr>
-          <w:rStyle w:val="VerbatimChar"/>
-          <w:rFonts w:ascii="SimSun" w:hAnsi="SimSun" w:eastAsia="SimSun" w:cs="SimSun"/>
-        </w:rPr>
-        <w:t xml:space="preserve">| </w:t>
-      </w:r>
-      <w:r>
-        <w:rPr>
-          <w:rStyle w:val="VerbatimChar"/>
-          <w:rFonts w:hint="eastAsia" w:ascii="SimSun" w:hAnsi="SimSun" w:eastAsia="SimSun" w:cs="SimSun"/>
-        </w:rPr>
-        <w:t xml:space="preserve">苯</w:t>
-      </w:r>
-      <w:r>
-        <w:rPr>
-          <w:rStyle w:val="VerbatimChar"/>
-          <w:rFonts w:ascii="SimSun" w:hAnsi="SimSun" w:eastAsia="SimSun" w:cs="SimSun"/>
-        </w:rPr>
-        <w:t xml:space="preserve"> | 5.8 | 120 |</w:t>
-      </w:r>
-      <w:r>
-        <w:rPr>
-          <w:rFonts w:ascii="SimSun" w:hAnsi="SimSun" w:eastAsia="SimSun" w:cs="SimSun"/>
-        </w:rPr>
-        <w:br/>
-      </w:r>
-      <w:r>
-        <w:rPr>
-          <w:rStyle w:val="VerbatimChar"/>
-          <w:rFonts w:ascii="SimSun" w:hAnsi="SimSun" w:eastAsia="SimSun" w:cs="SimSun"/>
-        </w:rPr>
-        <w:t xml:space="preserve">| </w:t>
-      </w:r>
-      <w:r>
-        <w:rPr>
-          <w:rStyle w:val="VerbatimChar"/>
-          <w:rFonts w:hint="eastAsia" w:ascii="SimSun" w:hAnsi="SimSun" w:eastAsia="SimSun" w:cs="SimSun"/>
-        </w:rPr>
-        <w:t xml:space="preserve">萘</w:t>
-      </w:r>
-      <w:r>
-        <w:rPr>
-          <w:rStyle w:val="VerbatimChar"/>
-          <w:rFonts w:ascii="SimSun" w:hAnsi="SimSun" w:eastAsia="SimSun" w:cs="SimSun"/>
-        </w:rPr>
-        <w:t xml:space="preserve"> | 7.5 | 850 |</w:t>
-      </w:r>
-      <w:r>
-        <w:rPr>
-          <w:rFonts w:ascii="SimSun" w:hAnsi="SimSun" w:eastAsia="SimSun" w:cs="SimSun"/>
-        </w:rPr>
-        <w:br/>
-      </w:r>
-      <w:r>
-        <w:rPr>
-          <w:rStyle w:val="VerbatimChar"/>
-          <w:rFonts w:ascii="SimSun" w:hAnsi="SimSun" w:eastAsia="SimSun" w:cs="SimSun"/>
-        </w:rPr>
-        <w:t xml:space="preserve">| </w:t>
-      </w:r>
-      <w:r>
-        <w:rPr>
-          <w:rStyle w:val="VerbatimChar"/>
-          <w:rFonts w:hint="eastAsia" w:ascii="SimSun" w:hAnsi="SimSun" w:eastAsia="SimSun" w:cs="SimSun"/>
-        </w:rPr>
-        <w:t xml:space="preserve">蒽</w:t>
-      </w:r>
-      <w:r>
-        <w:rPr>
-          <w:rStyle w:val="VerbatimChar"/>
-          <w:rFonts w:ascii="SimSun" w:hAnsi="SimSun" w:eastAsia="SimSun" w:cs="SimSun"/>
-        </w:rPr>
-        <w:t xml:space="preserve"> | 8.5 | 30 |</w:t>
-      </w:r>
-      <w:r>
-        <w:rPr>
-          <w:rFonts w:ascii="SimSun" w:hAnsi="SimSun" w:eastAsia="SimSun" w:cs="SimSun"/>
-        </w:rPr>
-        <w:br/>
-      </w:r>
-      <w:r>
-        <w:rPr>
-          <w:rStyle w:val="VerbatimChar"/>
-          <w:rFonts w:ascii="SimSun" w:hAnsi="SimSun" w:eastAsia="SimSun" w:cs="SimSun"/>
-        </w:rPr>
-        <w:t xml:space="preserve">| </w:t>
-      </w:r>
-      <w:r>
-        <w:rPr>
-          <w:rStyle w:val="VerbatimChar"/>
-          <w:rFonts w:hint="eastAsia" w:ascii="SimSun" w:hAnsi="SimSun" w:eastAsia="SimSun" w:cs="SimSun"/>
-        </w:rPr>
-        <w:t xml:space="preserve">甲苯</w:t>
-      </w:r>
-      <w:r>
-        <w:rPr>
-          <w:rStyle w:val="VerbatimChar"/>
-          <w:rFonts w:ascii="SimSun" w:hAnsi="SimSun" w:eastAsia="SimSun" w:cs="SimSun"/>
-        </w:rPr>
-        <w:t xml:space="preserve"> | 6.0 | 350 |</w:t>
-      </w:r>
-      <w:r>
-        <w:rPr>
-          <w:rFonts w:ascii="SimSun" w:hAnsi="SimSun" w:eastAsia="SimSun" w:cs="SimSun"/>
-        </w:rPr>
-        <w:br/>
-      </w:r>
-      <w:r>
-        <w:rPr>
-          <w:rFonts w:ascii="SimSun" w:hAnsi="SimSun" w:eastAsia="SimSun" w:cs="SimSun"/>
-        </w:rPr>
-        <w:br/>
-      </w:r>
-      <w:r>
-        <w:rPr>
-          <w:rStyle w:val="VerbatimChar"/>
-          <w:rFonts w:ascii="SimSun" w:hAnsi="SimSun" w:eastAsia="SimSun" w:cs="SimSun"/>
-        </w:rPr>
-        <w:t xml:space="preserve">(a) </w:t>
-      </w:r>
-      <w:r>
-        <w:rPr>
-          <w:rStyle w:val="VerbatimChar"/>
-          <w:rFonts w:hint="eastAsia" w:ascii="SimSun" w:hAnsi="SimSun" w:eastAsia="SimSun" w:cs="SimSun"/>
+          <w:rFonts w:hint="eastAsia" w:ascii="Times New Roman" w:hAnsi="Times New Roman" w:eastAsia="FangSong" w:cs="Times New Roman"/>
         </w:rPr>
         <w:t xml:space="preserve">解释为什么萘的</w:t>
       </w:r>
       <w:r>
         <w:rPr>
-          <w:rStyle w:val="VerbatimChar"/>
-          <w:rFonts w:ascii="SimSun" w:hAnsi="SimSun" w:eastAsia="SimSun" w:cs="SimSun"/>
-        </w:rPr>
-        <w:t xml:space="preserve"> $K_a$ </w:t>
-      </w:r>
-      <w:r>
-        <w:rPr>
-          <w:rStyle w:val="VerbatimChar"/>
-          <w:rFonts w:hint="eastAsia" w:ascii="SimSun" w:hAnsi="SimSun" w:eastAsia="SimSun" w:cs="SimSun"/>
+          <w:rFonts w:ascii="Times New Roman" w:hAnsi="Times New Roman" w:eastAsia="Times New Roman" w:cs="Times New Roman"/>
+        </w:rPr>
+        <w:t xml:space="preserve"> </w:t>
+      </w:r>
+      <m:oMath>
+        <m:sSub>
+          <m:e>
+            <m:r>
+              <m:t>K</m:t>
+            </m:r>
+          </m:e>
+          <m:sub>
+            <m:r>
+              <m:t>a</m:t>
+            </m:r>
+          </m:sub>
+        </m:sSub>
+      </m:oMath>
+      <w:r>
+        <w:rPr>
+          <w:rFonts w:ascii="Times New Roman" w:hAnsi="Times New Roman" w:eastAsia="Times New Roman" w:cs="Times New Roman"/>
+        </w:rPr>
+        <w:t xml:space="preserve"> </w:t>
+      </w:r>
+      <w:r>
+        <w:rPr>
+          <w:rFonts w:hint="eastAsia" w:ascii="Times New Roman" w:hAnsi="Times New Roman" w:eastAsia="FangSong" w:cs="Times New Roman"/>
         </w:rPr>
         <w:t>最高</w:t>
       </w:r>
       <w:r>
         <w:rPr>
-          <w:rStyle w:val="VerbatimChar"/>
-          <w:rFonts w:hint="eastAsia" w:ascii="SimSun" w:hAnsi="SimSun" w:eastAsia="SimSun" w:cs="SimSun"/>
+          <w:rFonts w:hint="eastAsia" w:ascii="Times New Roman" w:hAnsi="Times New Roman" w:eastAsia="Times New Roman" w:cs="Times New Roman"/>
         </w:rPr>
         <w:t>。</w:t>
       </w:r>
-      <w:r>
-        <w:rPr>
-          <w:rFonts w:ascii="SimSun" w:hAnsi="SimSun" w:eastAsia="SimSun" w:cs="SimSun"/>
-        </w:rPr>
-        <w:br/>
-      </w:r>
-      <w:r>
-        <w:rPr>
-          <w:rStyle w:val="VerbatimChar"/>
-          <w:rFonts w:ascii="SimSun" w:hAnsi="SimSun" w:eastAsia="SimSun" w:cs="SimSun"/>
-        </w:rPr>
-        <w:t xml:space="preserve">(b) </w:t>
-      </w:r>
-      <w:r>
-        <w:rPr>
-          <w:rStyle w:val="VerbatimChar"/>
-          <w:rFonts w:hint="eastAsia" w:ascii="SimSun" w:hAnsi="SimSun" w:eastAsia="SimSun" w:cs="SimSun"/>
+    </w:p>
+    <w:p>
+      <w:pPr>
+        <w:numPr>
+          <w:ilvl w:val="0"/>
+          <w:numId w:val="1010"/>
+        </w:numPr>
+      </w:pPr>
+      <w:r>
+        <w:rPr>
+          <w:rFonts w:hint="eastAsia" w:ascii="Times New Roman" w:hAnsi="Times New Roman" w:eastAsia="FangSong" w:cs="Times New Roman"/>
         </w:rPr>
         <w:t xml:space="preserve">解释为什么蒽的</w:t>
       </w:r>
       <w:r>
         <w:rPr>
-          <w:rStyle w:val="VerbatimChar"/>
-          <w:rFonts w:ascii="SimSun" w:hAnsi="SimSun" w:eastAsia="SimSun" w:cs="SimSun"/>
-        </w:rPr>
-        <w:t xml:space="preserve"> $K_a$ </w:t>
-      </w:r>
-      <w:r>
-        <w:rPr>
-          <w:rStyle w:val="VerbatimChar"/>
-          <w:rFonts w:hint="eastAsia" w:ascii="SimSun" w:hAnsi="SimSun" w:eastAsia="SimSun" w:cs="SimSun"/>
+          <w:rFonts w:ascii="Times New Roman" w:hAnsi="Times New Roman" w:eastAsia="Times New Roman" w:cs="Times New Roman"/>
+        </w:rPr>
+        <w:t xml:space="preserve"> </w:t>
+      </w:r>
+      <m:oMath>
+        <m:sSub>
+          <m:e>
+            <m:r>
+              <m:t>K</m:t>
+            </m:r>
+          </m:e>
+          <m:sub>
+            <m:r>
+              <m:t>a</m:t>
+            </m:r>
+          </m:sub>
+        </m:sSub>
+      </m:oMath>
+      <w:r>
+        <w:rPr>
+          <w:rFonts w:ascii="Times New Roman" w:hAnsi="Times New Roman" w:eastAsia="Times New Roman" w:cs="Times New Roman"/>
+        </w:rPr>
+        <w:t xml:space="preserve"> </w:t>
+      </w:r>
+      <w:r>
+        <w:rPr>
+          <w:rFonts w:hint="eastAsia" w:ascii="Times New Roman" w:hAnsi="Times New Roman" w:eastAsia="FangSong" w:cs="Times New Roman"/>
         </w:rPr>
         <w:t>反而低于苯</w:t>
       </w:r>
       <w:r>
         <w:rPr>
-          <w:rStyle w:val="VerbatimChar"/>
-          <w:rFonts w:hint="eastAsia" w:ascii="SimSun" w:hAnsi="SimSun" w:eastAsia="SimSun" w:cs="SimSun"/>
+          <w:rFonts w:hint="eastAsia" w:ascii="Times New Roman" w:hAnsi="Times New Roman" w:eastAsia="Times New Roman" w:cs="Times New Roman"/>
         </w:rPr>
         <w:t>。</w:t>
       </w:r>
-      <w:r>
-        <w:rPr>
-          <w:rFonts w:ascii="SimSun" w:hAnsi="SimSun" w:eastAsia="SimSun" w:cs="SimSun"/>
-        </w:rPr>
-        <w:br/>
-      </w:r>
-      <w:r>
-        <w:rPr>
-          <w:rStyle w:val="VerbatimChar"/>
-          <w:rFonts w:ascii="SimSun" w:hAnsi="SimSun" w:eastAsia="SimSun" w:cs="SimSun"/>
-        </w:rPr>
-        <w:t xml:space="preserve">(c) </w:t>
-      </w:r>
-      <w:r>
-        <w:rPr>
-          <w:rStyle w:val="VerbatimChar"/>
-          <w:rFonts w:hint="eastAsia" w:ascii="SimSun" w:hAnsi="SimSun" w:eastAsia="SimSun" w:cs="SimSun"/>
+    </w:p>
+    <w:p>
+      <w:pPr>
+        <w:numPr>
+          <w:ilvl w:val="0"/>
+          <w:numId w:val="1010"/>
+        </w:numPr>
+      </w:pPr>
+      <w:r>
+        <w:rPr>
+          <w:rFonts w:hint="eastAsia" w:ascii="Times New Roman" w:hAnsi="Times New Roman" w:eastAsia="FangSong" w:cs="Times New Roman"/>
         </w:rPr>
         <w:t xml:space="preserve">预测在</w:t>
       </w:r>
       <w:r>
         <w:rPr>
-          <w:rStyle w:val="VerbatimChar"/>
-          <w:rFonts w:ascii="SimSun" w:hAnsi="SimSun" w:eastAsia="SimSun" w:cs="SimSun"/>
+          <w:rFonts w:ascii="Times New Roman" w:hAnsi="Times New Roman" w:eastAsia="Times New Roman" w:cs="Times New Roman"/>
         </w:rPr>
         <w:t xml:space="preserve"> DMSO </w:t>
       </w:r>
       <w:r>
         <w:rPr>
-          <w:rStyle w:val="VerbatimChar"/>
-          <w:rFonts w:hint="eastAsia" w:ascii="SimSun" w:hAnsi="SimSun" w:eastAsia="SimSun" w:cs="SimSun"/>
+          <w:rFonts w:hint="eastAsia" w:ascii="Times New Roman" w:hAnsi="Times New Roman" w:eastAsia="FangSong" w:cs="Times New Roman"/>
         </w:rPr>
         <w:t xml:space="preserve">中</w:t>
       </w:r>
       <w:r>
         <w:rPr>
-          <w:rStyle w:val="VerbatimChar"/>
-          <w:rFonts w:ascii="SimSun" w:hAnsi="SimSun" w:eastAsia="SimSun" w:cs="SimSun"/>
-        </w:rPr>
-        <w:t xml:space="preserve"> $K_a$ </w:t>
-      </w:r>
-      <w:r>
-        <w:rPr>
-          <w:rStyle w:val="VerbatimChar"/>
-          <w:rFonts w:hint="eastAsia" w:ascii="SimSun" w:hAnsi="SimSun" w:eastAsia="SimSun" w:cs="SimSun"/>
+          <w:rFonts w:ascii="Times New Roman" w:hAnsi="Times New Roman" w:eastAsia="Times New Roman" w:cs="Times New Roman"/>
+        </w:rPr>
+        <w:t xml:space="preserve"> </w:t>
+      </w:r>
+      <m:oMath>
+        <m:sSub>
+          <m:e>
+            <m:r>
+              <m:t>K</m:t>
+            </m:r>
+          </m:e>
+          <m:sub>
+            <m:r>
+              <m:t>a</m:t>
+            </m:r>
+          </m:sub>
+        </m:sSub>
+      </m:oMath>
+      <w:r>
+        <w:rPr>
+          <w:rFonts w:ascii="Times New Roman" w:hAnsi="Times New Roman" w:eastAsia="Times New Roman" w:cs="Times New Roman"/>
+        </w:rPr>
+        <w:t xml:space="preserve"> </w:t>
+      </w:r>
+      <w:r>
+        <w:rPr>
+          <w:rFonts w:hint="eastAsia" w:ascii="Times New Roman" w:hAnsi="Times New Roman" w:eastAsia="FangSong" w:cs="Times New Roman"/>
         </w:rPr>
         <w:t>的变化趋势</w:t>
       </w:r>
       <w:r>
         <w:rPr>
-          <w:rStyle w:val="VerbatimChar"/>
-          <w:rFonts w:hint="eastAsia" w:ascii="SimSun" w:hAnsi="SimSun" w:eastAsia="SimSun" w:cs="SimSun"/>
+          <w:rFonts w:hint="eastAsia" w:ascii="Times New Roman" w:hAnsi="Times New Roman" w:eastAsia="Times New Roman" w:cs="Times New Roman"/>
         </w:rPr>
         <w:t>，</w:t>
       </w:r>
       <w:r>
         <w:rPr>
-          <w:rStyle w:val="VerbatimChar"/>
-          <w:rFonts w:hint="eastAsia" w:ascii="SimSun" w:hAnsi="SimSun" w:eastAsia="SimSun" w:cs="SimSun"/>
+          <w:rFonts w:hint="eastAsia" w:ascii="Times New Roman" w:hAnsi="Times New Roman" w:eastAsia="FangSong" w:cs="Times New Roman"/>
         </w:rPr>
         <w:t>并解释原因</w:t>
       </w:r>
       <w:r>
         <w:rPr>
-          <w:rStyle w:val="VerbatimChar"/>
-          <w:rFonts w:hint="eastAsia" w:ascii="SimSun" w:hAnsi="SimSun" w:eastAsia="SimSun" w:cs="SimSun"/>
+          <w:rFonts w:hint="eastAsia" w:ascii="Times New Roman" w:hAnsi="Times New Roman" w:eastAsia="Times New Roman" w:cs="Times New Roman"/>
         </w:rPr>
         <w:t>。</w:t>
       </w:r>
@@ -16914,6 +17026,7 @@
     <w:p>
       <w:pPr>
         <w:pStyle w:val="FirstParagraph"/>
+        <w:spacing w:after="80"/>
       </w:pPr>
       <w:r>
         <w:rPr>
@@ -17060,555 +17173,626 @@
           <w:rFonts w:hint="eastAsia" w:ascii="Times New Roman" w:hAnsi="Times New Roman" w:eastAsia="Times New Roman" w:cs="Times New Roman"/>
         </w:rPr>
         <w:t>：</w:t>
+      </w:r>
+    </w:p>
+    <w:tbl>
+      <w:tblPr>
+        <w:tblStyle w:val="Table"/>
+        <w:tblW w:type="auto" w:w="0"/>
+        <w:tblLook w:firstRow="1" w:lastRow="0" w:firstColumn="0" w:lastColumn="0" w:noHBand="0" w:noVBand="0" w:val="0020"/>
+      </w:tblPr>
+      <w:tblGrid>
+        <w:gridCol w:w="1980"/>
+        <w:gridCol w:w="1980"/>
+        <w:gridCol w:w="1980"/>
+        <w:gridCol w:w="1980"/>
+      </w:tblGrid>
+      <w:tr>
+        <w:trPr>
+          <w:tblHeader w:val="on"/>
+        </w:trPr>
+        <w:tc>
+          <w:tcPr/>
+          <w:p>
+            <w:pPr>
+              <w:pStyle w:val="Compact"/>
+              <w:jc w:val="center"/>
+            </w:pPr>
+            <w:r>
+              <w:rPr>
+                <w:rFonts w:hint="eastAsia" w:ascii="Times New Roman" w:hAnsi="Times New Roman" w:eastAsia="SimHei" w:cs="Times New Roman"/>
+                <w:b/>
+              </w:rPr>
+              <w:t xml:space="preserve">配体</w:t>
+            </w:r>
+          </w:p>
+        </w:tc>
+        <w:tc>
+          <w:tcPr/>
+          <w:p>
+            <w:pPr>
+              <w:pStyle w:val="Compact"/>
+              <w:jc w:val="center"/>
+            </w:pPr>
+            <w:r>
+              <w:rPr>
+                <w:rFonts w:hint="eastAsia" w:ascii="Times New Roman" w:hAnsi="Times New Roman" w:eastAsia="SimHei" w:cs="Times New Roman"/>
+                <w:b/>
+              </w:rPr>
+              <w:t xml:space="preserve">类型</w:t>
+            </w:r>
+          </w:p>
+        </w:tc>
+        <w:tc>
+          <w:tcPr/>
+          <w:p>
+            <w:pPr>
+              <w:pStyle w:val="Compact"/>
+              <w:jc w:val="center"/>
+            </w:pPr>
+            <m:oMath>
+              <m:sSub>
+                <m:e>
+                  <m:r>
+                    <m:t>K</m:t>
+                  </m:r>
+                </m:e>
+                <m:sub>
+                  <m:r>
+                    <m:t>a</m:t>
+                  </m:r>
+                </m:sub>
+              </m:sSub>
+            </m:oMath>
+            <w:r>
+              <w:rPr>
+                <w:rFonts w:ascii="Times New Roman" w:hAnsi="Times New Roman" w:eastAsia="Times New Roman" w:cs="Times New Roman"/>
+                <w:b/>
+              </w:rPr>
+              <w:t>(Na</w:t>
+            </w:r>
+            <w:r>
+              <w:rPr>
+                <w:rFonts w:ascii="Times New Roman" w:hAnsi="Times New Roman" w:eastAsia="Times New Roman" w:cs="Times New Roman"/>
+                <w:b/>
+                <w:vertAlign w:val="superscript"/>
+              </w:rPr>
+              <w:t>+</w:t>
+            </w:r>
+            <w:r>
+              <w:rPr>
+                <w:rFonts w:ascii="Times New Roman" w:hAnsi="Times New Roman" w:eastAsia="Times New Roman" w:cs="Times New Roman"/>
+                <w:b/>
+              </w:rPr>
+              <w:t>)/M</w:t>
+            </w:r>
+            <w:r>
+              <w:rPr>
+                <w:rFonts w:ascii="Times New Roman" w:hAnsi="Times New Roman" w:eastAsia="Times New Roman" w:cs="Times New Roman"/>
+                <w:b/>
+                <w:vertAlign w:val="superscript"/>
+              </w:rPr>
+              <w:t>-1</w:t>
+            </w:r>
+          </w:p>
+        </w:tc>
+        <w:tc>
+          <w:tcPr/>
+          <w:p>
+            <w:pPr>
+              <w:pStyle w:val="Compact"/>
+              <w:jc w:val="center"/>
+            </w:pPr>
+            <m:oMath>
+              <m:sSub>
+                <m:e>
+                  <m:r>
+                    <m:t>K</m:t>
+                  </m:r>
+                </m:e>
+                <m:sub>
+                  <m:r>
+                    <m:t>a</m:t>
+                  </m:r>
+                </m:sub>
+              </m:sSub>
+            </m:oMath>
+            <w:r>
+              <w:rPr>
+                <w:rFonts w:ascii="Times New Roman" w:hAnsi="Times New Roman" w:eastAsia="Times New Roman" w:cs="Times New Roman"/>
+                <w:b/>
+              </w:rPr>
+              <w:t>(K</w:t>
+            </w:r>
+            <w:r>
+              <w:rPr>
+                <w:rFonts w:ascii="Times New Roman" w:hAnsi="Times New Roman" w:eastAsia="Times New Roman" w:cs="Times New Roman"/>
+                <w:b/>
+                <w:vertAlign w:val="superscript"/>
+              </w:rPr>
+              <w:t>+</w:t>
+            </w:r>
+            <w:r>
+              <w:rPr>
+                <w:rFonts w:ascii="Times New Roman" w:hAnsi="Times New Roman" w:eastAsia="Times New Roman" w:cs="Times New Roman"/>
+                <w:b/>
+              </w:rPr>
+              <w:t>)/M</w:t>
+            </w:r>
+            <w:r>
+              <w:rPr>
+                <w:rFonts w:ascii="Times New Roman" w:hAnsi="Times New Roman" w:eastAsia="Times New Roman" w:cs="Times New Roman"/>
+                <w:b/>
+                <w:vertAlign w:val="superscript"/>
+              </w:rPr>
+              <w:t>-1</w:t>
+            </w:r>
+          </w:p>
+        </w:tc>
+      </w:tr>
+      <w:tr>
+        <w:tc>
+          <w:tcPr/>
+          <w:p>
+            <w:pPr>
+              <w:pStyle w:val="Compact"/>
+              <w:jc w:val="center"/>
+            </w:pPr>
+            <w:r>
+              <w:rPr>
+                <w:rFonts w:ascii="Times New Roman" w:hAnsi="Times New Roman" w:eastAsia="Times New Roman" w:cs="Times New Roman"/>
+              </w:rPr>
+              <w:t xml:space="preserve">B</w:t>
+            </w:r>
+          </w:p>
+        </w:tc>
+        <w:tc>
+          <w:tcPr/>
+          <w:p>
+            <w:pPr>
+              <w:pStyle w:val="Compact"/>
+              <w:jc w:val="center"/>
+            </w:pPr>
+            <w:r>
+              <w:rPr>
+                <w:rFonts w:hint="eastAsia" w:ascii="Times New Roman" w:hAnsi="Times New Roman" w:eastAsia="Times New Roman" w:cs="Times New Roman"/>
+              </w:rPr>
+              <w:t>[15]</w:t>
+            </w:r>
+            <w:r>
+              <w:rPr>
+                <w:rFonts w:hint="eastAsia" w:ascii="Times New Roman" w:hAnsi="Times New Roman" w:eastAsia="FangSong" w:cs="Times New Roman"/>
+              </w:rPr>
+              <w:t>冠</w:t>
+            </w:r>
+            <w:r>
+              <w:rPr>
+                <w:rFonts w:hint="eastAsia" w:ascii="Times New Roman" w:hAnsi="Times New Roman" w:eastAsia="Times New Roman" w:cs="Times New Roman"/>
+              </w:rPr>
+              <w:t>-5</w:t>
+            </w:r>
+          </w:p>
+        </w:tc>
+        <w:tc>
+          <w:tcPr/>
+          <w:p>
+            <w:pPr>
+              <w:pStyle w:val="Compact"/>
+              <w:jc w:val="center"/>
+            </w:pPr>
+            <w:r>
+              <w:rPr>
+                <w:rFonts w:ascii="Times New Roman" w:hAnsi="Times New Roman" w:eastAsia="Times New Roman" w:cs="Times New Roman"/>
+              </w:rPr>
+              <w:t>6.3×10</w:t>
+            </w:r>
+            <w:r>
+              <w:rPr>
+                <w:rFonts w:ascii="Times New Roman" w:hAnsi="Times New Roman" w:eastAsia="Times New Roman" w:cs="Times New Roman"/>
+                <w:vertAlign w:val="superscript"/>
+              </w:rPr>
+              <w:t>3</w:t>
+            </w:r>
+          </w:p>
+        </w:tc>
+        <w:tc>
+          <w:tcPr/>
+          <w:p>
+            <w:pPr>
+              <w:pStyle w:val="Compact"/>
+              <w:jc w:val="center"/>
+            </w:pPr>
+            <w:r>
+              <w:rPr>
+                <w:rFonts w:ascii="Times New Roman" w:hAnsi="Times New Roman" w:eastAsia="Times New Roman" w:cs="Times New Roman"/>
+              </w:rPr>
+              <w:t>1.0×10</w:t>
+            </w:r>
+            <w:r>
+              <w:rPr>
+                <w:rFonts w:ascii="Times New Roman" w:hAnsi="Times New Roman" w:eastAsia="Times New Roman" w:cs="Times New Roman"/>
+                <w:vertAlign w:val="superscript"/>
+              </w:rPr>
+              <w:t>2</w:t>
+            </w:r>
+          </w:p>
+        </w:tc>
+      </w:tr>
+      <w:tr>
+        <w:tc>
+          <w:tcPr/>
+          <w:p>
+            <w:pPr>
+              <w:pStyle w:val="Compact"/>
+              <w:jc w:val="center"/>
+            </w:pPr>
+            <w:r>
+              <w:rPr>
+                <w:rFonts w:ascii="Times New Roman" w:hAnsi="Times New Roman" w:eastAsia="Times New Roman" w:cs="Times New Roman"/>
+              </w:rPr>
+              <w:t xml:space="preserve">C</w:t>
+            </w:r>
+          </w:p>
+        </w:tc>
+        <w:tc>
+          <w:tcPr/>
+          <w:p>
+            <w:pPr>
+              <w:pStyle w:val="Compact"/>
+              <w:jc w:val="center"/>
+            </w:pPr>
+            <w:r>
+              <w:rPr>
+                <w:rFonts w:hint="eastAsia" w:ascii="Times New Roman" w:hAnsi="Times New Roman" w:eastAsia="Times New Roman" w:cs="Times New Roman"/>
+              </w:rPr>
+              <w:t>[2.2.1]</w:t>
+            </w:r>
+            <w:r>
+              <w:rPr>
+                <w:rFonts w:hint="eastAsia" w:ascii="Times New Roman" w:hAnsi="Times New Roman" w:eastAsia="FangSong" w:cs="Times New Roman"/>
+              </w:rPr>
+              <w:t>穴醚</w:t>
+            </w:r>
+          </w:p>
+        </w:tc>
+        <w:tc>
+          <w:tcPr/>
+          <w:p>
+            <w:pPr>
+              <w:pStyle w:val="Compact"/>
+              <w:jc w:val="center"/>
+            </w:pPr>
+            <w:r>
+              <w:rPr>
+                <w:rFonts w:ascii="Times New Roman" w:hAnsi="Times New Roman" w:eastAsia="Times New Roman" w:cs="Times New Roman"/>
+              </w:rPr>
+              <w:t>8.0×10</w:t>
+            </w:r>
+            <w:r>
+              <w:rPr>
+                <w:rFonts w:ascii="Times New Roman" w:hAnsi="Times New Roman" w:eastAsia="Times New Roman" w:cs="Times New Roman"/>
+                <w:vertAlign w:val="superscript"/>
+              </w:rPr>
+              <w:t>4</w:t>
+            </w:r>
+          </w:p>
+        </w:tc>
+        <w:tc>
+          <w:tcPr/>
+          <w:p>
+            <w:pPr>
+              <w:pStyle w:val="Compact"/>
+              <w:jc w:val="center"/>
+            </w:pPr>
+            <w:r>
+              <w:rPr>
+                <w:rFonts w:ascii="Times New Roman" w:hAnsi="Times New Roman" w:eastAsia="Times New Roman" w:cs="Times New Roman"/>
+              </w:rPr>
+              <w:t>2.0×10</w:t>
+            </w:r>
+            <w:r>
+              <w:rPr>
+                <w:rFonts w:ascii="Times New Roman" w:hAnsi="Times New Roman" w:eastAsia="Times New Roman" w:cs="Times New Roman"/>
+                <w:vertAlign w:val="superscript"/>
+              </w:rPr>
+              <w:t>2</w:t>
+            </w:r>
+          </w:p>
+        </w:tc>
+      </w:tr>
+    </w:tbl>
+    <w:p>
+      <w:pPr>
+        <w:numPr>
+          <w:ilvl w:val="0"/>
+          <w:numId w:val="1011"/>
+        </w:numPr>
+        <w:spacing w:before="120"/>
+      </w:pPr>
+      <w:r>
+        <w:rPr>
+          <w:rFonts w:hint="eastAsia" w:ascii="Times New Roman" w:hAnsi="Times New Roman" w:eastAsia="FangSong" w:cs="Times New Roman"/>
+        </w:rPr>
+        <w:t xml:space="preserve">计算</w:t>
+      </w:r>
+      <w:r>
+        <w:rPr>
+          <w:rFonts w:ascii="Times New Roman" w:hAnsi="Times New Roman" w:eastAsia="Times New Roman" w:cs="Times New Roman"/>
+        </w:rPr>
+        <w:t xml:space="preserve"> B </w:t>
+      </w:r>
+      <w:r>
+        <w:rPr>
+          <w:rFonts w:hint="eastAsia" w:ascii="Times New Roman" w:hAnsi="Times New Roman" w:eastAsia="FangSong" w:cs="Times New Roman"/>
+        </w:rPr>
+        <w:t xml:space="preserve">和</w:t>
+      </w:r>
+      <w:r>
+        <w:rPr>
+          <w:rFonts w:ascii="Times New Roman" w:hAnsi="Times New Roman" w:eastAsia="Times New Roman" w:cs="Times New Roman"/>
+        </w:rPr>
+        <w:t xml:space="preserve"> C </w:t>
+      </w:r>
+      <w:r>
+        <w:rPr>
+          <w:rFonts w:hint="eastAsia" w:ascii="Times New Roman" w:hAnsi="Times New Roman" w:eastAsia="FangSong" w:cs="Times New Roman"/>
+        </w:rPr>
+        <w:t xml:space="preserve">对</w:t>
+      </w:r>
+      <w:r>
+        <w:rPr>
+          <w:rFonts w:ascii="Times New Roman" w:hAnsi="Times New Roman" w:eastAsia="Times New Roman" w:cs="Times New Roman"/>
+        </w:rPr>
+        <w:t xml:space="preserve"> Na</w:t>
+      </w:r>
+      <w:r>
+        <w:rPr>
+          <w:rFonts w:ascii="Times New Roman" w:hAnsi="Times New Roman" w:eastAsia="Times New Roman" w:cs="Times New Roman"/>
+          <w:vertAlign w:val="superscript"/>
+        </w:rPr>
+        <w:t>+</w:t>
+      </w:r>
+      <w:r>
+        <w:rPr>
+          <w:rFonts w:ascii="Times New Roman" w:hAnsi="Times New Roman" w:eastAsia="Times New Roman" w:cs="Times New Roman"/>
+        </w:rPr>
+        <w:t>/K</w:t>
+      </w:r>
+      <w:r>
+        <w:rPr>
+          <w:rFonts w:ascii="Times New Roman" w:hAnsi="Times New Roman" w:eastAsia="Times New Roman" w:cs="Times New Roman"/>
+          <w:vertAlign w:val="superscript"/>
+        </w:rPr>
+        <w:t>+</w:t>
+      </w:r>
+      <w:r>
+        <w:rPr>
+          <w:rFonts w:ascii="Times New Roman" w:hAnsi="Times New Roman" w:eastAsia="Times New Roman" w:cs="Times New Roman"/>
+        </w:rPr>
+        <w:t xml:space="preserve"> </w:t>
+      </w:r>
+      <w:r>
+        <w:rPr>
+          <w:rFonts w:hint="eastAsia" w:ascii="Times New Roman" w:hAnsi="Times New Roman" w:eastAsia="FangSong" w:cs="Times New Roman"/>
+        </w:rPr>
+        <w:t xml:space="preserve">的选择性比</w:t>
+      </w:r>
+      <w:r>
+        <w:rPr>
+          <w:rFonts w:ascii="Times New Roman" w:hAnsi="Times New Roman" w:eastAsia="Times New Roman" w:cs="Times New Roman"/>
+        </w:rPr>
+        <w:t xml:space="preserve"> </w:t>
+      </w:r>
+      <m:oMath>
+        <m:oMathPr>
+          <m:ctrlPr>
+            <w:rPr>
+              <w:sz w:val="28"/>
+              <w:szCs w:val="28"/>
+            </w:rPr>
+          </m:ctrlPr>
+        </m:oMathPr>
+        <m:sSub>
+          <m:e>
+            <m:r>
+              <m:t>K</m:t>
+            </m:r>
+          </m:e>
+          <m:sub>
+            <m:r>
+              <m:t>N</m:t>
+            </m:r>
+            <m:r>
+              <m:t>a</m:t>
+            </m:r>
+          </m:sub>
+        </m:sSub>
+        <m:r>
+          <m:rPr>
+            <m:sty m:val="p"/>
+          </m:rPr>
+          <m:t>/</m:t>
+        </m:r>
+        <m:sSub>
+          <m:e>
+            <m:r>
+              <m:t>K</m:t>
+            </m:r>
+          </m:e>
+          <m:sub>
+            <m:r>
+              <m:t>K</m:t>
+            </m:r>
+          </m:sub>
+        </m:sSub>
+      </m:oMath>
+      <w:r>
+        <w:rPr>
+          <w:rFonts w:ascii="Times New Roman" w:hAnsi="Times New Roman" w:eastAsia="Times New Roman" w:cs="Times New Roman"/>
+        </w:rPr>
+        <w:t xml:space="preserve">。</w:t>
       </w:r>
     </w:p>
     <w:p>
       <w:pPr>
-        <w:pStyle w:val="SourceCode"/>
+        <w:numPr>
+          <w:ilvl w:val="0"/>
+          <w:numId w:val="1011"/>
+        </w:numPr>
       </w:pPr>
       <w:r>
         <w:rPr>
-          <w:rStyle w:val="VerbatimChar"/>
-          <w:rFonts w:ascii="SimSun" w:hAnsi="SimSun" w:eastAsia="SimSun" w:cs="SimSun"/>
-        </w:rPr>
-        <w:t xml:space="preserve">| </w:t>
-      </w:r>
-      <w:r>
-        <w:rPr>
-          <w:rStyle w:val="VerbatimChar"/>
-          <w:rFonts w:hint="eastAsia" w:ascii="SimSun" w:hAnsi="SimSun" w:eastAsia="SimSun" w:cs="SimSun"/>
-        </w:rPr>
-        <w:t xml:space="preserve">配体</w:t>
-      </w:r>
-      <w:r>
-        <w:rPr>
-          <w:rStyle w:val="VerbatimChar"/>
-          <w:rFonts w:ascii="SimSun" w:hAnsi="SimSun" w:eastAsia="SimSun" w:cs="SimSun"/>
-        </w:rPr>
-        <w:t xml:space="preserve"> | </w:t>
-      </w:r>
-      <w:r>
-        <w:rPr>
-          <w:rStyle w:val="VerbatimChar"/>
-          <w:rFonts w:hint="eastAsia" w:ascii="SimSun" w:hAnsi="SimSun" w:eastAsia="SimSun" w:cs="SimSun"/>
-        </w:rPr>
-        <w:t xml:space="preserve">类型</w:t>
-      </w:r>
-      <w:r>
-        <w:rPr>
-          <w:rStyle w:val="VerbatimChar"/>
-          <w:rFonts w:ascii="SimSun" w:hAnsi="SimSun" w:eastAsia="SimSun" w:cs="SimSun"/>
-        </w:rPr>
-        <w:t xml:space="preserve"> | $K_a$(Na</w:t>
-      </w:r>
-      <w:r>
-        <w:rPr>
-          <w:rStyle w:val="VerbatimChar"/>
-          <w:rFonts w:ascii="SimSun" w:hAnsi="SimSun" w:eastAsia="SimSun" w:cs="SimSun"/>
+          <w:rFonts w:hint="eastAsia" w:ascii="Times New Roman" w:hAnsi="Times New Roman" w:eastAsia="FangSong" w:cs="Times New Roman"/>
+        </w:rPr>
+        <w:t xml:space="preserve">解释为什么穴醚</w:t>
+      </w:r>
+      <w:r>
+        <w:rPr>
+          <w:rFonts w:ascii="Times New Roman" w:hAnsi="Times New Roman" w:eastAsia="Times New Roman" w:cs="Times New Roman"/>
+        </w:rPr>
+        <w:t xml:space="preserve"> C </w:t>
+      </w:r>
+      <w:r>
+        <w:rPr>
+          <w:rFonts w:hint="eastAsia" w:ascii="Times New Roman" w:hAnsi="Times New Roman" w:eastAsia="FangSong" w:cs="Times New Roman"/>
+        </w:rPr>
+        <w:t>的选择性比</w:t>
+      </w:r>
+      <w:r>
+        <w:rPr>
+          <w:rFonts w:hint="eastAsia" w:ascii="Times New Roman" w:hAnsi="Times New Roman" w:eastAsia="Times New Roman" w:cs="Times New Roman"/>
+        </w:rPr>
+        <w:t>（8.0×10</w:t>
+      </w:r>
+      <w:r>
+        <w:rPr>
+          <w:rFonts w:hint="eastAsia" w:ascii="Times New Roman" w:hAnsi="Times New Roman" w:eastAsia="Times New Roman" w:cs="Times New Roman"/>
           <w:vertAlign w:val="superscript"/>
         </w:rPr>
-        <w:t>+</w:t>
-      </w:r>
-      <w:r>
-        <w:rPr>
-          <w:rStyle w:val="VerbatimChar"/>
-          <w:rFonts w:ascii="SimSun" w:hAnsi="SimSun" w:eastAsia="SimSun" w:cs="SimSun"/>
-        </w:rPr>
-        <w:t>)/M</w:t>
-      </w:r>
-      <w:r>
-        <w:rPr>
-          <w:rStyle w:val="VerbatimChar"/>
-          <w:rFonts w:ascii="SimSun" w:hAnsi="SimSun" w:eastAsia="SimSun" w:cs="SimSun"/>
+        <w:t>4</w:t>
+      </w:r>
+      <w:r>
+        <w:rPr>
+          <w:rFonts w:ascii="Times New Roman" w:hAnsi="Times New Roman" w:eastAsia="Times New Roman" w:cs="Times New Roman"/>
+        </w:rPr>
+        <w:t xml:space="preserve"> / 2.0×10</w:t>
+      </w:r>
+      <w:r>
+        <w:rPr>
+          <w:rFonts w:ascii="Times New Roman" w:hAnsi="Times New Roman" w:eastAsia="Times New Roman" w:cs="Times New Roman"/>
           <w:vertAlign w:val="superscript"/>
         </w:rPr>
-        <w:t>-1</w:t>
-      </w:r>
-      <w:r>
-        <w:rPr>
-          <w:rStyle w:val="VerbatimChar"/>
-          <w:rFonts w:ascii="SimSun" w:hAnsi="SimSun" w:eastAsia="SimSun" w:cs="SimSun"/>
-        </w:rPr>
-        <w:t xml:space="preserve"> | $K_a$(K</w:t>
-      </w:r>
-      <w:r>
-        <w:rPr>
-          <w:rStyle w:val="VerbatimChar"/>
-          <w:rFonts w:ascii="SimSun" w:hAnsi="SimSun" w:eastAsia="SimSun" w:cs="SimSun"/>
+        <w:t>2</w:t>
+      </w:r>
+      <w:r>
+        <w:rPr>
+          <w:rFonts w:ascii="Times New Roman" w:hAnsi="Times New Roman" w:eastAsia="Times New Roman" w:cs="Times New Roman"/>
+        </w:rPr>
+        <w:t xml:space="preserve"> = </w:t>
+      </w:r>
+      <w:r>
+        <w:rPr>
+          <w:rFonts w:hint="eastAsia" w:ascii="Times New Roman" w:hAnsi="Times New Roman" w:eastAsia="Times New Roman" w:cs="Times New Roman"/>
+        </w:rPr>
+        <w:t>400）</w:t>
+      </w:r>
+      <w:r>
+        <w:rPr>
+          <w:rFonts w:hint="eastAsia" w:ascii="Times New Roman" w:hAnsi="Times New Roman" w:eastAsia="FangSong" w:cs="Times New Roman"/>
+        </w:rPr>
+        <w:t>远高于冠醚</w:t>
+      </w:r>
+      <w:r>
+        <w:rPr>
+          <w:rFonts w:ascii="Times New Roman" w:hAnsi="Times New Roman" w:eastAsia="Times New Roman" w:cs="Times New Roman"/>
+        </w:rPr>
+        <w:t xml:space="preserve"> B </w:t>
+      </w:r>
+      <w:r>
+        <w:rPr>
+          <w:rFonts w:hint="eastAsia" w:ascii="Times New Roman" w:hAnsi="Times New Roman" w:eastAsia="FangSong" w:cs="Times New Roman"/>
+        </w:rPr>
+        <w:t>的选择性比</w:t>
+      </w:r>
+      <w:r>
+        <w:rPr>
+          <w:rFonts w:hint="eastAsia" w:ascii="Times New Roman" w:hAnsi="Times New Roman" w:eastAsia="Times New Roman" w:cs="Times New Roman"/>
+        </w:rPr>
+        <w:t>（6.3×10</w:t>
+      </w:r>
+      <w:r>
+        <w:rPr>
+          <w:rFonts w:hint="eastAsia" w:ascii="Times New Roman" w:hAnsi="Times New Roman" w:eastAsia="Times New Roman" w:cs="Times New Roman"/>
           <w:vertAlign w:val="superscript"/>
         </w:rPr>
-        <w:t>+</w:t>
-      </w:r>
-      <w:r>
-        <w:rPr>
-          <w:rStyle w:val="VerbatimChar"/>
-          <w:rFonts w:ascii="SimSun" w:hAnsi="SimSun" w:eastAsia="SimSun" w:cs="SimSun"/>
-        </w:rPr>
-        <w:t>)/M</w:t>
-      </w:r>
-      <w:r>
-        <w:rPr>
-          <w:rStyle w:val="VerbatimChar"/>
-          <w:rFonts w:ascii="SimSun" w:hAnsi="SimSun" w:eastAsia="SimSun" w:cs="SimSun"/>
+        <w:t>3</w:t>
+      </w:r>
+      <w:r>
+        <w:rPr>
+          <w:rFonts w:ascii="Times New Roman" w:hAnsi="Times New Roman" w:eastAsia="Times New Roman" w:cs="Times New Roman"/>
+        </w:rPr>
+        <w:t xml:space="preserve"> / 1.0×10</w:t>
+      </w:r>
+      <w:r>
+        <w:rPr>
+          <w:rFonts w:ascii="Times New Roman" w:hAnsi="Times New Roman" w:eastAsia="Times New Roman" w:cs="Times New Roman"/>
           <w:vertAlign w:val="superscript"/>
         </w:rPr>
-        <w:t>-1</w:t>
-      </w:r>
-      <w:r>
-        <w:rPr>
-          <w:rStyle w:val="VerbatimChar"/>
-          <w:rFonts w:ascii="SimSun" w:hAnsi="SimSun" w:eastAsia="SimSun" w:cs="SimSun"/>
-        </w:rPr>
-        <w:t xml:space="preserve"> |</w:t>
-      </w:r>
-      <w:r>
-        <w:rPr>
-          <w:rFonts w:ascii="SimSun" w:hAnsi="SimSun" w:eastAsia="SimSun" w:cs="SimSun"/>
-        </w:rPr>
-        <w:br/>
-      </w:r>
-      <w:r>
-        <w:rPr>
-          <w:rStyle w:val="VerbatimChar"/>
-          <w:rFonts w:ascii="SimSun" w:hAnsi="SimSun" w:eastAsia="SimSun" w:cs="SimSun"/>
-        </w:rPr>
-        <w:t xml:space="preserve">|:---|:---|---:|---:|</w:t>
-      </w:r>
-      <w:r>
-        <w:rPr>
-          <w:rFonts w:ascii="SimSun" w:hAnsi="SimSun" w:eastAsia="SimSun" w:cs="SimSun"/>
-        </w:rPr>
-        <w:br/>
-      </w:r>
-      <w:r>
-        <w:rPr>
-          <w:rStyle w:val="VerbatimChar"/>
-          <w:rFonts w:ascii="SimSun" w:hAnsi="SimSun" w:eastAsia="SimSun" w:cs="SimSun"/>
-        </w:rPr>
-        <w:t xml:space="preserve">| B | </w:t>
-      </w:r>
-      <w:r>
-        <w:rPr>
-          <w:rStyle w:val="VerbatimChar"/>
-          <w:rFonts w:hint="eastAsia" w:ascii="SimSun" w:hAnsi="SimSun" w:eastAsia="SimSun" w:cs="SimSun"/>
-        </w:rPr>
-        <w:t>[15]</w:t>
-      </w:r>
-      <w:r>
-        <w:rPr>
-          <w:rStyle w:val="VerbatimChar"/>
-          <w:rFonts w:hint="eastAsia" w:ascii="SimSun" w:hAnsi="SimSun" w:eastAsia="SimSun" w:cs="SimSun"/>
-        </w:rPr>
-        <w:t>冠</w:t>
-      </w:r>
-      <w:r>
-        <w:rPr>
-          <w:rStyle w:val="VerbatimChar"/>
-          <w:rFonts w:hint="eastAsia" w:ascii="SimSun" w:hAnsi="SimSun" w:eastAsia="SimSun" w:cs="SimSun"/>
-        </w:rPr>
-        <w:t>-5</w:t>
-      </w:r>
-      <w:r>
-        <w:rPr>
-          <w:rStyle w:val="VerbatimChar"/>
-          <w:rFonts w:ascii="SimSun" w:hAnsi="SimSun" w:eastAsia="SimSun" w:cs="SimSun"/>
-        </w:rPr>
-        <w:t xml:space="preserve"> | 6.3×10</w:t>
-      </w:r>
-      <w:r>
-        <w:rPr>
-          <w:rStyle w:val="VerbatimChar"/>
-          <w:rFonts w:ascii="SimSun" w:hAnsi="SimSun" w:eastAsia="SimSun" w:cs="SimSun"/>
-          <w:vertAlign w:val="superscript"/>
-        </w:rPr>
-        <w:t>3</w:t>
-      </w:r>
-      <w:r>
-        <w:rPr>
-          <w:rStyle w:val="VerbatimChar"/>
-          <w:rFonts w:ascii="SimSun" w:hAnsi="SimSun" w:eastAsia="SimSun" w:cs="SimSun"/>
-        </w:rPr>
-        <w:t xml:space="preserve"> | 1.0×10</w:t>
-      </w:r>
-      <w:r>
-        <w:rPr>
-          <w:rStyle w:val="VerbatimChar"/>
-          <w:rFonts w:ascii="SimSun" w:hAnsi="SimSun" w:eastAsia="SimSun" w:cs="SimSun"/>
-          <w:vertAlign w:val="superscript"/>
-        </w:rPr>
         <w:t>2</w:t>
       </w:r>
       <w:r>
         <w:rPr>
-          <w:rStyle w:val="VerbatimChar"/>
-          <w:rFonts w:ascii="SimSun" w:hAnsi="SimSun" w:eastAsia="SimSun" w:cs="SimSun"/>
-        </w:rPr>
-        <w:t xml:space="preserve"> |</w:t>
-      </w:r>
-      <w:r>
-        <w:rPr>
-          <w:rFonts w:ascii="SimSun" w:hAnsi="SimSun" w:eastAsia="SimSun" w:cs="SimSun"/>
-        </w:rPr>
-        <w:br/>
-      </w:r>
-      <w:r>
-        <w:rPr>
-          <w:rStyle w:val="VerbatimChar"/>
-          <w:rFonts w:ascii="SimSun" w:hAnsi="SimSun" w:eastAsia="SimSun" w:cs="SimSun"/>
-        </w:rPr>
-        <w:t xml:space="preserve">| C | </w:t>
-      </w:r>
-      <w:r>
-        <w:rPr>
-          <w:rStyle w:val="VerbatimChar"/>
-          <w:rFonts w:hint="eastAsia" w:ascii="SimSun" w:hAnsi="SimSun" w:eastAsia="SimSun" w:cs="SimSun"/>
-        </w:rPr>
-        <w:t>[2.2.1]</w:t>
-      </w:r>
-      <w:r>
-        <w:rPr>
-          <w:rStyle w:val="VerbatimChar"/>
-          <w:rFonts w:hint="eastAsia" w:ascii="SimSun" w:hAnsi="SimSun" w:eastAsia="SimSun" w:cs="SimSun"/>
-        </w:rPr>
-        <w:t>穴醚</w:t>
-      </w:r>
-      <w:r>
-        <w:rPr>
-          <w:rStyle w:val="VerbatimChar"/>
-          <w:rFonts w:ascii="SimSun" w:hAnsi="SimSun" w:eastAsia="SimSun" w:cs="SimSun"/>
-        </w:rPr>
-        <w:t xml:space="preserve"> | 8.0×10</w:t>
-      </w:r>
-      <w:r>
-        <w:rPr>
-          <w:rStyle w:val="VerbatimChar"/>
-          <w:rFonts w:ascii="SimSun" w:hAnsi="SimSun" w:eastAsia="SimSun" w:cs="SimSun"/>
-          <w:vertAlign w:val="superscript"/>
-        </w:rPr>
-        <w:t>4</w:t>
-      </w:r>
-      <w:r>
-        <w:rPr>
-          <w:rStyle w:val="VerbatimChar"/>
-          <w:rFonts w:ascii="SimSun" w:hAnsi="SimSun" w:eastAsia="SimSun" w:cs="SimSun"/>
-        </w:rPr>
-        <w:t xml:space="preserve"> | 2.0×10</w:t>
-      </w:r>
-      <w:r>
-        <w:rPr>
-          <w:rStyle w:val="VerbatimChar"/>
-          <w:rFonts w:ascii="SimSun" w:hAnsi="SimSun" w:eastAsia="SimSun" w:cs="SimSun"/>
-          <w:vertAlign w:val="superscript"/>
-        </w:rPr>
-        <w:t>2</w:t>
-      </w:r>
-      <w:r>
-        <w:rPr>
-          <w:rStyle w:val="VerbatimChar"/>
-          <w:rFonts w:ascii="SimSun" w:hAnsi="SimSun" w:eastAsia="SimSun" w:cs="SimSun"/>
-        </w:rPr>
-        <w:t xml:space="preserve"> |</w:t>
-      </w:r>
-      <w:r>
-        <w:rPr>
-          <w:rFonts w:ascii="SimSun" w:hAnsi="SimSun" w:eastAsia="SimSun" w:cs="SimSun"/>
-        </w:rPr>
-        <w:br/>
-      </w:r>
-      <w:r>
-        <w:rPr>
-          <w:rFonts w:ascii="SimSun" w:hAnsi="SimSun" w:eastAsia="SimSun" w:cs="SimSun"/>
-        </w:rPr>
-        <w:br/>
-      </w:r>
-      <w:r>
-        <w:rPr>
-          <w:rStyle w:val="VerbatimChar"/>
-          <w:rFonts w:ascii="SimSun" w:hAnsi="SimSun" w:eastAsia="SimSun" w:cs="SimSun"/>
-        </w:rPr>
-        <w:t xml:space="preserve">(a) </w:t>
-      </w:r>
-      <w:r>
-        <w:rPr>
-          <w:rStyle w:val="VerbatimChar"/>
-          <w:rFonts w:hint="eastAsia" w:ascii="SimSun" w:hAnsi="SimSun" w:eastAsia="SimSun" w:cs="SimSun"/>
-        </w:rPr>
-        <w:t xml:space="preserve">计算</w:t>
-      </w:r>
-      <w:r>
-        <w:rPr>
-          <w:rStyle w:val="VerbatimChar"/>
-          <w:rFonts w:ascii="SimSun" w:hAnsi="SimSun" w:eastAsia="SimSun" w:cs="SimSun"/>
+          <w:rFonts w:ascii="Times New Roman" w:hAnsi="Times New Roman" w:eastAsia="Times New Roman" w:cs="Times New Roman"/>
+        </w:rPr>
+        <w:t xml:space="preserve"> = </w:t>
+      </w:r>
+      <w:r>
+        <w:rPr>
+          <w:rFonts w:hint="eastAsia" w:ascii="Times New Roman" w:hAnsi="Times New Roman" w:eastAsia="Times New Roman" w:cs="Times New Roman"/>
+        </w:rPr>
+        <w:t xml:space="preserve">63）。</w:t>
+      </w:r>
+    </w:p>
+    <w:p>
+      <w:pPr>
+        <w:numPr>
+          <w:ilvl w:val="0"/>
+          <w:numId w:val="1011"/>
+        </w:numPr>
+      </w:pPr>
+      <w:r>
+        <w:rPr>
+          <w:rFonts w:hint="eastAsia" w:ascii="Times New Roman" w:hAnsi="Times New Roman" w:eastAsia="FangSong" w:cs="Times New Roman"/>
+        </w:rPr>
+        <w:t xml:space="preserve">从预组织和大二环效应的角度解释</w:t>
+      </w:r>
+      <w:r>
+        <w:rPr>
+          <w:rFonts w:ascii="Times New Roman" w:hAnsi="Times New Roman" w:eastAsia="Times New Roman" w:cs="Times New Roman"/>
+        </w:rPr>
+        <w:t xml:space="preserve"> C </w:t>
+      </w:r>
+      <w:r>
+        <w:rPr>
+          <w:rFonts w:hint="eastAsia" w:ascii="Times New Roman" w:hAnsi="Times New Roman" w:eastAsia="FangSong" w:cs="Times New Roman"/>
+        </w:rPr>
+        <w:t xml:space="preserve">的绝对结合常数高于</w:t>
+      </w:r>
+      <w:r>
+        <w:rPr>
+          <w:rFonts w:ascii="Times New Roman" w:hAnsi="Times New Roman" w:eastAsia="Times New Roman" w:cs="Times New Roman"/>
         </w:rPr>
         <w:t xml:space="preserve"> B </w:t>
       </w:r>
       <w:r>
         <w:rPr>
-          <w:rStyle w:val="VerbatimChar"/>
-          <w:rFonts w:hint="eastAsia" w:ascii="SimSun" w:hAnsi="SimSun" w:eastAsia="SimSun" w:cs="SimSun"/>
-        </w:rPr>
-        <w:t xml:space="preserve">和</w:t>
-      </w:r>
-      <w:r>
-        <w:rPr>
-          <w:rStyle w:val="VerbatimChar"/>
-          <w:rFonts w:ascii="SimSun" w:hAnsi="SimSun" w:eastAsia="SimSun" w:cs="SimSun"/>
-        </w:rPr>
-        <w:t xml:space="preserve"> C </w:t>
-      </w:r>
-      <w:r>
-        <w:rPr>
-          <w:rStyle w:val="VerbatimChar"/>
-          <w:rFonts w:hint="eastAsia" w:ascii="SimSun" w:hAnsi="SimSun" w:eastAsia="SimSun" w:cs="SimSun"/>
-        </w:rPr>
-        <w:t xml:space="preserve">对</w:t>
-      </w:r>
-      <w:r>
-        <w:rPr>
-          <w:rStyle w:val="VerbatimChar"/>
-          <w:rFonts w:ascii="SimSun" w:hAnsi="SimSun" w:eastAsia="SimSun" w:cs="SimSun"/>
-        </w:rPr>
-        <w:t xml:space="preserve"> Na</w:t>
-      </w:r>
-      <w:r>
-        <w:rPr>
-          <w:rStyle w:val="VerbatimChar"/>
-          <w:rFonts w:ascii="SimSun" w:hAnsi="SimSun" w:eastAsia="SimSun" w:cs="SimSun"/>
-          <w:vertAlign w:val="superscript"/>
-        </w:rPr>
-        <w:t>+</w:t>
-      </w:r>
-      <w:r>
-        <w:rPr>
-          <w:rStyle w:val="VerbatimChar"/>
-          <w:rFonts w:ascii="SimSun" w:hAnsi="SimSun" w:eastAsia="SimSun" w:cs="SimSun"/>
-        </w:rPr>
-        <w:t>/K</w:t>
-      </w:r>
-      <w:r>
-        <w:rPr>
-          <w:rStyle w:val="VerbatimChar"/>
-          <w:rFonts w:ascii="SimSun" w:hAnsi="SimSun" w:eastAsia="SimSun" w:cs="SimSun"/>
-          <w:vertAlign w:val="superscript"/>
-        </w:rPr>
-        <w:t>+</w:t>
-      </w:r>
-      <w:r>
-        <w:rPr>
-          <w:rStyle w:val="VerbatimChar"/>
-          <w:rFonts w:ascii="SimSun" w:hAnsi="SimSun" w:eastAsia="SimSun" w:cs="SimSun"/>
-        </w:rPr>
-        <w:t xml:space="preserve"> </w:t>
-      </w:r>
-      <w:r>
-        <w:rPr>
-          <w:rStyle w:val="VerbatimChar"/>
-          <w:rFonts w:hint="eastAsia" w:ascii="SimSun" w:hAnsi="SimSun" w:eastAsia="SimSun" w:cs="SimSun"/>
-        </w:rPr>
-        <w:t xml:space="preserve">的选择性比</w:t>
-      </w:r>
-      <w:r>
-        <w:rPr>
-          <w:rStyle w:val="VerbatimChar"/>
-          <w:rFonts w:ascii="SimSun" w:hAnsi="SimSun" w:eastAsia="SimSun" w:cs="SimSun"/>
-        </w:rPr>
-        <w:t xml:space="preserve"> $K_{Na}/K_{K}$。</w:t>
-      </w:r>
-      <w:r>
-        <w:rPr>
-          <w:rFonts w:ascii="SimSun" w:hAnsi="SimSun" w:eastAsia="SimSun" w:cs="SimSun"/>
-        </w:rPr>
-        <w:br/>
-      </w:r>
-      <w:r>
-        <w:rPr>
-          <w:rStyle w:val="VerbatimChar"/>
-          <w:rFonts w:ascii="SimSun" w:hAnsi="SimSun" w:eastAsia="SimSun" w:cs="SimSun"/>
-        </w:rPr>
-        <w:t xml:space="preserve">(b) </w:t>
-      </w:r>
-      <w:r>
-        <w:rPr>
-          <w:rStyle w:val="VerbatimChar"/>
-          <w:rFonts w:hint="eastAsia" w:ascii="SimSun" w:hAnsi="SimSun" w:eastAsia="SimSun" w:cs="SimSun"/>
-        </w:rPr>
-        <w:t xml:space="preserve">解释为什么穴醚</w:t>
-      </w:r>
-      <w:r>
-        <w:rPr>
-          <w:rStyle w:val="VerbatimChar"/>
-          <w:rFonts w:ascii="SimSun" w:hAnsi="SimSun" w:eastAsia="SimSun" w:cs="SimSun"/>
-        </w:rPr>
-        <w:t xml:space="preserve"> C </w:t>
-      </w:r>
-      <w:r>
-        <w:rPr>
-          <w:rStyle w:val="VerbatimChar"/>
-          <w:rFonts w:hint="eastAsia" w:ascii="SimSun" w:hAnsi="SimSun" w:eastAsia="SimSun" w:cs="SimSun"/>
-        </w:rPr>
-        <w:t>的选择性比</w:t>
-      </w:r>
-      <w:r>
-        <w:rPr>
-          <w:rStyle w:val="VerbatimChar"/>
-          <w:rFonts w:hint="eastAsia" w:ascii="SimSun" w:hAnsi="SimSun" w:eastAsia="SimSun" w:cs="SimSun"/>
-        </w:rPr>
-        <w:t>（8.0×10</w:t>
-      </w:r>
-      <w:r>
-        <w:rPr>
-          <w:rStyle w:val="VerbatimChar"/>
-          <w:rFonts w:hint="eastAsia" w:ascii="SimSun" w:hAnsi="SimSun" w:eastAsia="SimSun" w:cs="SimSun"/>
-          <w:vertAlign w:val="superscript"/>
-        </w:rPr>
-        <w:t>4</w:t>
-      </w:r>
-      <w:r>
-        <w:rPr>
-          <w:rStyle w:val="VerbatimChar"/>
-          <w:rFonts w:ascii="SimSun" w:hAnsi="SimSun" w:eastAsia="SimSun" w:cs="SimSun"/>
-        </w:rPr>
-        <w:t xml:space="preserve"> / 2.0×10</w:t>
-      </w:r>
-      <w:r>
-        <w:rPr>
-          <w:rStyle w:val="VerbatimChar"/>
-          <w:rFonts w:ascii="SimSun" w:hAnsi="SimSun" w:eastAsia="SimSun" w:cs="SimSun"/>
-          <w:vertAlign w:val="superscript"/>
-        </w:rPr>
-        <w:t>2</w:t>
-      </w:r>
-      <w:r>
-        <w:rPr>
-          <w:rStyle w:val="VerbatimChar"/>
-          <w:rFonts w:ascii="SimSun" w:hAnsi="SimSun" w:eastAsia="SimSun" w:cs="SimSun"/>
-        </w:rPr>
-        <w:t xml:space="preserve"> = </w:t>
-      </w:r>
-      <w:r>
-        <w:rPr>
-          <w:rStyle w:val="VerbatimChar"/>
-          <w:rFonts w:hint="eastAsia" w:ascii="SimSun" w:hAnsi="SimSun" w:eastAsia="SimSun" w:cs="SimSun"/>
-        </w:rPr>
-        <w:t>400）</w:t>
-      </w:r>
-      <w:r>
-        <w:rPr>
-          <w:rStyle w:val="VerbatimChar"/>
-          <w:rFonts w:hint="eastAsia" w:ascii="SimSun" w:hAnsi="SimSun" w:eastAsia="SimSun" w:cs="SimSun"/>
-        </w:rPr>
-        <w:t>远高于冠醚</w:t>
-      </w:r>
-      <w:r>
-        <w:rPr>
-          <w:rStyle w:val="VerbatimChar"/>
-          <w:rFonts w:ascii="SimSun" w:hAnsi="SimSun" w:eastAsia="SimSun" w:cs="SimSun"/>
-        </w:rPr>
-        <w:t xml:space="preserve"> B </w:t>
-      </w:r>
-      <w:r>
-        <w:rPr>
-          <w:rStyle w:val="VerbatimChar"/>
-          <w:rFonts w:hint="eastAsia" w:ascii="SimSun" w:hAnsi="SimSun" w:eastAsia="SimSun" w:cs="SimSun"/>
-        </w:rPr>
-        <w:t>的选择性比</w:t>
-      </w:r>
-      <w:r>
-        <w:rPr>
-          <w:rStyle w:val="VerbatimChar"/>
-          <w:rFonts w:hint="eastAsia" w:ascii="SimSun" w:hAnsi="SimSun" w:eastAsia="SimSun" w:cs="SimSun"/>
-        </w:rPr>
-        <w:t>（6.3×10</w:t>
-      </w:r>
-      <w:r>
-        <w:rPr>
-          <w:rStyle w:val="VerbatimChar"/>
-          <w:rFonts w:hint="eastAsia" w:ascii="SimSun" w:hAnsi="SimSun" w:eastAsia="SimSun" w:cs="SimSun"/>
-          <w:vertAlign w:val="superscript"/>
-        </w:rPr>
-        <w:t>3</w:t>
-      </w:r>
-      <w:r>
-        <w:rPr>
-          <w:rStyle w:val="VerbatimChar"/>
-          <w:rFonts w:ascii="SimSun" w:hAnsi="SimSun" w:eastAsia="SimSun" w:cs="SimSun"/>
-        </w:rPr>
-        <w:t xml:space="preserve"> / 1.0×10</w:t>
-      </w:r>
-      <w:r>
-        <w:rPr>
-          <w:rStyle w:val="VerbatimChar"/>
-          <w:rFonts w:ascii="SimSun" w:hAnsi="SimSun" w:eastAsia="SimSun" w:cs="SimSun"/>
-          <w:vertAlign w:val="superscript"/>
-        </w:rPr>
-        <w:t>2</w:t>
-      </w:r>
-      <w:r>
-        <w:rPr>
-          <w:rStyle w:val="VerbatimChar"/>
-          <w:rFonts w:ascii="SimSun" w:hAnsi="SimSun" w:eastAsia="SimSun" w:cs="SimSun"/>
-        </w:rPr>
-        <w:t xml:space="preserve"> = </w:t>
-      </w:r>
-      <w:r>
-        <w:rPr>
-          <w:rStyle w:val="VerbatimChar"/>
-          <w:rFonts w:hint="eastAsia" w:ascii="SimSun" w:hAnsi="SimSun" w:eastAsia="SimSun" w:cs="SimSun"/>
-        </w:rPr>
-        <w:t xml:space="preserve">63）。</w:t>
-      </w:r>
-      <w:r>
-        <w:rPr>
-          <w:rFonts w:ascii="SimSun" w:hAnsi="SimSun" w:eastAsia="SimSun" w:cs="SimSun"/>
-        </w:rPr>
-        <w:br/>
-      </w:r>
-      <w:r>
-        <w:rPr>
-          <w:rStyle w:val="VerbatimChar"/>
-          <w:rFonts w:ascii="SimSun" w:hAnsi="SimSun" w:eastAsia="SimSun" w:cs="SimSun"/>
-        </w:rPr>
-        <w:t xml:space="preserve">(c) </w:t>
-      </w:r>
-      <w:r>
-        <w:rPr>
-          <w:rStyle w:val="VerbatimChar"/>
-          <w:rFonts w:hint="eastAsia" w:ascii="SimSun" w:hAnsi="SimSun" w:eastAsia="SimSun" w:cs="SimSun"/>
-        </w:rPr>
-        <w:t xml:space="preserve">从预组织和大二环效应的角度解释</w:t>
-      </w:r>
-      <w:r>
-        <w:rPr>
-          <w:rStyle w:val="VerbatimChar"/>
-          <w:rFonts w:ascii="SimSun" w:hAnsi="SimSun" w:eastAsia="SimSun" w:cs="SimSun"/>
-        </w:rPr>
-        <w:t xml:space="preserve"> C </w:t>
-      </w:r>
-      <w:r>
-        <w:rPr>
-          <w:rStyle w:val="VerbatimChar"/>
-          <w:rFonts w:hint="eastAsia" w:ascii="SimSun" w:hAnsi="SimSun" w:eastAsia="SimSun" w:cs="SimSun"/>
-        </w:rPr>
-        <w:t xml:space="preserve">的绝对结合常数高于</w:t>
-      </w:r>
-      <w:r>
-        <w:rPr>
-          <w:rStyle w:val="VerbatimChar"/>
-          <w:rFonts w:ascii="SimSun" w:hAnsi="SimSun" w:eastAsia="SimSun" w:cs="SimSun"/>
-        </w:rPr>
-        <w:t xml:space="preserve"> B </w:t>
-      </w:r>
-      <w:r>
-        <w:rPr>
-          <w:rStyle w:val="VerbatimChar"/>
-          <w:rFonts w:hint="eastAsia" w:ascii="SimSun" w:hAnsi="SimSun" w:eastAsia="SimSun" w:cs="SimSun"/>
+          <w:rFonts w:hint="eastAsia" w:ascii="Times New Roman" w:hAnsi="Times New Roman" w:eastAsia="FangSong" w:cs="Times New Roman"/>
         </w:rPr>
         <w:t>的原因</w:t>
       </w:r>
       <w:r>
         <w:rPr>
-          <w:rStyle w:val="VerbatimChar"/>
-          <w:rFonts w:hint="eastAsia" w:ascii="SimSun" w:hAnsi="SimSun" w:eastAsia="SimSun" w:cs="SimSun"/>
+          <w:rFonts w:hint="eastAsia" w:ascii="Times New Roman" w:hAnsi="Times New Roman" w:eastAsia="Times New Roman" w:cs="Times New Roman"/>
         </w:rPr>
         <w:t>。</w:t>
       </w:r>
@@ -24884,6 +25068,91 @@
       </w:pPr>
     </w:lvl>
   </w:abstractNum>
+  <w:abstractNum w:abstractNumId="99731">
+    <w:nsid w:val="00A99731"/>
+    <w:multiLevelType w:val="multilevel"/>
+    <w:lvl w:ilvl="0">
+      <w:start w:val="1"/>
+      <w:numFmt w:val="lowerLetter"/>
+      <w:lvlText w:val="(%1)"/>
+      <w:lvlJc w:val="left"/>
+      <w:pPr>
+        <w:ind w:left="720" w:hanging="360"/>
+      </w:pPr>
+    </w:lvl>
+    <w:lvl w:ilvl="1">
+      <w:start w:val="1"/>
+      <w:numFmt w:val="lowerLetter"/>
+      <w:lvlText w:val="(%2)"/>
+      <w:lvlJc w:val="left"/>
+      <w:pPr>
+        <w:ind w:left="1440" w:hanging="360"/>
+      </w:pPr>
+    </w:lvl>
+    <w:lvl w:ilvl="2">
+      <w:start w:val="1"/>
+      <w:numFmt w:val="lowerLetter"/>
+      <w:lvlText w:val="(%3)"/>
+      <w:lvlJc w:val="left"/>
+      <w:pPr>
+        <w:ind w:left="2160" w:hanging="360"/>
+      </w:pPr>
+    </w:lvl>
+    <w:lvl w:ilvl="3">
+      <w:start w:val="1"/>
+      <w:numFmt w:val="lowerLetter"/>
+      <w:lvlText w:val="(%4)"/>
+      <w:lvlJc w:val="left"/>
+      <w:pPr>
+        <w:ind w:left="2880" w:hanging="360"/>
+      </w:pPr>
+    </w:lvl>
+    <w:lvl w:ilvl="4">
+      <w:start w:val="1"/>
+      <w:numFmt w:val="lowerLetter"/>
+      <w:lvlText w:val="(%5)"/>
+      <w:lvlJc w:val="left"/>
+      <w:pPr>
+        <w:ind w:left="3600" w:hanging="360"/>
+      </w:pPr>
+    </w:lvl>
+    <w:lvl w:ilvl="5">
+      <w:start w:val="1"/>
+      <w:numFmt w:val="lowerLetter"/>
+      <w:lvlText w:val="(%6)"/>
+      <w:lvlJc w:val="left"/>
+      <w:pPr>
+        <w:ind w:left="4320" w:hanging="360"/>
+      </w:pPr>
+    </w:lvl>
+    <w:lvl w:ilvl="6">
+      <w:start w:val="1"/>
+      <w:numFmt w:val="lowerLetter"/>
+      <w:lvlText w:val="(%7)"/>
+      <w:lvlJc w:val="left"/>
+      <w:pPr>
+        <w:ind w:left="5040" w:hanging="360"/>
+      </w:pPr>
+    </w:lvl>
+    <w:lvl w:ilvl="7">
+      <w:start w:val="1"/>
+      <w:numFmt w:val="lowerLetter"/>
+      <w:lvlText w:val="(%8)"/>
+      <w:lvlJc w:val="left"/>
+      <w:pPr>
+        <w:ind w:left="5760" w:hanging="360"/>
+      </w:pPr>
+    </w:lvl>
+    <w:lvl w:ilvl="8">
+      <w:start w:val="1"/>
+      <w:numFmt w:val="lowerLetter"/>
+      <w:lvlText w:val="(%9)"/>
+      <w:lvlJc w:val="left"/>
+      <w:pPr>
+        <w:ind w:left="6480" w:hanging="360"/>
+      </w:pPr>
+    </w:lvl>
+  </w:abstractNum>
   <w:num w:numId="1000">
     <w:abstractNumId w:val="990"/>
   </w:num>
@@ -24913,6 +25182,66 @@
   </w:num>
   <w:num w:numId="1009">
     <w:abstractNumId w:val="99411"/>
+    <w:lvlOverride w:ilvl="0">
+      <w:startOverride w:val="1"/>
+    </w:lvlOverride>
+    <w:lvlOverride w:ilvl="1">
+      <w:startOverride w:val="1"/>
+    </w:lvlOverride>
+    <w:lvlOverride w:ilvl="2">
+      <w:startOverride w:val="1"/>
+    </w:lvlOverride>
+    <w:lvlOverride w:ilvl="3">
+      <w:startOverride w:val="1"/>
+    </w:lvlOverride>
+    <w:lvlOverride w:ilvl="4">
+      <w:startOverride w:val="1"/>
+    </w:lvlOverride>
+    <w:lvlOverride w:ilvl="5">
+      <w:startOverride w:val="1"/>
+    </w:lvlOverride>
+    <w:lvlOverride w:ilvl="6">
+      <w:startOverride w:val="1"/>
+    </w:lvlOverride>
+    <w:lvlOverride w:ilvl="7">
+      <w:startOverride w:val="1"/>
+    </w:lvlOverride>
+    <w:lvlOverride w:ilvl="8">
+      <w:startOverride w:val="1"/>
+    </w:lvlOverride>
+  </w:num>
+  <w:num w:numId="1010">
+    <w:abstractNumId w:val="99731"/>
+    <w:lvlOverride w:ilvl="0">
+      <w:startOverride w:val="1"/>
+    </w:lvlOverride>
+    <w:lvlOverride w:ilvl="1">
+      <w:startOverride w:val="1"/>
+    </w:lvlOverride>
+    <w:lvlOverride w:ilvl="2">
+      <w:startOverride w:val="1"/>
+    </w:lvlOverride>
+    <w:lvlOverride w:ilvl="3">
+      <w:startOverride w:val="1"/>
+    </w:lvlOverride>
+    <w:lvlOverride w:ilvl="4">
+      <w:startOverride w:val="1"/>
+    </w:lvlOverride>
+    <w:lvlOverride w:ilvl="5">
+      <w:startOverride w:val="1"/>
+    </w:lvlOverride>
+    <w:lvlOverride w:ilvl="6">
+      <w:startOverride w:val="1"/>
+    </w:lvlOverride>
+    <w:lvlOverride w:ilvl="7">
+      <w:startOverride w:val="1"/>
+    </w:lvlOverride>
+    <w:lvlOverride w:ilvl="8">
+      <w:startOverride w:val="1"/>
+    </w:lvlOverride>
+  </w:num>
+  <w:num w:numId="1011">
+    <w:abstractNumId w:val="99731"/>
     <w:lvlOverride w:ilvl="0">
       <w:startOverride w:val="1"/>
     </w:lvlOverride>

--- a/06-学生侧材料/讲义/2-结构化学/超分子化学.docx
+++ b/06-学生侧材料/讲义/2-结构化学/超分子化学.docx
@@ -4022,7 +4022,7 @@
                 </m:e>
                 <m:sup>
                   <m:r>
-                    <m:t>4</m:t>
+                    <m:t>2</m:t>
                   </m:r>
                 </m:sup>
               </m:sSup>
@@ -4042,7 +4042,7 @@
                 </m:e>
                 <m:sup>
                   <m:r>
-                    <m:t>6</m:t>
+                    <m:t>4</m:t>
                   </m:r>
                 </m:sup>
               </m:sSup>

--- a/06-学生侧材料/讲义/2-结构化学/超分子化学.docx
+++ b/06-学生侧材料/讲义/2-结构化学/超分子化学.docx
@@ -18174,275 +18174,280 @@
     </w:p>
     <w:p>
       <w:pPr>
-        <w:pStyle w:val="SourceCode"/>
+        <w:pStyle w:val="Compact"/>
+        <w:numPr>
+          <w:ilvl w:val="0"/>
+          <w:numId w:val="1012"/>
+        </w:numPr>
       </w:pPr>
       <w:r>
         <w:rPr>
-          <w:rStyle w:val="VerbatimChar"/>
-          <w:rFonts w:ascii="SimSun" w:hAnsi="SimSun" w:eastAsia="SimSun" w:cs="SimSun"/>
-        </w:rPr>
-        <w:t xml:space="preserve">(a) </w:t>
-      </w:r>
-      <w:r>
-        <w:rPr>
-          <w:rStyle w:val="VerbatimChar"/>
-          <w:rFonts w:hint="eastAsia" w:ascii="SimSun" w:hAnsi="SimSun" w:eastAsia="SimSun" w:cs="SimSun"/>
+          <w:rFonts w:hint="eastAsia" w:ascii="Times New Roman" w:hAnsi="Times New Roman" w:eastAsia="FangSong" w:cs="Times New Roman"/>
         </w:rPr>
         <w:t xml:space="preserve">主体</w:t>
       </w:r>
       <w:r>
         <w:rPr>
-          <w:rStyle w:val="VerbatimChar"/>
-          <w:rFonts w:ascii="SimSun" w:hAnsi="SimSun" w:eastAsia="SimSun" w:cs="SimSun"/>
+          <w:rFonts w:ascii="Times New Roman" w:hAnsi="Times New Roman" w:eastAsia="Times New Roman" w:cs="Times New Roman"/>
         </w:rPr>
         <w:t xml:space="preserve"> D </w:t>
       </w:r>
       <w:r>
         <w:rPr>
-          <w:rStyle w:val="VerbatimChar"/>
-          <w:rFonts w:hint="eastAsia" w:ascii="SimSun" w:hAnsi="SimSun" w:eastAsia="SimSun" w:cs="SimSun"/>
+          <w:rFonts w:hint="eastAsia" w:ascii="Times New Roman" w:hAnsi="Times New Roman" w:eastAsia="FangSong" w:cs="Times New Roman"/>
         </w:rPr>
         <w:t xml:space="preserve">与客体</w:t>
       </w:r>
       <w:r>
         <w:rPr>
-          <w:rStyle w:val="VerbatimChar"/>
-          <w:rFonts w:ascii="SimSun" w:hAnsi="SimSun" w:eastAsia="SimSun" w:cs="SimSun"/>
+          <w:rFonts w:ascii="Times New Roman" w:hAnsi="Times New Roman" w:eastAsia="Times New Roman" w:cs="Times New Roman"/>
         </w:rPr>
         <w:t xml:space="preserve"> E </w:t>
       </w:r>
       <w:r>
         <w:rPr>
-          <w:rStyle w:val="VerbatimChar"/>
-          <w:rFonts w:hint="eastAsia" w:ascii="SimSun" w:hAnsi="SimSun" w:eastAsia="SimSun" w:cs="SimSun"/>
+          <w:rFonts w:hint="eastAsia" w:ascii="Times New Roman" w:hAnsi="Times New Roman" w:eastAsia="FangSong" w:cs="Times New Roman"/>
         </w:rPr>
         <w:t>之间的主要驱动力是什么</w:t>
       </w:r>
       <w:r>
         <w:rPr>
-          <w:rStyle w:val="VerbatimChar"/>
-          <w:rFonts w:hint="eastAsia" w:ascii="SimSun" w:hAnsi="SimSun" w:eastAsia="SimSun" w:cs="SimSun"/>
+          <w:rFonts w:hint="eastAsia" w:ascii="Times New Roman" w:hAnsi="Times New Roman" w:eastAsia="Times New Roman" w:cs="Times New Roman"/>
         </w:rPr>
         <w:t>？</w:t>
       </w:r>
-      <w:r>
-        <w:rPr>
-          <w:rFonts w:ascii="SimSun" w:hAnsi="SimSun" w:eastAsia="SimSun" w:cs="SimSun"/>
-        </w:rPr>
-        <w:br/>
-      </w:r>
-      <w:r>
-        <w:rPr>
-          <w:rStyle w:val="VerbatimChar"/>
-          <w:rFonts w:ascii="SimSun" w:hAnsi="SimSun" w:eastAsia="SimSun" w:cs="SimSun"/>
-        </w:rPr>
-        <w:t xml:space="preserve">(b) </w:t>
-      </w:r>
-      <w:r>
-        <w:rPr>
-          <w:rStyle w:val="VerbatimChar"/>
-          <w:rFonts w:hint="eastAsia" w:ascii="SimSun" w:hAnsi="SimSun" w:eastAsia="SimSun" w:cs="SimSun"/>
+    </w:p>
+    <w:p>
+      <w:pPr>
+        <w:pStyle w:val="Compact"/>
+        <w:numPr>
+          <w:ilvl w:val="0"/>
+          <w:numId w:val="1012"/>
+        </w:numPr>
+      </w:pPr>
+      <w:r>
+        <w:rPr>
+          <w:rFonts w:hint="eastAsia" w:ascii="Times New Roman" w:hAnsi="Times New Roman" w:eastAsia="FangSong" w:cs="Times New Roman"/>
         </w:rPr>
         <w:t xml:space="preserve">为什么选择</w:t>
       </w:r>
       <w:r>
         <w:rPr>
-          <w:rStyle w:val="VerbatimChar"/>
-          <w:rFonts w:ascii="SimSun" w:hAnsi="SimSun" w:eastAsia="SimSun" w:cs="SimSun"/>
+          <w:rFonts w:ascii="Times New Roman" w:hAnsi="Times New Roman" w:eastAsia="Times New Roman" w:cs="Times New Roman"/>
         </w:rPr>
         <w:t xml:space="preserve"> DMSO </w:t>
       </w:r>
       <w:r>
         <w:rPr>
-          <w:rStyle w:val="VerbatimChar"/>
-          <w:rFonts w:hint="eastAsia" w:ascii="SimSun" w:hAnsi="SimSun" w:eastAsia="SimSun" w:cs="SimSun"/>
+          <w:rFonts w:hint="eastAsia" w:ascii="Times New Roman" w:hAnsi="Times New Roman" w:eastAsia="FangSong" w:cs="Times New Roman"/>
         </w:rPr>
         <w:t>作为溶剂</w:t>
       </w:r>
       <w:r>
         <w:rPr>
-          <w:rStyle w:val="VerbatimChar"/>
-          <w:rFonts w:hint="eastAsia" w:ascii="SimSun" w:hAnsi="SimSun" w:eastAsia="SimSun" w:cs="SimSun"/>
+          <w:rFonts w:hint="eastAsia" w:ascii="Times New Roman" w:hAnsi="Times New Roman" w:eastAsia="Times New Roman" w:cs="Times New Roman"/>
         </w:rPr>
         <w:t>？</w:t>
       </w:r>
       <w:r>
         <w:rPr>
-          <w:rStyle w:val="VerbatimChar"/>
-          <w:rFonts w:hint="eastAsia" w:ascii="SimSun" w:hAnsi="SimSun" w:eastAsia="SimSun" w:cs="SimSun"/>
+          <w:rFonts w:hint="eastAsia" w:ascii="Times New Roman" w:hAnsi="Times New Roman" w:eastAsia="FangSong" w:cs="Times New Roman"/>
         </w:rPr>
         <w:t>如果换成水</w:t>
       </w:r>
       <w:r>
         <w:rPr>
-          <w:rStyle w:val="VerbatimChar"/>
-          <w:rFonts w:hint="eastAsia" w:ascii="SimSun" w:hAnsi="SimSun" w:eastAsia="SimSun" w:cs="SimSun"/>
-        </w:rPr>
-        <w:t>，$K_a$</w:t>
-      </w:r>
-      <w:r>
-        <w:rPr>
-          <w:rStyle w:val="VerbatimChar"/>
-          <w:rFonts w:ascii="SimSun" w:hAnsi="SimSun" w:eastAsia="SimSun" w:cs="SimSun"/>
+          <w:rFonts w:hint="eastAsia" w:ascii="Times New Roman" w:hAnsi="Times New Roman" w:eastAsia="Times New Roman" w:cs="Times New Roman"/>
+        </w:rPr>
+        <w:t>，</w:t>
+      </w:r>
+      <w:r>
+        <w:rPr>
+          <w:rFonts w:hint="eastAsia" w:ascii="Times New Roman" w:hAnsi="Times New Roman" w:eastAsia="FangSong" w:cs="Times New Roman"/>
+        </w:rPr>
+        <w:t>则</w:t>
+      </w:r>
+      <w:r>
+        <w:rPr>
+          <w:rFonts w:ascii="Times New Roman" w:hAnsi="Times New Roman" w:eastAsia="Times New Roman" w:cs="Times New Roman"/>
         </w:rPr>
         <w:t xml:space="preserve"> </w:t>
       </w:r>
-      <w:r>
-        <w:rPr>
-          <w:rStyle w:val="VerbatimChar"/>
-          <w:rFonts w:hint="eastAsia" w:ascii="SimSun" w:hAnsi="SimSun" w:eastAsia="SimSun" w:cs="SimSun"/>
+      <m:oMath>
+        <m:sSub>
+          <m:e>
+            <m:r>
+              <m:t>K</m:t>
+            </m:r>
+          </m:e>
+          <m:sub>
+            <m:r>
+              <m:t>a</m:t>
+            </m:r>
+          </m:sub>
+        </m:sSub>
+      </m:oMath>
+      <w:r>
+        <w:rPr>
+          <w:rFonts w:ascii="Times New Roman" w:hAnsi="Times New Roman" w:eastAsia="Times New Roman" w:cs="Times New Roman"/>
+        </w:rPr>
+        <w:t xml:space="preserve"> </w:t>
+      </w:r>
+      <w:r>
+        <w:rPr>
+          <w:rFonts w:hint="eastAsia" w:ascii="Times New Roman" w:hAnsi="Times New Roman" w:eastAsia="FangSong" w:cs="Times New Roman"/>
         </w:rPr>
         <w:t>会如何变化</w:t>
       </w:r>
       <w:r>
         <w:rPr>
-          <w:rStyle w:val="VerbatimChar"/>
-          <w:rFonts w:hint="eastAsia" w:ascii="SimSun" w:hAnsi="SimSun" w:eastAsia="SimSun" w:cs="SimSun"/>
+          <w:rFonts w:hint="eastAsia" w:ascii="Times New Roman" w:hAnsi="Times New Roman" w:eastAsia="Times New Roman" w:cs="Times New Roman"/>
         </w:rPr>
         <w:t>？</w:t>
       </w:r>
-      <w:r>
-        <w:rPr>
-          <w:rFonts w:ascii="SimSun" w:hAnsi="SimSun" w:eastAsia="SimSun" w:cs="SimSun"/>
-        </w:rPr>
-        <w:br/>
-      </w:r>
-      <w:r>
-        <w:rPr>
-          <w:rStyle w:val="VerbatimChar"/>
-          <w:rFonts w:ascii="SimSun" w:hAnsi="SimSun" w:eastAsia="SimSun" w:cs="SimSun"/>
-        </w:rPr>
-        <w:t xml:space="preserve">(c) NH </w:t>
-      </w:r>
-      <w:r>
-        <w:rPr>
-          <w:rStyle w:val="VerbatimChar"/>
-          <w:rFonts w:hint="eastAsia" w:ascii="SimSun" w:hAnsi="SimSun" w:eastAsia="SimSun" w:cs="SimSun"/>
+    </w:p>
+    <w:p>
+      <w:pPr>
+        <w:pStyle w:val="Compact"/>
+        <w:numPr>
+          <w:ilvl w:val="0"/>
+          <w:numId w:val="1012"/>
+        </w:numPr>
+      </w:pPr>
+      <w:r>
+        <w:rPr>
+          <w:rFonts w:ascii="Times New Roman" w:hAnsi="Times New Roman" w:eastAsia="Times New Roman" w:cs="Times New Roman"/>
+        </w:rPr>
+        <w:t xml:space="preserve">NH </w:t>
+      </w:r>
+      <w:r>
+        <w:rPr>
+          <w:rFonts w:hint="eastAsia" w:ascii="Times New Roman" w:hAnsi="Times New Roman" w:eastAsia="FangSong" w:cs="Times New Roman"/>
         </w:rPr>
         <w:t>信号低场位移说明了什么</w:t>
       </w:r>
       <w:r>
         <w:rPr>
-          <w:rStyle w:val="VerbatimChar"/>
-          <w:rFonts w:hint="eastAsia" w:ascii="SimSun" w:hAnsi="SimSun" w:eastAsia="SimSun" w:cs="SimSun"/>
+          <w:rFonts w:hint="eastAsia" w:ascii="Times New Roman" w:hAnsi="Times New Roman" w:eastAsia="Times New Roman" w:cs="Times New Roman"/>
         </w:rPr>
         <w:t>？</w:t>
       </w:r>
-      <w:r>
-        <w:rPr>
-          <w:rFonts w:ascii="SimSun" w:hAnsi="SimSun" w:eastAsia="SimSun" w:cs="SimSun"/>
-        </w:rPr>
-        <w:br/>
-      </w:r>
-      <w:r>
-        <w:rPr>
-          <w:rStyle w:val="VerbatimChar"/>
-          <w:rFonts w:ascii="SimSun" w:hAnsi="SimSun" w:eastAsia="SimSun" w:cs="SimSun"/>
-        </w:rPr>
-        <w:t xml:space="preserve">(d) </w:t>
-      </w:r>
-      <w:r>
-        <w:rPr>
-          <w:rStyle w:val="VerbatimChar"/>
-          <w:rFonts w:hint="eastAsia" w:ascii="SimSun" w:hAnsi="SimSun" w:eastAsia="SimSun" w:cs="SimSun"/>
+    </w:p>
+    <w:p>
+      <w:pPr>
+        <w:pStyle w:val="Compact"/>
+        <w:numPr>
+          <w:ilvl w:val="0"/>
+          <w:numId w:val="1012"/>
+        </w:numPr>
+      </w:pPr>
+      <w:r>
+        <w:rPr>
+          <w:rFonts w:hint="eastAsia" w:ascii="Times New Roman" w:hAnsi="Times New Roman" w:eastAsia="FangSong" w:cs="Times New Roman"/>
         </w:rPr>
         <w:t xml:space="preserve">预测若将</w:t>
       </w:r>
       <w:r>
         <w:rPr>
-          <w:rStyle w:val="VerbatimChar"/>
-          <w:rFonts w:ascii="SimSun" w:hAnsi="SimSun" w:eastAsia="SimSun" w:cs="SimSun"/>
+          <w:rFonts w:ascii="Times New Roman" w:hAnsi="Times New Roman" w:eastAsia="Times New Roman" w:cs="Times New Roman"/>
         </w:rPr>
         <w:t xml:space="preserve"> D </w:t>
       </w:r>
       <w:r>
         <w:rPr>
-          <w:rStyle w:val="VerbatimChar"/>
-          <w:rFonts w:hint="eastAsia" w:ascii="SimSun" w:hAnsi="SimSun" w:eastAsia="SimSun" w:cs="SimSun"/>
+          <w:rFonts w:hint="eastAsia" w:ascii="Times New Roman" w:hAnsi="Times New Roman" w:eastAsia="FangSong" w:cs="Times New Roman"/>
         </w:rPr>
         <w:t xml:space="preserve">的空穴直径从</w:t>
       </w:r>
       <w:r>
         <w:rPr>
-          <w:rStyle w:val="VerbatimChar"/>
-          <w:rFonts w:ascii="SimSun" w:hAnsi="SimSun" w:eastAsia="SimSun" w:cs="SimSun"/>
+          <w:rFonts w:ascii="Times New Roman" w:hAnsi="Times New Roman" w:eastAsia="Times New Roman" w:cs="Times New Roman"/>
         </w:rPr>
         <w:t xml:space="preserve"> 4.0 Å </w:t>
       </w:r>
       <w:r>
         <w:rPr>
-          <w:rStyle w:val="VerbatimChar"/>
-          <w:rFonts w:hint="eastAsia" w:ascii="SimSun" w:hAnsi="SimSun" w:eastAsia="SimSun" w:cs="SimSun"/>
+          <w:rFonts w:hint="eastAsia" w:ascii="Times New Roman" w:hAnsi="Times New Roman" w:eastAsia="FangSong" w:cs="Times New Roman"/>
         </w:rPr>
         <w:t xml:space="preserve">扩大到</w:t>
       </w:r>
       <w:r>
         <w:rPr>
-          <w:rStyle w:val="VerbatimChar"/>
-          <w:rFonts w:ascii="SimSun" w:hAnsi="SimSun" w:eastAsia="SimSun" w:cs="SimSun"/>
+          <w:rFonts w:ascii="Times New Roman" w:hAnsi="Times New Roman" w:eastAsia="Times New Roman" w:cs="Times New Roman"/>
         </w:rPr>
         <w:t xml:space="preserve"> 8.0 </w:t>
       </w:r>
       <w:r>
         <w:rPr>
-          <w:rStyle w:val="VerbatimChar"/>
-          <w:rFonts w:hint="eastAsia" w:ascii="SimSun" w:hAnsi="SimSun" w:eastAsia="SimSun" w:cs="SimSun"/>
+          <w:rFonts w:hint="eastAsia" w:ascii="Times New Roman" w:hAnsi="Times New Roman" w:eastAsia="Times New Roman" w:cs="Times New Roman"/>
         </w:rPr>
         <w:t>Å，</w:t>
       </w:r>
       <w:r>
         <w:rPr>
-          <w:rStyle w:val="VerbatimChar"/>
-          <w:rFonts w:hint="eastAsia" w:ascii="SimSun" w:hAnsi="SimSun" w:eastAsia="SimSun" w:cs="SimSun"/>
+          <w:rFonts w:hint="eastAsia" w:ascii="Times New Roman" w:hAnsi="Times New Roman" w:eastAsia="FangSong" w:cs="Times New Roman"/>
         </w:rPr>
         <w:t>对小分子客体</w:t>
       </w:r>
       <w:r>
         <w:rPr>
-          <w:rStyle w:val="VerbatimChar"/>
-          <w:rFonts w:hint="eastAsia" w:ascii="SimSun" w:hAnsi="SimSun" w:eastAsia="SimSun" w:cs="SimSun"/>
+          <w:rFonts w:hint="eastAsia" w:ascii="Times New Roman" w:hAnsi="Times New Roman" w:eastAsia="Times New Roman" w:cs="Times New Roman"/>
         </w:rPr>
         <w:t>（</w:t>
       </w:r>
       <w:r>
         <w:rPr>
-          <w:rStyle w:val="VerbatimChar"/>
-          <w:rFonts w:hint="eastAsia" w:ascii="SimSun" w:hAnsi="SimSun" w:eastAsia="SimSun" w:cs="SimSun"/>
+          <w:rFonts w:hint="eastAsia" w:ascii="Times New Roman" w:hAnsi="Times New Roman" w:eastAsia="FangSong" w:cs="Times New Roman"/>
         </w:rPr>
         <w:t>如甲醇</w:t>
       </w:r>
       <w:r>
         <w:rPr>
-          <w:rStyle w:val="VerbatimChar"/>
-          <w:rFonts w:hint="eastAsia" w:ascii="SimSun" w:hAnsi="SimSun" w:eastAsia="SimSun" w:cs="SimSun"/>
+          <w:rFonts w:hint="eastAsia" w:ascii="Times New Roman" w:hAnsi="Times New Roman" w:eastAsia="Times New Roman" w:cs="Times New Roman"/>
         </w:rPr>
         <w:t>）</w:t>
       </w:r>
       <w:r>
         <w:rPr>
-          <w:rStyle w:val="VerbatimChar"/>
-          <w:rFonts w:hint="eastAsia" w:ascii="SimSun" w:hAnsi="SimSun" w:eastAsia="SimSun" w:cs="SimSun"/>
+          <w:rFonts w:hint="eastAsia" w:ascii="Times New Roman" w:hAnsi="Times New Roman" w:eastAsia="FangSong" w:cs="Times New Roman"/>
         </w:rPr>
         <w:t>的</w:t>
       </w:r>
       <w:r>
         <w:rPr>
-          <w:rStyle w:val="VerbatimChar"/>
-          <w:rFonts w:ascii="SimSun" w:hAnsi="SimSun" w:eastAsia="SimSun" w:cs="SimSun"/>
-        </w:rPr>
-        <w:t xml:space="preserve"> $K_a$ </w:t>
-      </w:r>
-      <w:r>
-        <w:rPr>
-          <w:rStyle w:val="VerbatimChar"/>
-          <w:rFonts w:hint="eastAsia" w:ascii="SimSun" w:hAnsi="SimSun" w:eastAsia="SimSun" w:cs="SimSun"/>
+          <w:rFonts w:ascii="Times New Roman" w:hAnsi="Times New Roman" w:eastAsia="Times New Roman" w:cs="Times New Roman"/>
+        </w:rPr>
+        <w:t xml:space="preserve"> </w:t>
+      </w:r>
+      <m:oMath>
+        <m:sSub>
+          <m:e>
+            <m:r>
+              <m:t>K</m:t>
+            </m:r>
+          </m:e>
+          <m:sub>
+            <m:r>
+              <m:t>a</m:t>
+            </m:r>
+          </m:sub>
+        </m:sSub>
+      </m:oMath>
+      <w:r>
+        <w:rPr>
+          <w:rFonts w:ascii="Times New Roman" w:hAnsi="Times New Roman" w:eastAsia="Times New Roman" w:cs="Times New Roman"/>
+        </w:rPr>
+        <w:t xml:space="preserve"> </w:t>
+      </w:r>
+      <w:r>
+        <w:rPr>
+          <w:rFonts w:hint="eastAsia" w:ascii="Times New Roman" w:hAnsi="Times New Roman" w:eastAsia="FangSong" w:cs="Times New Roman"/>
         </w:rPr>
         <w:t>有何影响</w:t>
       </w:r>
       <w:r>
         <w:rPr>
-          <w:rStyle w:val="VerbatimChar"/>
-          <w:rFonts w:hint="eastAsia" w:ascii="SimSun" w:hAnsi="SimSun" w:eastAsia="SimSun" w:cs="SimSun"/>
+          <w:rFonts w:hint="eastAsia" w:ascii="Times New Roman" w:hAnsi="Times New Roman" w:eastAsia="Times New Roman" w:cs="Times New Roman"/>
         </w:rPr>
         <w:t>。</w:t>
       </w:r>
@@ -25241,6 +25246,36 @@
     </w:lvlOverride>
   </w:num>
   <w:num w:numId="1011">
+    <w:abstractNumId w:val="99731"/>
+    <w:lvlOverride w:ilvl="0">
+      <w:startOverride w:val="1"/>
+    </w:lvlOverride>
+    <w:lvlOverride w:ilvl="1">
+      <w:startOverride w:val="1"/>
+    </w:lvlOverride>
+    <w:lvlOverride w:ilvl="2">
+      <w:startOverride w:val="1"/>
+    </w:lvlOverride>
+    <w:lvlOverride w:ilvl="3">
+      <w:startOverride w:val="1"/>
+    </w:lvlOverride>
+    <w:lvlOverride w:ilvl="4">
+      <w:startOverride w:val="1"/>
+    </w:lvlOverride>
+    <w:lvlOverride w:ilvl="5">
+      <w:startOverride w:val="1"/>
+    </w:lvlOverride>
+    <w:lvlOverride w:ilvl="6">
+      <w:startOverride w:val="1"/>
+    </w:lvlOverride>
+    <w:lvlOverride w:ilvl="7">
+      <w:startOverride w:val="1"/>
+    </w:lvlOverride>
+    <w:lvlOverride w:ilvl="8">
+      <w:startOverride w:val="1"/>
+    </w:lvlOverride>
+  </w:num>
+  <w:num w:numId="1012">
     <w:abstractNumId w:val="99731"/>
     <w:lvlOverride w:ilvl="0">
       <w:startOverride w:val="1"/>

--- a/06-学生侧材料/讲义/2-结构化学/超分子化学.docx
+++ b/06-学生侧材料/讲义/2-结构化学/超分子化学.docx
@@ -4669,7 +4669,7 @@
           <w:iCs/>
           <w:sz w:val="21"/>
         </w:rPr>
-        <w:t>18-</w:t>
+        <w:t>1-</w:t>
       </w:r>
       <w:r>
         <w:rPr>

--- a/06-学生侧材料/讲义/2-结构化学/超分子化学.docx
+++ b/06-学生侧材料/讲义/2-结构化学/超分子化学.docx
@@ -4669,7 +4669,7 @@
           <w:iCs/>
           <w:sz w:val="21"/>
         </w:rPr>
-        <w:t>1-</w:t>
+        <w:t>18-</w:t>
       </w:r>
       <w:r>
         <w:rPr>

--- a/06-学生侧材料/讲义/2-结构化学/超分子化学.docx
+++ b/06-学生侧材料/讲义/2-结构化学/超分子化学.docx
@@ -18,204 +18,6 @@
     </w:p>
     <w:p>
       <w:pPr>
-        <w:pStyle w:val="BlockText"/>
-      </w:pPr>
-      <w:r>
-        <w:rPr>
-          <w:rFonts w:hint="eastAsia" w:ascii="Times New Roman" w:hAnsi="Times New Roman" w:eastAsia="FangSong" w:cs="Times New Roman"/>
-          <w:b/>
-          <w:bCs/>
-        </w:rPr>
-        <w:t xml:space="preserve">源素材</w:t>
-      </w:r>
-      <w:r>
-        <w:rPr>
-          <w:rFonts w:hint="eastAsia" w:ascii="Times New Roman" w:hAnsi="Times New Roman" w:eastAsia="Times New Roman" w:cs="Times New Roman"/>
-        </w:rPr>
-        <w:t xml:space="preserve">：Steed</w:t>
-      </w:r>
-      <w:r>
-        <w:rPr>
-          <w:rFonts w:ascii="Times New Roman" w:hAnsi="Times New Roman" w:eastAsia="Times New Roman" w:cs="Times New Roman"/>
-        </w:rPr>
-        <w:t xml:space="preserve"> &amp; </w:t>
-      </w:r>
-      <w:r>
-        <w:rPr>
-          <w:rFonts w:hint="eastAsia" w:ascii="Times New Roman" w:hAnsi="Times New Roman" w:eastAsia="Times New Roman" w:cs="Times New Roman"/>
-        </w:rPr>
-        <w:t>Atwood《</w:t>
-      </w:r>
-      <w:r>
-        <w:rPr>
-          <w:rFonts w:hint="eastAsia" w:ascii="Times New Roman" w:hAnsi="Times New Roman" w:eastAsia="FangSong" w:cs="Times New Roman"/>
-        </w:rPr>
-        <w:t>超分子化学</w:t>
-      </w:r>
-      <w:r>
-        <w:rPr>
-          <w:rFonts w:hint="eastAsia" w:ascii="Times New Roman" w:hAnsi="Times New Roman" w:eastAsia="Times New Roman" w:cs="Times New Roman"/>
-        </w:rPr>
-        <w:t>》Ch1（</w:t>
-      </w:r>
-      <w:r>
-        <w:rPr>
-          <w:rFonts w:hint="eastAsia" w:ascii="Times New Roman" w:hAnsi="Times New Roman" w:eastAsia="FangSong" w:cs="Times New Roman"/>
-        </w:rPr>
-        <w:t>概念</w:t>
-      </w:r>
-      <w:r>
-        <w:rPr>
-          <w:rFonts w:hint="eastAsia" w:ascii="Times New Roman" w:hAnsi="Times New Roman" w:eastAsia="Times New Roman" w:cs="Times New Roman"/>
-        </w:rPr>
-        <w:t>）、Ch3（</w:t>
-      </w:r>
-      <w:r>
-        <w:rPr>
-          <w:rFonts w:hint="eastAsia" w:ascii="Times New Roman" w:hAnsi="Times New Roman" w:eastAsia="FangSong" w:cs="Times New Roman"/>
-        </w:rPr>
-        <w:t>阳离子主体</w:t>
-      </w:r>
-      <w:r>
-        <w:rPr>
-          <w:rFonts w:hint="eastAsia" w:ascii="Times New Roman" w:hAnsi="Times New Roman" w:eastAsia="Times New Roman" w:cs="Times New Roman"/>
-        </w:rPr>
-        <w:t>）、Ch5（</w:t>
-      </w:r>
-      <w:r>
-        <w:rPr>
-          <w:rFonts w:hint="eastAsia" w:ascii="Times New Roman" w:hAnsi="Times New Roman" w:eastAsia="FangSong" w:cs="Times New Roman"/>
-        </w:rPr>
-        <w:t>中性分子主体</w:t>
-      </w:r>
-      <w:r>
-        <w:rPr>
-          <w:rFonts w:hint="eastAsia" w:ascii="Times New Roman" w:hAnsi="Times New Roman" w:eastAsia="Times New Roman" w:cs="Times New Roman"/>
-        </w:rPr>
-        <w:t>）、Ch7（</w:t>
-      </w:r>
-      <w:r>
-        <w:rPr>
-          <w:rFonts w:hint="eastAsia" w:ascii="Times New Roman" w:hAnsi="Times New Roman" w:eastAsia="FangSong" w:cs="Times New Roman"/>
-        </w:rPr>
-        <w:t>模板与自组装</w:t>
-      </w:r>
-      <w:r>
-        <w:rPr>
-          <w:rFonts w:hint="eastAsia" w:ascii="Times New Roman" w:hAnsi="Times New Roman" w:eastAsia="Times New Roman" w:cs="Times New Roman"/>
-        </w:rPr>
-        <w:t>）</w:t>
-      </w:r>
-    </w:p>
-    <w:p>
-      <w:pPr>
-        <w:pStyle w:val="BlockText"/>
-      </w:pPr>
-      <w:r>
-        <w:rPr>
-          <w:rFonts w:hint="eastAsia" w:ascii="Times New Roman" w:hAnsi="Times New Roman" w:eastAsia="FangSong" w:cs="Times New Roman"/>
-        </w:rPr>
-        <w:t>超分子化学是</w:t>
-      </w:r>
-      <w:r>
-        <w:rPr>
-          <w:rFonts w:hint="eastAsia" w:ascii="Times New Roman" w:hAnsi="Times New Roman" w:eastAsia="Times New Roman" w:cs="Times New Roman"/>
-        </w:rPr>
-        <w:t>”</w:t>
-      </w:r>
-      <w:r>
-        <w:rPr>
-          <w:rFonts w:hint="eastAsia" w:ascii="Times New Roman" w:hAnsi="Times New Roman" w:eastAsia="FangSong" w:cs="Times New Roman"/>
-        </w:rPr>
-        <w:t>超越分子</w:t>
-      </w:r>
-      <w:r>
-        <w:rPr>
-          <w:rFonts w:hint="eastAsia" w:ascii="Times New Roman" w:hAnsi="Times New Roman" w:eastAsia="Times New Roman" w:cs="Times New Roman"/>
-        </w:rPr>
-        <w:t>”</w:t>
-      </w:r>
-      <w:r>
-        <w:rPr>
-          <w:rFonts w:hint="eastAsia" w:ascii="Times New Roman" w:hAnsi="Times New Roman" w:eastAsia="FangSong" w:cs="Times New Roman"/>
-        </w:rPr>
-        <w:t>的化学</w:t>
-      </w:r>
-      <w:r>
-        <w:rPr>
-          <w:rFonts w:hint="eastAsia" w:ascii="Times New Roman" w:hAnsi="Times New Roman" w:eastAsia="Times New Roman" w:cs="Times New Roman"/>
-        </w:rPr>
-        <w:t>——</w:t>
-      </w:r>
-      <w:r>
-        <w:rPr>
-          <w:rFonts w:hint="eastAsia" w:ascii="Times New Roman" w:hAnsi="Times New Roman" w:eastAsia="FangSong" w:cs="Times New Roman"/>
-        </w:rPr>
-        <w:t>研究分子间非共价相互作用驱动的组装与识别</w:t>
-      </w:r>
-      <w:r>
-        <w:rPr>
-          <w:rFonts w:hint="eastAsia" w:ascii="Times New Roman" w:hAnsi="Times New Roman" w:eastAsia="Times New Roman" w:cs="Times New Roman"/>
-        </w:rPr>
-        <w:t>。</w:t>
-      </w:r>
-      <w:r>
-        <w:rPr>
-          <w:rFonts w:hint="eastAsia" w:ascii="Times New Roman" w:hAnsi="Times New Roman" w:eastAsia="FangSong" w:cs="Times New Roman"/>
-        </w:rPr>
-        <w:t>本讲覆盖决赛超分子考纲的三大模块</w:t>
-      </w:r>
-      <w:r>
-        <w:rPr>
-          <w:rFonts w:hint="eastAsia" w:ascii="Times New Roman" w:hAnsi="Times New Roman" w:eastAsia="Times New Roman" w:cs="Times New Roman"/>
-        </w:rPr>
-        <w:t>：</w:t>
-      </w:r>
-      <w:r>
-        <w:rPr>
-          <w:rFonts w:hint="eastAsia" w:ascii="Times New Roman" w:hAnsi="Times New Roman" w:eastAsia="FangSong" w:cs="Times New Roman"/>
-          <w:b/>
-          <w:bCs/>
-        </w:rPr>
-        <w:t xml:space="preserve">相互作用谱系</w:t>
-      </w:r>
-      <w:r>
-        <w:rPr>
-          <w:rFonts w:ascii="Times New Roman" w:hAnsi="Times New Roman" w:eastAsia="Times New Roman" w:cs="Times New Roman"/>
-        </w:rPr>
-        <w:t xml:space="preserve">、</w:t>
-      </w:r>
-      <w:r>
-        <w:rPr>
-          <w:rFonts w:hint="eastAsia" w:ascii="Times New Roman" w:hAnsi="Times New Roman" w:eastAsia="FangSong" w:cs="Times New Roman"/>
-          <w:b/>
-          <w:bCs/>
-        </w:rPr>
-        <w:t xml:space="preserve">主客体化学</w:t>
-      </w:r>
-      <w:r>
-        <w:rPr>
-          <w:rFonts w:ascii="Times New Roman" w:hAnsi="Times New Roman" w:eastAsia="Times New Roman" w:cs="Times New Roman"/>
-        </w:rPr>
-        <w:t xml:space="preserve">、</w:t>
-      </w:r>
-      <w:r>
-        <w:rPr>
-          <w:rFonts w:hint="eastAsia" w:ascii="Times New Roman" w:hAnsi="Times New Roman" w:eastAsia="FangSong" w:cs="Times New Roman"/>
-          <w:b/>
-          <w:bCs/>
-        </w:rPr>
-        <w:t xml:space="preserve">分子自组装</w:t>
-      </w:r>
-      <w:r>
-        <w:rPr>
-          <w:rFonts w:ascii="Times New Roman" w:hAnsi="Times New Roman" w:eastAsia="Times New Roman" w:cs="Times New Roman"/>
-        </w:rPr>
-        <w:t xml:space="preserve">。</w:t>
-      </w:r>
-    </w:p>
-    <w:p>
-      <w:pPr>
         <w:spacing w:before="160" w:after="80"/>
       </w:pPr>
       <w:r>
@@ -241,6 +43,7 @@
       <w:pPr>
         <w:pStyle w:val="BlockText"/>
         <w:spacing w:after="80"/>
+        <w:ind w:firstLine="420"/>
       </w:pPr>
       <w:r>
         <w:rPr>
@@ -363,6 +166,15 @@
         <w:tblW w:type="pct" w:w="5000"/>
         <w:tblLayout w:type="fixed"/>
         <w:tblLook w:firstRow="1" w:lastRow="0" w:firstColumn="0" w:lastColumn="0" w:noHBand="0" w:noVBand="0" w:val="0020"/>
+        <w:jc w:val="center"/>
+        <w:tblBorders>
+          <w:top w:val="single" w:sz="12" w:space="0" w:color="333333"/>
+          <w:bottom w:val="single" w:sz="12" w:space="0" w:color="333333"/>
+          <w:left w:val="none"/>
+          <w:right w:val="none"/>
+          <w:insideH w:val="none"/>
+          <w:insideV w:val="none"/>
+        </w:tblBorders>
       </w:tblPr>
       <w:tblGrid>
         <w:gridCol w:w="3960"/>
@@ -373,7 +185,11 @@
           <w:tblHeader w:val="on"/>
         </w:trPr>
         <w:tc>
-          <w:tcPr/>
+          <w:tcPr>
+            <w:tcBorders>
+              <w:bottom w:val="single" w:sz="6" w:space="0" w:color="333333"/>
+            </w:tcBorders>
+          </w:tcPr>
           <w:p>
             <w:pPr>
               <w:pStyle w:val="Compact"/>
@@ -389,7 +205,11 @@
           </w:p>
         </w:tc>
         <w:tc>
-          <w:tcPr/>
+          <w:tcPr>
+            <w:tcBorders>
+              <w:bottom w:val="single" w:sz="6" w:space="0" w:color="333333"/>
+            </w:tcBorders>
+          </w:tcPr>
           <w:p>
             <w:pPr>
               <w:pStyle w:val="Compact"/>
@@ -823,6 +643,15 @@
         <w:tblW w:type="pct" w:w="5000"/>
         <w:tblLayout w:type="fixed"/>
         <w:tblLook w:firstRow="1" w:lastRow="0" w:firstColumn="0" w:lastColumn="0" w:noHBand="0" w:noVBand="0" w:val="0020"/>
+        <w:jc w:val="center"/>
+        <w:tblBorders>
+          <w:top w:val="single" w:sz="12" w:space="0" w:color="333333"/>
+          <w:bottom w:val="single" w:sz="12" w:space="0" w:color="333333"/>
+          <w:left w:val="none"/>
+          <w:right w:val="none"/>
+          <w:insideH w:val="none"/>
+          <w:insideV w:val="none"/>
+        </w:tblBorders>
       </w:tblPr>
       <w:tblGrid>
         <w:gridCol w:w="1466"/>
@@ -837,7 +666,11 @@
           <w:tblHeader w:val="on"/>
         </w:trPr>
         <w:tc>
-          <w:tcPr/>
+          <w:tcPr>
+            <w:tcBorders>
+              <w:bottom w:val="single" w:sz="6" w:space="0" w:color="333333"/>
+            </w:tcBorders>
+          </w:tcPr>
           <w:p>
             <w:pPr>
               <w:pStyle w:val="Compact"/>
@@ -853,7 +686,11 @@
           </w:p>
         </w:tc>
         <w:tc>
-          <w:tcPr/>
+          <w:tcPr>
+            <w:tcBorders>
+              <w:bottom w:val="single" w:sz="6" w:space="0" w:color="333333"/>
+            </w:tcBorders>
+          </w:tcPr>
           <w:p>
             <w:pPr>
               <w:pStyle w:val="Compact"/>
@@ -869,7 +706,11 @@
           </w:p>
         </w:tc>
         <w:tc>
-          <w:tcPr/>
+          <w:tcPr>
+            <w:tcBorders>
+              <w:bottom w:val="single" w:sz="6" w:space="0" w:color="333333"/>
+            </w:tcBorders>
+          </w:tcPr>
           <w:p>
             <w:pPr>
               <w:pStyle w:val="Compact"/>
@@ -900,7 +741,11 @@
           </w:p>
         </w:tc>
         <w:tc>
-          <w:tcPr/>
+          <w:tcPr>
+            <w:tcBorders>
+              <w:bottom w:val="single" w:sz="6" w:space="0" w:color="333333"/>
+            </w:tcBorders>
+          </w:tcPr>
           <w:p>
             <w:pPr>
               <w:pStyle w:val="Compact"/>
@@ -916,7 +761,11 @@
           </w:p>
         </w:tc>
         <w:tc>
-          <w:tcPr/>
+          <w:tcPr>
+            <w:tcBorders>
+              <w:bottom w:val="single" w:sz="6" w:space="0" w:color="333333"/>
+            </w:tcBorders>
+          </w:tcPr>
           <w:p>
             <w:pPr>
               <w:pStyle w:val="Compact"/>
@@ -932,7 +781,11 @@
           </w:p>
         </w:tc>
         <w:tc>
-          <w:tcPr/>
+          <w:tcPr>
+            <w:tcBorders>
+              <w:bottom w:val="single" w:sz="6" w:space="0" w:color="333333"/>
+            </w:tcBorders>
+          </w:tcPr>
           <w:p>
             <w:pPr>
               <w:pStyle w:val="Compact"/>
@@ -1993,6 +1846,7 @@
     <w:p>
       <w:pPr>
         <w:pStyle w:val="FirstParagraph"/>
+        <w:ind w:firstLine="420"/>
       </w:pPr>
       <w:r>
         <w:rPr>
@@ -2302,6 +2156,7 @@
     <w:p>
       <w:pPr>
         <w:pStyle w:val="BlockText"/>
+        <w:ind w:firstLine="420"/>
       </w:pPr>
       <w:r>
         <w:rPr>
@@ -2455,6 +2310,7 @@
     <w:p>
       <w:pPr>
         <w:pStyle w:val="FirstParagraph"/>
+        <w:ind w:firstLine="420"/>
       </w:pPr>
       <w:r>
         <w:rPr>
@@ -2476,6 +2332,7 @@
           <w:ilvl w:val="0"/>
           <w:numId w:val="1001"/>
         </w:numPr>
+        <w:ind w:firstLine="420"/>
       </w:pPr>
       <w:r>
         <w:rPr>
@@ -2648,6 +2505,7 @@
           <w:ilvl w:val="0"/>
           <w:numId w:val="1001"/>
         </w:numPr>
+        <w:ind w:firstLine="420"/>
       </w:pPr>
       <w:r>
         <w:rPr>
@@ -2800,6 +2658,15 @@
         <w:tblW w:type="pct" w:w="5000"/>
         <w:tblLayout w:type="fixed"/>
         <w:tblLook w:firstRow="1" w:lastRow="0" w:firstColumn="0" w:lastColumn="0" w:noHBand="0" w:noVBand="0" w:val="0020"/>
+        <w:jc w:val="center"/>
+        <w:tblBorders>
+          <w:top w:val="single" w:sz="12" w:space="0" w:color="333333"/>
+          <w:bottom w:val="single" w:sz="12" w:space="0" w:color="333333"/>
+          <w:left w:val="none"/>
+          <w:right w:val="none"/>
+          <w:insideH w:val="none"/>
+          <w:insideV w:val="none"/>
+        </w:tblBorders>
       </w:tblPr>
       <w:tblGrid>
         <w:gridCol w:w="2436"/>
@@ -2811,7 +2678,11 @@
           <w:tblHeader w:val="on"/>
         </w:trPr>
         <w:tc>
-          <w:tcPr/>
+          <w:tcPr>
+            <w:tcBorders>
+              <w:bottom w:val="single" w:sz="6" w:space="0" w:color="333333"/>
+            </w:tcBorders>
+          </w:tcPr>
           <w:p>
             <w:pPr>
               <w:pStyle w:val="Compact"/>
@@ -2827,7 +2698,11 @@
           </w:p>
         </w:tc>
         <w:tc>
-          <w:tcPr/>
+          <w:tcPr>
+            <w:tcBorders>
+              <w:bottom w:val="single" w:sz="6" w:space="0" w:color="333333"/>
+            </w:tcBorders>
+          </w:tcPr>
           <w:p>
             <w:pPr>
               <w:pStyle w:val="Compact"/>
@@ -2843,7 +2718,11 @@
           </w:p>
         </w:tc>
         <w:tc>
-          <w:tcPr/>
+          <w:tcPr>
+            <w:tcBorders>
+              <w:bottom w:val="single" w:sz="6" w:space="0" w:color="333333"/>
+            </w:tcBorders>
+          </w:tcPr>
           <w:p>
             <w:pPr>
               <w:pStyle w:val="Compact"/>
@@ -3344,6 +3223,7 @@
           <w:ilvl w:val="0"/>
           <w:numId w:val="1002"/>
         </w:numPr>
+        <w:ind w:firstLine="420"/>
       </w:pPr>
       <w:r>
         <w:rPr>
@@ -3439,6 +3319,7 @@
           <w:ilvl w:val="0"/>
           <w:numId w:val="1002"/>
         </w:numPr>
+        <w:ind w:firstLine="420"/>
       </w:pPr>
       <w:r>
         <w:rPr>
@@ -3494,6 +3375,7 @@
     <w:p>
       <w:pPr>
         <w:pStyle w:val="BlockText"/>
+        <w:ind w:firstLine="420"/>
       </w:pPr>
       <w:r>
         <w:rPr>
@@ -3620,6 +3502,15 @@
         <w:tblW w:type="pct" w:w="5000"/>
         <w:tblLayout w:type="fixed"/>
         <w:tblLook w:firstRow="1" w:lastRow="0" w:firstColumn="0" w:lastColumn="0" w:noHBand="0" w:noVBand="0" w:val="0020"/>
+        <w:jc w:val="center"/>
+        <w:tblBorders>
+          <w:top w:val="single" w:sz="12" w:space="0" w:color="333333"/>
+          <w:bottom w:val="single" w:sz="12" w:space="0" w:color="333333"/>
+          <w:left w:val="none"/>
+          <w:right w:val="none"/>
+          <w:insideH w:val="none"/>
+          <w:insideV w:val="none"/>
+        </w:tblBorders>
       </w:tblPr>
       <w:tblGrid>
         <w:gridCol w:w="1863"/>
@@ -3632,7 +3523,11 @@
           <w:tblHeader w:val="on"/>
         </w:trPr>
         <w:tc>
-          <w:tcPr/>
+          <w:tcPr>
+            <w:tcBorders>
+              <w:bottom w:val="single" w:sz="6" w:space="0" w:color="333333"/>
+            </w:tcBorders>
+          </w:tcPr>
           <w:p>
             <w:pPr>
               <w:pStyle w:val="Compact"/>
@@ -3648,7 +3543,11 @@
           </w:p>
         </w:tc>
         <w:tc>
-          <w:tcPr/>
+          <w:tcPr>
+            <w:tcBorders>
+              <w:bottom w:val="single" w:sz="6" w:space="0" w:color="333333"/>
+            </w:tcBorders>
+          </w:tcPr>
           <w:p>
             <w:pPr>
               <w:pStyle w:val="Compact"/>
@@ -3664,7 +3563,11 @@
           </w:p>
         </w:tc>
         <w:tc>
-          <w:tcPr/>
+          <w:tcPr>
+            <w:tcBorders>
+              <w:bottom w:val="single" w:sz="6" w:space="0" w:color="333333"/>
+            </w:tcBorders>
+          </w:tcPr>
           <w:p>
             <w:pPr>
               <w:pStyle w:val="Compact"/>
@@ -3680,7 +3583,11 @@
           </w:p>
         </w:tc>
         <w:tc>
-          <w:tcPr/>
+          <w:tcPr>
+            <w:tcBorders>
+              <w:bottom w:val="single" w:sz="6" w:space="0" w:color="333333"/>
+            </w:tcBorders>
+          </w:tcPr>
           <w:p>
             <w:pPr>
               <w:pStyle w:val="Compact"/>
@@ -4055,6 +3962,7 @@
       <w:pPr>
         <w:pStyle w:val="BodyText"/>
         <w:spacing w:before="120" w:after="80"/>
+        <w:ind w:firstLine="420"/>
       </w:pPr>
       <w:r>
         <w:rPr>
@@ -4119,6 +4027,15 @@
         <w:tblStyle w:val="Table"/>
         <w:tblW w:type="auto" w:w="0"/>
         <w:tblLook w:firstRow="1" w:lastRow="0" w:firstColumn="0" w:lastColumn="0" w:noHBand="0" w:noVBand="0" w:val="0020"/>
+        <w:jc w:val="center"/>
+        <w:tblBorders>
+          <w:top w:val="single" w:sz="12" w:space="0" w:color="333333"/>
+          <w:bottom w:val="single" w:sz="12" w:space="0" w:color="333333"/>
+          <w:left w:val="none"/>
+          <w:right w:val="none"/>
+          <w:insideH w:val="none"/>
+          <w:insideV w:val="none"/>
+        </w:tblBorders>
       </w:tblPr>
       <w:tblGrid>
         <w:gridCol w:w="2640"/>
@@ -4130,7 +4047,11 @@
           <w:tblHeader w:val="on"/>
         </w:trPr>
         <w:tc>
-          <w:tcPr/>
+          <w:tcPr>
+            <w:tcBorders>
+              <w:bottom w:val="single" w:sz="6" w:space="0" w:color="333333"/>
+            </w:tcBorders>
+          </w:tcPr>
           <w:p>
             <w:pPr>
               <w:pStyle w:val="Compact"/>
@@ -4146,7 +4067,11 @@
           </w:p>
         </w:tc>
         <w:tc>
-          <w:tcPr/>
+          <w:tcPr>
+            <w:tcBorders>
+              <w:bottom w:val="single" w:sz="6" w:space="0" w:color="333333"/>
+            </w:tcBorders>
+          </w:tcPr>
           <w:p>
             <w:pPr>
               <w:pStyle w:val="Compact"/>
@@ -4196,7 +4121,11 @@
           </w:p>
         </w:tc>
         <w:tc>
-          <w:tcPr/>
+          <w:tcPr>
+            <w:tcBorders>
+              <w:bottom w:val="single" w:sz="6" w:space="0" w:color="333333"/>
+            </w:tcBorders>
+          </w:tcPr>
           <w:p>
             <w:pPr>
               <w:pStyle w:val="Compact"/>
@@ -4593,7 +4522,7 @@
         </w:rPr>
         <w:drawing>
           <wp:inline>
-            <wp:extent cx="1529096" cy="1590260"/>
+            <wp:extent cx="2667000" cy="2773680"/>
             <wp:effectExtent b="0" l="0" r="0" t="0"/>
             <wp:docPr descr="18-冠-6 与钾离子的主客体络合结构" title="" id="19" name="Picture"/>
             <a:graphic>
@@ -4614,7 +4543,7 @@
                   <pic:spPr bwMode="auto">
                     <a:xfrm>
                       <a:off x="0" y="0"/>
-                      <a:ext cx="1529096" cy="1590260"/>
+                      <a:ext cx="2667000" cy="2773680"/>
                     </a:xfrm>
                     <a:prstGeom prst="rect">
                       <a:avLst/>
@@ -4927,6 +4856,7 @@
     <w:p>
       <w:pPr>
         <w:pStyle w:val="BodyText"/>
+        <w:ind w:firstLine="420"/>
       </w:pPr>
       <w:r>
         <w:rPr>
@@ -5026,6 +4956,7 @@
     <w:p>
       <w:pPr>
         <w:pStyle w:val="BodyText"/>
+        <w:ind w:firstLine="420"/>
       </w:pPr>
       <w:r>
         <w:rPr>
@@ -5103,6 +5034,7 @@
       <w:pPr>
         <w:pStyle w:val="BodyText"/>
         <w:spacing w:after="80"/>
+        <w:ind w:firstLine="420"/>
       </w:pPr>
       <w:r>
         <w:rPr>
@@ -5124,6 +5056,15 @@
         <w:tblStyle w:val="Table"/>
         <w:tblW w:type="auto" w:w="0"/>
         <w:tblLook w:firstRow="1" w:lastRow="0" w:firstColumn="0" w:lastColumn="0" w:noHBand="0" w:noVBand="0" w:val="0020"/>
+        <w:jc w:val="center"/>
+        <w:tblBorders>
+          <w:top w:val="single" w:sz="12" w:space="0" w:color="333333"/>
+          <w:bottom w:val="single" w:sz="12" w:space="0" w:color="333333"/>
+          <w:left w:val="none"/>
+          <w:right w:val="none"/>
+          <w:insideH w:val="none"/>
+          <w:insideV w:val="none"/>
+        </w:tblBorders>
       </w:tblPr>
       <w:tblGrid>
         <w:gridCol w:w="1980"/>
@@ -5136,7 +5077,11 @@
           <w:tblHeader w:val="on"/>
         </w:trPr>
         <w:tc>
-          <w:tcPr/>
+          <w:tcPr>
+            <w:tcBorders>
+              <w:bottom w:val="single" w:sz="6" w:space="0" w:color="333333"/>
+            </w:tcBorders>
+          </w:tcPr>
           <w:p>
             <w:pPr>
               <w:pStyle w:val="Compact"/>
@@ -5152,7 +5097,11 @@
           </w:p>
         </w:tc>
         <w:tc>
-          <w:tcPr/>
+          <w:tcPr>
+            <w:tcBorders>
+              <w:bottom w:val="single" w:sz="6" w:space="0" w:color="333333"/>
+            </w:tcBorders>
+          </w:tcPr>
           <w:p>
             <w:pPr>
               <w:pStyle w:val="Compact"/>
@@ -5175,7 +5124,11 @@
           </w:p>
         </w:tc>
         <w:tc>
-          <w:tcPr/>
+          <w:tcPr>
+            <w:tcBorders>
+              <w:bottom w:val="single" w:sz="6" w:space="0" w:color="333333"/>
+            </w:tcBorders>
+          </w:tcPr>
           <w:p>
             <w:pPr>
               <w:pStyle w:val="Compact"/>
@@ -5191,7 +5144,11 @@
           </w:p>
         </w:tc>
         <w:tc>
-          <w:tcPr/>
+          <w:tcPr>
+            <w:tcBorders>
+              <w:bottom w:val="single" w:sz="6" w:space="0" w:color="333333"/>
+            </w:tcBorders>
+          </w:tcPr>
           <w:p>
             <w:pPr>
               <w:pStyle w:val="Compact"/>
@@ -5543,6 +5500,7 @@
       <w:pPr>
         <w:pStyle w:val="BodyText"/>
         <w:spacing w:before="120"/>
+        <w:ind w:firstLine="420"/>
       </w:pPr>
       <w:r>
         <w:rPr>
@@ -5566,6 +5524,7 @@
           <w:ilvl w:val="0"/>
           <w:numId w:val="1003"/>
         </w:numPr>
+        <w:ind w:firstLine="420"/>
       </w:pPr>
       <w:r>
         <w:rPr>
@@ -5648,6 +5607,7 @@
           <w:ilvl w:val="0"/>
           <w:numId w:val="1003"/>
         </w:numPr>
+        <w:ind w:firstLine="420"/>
       </w:pPr>
       <w:r>
         <w:rPr>
@@ -5752,6 +5712,7 @@
     <w:p>
       <w:pPr>
         <w:pStyle w:val="FirstParagraph"/>
+        <w:ind w:firstLine="420"/>
       </w:pPr>
       <w:r>
         <w:rPr>
@@ -5828,6 +5789,7 @@
     <w:p>
       <w:pPr>
         <w:pStyle w:val="BlockText"/>
+        <w:ind w:firstLine="420"/>
       </w:pPr>
       <w:r>
         <w:rPr>
@@ -6160,6 +6122,7 @@
           <w:ilvl w:val="0"/>
           <w:numId w:val="1004"/>
         </w:numPr>
+        <w:ind w:firstLine="420"/>
       </w:pPr>
       <w:r>
         <w:rPr>
@@ -6175,6 +6138,7 @@
           <w:ilvl w:val="0"/>
           <w:numId w:val="1004"/>
         </w:numPr>
+        <w:ind w:firstLine="420"/>
       </w:pPr>
       <w:r>
         <w:rPr>
@@ -6194,7 +6158,7 @@
         <w:rPr>
           <w:rFonts w:hint="eastAsia" w:ascii="Times New Roman" w:hAnsi="Times New Roman" w:eastAsia="FangSong" w:cs="Times New Roman"/>
         </w:rPr>
-        <w:t>对尺寸匹配极其敏感</w:t>
+        <w:t>对尺寸匹配高度敏感</w:t>
       </w:r>
       <w:r>
         <w:rPr>
@@ -6246,6 +6210,7 @@
           <w:numId w:val="1004"/>
         </w:numPr>
         <w:spacing w:after="80"/>
+        <w:ind w:firstLine="420"/>
       </w:pPr>
       <w:r>
         <w:rPr>
@@ -6329,6 +6294,15 @@
         <w:tblStyle w:val="Table"/>
         <w:tblW w:type="auto" w:w="0"/>
         <w:tblLook w:firstRow="1" w:lastRow="0" w:firstColumn="0" w:lastColumn="0" w:noHBand="0" w:noVBand="0" w:val="0020"/>
+        <w:jc w:val="center"/>
+        <w:tblBorders>
+          <w:top w:val="single" w:sz="12" w:space="0" w:color="333333"/>
+          <w:bottom w:val="single" w:sz="12" w:space="0" w:color="333333"/>
+          <w:left w:val="none"/>
+          <w:right w:val="none"/>
+          <w:insideH w:val="none"/>
+          <w:insideV w:val="none"/>
+        </w:tblBorders>
       </w:tblPr>
       <w:tblGrid>
         <w:gridCol w:w="2640"/>
@@ -6340,7 +6314,11 @@
           <w:tblHeader w:val="on"/>
         </w:trPr>
         <w:tc>
-          <w:tcPr/>
+          <w:tcPr>
+            <w:tcBorders>
+              <w:bottom w:val="single" w:sz="6" w:space="0" w:color="333333"/>
+            </w:tcBorders>
+          </w:tcPr>
           <w:p>
             <w:pPr>
               <w:pStyle w:val="Compact"/>
@@ -6356,7 +6334,11 @@
           </w:p>
         </w:tc>
         <w:tc>
-          <w:tcPr/>
+          <w:tcPr>
+            <w:tcBorders>
+              <w:bottom w:val="single" w:sz="6" w:space="0" w:color="333333"/>
+            </w:tcBorders>
+          </w:tcPr>
           <w:p>
             <w:pPr>
               <w:pStyle w:val="Compact"/>
@@ -6379,7 +6361,11 @@
           </w:p>
         </w:tc>
         <w:tc>
-          <w:tcPr/>
+          <w:tcPr>
+            <w:tcBorders>
+              <w:bottom w:val="single" w:sz="6" w:space="0" w:color="333333"/>
+            </w:tcBorders>
+          </w:tcPr>
           <w:p>
             <w:pPr>
               <w:pStyle w:val="Compact"/>
@@ -6605,6 +6591,7 @@
     <w:p>
       <w:pPr>
         <w:pStyle w:val="FirstParagraph"/>
+        <w:ind w:firstLine="420"/>
       </w:pPr>
       <w:r>
         <w:rPr>
@@ -6666,6 +6653,7 @@
     <w:p>
       <w:pPr>
         <w:pStyle w:val="BodyText"/>
+        <w:ind w:firstLine="420"/>
       </w:pPr>
       <w:r>
         <w:rPr>
@@ -6704,6 +6692,7 @@
       <w:pPr>
         <w:pStyle w:val="BodyText"/>
         <w:spacing w:after="80"/>
+        <w:ind w:firstLine="420"/>
       </w:pPr>
       <w:r>
         <w:rPr>
@@ -6725,6 +6714,15 @@
         <w:tblStyle w:val="Table"/>
         <w:tblW w:type="auto" w:w="0"/>
         <w:tblLook w:firstRow="1" w:lastRow="0" w:firstColumn="0" w:lastColumn="0" w:noHBand="0" w:noVBand="0" w:val="0020"/>
+        <w:jc w:val="center"/>
+        <w:tblBorders>
+          <w:top w:val="single" w:sz="12" w:space="0" w:color="333333"/>
+          <w:bottom w:val="single" w:sz="12" w:space="0" w:color="333333"/>
+          <w:left w:val="none"/>
+          <w:right w:val="none"/>
+          <w:insideH w:val="none"/>
+          <w:insideV w:val="none"/>
+        </w:tblBorders>
       </w:tblPr>
       <w:tblGrid>
         <w:gridCol w:w="2640"/>
@@ -6736,7 +6734,11 @@
           <w:tblHeader w:val="on"/>
         </w:trPr>
         <w:tc>
-          <w:tcPr/>
+          <w:tcPr>
+            <w:tcBorders>
+              <w:bottom w:val="single" w:sz="6" w:space="0" w:color="333333"/>
+            </w:tcBorders>
+          </w:tcPr>
           <w:p>
             <w:pPr>
               <w:pStyle w:val="Compact"/>
@@ -6752,7 +6754,11 @@
           </w:p>
         </w:tc>
         <w:tc>
-          <w:tcPr/>
+          <w:tcPr>
+            <w:tcBorders>
+              <w:bottom w:val="single" w:sz="6" w:space="0" w:color="333333"/>
+            </w:tcBorders>
+          </w:tcPr>
           <w:p>
             <w:pPr>
               <w:pStyle w:val="Compact"/>
@@ -6768,7 +6774,11 @@
           </w:p>
         </w:tc>
         <w:tc>
-          <w:tcPr/>
+          <w:tcPr>
+            <w:tcBorders>
+              <w:bottom w:val="single" w:sz="6" w:space="0" w:color="333333"/>
+            </w:tcBorders>
+          </w:tcPr>
           <w:p>
             <w:pPr>
               <w:pStyle w:val="Compact"/>
@@ -7049,6 +7059,7 @@
       <w:pPr>
         <w:pStyle w:val="BodyText"/>
         <w:spacing w:before="120"/>
+        <w:ind w:firstLine="420"/>
       </w:pPr>
       <w:r>
         <w:rPr>
@@ -7410,6 +7421,7 @@
       <w:pPr>
         <w:pStyle w:val="FirstParagraph"/>
         <w:spacing w:after="80"/>
+        <w:ind w:firstLine="420"/>
       </w:pPr>
       <w:r>
         <w:rPr>
@@ -7461,6 +7473,15 @@
         <w:tblStyle w:val="Table"/>
         <w:tblW w:type="auto" w:w="0"/>
         <w:tblLook w:firstRow="1" w:lastRow="0" w:firstColumn="0" w:lastColumn="0" w:noHBand="0" w:noVBand="0" w:val="0020"/>
+        <w:jc w:val="center"/>
+        <w:tblBorders>
+          <w:top w:val="single" w:sz="12" w:space="0" w:color="333333"/>
+          <w:bottom w:val="single" w:sz="12" w:space="0" w:color="333333"/>
+          <w:left w:val="none"/>
+          <w:right w:val="none"/>
+          <w:insideH w:val="none"/>
+          <w:insideV w:val="none"/>
+        </w:tblBorders>
       </w:tblPr>
       <w:tblGrid>
         <w:gridCol w:w="1980"/>
@@ -7473,7 +7494,11 @@
           <w:tblHeader w:val="on"/>
         </w:trPr>
         <w:tc>
-          <w:tcPr/>
+          <w:tcPr>
+            <w:tcBorders>
+              <w:bottom w:val="single" w:sz="6" w:space="0" w:color="333333"/>
+            </w:tcBorders>
+          </w:tcPr>
           <w:p>
             <w:pPr>
               <w:pStyle w:val="Compact"/>
@@ -7489,7 +7514,11 @@
           </w:p>
         </w:tc>
         <w:tc>
-          <w:tcPr/>
+          <w:tcPr>
+            <w:tcBorders>
+              <w:bottom w:val="single" w:sz="6" w:space="0" w:color="333333"/>
+            </w:tcBorders>
+          </w:tcPr>
           <w:p>
             <w:pPr>
               <w:pStyle w:val="Compact"/>
@@ -7505,7 +7534,11 @@
           </w:p>
         </w:tc>
         <w:tc>
-          <w:tcPr/>
+          <w:tcPr>
+            <w:tcBorders>
+              <w:bottom w:val="single" w:sz="6" w:space="0" w:color="333333"/>
+            </w:tcBorders>
+          </w:tcPr>
           <w:p>
             <w:pPr>
               <w:pStyle w:val="Compact"/>
@@ -7521,7 +7554,11 @@
           </w:p>
         </w:tc>
         <w:tc>
-          <w:tcPr/>
+          <w:tcPr>
+            <w:tcBorders>
+              <w:bottom w:val="single" w:sz="6" w:space="0" w:color="333333"/>
+            </w:tcBorders>
+          </w:tcPr>
           <w:p>
             <w:pPr>
               <w:pStyle w:val="Compact"/>
@@ -7908,6 +7945,7 @@
       <w:pPr>
         <w:pStyle w:val="BodyText"/>
         <w:spacing w:before="120"/>
+        <w:ind w:firstLine="420"/>
       </w:pPr>
       <w:r>
         <w:rPr>
@@ -8001,6 +8039,7 @@
     <w:p>
       <w:pPr>
         <w:pStyle w:val="BodyText"/>
+        <w:ind w:firstLine="420"/>
       </w:pPr>
       <w:r>
         <w:rPr>
@@ -8210,6 +8249,7 @@
           <w:ilvl w:val="0"/>
           <w:numId w:val="1005"/>
         </w:numPr>
+        <w:ind w:firstLine="420"/>
       </w:pPr>
       <m:oMath>
         <m:oMathPr>
@@ -8319,6 +8359,7 @@
           <w:ilvl w:val="0"/>
           <w:numId w:val="1005"/>
         </w:numPr>
+        <w:ind w:firstLine="420"/>
       </w:pPr>
       <m:oMath>
         <m:oMathPr>
@@ -8424,6 +8465,7 @@
           <w:ilvl w:val="0"/>
           <w:numId w:val="1005"/>
         </w:numPr>
+        <w:ind w:firstLine="420"/>
       </w:pPr>
       <m:oMath>
         <m:oMathPr>
@@ -8484,6 +8526,7 @@
     <w:p>
       <w:pPr>
         <w:pStyle w:val="BlockText"/>
+        <w:ind w:firstLine="420"/>
       </w:pPr>
       <w:r>
         <w:rPr>
@@ -8571,6 +8614,7 @@
     <w:p>
       <w:pPr>
         <w:pStyle w:val="FirstParagraph"/>
+        <w:ind w:firstLine="420"/>
       </w:pPr>
       <w:r>
         <w:rPr>
@@ -8626,6 +8670,7 @@
     <w:p>
       <w:pPr>
         <w:pStyle w:val="BodyText"/>
+        <w:ind w:firstLine="420"/>
       </w:pPr>
       <w:r>
         <w:rPr>
@@ -8710,6 +8755,15 @@
         <w:tblW w:type="pct" w:w="5000"/>
         <w:tblLayout w:type="fixed"/>
         <w:tblLook w:firstRow="1" w:lastRow="0" w:firstColumn="0" w:lastColumn="0" w:noHBand="0" w:noVBand="0" w:val="0020"/>
+        <w:jc w:val="center"/>
+        <w:tblBorders>
+          <w:top w:val="single" w:sz="12" w:space="0" w:color="333333"/>
+          <w:bottom w:val="single" w:sz="12" w:space="0" w:color="333333"/>
+          <w:left w:val="none"/>
+          <w:right w:val="none"/>
+          <w:insideH w:val="none"/>
+          <w:insideV w:val="none"/>
+        </w:tblBorders>
       </w:tblPr>
       <w:tblGrid>
         <w:gridCol w:w="1980"/>
@@ -8722,7 +8776,11 @@
           <w:tblHeader w:val="on"/>
         </w:trPr>
         <w:tc>
-          <w:tcPr/>
+          <w:tcPr>
+            <w:tcBorders>
+              <w:bottom w:val="single" w:sz="6" w:space="0" w:color="333333"/>
+            </w:tcBorders>
+          </w:tcPr>
           <w:p>
             <w:pPr>
               <w:pStyle w:val="Compact"/>
@@ -8738,7 +8796,11 @@
           </w:p>
         </w:tc>
         <w:tc>
-          <w:tcPr/>
+          <w:tcPr>
+            <w:tcBorders>
+              <w:bottom w:val="single" w:sz="6" w:space="0" w:color="333333"/>
+            </w:tcBorders>
+          </w:tcPr>
           <w:p>
             <w:pPr>
               <w:pStyle w:val="Compact"/>
@@ -8754,7 +8816,11 @@
           </w:p>
         </w:tc>
         <w:tc>
-          <w:tcPr/>
+          <w:tcPr>
+            <w:tcBorders>
+              <w:bottom w:val="single" w:sz="6" w:space="0" w:color="333333"/>
+            </w:tcBorders>
+          </w:tcPr>
           <w:p>
             <w:pPr>
               <w:pStyle w:val="Compact"/>
@@ -8770,7 +8836,11 @@
           </w:p>
         </w:tc>
         <w:tc>
-          <w:tcPr/>
+          <w:tcPr>
+            <w:tcBorders>
+              <w:bottom w:val="single" w:sz="6" w:space="0" w:color="333333"/>
+            </w:tcBorders>
+          </w:tcPr>
           <w:p>
             <w:pPr>
               <w:pStyle w:val="Compact"/>
@@ -9204,6 +9274,7 @@
           <w:ilvl w:val="0"/>
           <w:numId w:val="1006"/>
         </w:numPr>
+        <w:ind w:firstLine="420"/>
       </w:pPr>
       <w:r>
         <w:rPr>
@@ -9281,6 +9352,7 @@
           <w:ilvl w:val="0"/>
           <w:numId w:val="1006"/>
         </w:numPr>
+        <w:ind w:firstLine="420"/>
       </w:pPr>
       <w:r>
         <w:rPr>
@@ -9377,6 +9449,15 @@
         <w:tblW w:type="pct" w:w="5000"/>
         <w:tblLayout w:type="fixed"/>
         <w:tblLook w:firstRow="1" w:lastRow="0" w:firstColumn="0" w:lastColumn="0" w:noHBand="0" w:noVBand="0" w:val="0020"/>
+        <w:jc w:val="center"/>
+        <w:tblBorders>
+          <w:top w:val="single" w:sz="12" w:space="0" w:color="333333"/>
+          <w:bottom w:val="single" w:sz="12" w:space="0" w:color="333333"/>
+          <w:left w:val="none"/>
+          <w:right w:val="none"/>
+          <w:insideH w:val="none"/>
+          <w:insideV w:val="none"/>
+        </w:tblBorders>
       </w:tblPr>
       <w:tblGrid>
         <w:gridCol w:w="2640"/>
@@ -9388,7 +9469,11 @@
           <w:tblHeader w:val="on"/>
         </w:trPr>
         <w:tc>
-          <w:tcPr/>
+          <w:tcPr>
+            <w:tcBorders>
+              <w:bottom w:val="single" w:sz="6" w:space="0" w:color="333333"/>
+            </w:tcBorders>
+          </w:tcPr>
           <w:p>
             <w:pPr>
               <w:pStyle w:val="Compact"/>
@@ -9404,7 +9489,11 @@
           </w:p>
         </w:tc>
         <w:tc>
-          <w:tcPr/>
+          <w:tcPr>
+            <w:tcBorders>
+              <w:bottom w:val="single" w:sz="6" w:space="0" w:color="333333"/>
+            </w:tcBorders>
+          </w:tcPr>
           <w:p>
             <w:pPr>
               <w:pStyle w:val="Compact"/>
@@ -9420,7 +9509,11 @@
           </w:p>
         </w:tc>
         <w:tc>
-          <w:tcPr/>
+          <w:tcPr>
+            <w:tcBorders>
+              <w:bottom w:val="single" w:sz="6" w:space="0" w:color="333333"/>
+            </w:tcBorders>
+          </w:tcPr>
           <w:p>
             <w:pPr>
               <w:pStyle w:val="Compact"/>
@@ -9636,6 +9729,7 @@
       <w:pPr>
         <w:pStyle w:val="BodyText"/>
         <w:spacing w:before="120"/>
+        <w:ind w:firstLine="420"/>
       </w:pPr>
       <w:r>
         <w:rPr>
@@ -9902,6 +9996,7 @@
       <w:pPr>
         <w:pStyle w:val="FirstParagraph"/>
         <w:spacing w:after="80"/>
+        <w:ind w:firstLine="420"/>
       </w:pPr>
       <w:r>
         <w:rPr>
@@ -9933,6 +10028,15 @@
         <w:tblStyle w:val="Table"/>
         <w:tblW w:type="auto" w:w="0"/>
         <w:tblLook w:firstRow="1" w:lastRow="0" w:firstColumn="0" w:lastColumn="0" w:noHBand="0" w:noVBand="0" w:val="0020"/>
+        <w:jc w:val="center"/>
+        <w:tblBorders>
+          <w:top w:val="single" w:sz="12" w:space="0" w:color="333333"/>
+          <w:bottom w:val="single" w:sz="12" w:space="0" w:color="333333"/>
+          <w:left w:val="none"/>
+          <w:right w:val="none"/>
+          <w:insideH w:val="none"/>
+          <w:insideV w:val="none"/>
+        </w:tblBorders>
       </w:tblPr>
       <w:tblGrid>
         <w:gridCol w:w="2640"/>
@@ -9944,7 +10048,11 @@
           <w:tblHeader w:val="on"/>
         </w:trPr>
         <w:tc>
-          <w:tcPr/>
+          <w:tcPr>
+            <w:tcBorders>
+              <w:bottom w:val="single" w:sz="6" w:space="0" w:color="333333"/>
+            </w:tcBorders>
+          </w:tcPr>
           <w:p>
             <w:pPr>
               <w:pStyle w:val="Compact"/>
@@ -9967,7 +10075,11 @@
           </w:p>
         </w:tc>
         <w:tc>
-          <w:tcPr/>
+          <w:tcPr>
+            <w:tcBorders>
+              <w:bottom w:val="single" w:sz="6" w:space="0" w:color="333333"/>
+            </w:tcBorders>
+          </w:tcPr>
           <w:p>
             <w:pPr>
               <w:pStyle w:val="Compact"/>
@@ -9990,7 +10102,11 @@
           </w:p>
         </w:tc>
         <w:tc>
-          <w:tcPr/>
+          <w:tcPr>
+            <w:tcBorders>
+              <w:bottom w:val="single" w:sz="6" w:space="0" w:color="333333"/>
+            </w:tcBorders>
+          </w:tcPr>
           <w:p>
             <w:pPr>
               <w:pStyle w:val="Compact"/>
@@ -10184,6 +10300,7 @@
       <w:pPr>
         <w:pStyle w:val="BodyText"/>
         <w:spacing w:before="120"/>
+        <w:ind w:firstLine="420"/>
       </w:pPr>
       <w:r>
         <w:rPr>
@@ -10307,6 +10424,7 @@
     <w:p>
       <w:pPr>
         <w:pStyle w:val="FirstParagraph"/>
+        <w:ind w:firstLine="420"/>
       </w:pPr>
       <w:r>
         <w:rPr>
@@ -10559,6 +10677,7 @@
     <w:p>
       <w:pPr>
         <w:pStyle w:val="BlockText"/>
+        <w:ind w:firstLine="420"/>
       </w:pPr>
       <w:r>
         <w:rPr>
@@ -10638,6 +10757,7 @@
           <w:ilvl w:val="0"/>
           <w:numId w:val="1007"/>
         </w:numPr>
+        <w:ind w:firstLine="420"/>
       </w:pPr>
       <w:r>
         <w:rPr>
@@ -10701,6 +10821,7 @@
           <w:ilvl w:val="0"/>
           <w:numId w:val="1007"/>
         </w:numPr>
+        <w:ind w:firstLine="420"/>
       </w:pPr>
       <w:r>
         <w:rPr>
@@ -10778,6 +10899,7 @@
           <w:ilvl w:val="0"/>
           <w:numId w:val="1007"/>
         </w:numPr>
+        <w:ind w:firstLine="420"/>
       </w:pPr>
       <w:r>
         <w:rPr>
@@ -10934,6 +11056,15 @@
         <w:tblW w:type="pct" w:w="5000"/>
         <w:tblLayout w:type="fixed"/>
         <w:tblLook w:firstRow="1" w:lastRow="0" w:firstColumn="0" w:lastColumn="0" w:noHBand="0" w:noVBand="0" w:val="0020"/>
+        <w:jc w:val="center"/>
+        <w:tblBorders>
+          <w:top w:val="single" w:sz="12" w:space="0" w:color="333333"/>
+          <w:bottom w:val="single" w:sz="12" w:space="0" w:color="333333"/>
+          <w:left w:val="none"/>
+          <w:right w:val="none"/>
+          <w:insideH w:val="none"/>
+          <w:insideV w:val="none"/>
+        </w:tblBorders>
       </w:tblPr>
       <w:tblGrid>
         <w:gridCol w:w="2640"/>
@@ -10945,7 +11076,11 @@
           <w:tblHeader w:val="on"/>
         </w:trPr>
         <w:tc>
-          <w:tcPr/>
+          <w:tcPr>
+            <w:tcBorders>
+              <w:bottom w:val="single" w:sz="6" w:space="0" w:color="333333"/>
+            </w:tcBorders>
+          </w:tcPr>
           <w:p>
             <w:pPr>
               <w:pStyle w:val="Compact"/>
@@ -10961,7 +11096,11 @@
           </w:p>
         </w:tc>
         <w:tc>
-          <w:tcPr/>
+          <w:tcPr>
+            <w:tcBorders>
+              <w:bottom w:val="single" w:sz="6" w:space="0" w:color="333333"/>
+            </w:tcBorders>
+          </w:tcPr>
           <w:p>
             <w:pPr>
               <w:pStyle w:val="Compact"/>
@@ -10977,7 +11116,11 @@
           </w:p>
         </w:tc>
         <w:tc>
-          <w:tcPr/>
+          <w:tcPr>
+            <w:tcBorders>
+              <w:bottom w:val="single" w:sz="6" w:space="0" w:color="333333"/>
+            </w:tcBorders>
+          </w:tcPr>
           <w:p>
             <w:pPr>
               <w:pStyle w:val="Compact"/>
@@ -11230,6 +11373,7 @@
     <w:p>
       <w:pPr>
         <w:pStyle w:val="FirstParagraph"/>
+        <w:ind w:firstLine="420"/>
       </w:pPr>
       <w:r>
         <w:rPr>
@@ -11473,6 +11617,7 @@
     <w:p>
       <w:pPr>
         <w:pStyle w:val="BlockText"/>
+        <w:ind w:firstLine="420"/>
       </w:pPr>
       <w:r>
         <w:rPr>
@@ -11544,6 +11689,15 @@
         <w:tblStyle w:val="Table"/>
         <w:tblW w:type="auto" w:w="0"/>
         <w:tblLook w:firstRow="1" w:lastRow="0" w:firstColumn="0" w:lastColumn="0" w:noHBand="0" w:noVBand="0" w:val="0020"/>
+        <w:jc w:val="center"/>
+        <w:tblBorders>
+          <w:top w:val="single" w:sz="12" w:space="0" w:color="333333"/>
+          <w:bottom w:val="single" w:sz="12" w:space="0" w:color="333333"/>
+          <w:left w:val="none"/>
+          <w:right w:val="none"/>
+          <w:insideH w:val="none"/>
+          <w:insideV w:val="none"/>
+        </w:tblBorders>
       </w:tblPr>
       <w:tblGrid>
         <w:gridCol w:w="3960"/>
@@ -11554,7 +11708,11 @@
           <w:tblHeader w:val="on"/>
         </w:trPr>
         <w:tc>
-          <w:tcPr/>
+          <w:tcPr>
+            <w:tcBorders>
+              <w:bottom w:val="single" w:sz="6" w:space="0" w:color="333333"/>
+            </w:tcBorders>
+          </w:tcPr>
           <w:p>
             <w:pPr>
               <w:pStyle w:val="Compact"/>
@@ -11570,7 +11728,11 @@
           </w:p>
         </w:tc>
         <w:tc>
-          <w:tcPr/>
+          <w:tcPr>
+            <w:tcBorders>
+              <w:bottom w:val="single" w:sz="6" w:space="0" w:color="333333"/>
+            </w:tcBorders>
+          </w:tcPr>
           <w:p>
             <w:pPr>
               <w:pStyle w:val="Compact"/>
@@ -11759,6 +11921,7 @@
           <w:numId w:val="1008"/>
         </w:numPr>
         <w:spacing w:before="120"/>
+        <w:ind w:firstLine="420"/>
       </w:pPr>
       <w:r>
         <w:rPr>
@@ -11786,6 +11949,7 @@
           <w:ilvl w:val="0"/>
           <w:numId w:val="1008"/>
         </w:numPr>
+        <w:ind w:firstLine="420"/>
       </w:pPr>
       <w:r>
         <w:rPr>
@@ -11813,6 +11977,7 @@
           <w:ilvl w:val="0"/>
           <w:numId w:val="1008"/>
         </w:numPr>
+        <w:ind w:firstLine="420"/>
       </w:pPr>
       <w:r>
         <w:rPr>
@@ -11944,6 +12109,7 @@
           <w:ilvl w:val="0"/>
           <w:numId w:val="1009"/>
         </w:numPr>
+        <w:ind w:firstLine="420"/>
       </w:pPr>
       <w:r>
         <w:rPr>
@@ -11997,6 +12163,7 @@
           <w:ilvl w:val="0"/>
           <w:numId w:val="1009"/>
         </w:numPr>
+        <w:ind w:firstLine="420"/>
       </w:pPr>
       <w:r>
         <w:rPr>
@@ -12080,6 +12247,7 @@
           <w:ilvl w:val="0"/>
           <w:numId w:val="1009"/>
         </w:numPr>
+        <w:ind w:firstLine="420"/>
       </w:pPr>
       <w:r>
         <w:rPr>
@@ -12139,6 +12307,7 @@
           <w:ilvl w:val="0"/>
           <w:numId w:val="1009"/>
         </w:numPr>
+        <w:ind w:firstLine="420"/>
       </w:pPr>
       <w:r>
         <w:rPr>
@@ -12192,6 +12361,7 @@
           <w:ilvl w:val="0"/>
           <w:numId w:val="1009"/>
         </w:numPr>
+        <w:ind w:firstLine="420"/>
       </w:pPr>
       <w:r>
         <w:rPr>
@@ -12306,6 +12476,15 @@
         <w:tblW w:type="pct" w:w="5000"/>
         <w:tblLayout w:type="fixed"/>
         <w:tblLook w:firstRow="1" w:lastRow="0" w:firstColumn="0" w:lastColumn="0" w:noHBand="0" w:noVBand="0" w:val="0020"/>
+        <w:jc w:val="center"/>
+        <w:tblBorders>
+          <w:top w:val="single" w:sz="12" w:space="0" w:color="333333"/>
+          <w:bottom w:val="single" w:sz="12" w:space="0" w:color="333333"/>
+          <w:left w:val="none"/>
+          <w:right w:val="none"/>
+          <w:insideH w:val="none"/>
+          <w:insideV w:val="none"/>
+        </w:tblBorders>
       </w:tblPr>
       <w:tblGrid>
         <w:gridCol w:w="3960"/>
@@ -12316,7 +12495,11 @@
           <w:tblHeader w:val="on"/>
         </w:trPr>
         <w:tc>
-          <w:tcPr/>
+          <w:tcPr>
+            <w:tcBorders>
+              <w:bottom w:val="single" w:sz="6" w:space="0" w:color="333333"/>
+            </w:tcBorders>
+          </w:tcPr>
           <w:p>
             <w:pPr>
               <w:pStyle w:val="Compact"/>
@@ -12332,7 +12515,11 @@
           </w:p>
         </w:tc>
         <w:tc>
-          <w:tcPr/>
+          <w:tcPr>
+            <w:tcBorders>
+              <w:bottom w:val="single" w:sz="6" w:space="0" w:color="333333"/>
+            </w:tcBorders>
+          </w:tcPr>
           <w:p>
             <w:pPr>
               <w:pStyle w:val="Compact"/>
@@ -12915,6 +13102,15 @@
         <w:tblStyle w:val="Table"/>
         <w:tblW w:type="auto" w:w="0"/>
         <w:tblLook w:firstRow="1" w:lastRow="0" w:firstColumn="0" w:lastColumn="0" w:noHBand="0" w:noVBand="0" w:val="0020"/>
+        <w:jc w:val="center"/>
+        <w:tblBorders>
+          <w:top w:val="single" w:sz="12" w:space="0" w:color="333333"/>
+          <w:bottom w:val="single" w:sz="12" w:space="0" w:color="333333"/>
+          <w:left w:val="none"/>
+          <w:right w:val="none"/>
+          <w:insideH w:val="none"/>
+          <w:insideV w:val="none"/>
+        </w:tblBorders>
       </w:tblPr>
       <w:tblGrid>
         <w:gridCol w:w="2640"/>
@@ -12926,7 +13122,11 @@
           <w:tblHeader w:val="on"/>
         </w:trPr>
         <w:tc>
-          <w:tcPr/>
+          <w:tcPr>
+            <w:tcBorders>
+              <w:bottom w:val="single" w:sz="6" w:space="0" w:color="333333"/>
+            </w:tcBorders>
+          </w:tcPr>
           <w:p>
             <w:pPr>
               <w:pStyle w:val="Compact"/>
@@ -12942,7 +13142,11 @@
           </w:p>
         </w:tc>
         <w:tc>
-          <w:tcPr/>
+          <w:tcPr>
+            <w:tcBorders>
+              <w:bottom w:val="single" w:sz="6" w:space="0" w:color="333333"/>
+            </w:tcBorders>
+          </w:tcPr>
           <w:p>
             <w:pPr>
               <w:pStyle w:val="Compact"/>
@@ -12958,7 +13162,11 @@
           </w:p>
         </w:tc>
         <w:tc>
-          <w:tcPr/>
+          <w:tcPr>
+            <w:tcBorders>
+              <w:bottom w:val="single" w:sz="6" w:space="0" w:color="333333"/>
+            </w:tcBorders>
+          </w:tcPr>
           <w:p>
             <w:pPr>
               <w:pStyle w:val="Compact"/>
@@ -13947,6 +14155,7 @@
     <w:p>
       <w:pPr>
         <w:pStyle w:val="BlockText"/>
+        <w:ind w:firstLine="420"/>
       </w:pPr>
       <w:r>
         <w:rPr>
@@ -14099,6 +14308,7 @@
     <w:p>
       <w:pPr>
         <w:pStyle w:val="FirstParagraph"/>
+        <w:ind w:firstLine="420"/>
       </w:pPr>
       <w:r>
         <w:rPr>
@@ -14112,6 +14322,7 @@
     <w:p>
       <w:pPr>
         <w:pStyle w:val="BodyText"/>
+        <w:ind w:firstLine="420"/>
       </w:pPr>
       <w:r>
         <w:rPr>
@@ -14293,6 +14504,7 @@
     <w:p>
       <w:pPr>
         <w:pStyle w:val="BodyText"/>
+        <w:ind w:firstLine="420"/>
       </w:pPr>
       <w:r>
         <w:rPr>
@@ -14348,6 +14560,7 @@
     <w:p>
       <w:pPr>
         <w:pStyle w:val="BodyText"/>
+        <w:ind w:firstLine="420"/>
       </w:pPr>
       <w:r>
         <w:rPr>
@@ -14361,6 +14574,7 @@
     <w:p>
       <w:pPr>
         <w:pStyle w:val="BodyText"/>
+        <w:ind w:firstLine="420"/>
       </w:pPr>
       <w:r>
         <w:rPr>
@@ -14464,6 +14678,7 @@
       <w:pPr>
         <w:pStyle w:val="BodyText"/>
         <w:spacing w:after="80"/>
+        <w:ind w:firstLine="420"/>
       </w:pPr>
       <w:r>
         <w:rPr>
@@ -14564,6 +14779,15 @@
         <w:tblStyle w:val="Table"/>
         <w:tblW w:type="auto" w:w="0"/>
         <w:tblLook w:firstRow="1" w:lastRow="0" w:firstColumn="0" w:lastColumn="0" w:noHBand="0" w:noVBand="0" w:val="0020"/>
+        <w:jc w:val="center"/>
+        <w:tblBorders>
+          <w:top w:val="single" w:sz="12" w:space="0" w:color="333333"/>
+          <w:bottom w:val="single" w:sz="12" w:space="0" w:color="333333"/>
+          <w:left w:val="none"/>
+          <w:right w:val="none"/>
+          <w:insideH w:val="none"/>
+          <w:insideV w:val="none"/>
+        </w:tblBorders>
       </w:tblPr>
       <w:tblGrid>
         <w:gridCol w:w="1980"/>
@@ -14576,7 +14800,11 @@
           <w:tblHeader w:val="on"/>
         </w:trPr>
         <w:tc>
-          <w:tcPr/>
+          <w:tcPr>
+            <w:tcBorders>
+              <w:bottom w:val="single" w:sz="6" w:space="0" w:color="333333"/>
+            </w:tcBorders>
+          </w:tcPr>
           <w:p>
             <w:pPr>
               <w:pStyle w:val="Compact"/>
@@ -14592,7 +14820,11 @@
           </w:p>
         </w:tc>
         <w:tc>
-          <w:tcPr/>
+          <w:tcPr>
+            <w:tcBorders>
+              <w:bottom w:val="single" w:sz="6" w:space="0" w:color="333333"/>
+            </w:tcBorders>
+          </w:tcPr>
           <w:p>
             <w:pPr>
               <w:pStyle w:val="Compact"/>
@@ -14615,7 +14847,11 @@
           </w:p>
         </w:tc>
         <w:tc>
-          <w:tcPr/>
+          <w:tcPr>
+            <w:tcBorders>
+              <w:bottom w:val="single" w:sz="6" w:space="0" w:color="333333"/>
+            </w:tcBorders>
+          </w:tcPr>
           <w:p>
             <w:pPr>
               <w:pStyle w:val="Compact"/>
@@ -14631,7 +14867,11 @@
           </w:p>
         </w:tc>
         <w:tc>
-          <w:tcPr/>
+          <w:tcPr>
+            <w:tcBorders>
+              <w:bottom w:val="single" w:sz="6" w:space="0" w:color="333333"/>
+            </w:tcBorders>
+          </w:tcPr>
           <w:p>
             <w:pPr>
               <w:pStyle w:val="Compact"/>
@@ -14962,6 +15202,7 @@
       <w:pPr>
         <w:pStyle w:val="BodyText"/>
         <w:spacing w:before="120"/>
+        <w:ind w:firstLine="420"/>
       </w:pPr>
       <w:r>
         <w:rPr>
@@ -14975,6 +15216,7 @@
     <w:p>
       <w:pPr>
         <w:pStyle w:val="BodyText"/>
+        <w:ind w:firstLine="420"/>
       </w:pPr>
       <w:r>
         <w:rPr>
@@ -15114,6 +15356,7 @@
     <w:p>
       <w:pPr>
         <w:pStyle w:val="BodyText"/>
+        <w:ind w:firstLine="420"/>
       </w:pPr>
       <w:r>
         <w:rPr>
@@ -15157,6 +15400,7 @@
     <w:p>
       <w:pPr>
         <w:pStyle w:val="BodyText"/>
+        <w:ind w:firstLine="420"/>
       </w:pPr>
       <w:r>
         <w:rPr>
@@ -15170,6 +15414,7 @@
     <w:p>
       <w:pPr>
         <w:pStyle w:val="BodyText"/>
+        <w:ind w:firstLine="420"/>
       </w:pPr>
       <w:r>
         <w:rPr>
@@ -15297,6 +15542,7 @@
     <w:p>
       <w:pPr>
         <w:pStyle w:val="BodyText"/>
+        <w:ind w:firstLine="420"/>
       </w:pPr>
       <w:r>
         <w:rPr>
@@ -15408,6 +15654,7 @@
     <w:p>
       <w:pPr>
         <w:pStyle w:val="FirstParagraph"/>
+        <w:ind w:firstLine="420"/>
       </w:pPr>
       <w:r>
         <w:rPr>
@@ -15421,6 +15668,7 @@
     <w:p>
       <w:pPr>
         <w:pStyle w:val="BodyText"/>
+        <w:ind w:firstLine="420"/>
       </w:pPr>
       <w:r>
         <w:rPr>
@@ -15653,6 +15901,7 @@
     <w:p>
       <w:pPr>
         <w:pStyle w:val="BodyText"/>
+        <w:ind w:firstLine="420"/>
       </w:pPr>
       <w:r>
         <w:rPr>
@@ -15822,6 +16071,7 @@
     <w:p>
       <w:pPr>
         <w:pStyle w:val="BodyText"/>
+        <w:ind w:firstLine="420"/>
       </w:pPr>
       <w:r>
         <w:rPr>
@@ -15835,6 +16085,7 @@
     <w:p>
       <w:pPr>
         <w:pStyle w:val="BodyText"/>
+        <w:ind w:firstLine="420"/>
       </w:pPr>
       <w:r>
         <w:rPr>
@@ -15968,6 +16219,7 @@
     <w:p>
       <w:pPr>
         <w:pStyle w:val="BodyText"/>
+        <w:ind w:firstLine="420"/>
       </w:pPr>
       <w:r>
         <w:rPr>
@@ -16107,6 +16359,7 @@
     <w:p>
       <w:pPr>
         <w:pStyle w:val="BodyText"/>
+        <w:ind w:firstLine="420"/>
       </w:pPr>
       <w:r>
         <w:rPr>
@@ -16297,6 +16550,7 @@
       <w:pPr>
         <w:pStyle w:val="FirstParagraph"/>
         <w:spacing w:after="80"/>
+        <w:ind w:firstLine="420"/>
       </w:pPr>
       <w:r>
         <w:rPr>
@@ -16565,6 +16819,15 @@
         <w:tblStyle w:val="Table"/>
         <w:tblW w:type="auto" w:w="0"/>
         <w:tblLook w:firstRow="1" w:lastRow="0" w:firstColumn="0" w:lastColumn="0" w:noHBand="0" w:noVBand="0" w:val="0020"/>
+        <w:jc w:val="center"/>
+        <w:tblBorders>
+          <w:top w:val="single" w:sz="12" w:space="0" w:color="333333"/>
+          <w:bottom w:val="single" w:sz="12" w:space="0" w:color="333333"/>
+          <w:left w:val="none"/>
+          <w:right w:val="none"/>
+          <w:insideH w:val="none"/>
+          <w:insideV w:val="none"/>
+        </w:tblBorders>
       </w:tblPr>
       <w:tblGrid>
         <w:gridCol w:w="2640"/>
@@ -16576,7 +16839,11 @@
           <w:tblHeader w:val="on"/>
         </w:trPr>
         <w:tc>
-          <w:tcPr/>
+          <w:tcPr>
+            <w:tcBorders>
+              <w:bottom w:val="single" w:sz="6" w:space="0" w:color="333333"/>
+            </w:tcBorders>
+          </w:tcPr>
           <w:p>
             <w:pPr>
               <w:pStyle w:val="Compact"/>
@@ -16592,7 +16859,11 @@
           </w:p>
         </w:tc>
         <w:tc>
-          <w:tcPr/>
+          <w:tcPr>
+            <w:tcBorders>
+              <w:bottom w:val="single" w:sz="6" w:space="0" w:color="333333"/>
+            </w:tcBorders>
+          </w:tcPr>
           <w:p>
             <w:pPr>
               <w:pStyle w:val="Compact"/>
@@ -16615,7 +16886,11 @@
           </w:p>
         </w:tc>
         <w:tc>
-          <w:tcPr/>
+          <w:tcPr>
+            <w:tcBorders>
+              <w:bottom w:val="single" w:sz="6" w:space="0" w:color="333333"/>
+            </w:tcBorders>
+          </w:tcPr>
           <w:p>
             <w:pPr>
               <w:pStyle w:val="Compact"/>
@@ -16849,6 +17124,7 @@
           <w:numId w:val="1010"/>
         </w:numPr>
         <w:spacing w:before="120"/>
+        <w:ind w:firstLine="420"/>
       </w:pPr>
       <w:r>
         <w:rPr>
@@ -16901,6 +17177,7 @@
           <w:ilvl w:val="0"/>
           <w:numId w:val="1010"/>
         </w:numPr>
+        <w:ind w:firstLine="420"/>
       </w:pPr>
       <w:r>
         <w:rPr>
@@ -16953,6 +17230,7 @@
           <w:ilvl w:val="0"/>
           <w:numId w:val="1010"/>
         </w:numPr>
+        <w:ind w:firstLine="420"/>
       </w:pPr>
       <w:r>
         <w:rPr>
@@ -17027,6 +17305,7 @@
       <w:pPr>
         <w:pStyle w:val="FirstParagraph"/>
         <w:spacing w:after="80"/>
+        <w:ind w:firstLine="420"/>
       </w:pPr>
       <w:r>
         <w:rPr>
@@ -17180,6 +17459,15 @@
         <w:tblStyle w:val="Table"/>
         <w:tblW w:type="auto" w:w="0"/>
         <w:tblLook w:firstRow="1" w:lastRow="0" w:firstColumn="0" w:lastColumn="0" w:noHBand="0" w:noVBand="0" w:val="0020"/>
+        <w:jc w:val="center"/>
+        <w:tblBorders>
+          <w:top w:val="single" w:sz="12" w:space="0" w:color="333333"/>
+          <w:bottom w:val="single" w:sz="12" w:space="0" w:color="333333"/>
+          <w:left w:val="none"/>
+          <w:right w:val="none"/>
+          <w:insideH w:val="none"/>
+          <w:insideV w:val="none"/>
+        </w:tblBorders>
       </w:tblPr>
       <w:tblGrid>
         <w:gridCol w:w="1980"/>
@@ -17192,7 +17480,11 @@
           <w:tblHeader w:val="on"/>
         </w:trPr>
         <w:tc>
-          <w:tcPr/>
+          <w:tcPr>
+            <w:tcBorders>
+              <w:bottom w:val="single" w:sz="6" w:space="0" w:color="333333"/>
+            </w:tcBorders>
+          </w:tcPr>
           <w:p>
             <w:pPr>
               <w:pStyle w:val="Compact"/>
@@ -17208,7 +17500,11 @@
           </w:p>
         </w:tc>
         <w:tc>
-          <w:tcPr/>
+          <w:tcPr>
+            <w:tcBorders>
+              <w:bottom w:val="single" w:sz="6" w:space="0" w:color="333333"/>
+            </w:tcBorders>
+          </w:tcPr>
           <w:p>
             <w:pPr>
               <w:pStyle w:val="Compact"/>
@@ -17224,7 +17520,11 @@
           </w:p>
         </w:tc>
         <w:tc>
-          <w:tcPr/>
+          <w:tcPr>
+            <w:tcBorders>
+              <w:bottom w:val="single" w:sz="6" w:space="0" w:color="333333"/>
+            </w:tcBorders>
+          </w:tcPr>
           <w:p>
             <w:pPr>
               <w:pStyle w:val="Compact"/>
@@ -17277,7 +17577,11 @@
           </w:p>
         </w:tc>
         <w:tc>
-          <w:tcPr/>
+          <w:tcPr>
+            <w:tcBorders>
+              <w:bottom w:val="single" w:sz="6" w:space="0" w:color="333333"/>
+            </w:tcBorders>
+          </w:tcPr>
           <w:p>
             <w:pPr>
               <w:pStyle w:val="Compact"/>
@@ -17508,6 +17812,7 @@
           <w:numId w:val="1011"/>
         </w:numPr>
         <w:spacing w:before="120"/>
+        <w:ind w:firstLine="420"/>
       </w:pPr>
       <w:r>
         <w:rPr>
@@ -17639,6 +17944,7 @@
           <w:ilvl w:val="0"/>
           <w:numId w:val="1011"/>
         </w:numPr>
+        <w:ind w:firstLine="420"/>
       </w:pPr>
       <w:r>
         <w:rPr>
@@ -17759,6 +18065,7 @@
           <w:ilvl w:val="0"/>
           <w:numId w:val="1011"/>
         </w:numPr>
+        <w:ind w:firstLine="420"/>
       </w:pPr>
       <w:r>
         <w:rPr>
@@ -17800,6 +18107,7 @@
     <w:p>
       <w:pPr>
         <w:pStyle w:val="FirstParagraph"/>
+        <w:ind w:firstLine="420"/>
       </w:pPr>
       <w:r>
         <w:rPr>
@@ -18179,6 +18487,7 @@
           <w:ilvl w:val="0"/>
           <w:numId w:val="1012"/>
         </w:numPr>
+        <w:ind w:firstLine="420"/>
       </w:pPr>
       <w:r>
         <w:rPr>
@@ -18224,6 +18533,7 @@
           <w:ilvl w:val="0"/>
           <w:numId w:val="1012"/>
         </w:numPr>
+        <w:ind w:firstLine="420"/>
       </w:pPr>
       <w:r>
         <w:rPr>
@@ -18313,6 +18623,7 @@
           <w:ilvl w:val="0"/>
           <w:numId w:val="1012"/>
         </w:numPr>
+        <w:ind w:firstLine="420"/>
       </w:pPr>
       <w:r>
         <w:rPr>
@@ -18340,6 +18651,7 @@
           <w:ilvl w:val="0"/>
           <w:numId w:val="1012"/>
         </w:numPr>
+        <w:ind w:firstLine="420"/>
       </w:pPr>
       <w:r>
         <w:rPr>
@@ -18501,6 +18813,7 @@
     <w:p>
       <w:pPr>
         <w:pStyle w:val="FirstParagraph"/>
+        <w:ind w:firstLine="420"/>
       </w:pPr>
       <w:r>
         <w:rPr>
@@ -18875,6 +19188,7 @@
     <w:p>
       <w:pPr>
         <w:pStyle w:val="BodyText"/>
+        <w:ind w:firstLine="420"/>
       </w:pPr>
       <w:r>
         <w:rPr>
@@ -19086,6 +19400,7 @@
     <w:p>
       <w:pPr>
         <w:pStyle w:val="BodyText"/>
+        <w:ind w:firstLine="420"/>
       </w:pPr>
       <w:r>
         <w:rPr>
@@ -19560,6 +19875,7 @@
     <w:p>
       <w:pPr>
         <w:pStyle w:val="BodyText"/>
+        <w:ind w:firstLine="420"/>
       </w:pPr>
       <w:r>
         <w:rPr>
@@ -19945,6 +20261,7 @@
     <w:p>
       <w:pPr>
         <w:pStyle w:val="BodyText"/>
+        <w:ind w:firstLine="420"/>
       </w:pPr>
       <w:r>
         <w:rPr>
@@ -20188,6 +20505,7 @@
     <w:p>
       <w:pPr>
         <w:pStyle w:val="BodyText"/>
+        <w:ind w:firstLine="420"/>
       </w:pPr>
       <w:r>
         <w:rPr>
@@ -20441,6 +20759,7 @@
     <w:p>
       <w:pPr>
         <w:pStyle w:val="BodyText"/>
+        <w:ind w:firstLine="420"/>
       </w:pPr>
       <w:r>
         <w:rPr>
@@ -20604,6 +20923,7 @@
     <w:p>
       <w:pPr>
         <w:pStyle w:val="BodyText"/>
+        <w:ind w:firstLine="420"/>
       </w:pPr>
       <w:r>
         <w:rPr>
@@ -20811,6 +21131,7 @@
     <w:p>
       <w:pPr>
         <w:pStyle w:val="FirstParagraph"/>
+        <w:ind w:firstLine="420"/>
       </w:pPr>
       <w:r>
         <w:rPr>
@@ -21210,6 +21531,7 @@
     <w:p>
       <w:pPr>
         <w:pStyle w:val="BodyText"/>
+        <w:ind w:firstLine="420"/>
       </w:pPr>
       <w:r>
         <w:rPr>
@@ -21535,6 +21857,7 @@
     <w:p>
       <w:pPr>
         <w:pStyle w:val="BodyText"/>
+        <w:ind w:firstLine="420"/>
       </w:pPr>
       <w:r>
         <w:rPr>
@@ -21862,6 +22185,7 @@
     <w:p>
       <w:pPr>
         <w:pStyle w:val="BodyText"/>
+        <w:ind w:firstLine="420"/>
       </w:pPr>
       <w:r>
         <w:rPr>
@@ -22205,6 +22529,7 @@
     <w:p>
       <w:pPr>
         <w:pStyle w:val="BodyText"/>
+        <w:ind w:firstLine="420"/>
       </w:pPr>
       <w:r>
         <w:rPr>
@@ -22528,6 +22853,7 @@
     <w:p>
       <w:pPr>
         <w:pStyle w:val="FirstParagraph"/>
+        <w:ind w:firstLine="420"/>
       </w:pPr>
       <w:r>
         <w:rPr>
@@ -23118,6 +23444,7 @@
     <w:p>
       <w:pPr>
         <w:pStyle w:val="BodyText"/>
+        <w:ind w:firstLine="420"/>
       </w:pPr>
       <w:r>
         <w:rPr>
@@ -23403,7 +23730,7 @@
         <w:rPr>
           <w:rFonts w:hint="eastAsia" w:ascii="Times New Roman" w:hAnsi="Times New Roman" w:eastAsia="FangSong" w:cs="Times New Roman"/>
         </w:rPr>
-        <w:t>的三维刚性空腔对尺寸极其敏感</w:t>
+        <w:t>的三维刚性空腔对尺寸高度敏感</w:t>
       </w:r>
       <w:r>
         <w:rPr>
@@ -23861,6 +24188,7 @@
     <w:p>
       <w:pPr>
         <w:pStyle w:val="BodyText"/>
+        <w:ind w:firstLine="420"/>
       </w:pPr>
       <w:r>
         <w:rPr>
@@ -24636,6 +24964,7 @@
     <w:p>
       <w:pPr>
         <w:pStyle w:val="FirstParagraph"/>
+        <w:ind w:firstLine="420"/>
       </w:pPr>
       <w:r>
         <w:rPr>
